--- a/日本語履歴書.docx
+++ b/日本語履歴書.docx
@@ -1,6 +1,6 @@
 
 <file path=word/document.xml><?xml version="1.0" encoding="utf-8"?>
-<w:document xmlns:wpc="http://schemas.microsoft.com/office/word/2010/wordprocessingCanvas" xmlns:mc="http://schemas.openxmlformats.org/markup-compatibility/2006" xmlns:o="urn:schemas-microsoft-com:office:office" xmlns:r="http://schemas.openxmlformats.org/officeDocument/2006/relationships" xmlns:m="http://schemas.openxmlformats.org/officeDocument/2006/math" xmlns:v="urn:schemas-microsoft-com:vml" xmlns:wp14="http://schemas.microsoft.com/office/word/2010/wordprocessingDrawing" xmlns:wp="http://schemas.openxmlformats.org/drawingml/2006/wordprocessingDrawing" xmlns:w10="urn:schemas-microsoft-com:office:word" xmlns:w="http://schemas.openxmlformats.org/wordprocessingml/2006/main" xmlns:w14="http://schemas.microsoft.com/office/word/2010/wordml" xmlns:wpg="http://schemas.microsoft.com/office/word/2010/wordprocessingGroup" xmlns:wpi="http://schemas.microsoft.com/office/word/2010/wordprocessingInk" xmlns:wne="http://schemas.microsoft.com/office/word/2006/wordml" xmlns:wps="http://schemas.microsoft.com/office/word/2010/wordprocessingShape" mc:Ignorable="w14 wp14">
+<w:document xmlns:wpc="http://schemas.microsoft.com/office/word/2010/wordprocessingCanvas" xmlns:cx="http://schemas.microsoft.com/office/drawing/2014/chartex" xmlns:cx1="http://schemas.microsoft.com/office/drawing/2015/9/8/chartex" xmlns:cx2="http://schemas.microsoft.com/office/drawing/2015/10/21/chartex" xmlns:cx3="http://schemas.microsoft.com/office/drawing/2016/5/9/chartex" xmlns:cx4="http://schemas.microsoft.com/office/drawing/2016/5/10/chartex" xmlns:cx5="http://schemas.microsoft.com/office/drawing/2016/5/11/chartex" xmlns:cx6="http://schemas.microsoft.com/office/drawing/2016/5/12/chartex" xmlns:cx7="http://schemas.microsoft.com/office/drawing/2016/5/13/chartex" xmlns:cx8="http://schemas.microsoft.com/office/drawing/2016/5/14/chartex" xmlns:mc="http://schemas.openxmlformats.org/markup-compatibility/2006" xmlns:aink="http://schemas.microsoft.com/office/drawing/2016/ink" xmlns:am3d="http://schemas.microsoft.com/office/drawing/2017/model3d" xmlns:o="urn:schemas-microsoft-com:office:office" xmlns:oel="http://schemas.microsoft.com/office/2019/extlst" xmlns:r="http://schemas.openxmlformats.org/officeDocument/2006/relationships" xmlns:m="http://schemas.openxmlformats.org/officeDocument/2006/math" xmlns:v="urn:schemas-microsoft-com:vml" xmlns:wp14="http://schemas.microsoft.com/office/word/2010/wordprocessingDrawing" xmlns:wp="http://schemas.openxmlformats.org/drawingml/2006/wordprocessingDrawing" xmlns:w10="urn:schemas-microsoft-com:office:word" xmlns:w="http://schemas.openxmlformats.org/wordprocessingml/2006/main" xmlns:w14="http://schemas.microsoft.com/office/word/2010/wordml" xmlns:w15="http://schemas.microsoft.com/office/word/2012/wordml" xmlns:w16cex="http://schemas.microsoft.com/office/word/2018/wordml/cex" xmlns:w16cid="http://schemas.microsoft.com/office/word/2016/wordml/cid" xmlns:w16="http://schemas.microsoft.com/office/word/2018/wordml" xmlns:w16du="http://schemas.microsoft.com/office/word/2023/wordml/word16du" xmlns:w16sdtdh="http://schemas.microsoft.com/office/word/2020/wordml/sdtdatahash" xmlns:w16sdtfl="http://schemas.microsoft.com/office/word/2024/wordml/sdtformatlock" xmlns:w16se="http://schemas.microsoft.com/office/word/2015/wordml/symex" xmlns:wpg="http://schemas.microsoft.com/office/word/2010/wordprocessingGroup" xmlns:wpi="http://schemas.microsoft.com/office/word/2010/wordprocessingInk" xmlns:wne="http://schemas.microsoft.com/office/word/2006/wordml" xmlns:wps="http://schemas.microsoft.com/office/word/2010/wordprocessingShape" mc:Ignorable="w14 w15 w16se w16cid w16 w16cex w16sdtdh w16sdtfl w16du wp14">
   <w:body>
     <w:tbl>
       <w:tblPr>
@@ -38,7 +38,6 @@
               <w:bottom w:val="single" w:sz="12" w:space="0" w:color="auto"/>
               <w:right w:val="nil"/>
             </w:tcBorders>
-            <w:shd w:val="clear" w:color="auto" w:fill="auto"/>
             <w:vAlign w:val="center"/>
           </w:tcPr>
           <w:p>
@@ -119,7 +118,6 @@
               <w:bottom w:val="single" w:sz="12" w:space="0" w:color="auto"/>
               <w:right w:val="nil"/>
             </w:tcBorders>
-            <w:shd w:val="clear" w:color="auto" w:fill="auto"/>
             <w:vAlign w:val="center"/>
           </w:tcPr>
           <w:p>
@@ -128,9 +126,10 @@
               <w:ind w:leftChars="701" w:left="1472"/>
               <w:jc w:val="right"/>
               <w:rPr>
-                <w:rFonts w:ascii="ＭＳ 明朝" w:hAnsi="ＭＳ 明朝"/>
+                <w:rFonts w:ascii="ＭＳ 明朝" w:eastAsia="DengXian" w:hAnsi="ＭＳ 明朝" w:hint="eastAsia"/>
                 <w:position w:val="4"/>
                 <w:szCs w:val="21"/>
+                <w:lang w:eastAsia="zh-CN"/>
               </w:rPr>
             </w:pPr>
             <w:r>
@@ -140,7 +139,7 @@
                 <w:lang w:eastAsia="zh-CN"/>
               </w:rPr>
               <w:drawing>
-                <wp:anchor distT="0" distB="0" distL="114300" distR="114300" simplePos="0" relativeHeight="251658752" behindDoc="0" locked="0" layoutInCell="1" allowOverlap="1" wp14:editId="011E9A6B">
+                <wp:anchor distT="0" distB="0" distL="114300" distR="114300" simplePos="0" relativeHeight="251658752" behindDoc="0" locked="0" layoutInCell="1" allowOverlap="1" wp14:anchorId="7F492EB0" wp14:editId="35910941">
                   <wp:simplePos x="0" y="0"/>
                   <wp:positionH relativeFrom="margin">
                     <wp:posOffset>3962400</wp:posOffset>
@@ -165,7 +164,7 @@
                           </pic:cNvPicPr>
                         </pic:nvPicPr>
                         <pic:blipFill>
-                          <a:blip r:embed="rId9" cstate="print">
+                          <a:blip r:embed="rId8" cstate="print">
                             <a:extLst>
                               <a:ext uri="{28A0092B-C50C-407E-A947-70E740481C1C}">
                                 <a14:useLocalDpi xmlns:a14="http://schemas.microsoft.com/office/drawing/2010/main" val="0"/>
@@ -204,11 +203,54 @@
             </w:r>
             <w:r>
               <w:rPr>
-                <w:rFonts w:ascii="ＭＳ 明朝" w:hAnsi="ＭＳ 明朝" w:hint="eastAsia"/>
+                <w:rFonts w:ascii="ＭＳ 明朝" w:eastAsia="DengXian" w:hAnsi="ＭＳ 明朝" w:hint="eastAsia"/>
                 <w:position w:val="4"/>
                 <w:szCs w:val="21"/>
-              </w:rPr>
-              <w:t>年　　月　　日現在</w:t>
+                <w:lang w:eastAsia="zh-CN"/>
+              </w:rPr>
+              <w:t>2026</w:t>
+            </w:r>
+            <w:r>
+              <w:rPr>
+                <w:rFonts w:ascii="ＭＳ 明朝" w:hAnsi="ＭＳ 明朝" w:hint="eastAsia"/>
+                <w:position w:val="4"/>
+                <w:szCs w:val="21"/>
+              </w:rPr>
+              <w:t xml:space="preserve">年　　</w:t>
+            </w:r>
+            <w:r>
+              <w:rPr>
+                <w:rFonts w:ascii="ＭＳ 明朝" w:eastAsia="DengXian" w:hAnsi="ＭＳ 明朝" w:hint="eastAsia"/>
+                <w:position w:val="4"/>
+                <w:szCs w:val="21"/>
+                <w:lang w:eastAsia="zh-CN"/>
+              </w:rPr>
+              <w:t>07</w:t>
+            </w:r>
+            <w:r>
+              <w:rPr>
+                <w:rFonts w:ascii="ＭＳ 明朝" w:hAnsi="ＭＳ 明朝" w:hint="eastAsia"/>
+                <w:position w:val="4"/>
+                <w:szCs w:val="21"/>
+              </w:rPr>
+              <w:t xml:space="preserve">月　　</w:t>
+            </w:r>
+            <w:r>
+              <w:rPr>
+                <w:rFonts w:ascii="ＭＳ 明朝" w:eastAsia="DengXian" w:hAnsi="ＭＳ 明朝" w:hint="eastAsia"/>
+                <w:position w:val="4"/>
+                <w:szCs w:val="21"/>
+                <w:lang w:eastAsia="zh-CN"/>
+              </w:rPr>
+              <w:t>31</w:t>
+            </w:r>
+            <w:r>
+              <w:rPr>
+                <w:rFonts w:ascii="ＭＳ 明朝" w:hAnsi="ＭＳ 明朝" w:hint="eastAsia"/>
+                <w:position w:val="4"/>
+                <w:szCs w:val="21"/>
+              </w:rPr>
+              <w:t>日現在</w:t>
             </w:r>
           </w:p>
         </w:tc>
@@ -228,7 +270,6 @@
               <w:bottom w:val="dotted" w:sz="4" w:space="0" w:color="auto"/>
               <w:right w:val="nil"/>
             </w:tcBorders>
-            <w:shd w:val="clear" w:color="auto" w:fill="auto"/>
             <w:vAlign w:val="center"/>
           </w:tcPr>
           <w:p>
@@ -260,7 +301,6 @@
               <w:bottom w:val="dotted" w:sz="4" w:space="0" w:color="auto"/>
               <w:right w:val="single" w:sz="12" w:space="0" w:color="auto"/>
             </w:tcBorders>
-            <w:shd w:val="clear" w:color="auto" w:fill="auto"/>
             <w:vAlign w:val="center"/>
           </w:tcPr>
           <w:p>
@@ -305,7 +345,6 @@
               <w:left w:val="single" w:sz="12" w:space="0" w:color="auto"/>
               <w:right w:val="nil"/>
             </w:tcBorders>
-            <w:shd w:val="clear" w:color="auto" w:fill="auto"/>
             <w:vAlign w:val="center"/>
           </w:tcPr>
           <w:p>
@@ -336,7 +375,6 @@
               <w:left w:val="nil"/>
               <w:right w:val="single" w:sz="12" w:space="0" w:color="auto"/>
             </w:tcBorders>
-            <w:shd w:val="clear" w:color="auto" w:fill="auto"/>
             <w:vAlign w:val="center"/>
           </w:tcPr>
           <w:p>
@@ -378,7 +416,6 @@
               <w:bottom w:val="dotted" w:sz="4" w:space="0" w:color="auto"/>
               <w:right w:val="nil"/>
             </w:tcBorders>
-            <w:shd w:val="clear" w:color="auto" w:fill="auto"/>
             <w:vAlign w:val="center"/>
           </w:tcPr>
           <w:p>
@@ -400,7 +437,6 @@
               <w:bottom w:val="dotted" w:sz="4" w:space="0" w:color="auto"/>
               <w:right w:val="single" w:sz="4" w:space="0" w:color="auto"/>
             </w:tcBorders>
-            <w:shd w:val="clear" w:color="auto" w:fill="auto"/>
             <w:vAlign w:val="center"/>
           </w:tcPr>
           <w:p>
@@ -537,7 +573,6 @@
               <w:bottom w:val="single" w:sz="4" w:space="0" w:color="auto"/>
               <w:right w:val="single" w:sz="12" w:space="0" w:color="auto"/>
             </w:tcBorders>
-            <w:shd w:val="clear" w:color="auto" w:fill="auto"/>
             <w:vAlign w:val="center"/>
           </w:tcPr>
           <w:p>
@@ -610,7 +645,6 @@
               <w:bottom w:val="dotted" w:sz="4" w:space="0" w:color="auto"/>
               <w:right w:val="nil"/>
             </w:tcBorders>
-            <w:shd w:val="clear" w:color="auto" w:fill="auto"/>
             <w:vAlign w:val="center"/>
           </w:tcPr>
           <w:p>
@@ -641,7 +675,6 @@
               <w:bottom w:val="dotted" w:sz="4" w:space="0" w:color="auto"/>
               <w:right w:val="single" w:sz="4" w:space="0" w:color="auto"/>
             </w:tcBorders>
-            <w:shd w:val="clear" w:color="auto" w:fill="auto"/>
             <w:vAlign w:val="center"/>
           </w:tcPr>
           <w:p>
@@ -676,7 +709,6 @@
               <w:bottom w:val="single" w:sz="4" w:space="0" w:color="auto"/>
               <w:right w:val="single" w:sz="12" w:space="0" w:color="auto"/>
             </w:tcBorders>
-            <w:shd w:val="clear" w:color="auto" w:fill="auto"/>
             <w:vAlign w:val="center"/>
           </w:tcPr>
           <w:p>
@@ -718,7 +750,6 @@
               <w:left w:val="single" w:sz="12" w:space="0" w:color="auto"/>
               <w:right w:val="nil"/>
             </w:tcBorders>
-            <w:shd w:val="clear" w:color="auto" w:fill="auto"/>
           </w:tcPr>
           <w:p>
             <w:pPr>
@@ -748,23 +779,27 @@
               <w:left w:val="nil"/>
               <w:right w:val="single" w:sz="4" w:space="0" w:color="auto"/>
             </w:tcBorders>
-            <w:shd w:val="clear" w:color="auto" w:fill="auto"/>
-          </w:tcPr>
-          <w:p>
-            <w:pPr>
-              <w:rPr>
-                <w:rFonts w:ascii="ＭＳ 明朝" w:hAnsi="ＭＳ 明朝"/>
-                <w:position w:val="4"/>
-              </w:rPr>
-            </w:pPr>
-            <w:r>
-              <w:rPr>
-                <w:rFonts w:ascii="ＭＳ 明朝" w:hAnsi="ＭＳ 明朝" w:hint="eastAsia"/>
-                <w:position w:val="4"/>
+          </w:tcPr>
+          <w:p>
+            <w:pPr>
+              <w:rPr>
+                <w:rFonts w:ascii="ＭＳ 明朝" w:hAnsi="ＭＳ 明朝"/>
+                <w:position w:val="4"/>
+                <w:lang w:eastAsia="zh-CN"/>
+              </w:rPr>
+            </w:pPr>
+            <w:r>
+              <w:rPr>
+                <w:rFonts w:ascii="ＭＳ 明朝" w:hAnsi="ＭＳ 明朝" w:hint="eastAsia"/>
+                <w:position w:val="4"/>
+                <w:lang w:eastAsia="zh-CN"/>
               </w:rPr>
               <w:t>〒</w:t>
             </w:r>
             <w:r>
+              <w:rPr>
+                <w:lang w:eastAsia="zh-CN"/>
+              </w:rPr>
               <w:t>120 0005</w:t>
             </w:r>
           </w:p>
@@ -773,6 +808,7 @@
               <w:rPr>
                 <w:rFonts w:ascii="ＭＳ 明朝" w:hAnsi="ＭＳ 明朝"/>
                 <w:position w:val="4"/>
+                <w:lang w:eastAsia="zh-CN"/>
               </w:rPr>
             </w:pPr>
             <w:r>
@@ -828,7 +864,6 @@
               <w:bottom w:val="single" w:sz="4" w:space="0" w:color="auto"/>
               <w:right w:val="single" w:sz="12" w:space="0" w:color="auto"/>
             </w:tcBorders>
-            <w:shd w:val="clear" w:color="auto" w:fill="auto"/>
           </w:tcPr>
           <w:p>
             <w:pPr>
@@ -886,7 +921,6 @@
               <w:bottom w:val="dotted" w:sz="4" w:space="0" w:color="auto"/>
               <w:right w:val="nil"/>
             </w:tcBorders>
-            <w:shd w:val="clear" w:color="auto" w:fill="auto"/>
             <w:vAlign w:val="center"/>
           </w:tcPr>
           <w:p>
@@ -917,7 +951,6 @@
               <w:bottom w:val="dotted" w:sz="4" w:space="0" w:color="auto"/>
               <w:right w:val="single" w:sz="4" w:space="0" w:color="auto"/>
             </w:tcBorders>
-            <w:shd w:val="clear" w:color="auto" w:fill="auto"/>
             <w:vAlign w:val="center"/>
           </w:tcPr>
           <w:p>
@@ -937,7 +970,6 @@
               <w:bottom w:val="single" w:sz="4" w:space="0" w:color="auto"/>
               <w:right w:val="single" w:sz="12" w:space="0" w:color="auto"/>
             </w:tcBorders>
-            <w:shd w:val="clear" w:color="auto" w:fill="auto"/>
             <w:vAlign w:val="center"/>
           </w:tcPr>
           <w:p>
@@ -980,7 +1012,6 @@
               <w:bottom w:val="single" w:sz="12" w:space="0" w:color="auto"/>
               <w:right w:val="nil"/>
             </w:tcBorders>
-            <w:shd w:val="clear" w:color="auto" w:fill="auto"/>
           </w:tcPr>
           <w:p>
             <w:pPr>
@@ -1011,7 +1042,6 @@
               <w:bottom w:val="single" w:sz="12" w:space="0" w:color="auto"/>
               <w:right w:val="single" w:sz="4" w:space="0" w:color="auto"/>
             </w:tcBorders>
-            <w:shd w:val="clear" w:color="auto" w:fill="auto"/>
           </w:tcPr>
           <w:p>
             <w:pPr>
@@ -1088,7 +1118,6 @@
               <w:bottom w:val="single" w:sz="12" w:space="0" w:color="auto"/>
               <w:right w:val="single" w:sz="12" w:space="0" w:color="auto"/>
             </w:tcBorders>
-            <w:shd w:val="clear" w:color="auto" w:fill="auto"/>
           </w:tcPr>
           <w:p>
             <w:pPr>
@@ -1143,7 +1172,7 @@
         <mc:AlternateContent>
           <mc:Choice Requires="wps">
             <w:drawing>
-              <wp:anchor distT="0" distB="0" distL="114300" distR="114300" simplePos="0" relativeHeight="251657728" behindDoc="0" locked="0" layoutInCell="1" allowOverlap="1" wp14:anchorId="21F3FE3B" wp14:editId="73E9267D">
+              <wp:anchor distT="0" distB="0" distL="114300" distR="114300" simplePos="0" relativeHeight="251657728" behindDoc="0" locked="0" layoutInCell="1" allowOverlap="1" wp14:anchorId="181CCB12" wp14:editId="4FA7117B">
                 <wp:simplePos x="0" y="0"/>
                 <wp:positionH relativeFrom="column">
                   <wp:posOffset>5403561</wp:posOffset>
@@ -1458,7 +1487,7 @@
           </mc:Choice>
           <mc:Fallback>
             <w:pict>
-              <v:rect id="Rectangle 83" o:spid="_x0000_s1026" style="position:absolute;left:0;text-align:left;margin-left:425.5pt;margin-top:-278.5pt;width:82.9pt;height:110.55pt;z-index:251657728;visibility:visible;mso-wrap-style:square;mso-width-percent:0;mso-height-percent:0;mso-wrap-distance-left:9pt;mso-wrap-distance-top:0;mso-wrap-distance-right:9pt;mso-wrap-distance-bottom:0;mso-position-horizontal:absolute;mso-position-horizontal-relative:text;mso-position-vertical:absolute;mso-position-vertical-relative:text;mso-width-percent:0;mso-height-percent:0;mso-width-relative:page;mso-height-relative:page;v-text-anchor:middle" o:gfxdata="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" strokeweight=".5pt">
+              <v:rect w14:anchorId="181CCB12" id="Rectangle 83" o:spid="_x0000_s1026" style="position:absolute;left:0;text-align:left;margin-left:425.5pt;margin-top:-278.5pt;width:82.9pt;height:110.55pt;z-index:251657728;visibility:visible;mso-wrap-style:square;mso-width-percent:0;mso-height-percent:0;mso-wrap-distance-left:9pt;mso-wrap-distance-top:0;mso-wrap-distance-right:9pt;mso-wrap-distance-bottom:0;mso-position-horizontal:absolute;mso-position-horizontal-relative:text;mso-position-vertical:absolute;mso-position-vertical-relative:text;mso-width-percent:0;mso-height-percent:0;mso-width-relative:page;mso-height-relative:page;v-text-anchor:middle" o:gfxdata="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" strokeweight=".5pt">
                 <v:stroke dashstyle="1 1"/>
                 <o:lock v:ext="edit" aspectratio="t"/>
                 <v:textbox>
@@ -1952,7 +1981,6 @@
             <w:r>
               <w:rPr>
                 <w:rFonts w:eastAsia="SimSun" w:hint="eastAsia"/>
-                <w:lang w:eastAsia="zh-CN"/>
               </w:rPr>
               <w:t xml:space="preserve">  </w:t>
             </w:r>
@@ -4288,73 +4316,6 @@
           </w:p>
         </w:tc>
       </w:tr>
-      <w:tr>
-        <w:trPr>
-          <w:trHeight w:hRule="exact" w:val="567"/>
-        </w:trPr>
-        <w:tc>
-          <w:tcPr>
-            <w:tcW w:w="1418" w:type="dxa"/>
-            <w:tcBorders>
-              <w:top w:val="single" w:sz="4" w:space="0" w:color="auto"/>
-              <w:left w:val="single" w:sz="12" w:space="0" w:color="auto"/>
-              <w:bottom w:val="single" w:sz="12" w:space="0" w:color="auto"/>
-              <w:right w:val="dotted" w:sz="4" w:space="0" w:color="auto"/>
-            </w:tcBorders>
-            <w:vAlign w:val="center"/>
-          </w:tcPr>
-          <w:p>
-            <w:pPr>
-              <w:ind w:left="36" w:right="62"/>
-              <w:jc w:val="center"/>
-              <w:rPr>
-                <w:rFonts w:ascii="ＭＳ 明朝" w:hAnsi="ＭＳ 明朝"/>
-              </w:rPr>
-            </w:pPr>
-          </w:p>
-        </w:tc>
-        <w:tc>
-          <w:tcPr>
-            <w:tcW w:w="850" w:type="dxa"/>
-            <w:tcBorders>
-              <w:top w:val="single" w:sz="4" w:space="0" w:color="auto"/>
-              <w:left w:val="dotted" w:sz="4" w:space="0" w:color="auto"/>
-              <w:bottom w:val="single" w:sz="12" w:space="0" w:color="auto"/>
-              <w:right w:val="dotted" w:sz="4" w:space="0" w:color="auto"/>
-            </w:tcBorders>
-            <w:vAlign w:val="center"/>
-          </w:tcPr>
-          <w:p>
-            <w:pPr>
-              <w:ind w:left="36" w:right="62"/>
-              <w:jc w:val="center"/>
-              <w:rPr>
-                <w:rFonts w:ascii="ＭＳ 明朝" w:hAnsi="ＭＳ 明朝"/>
-              </w:rPr>
-            </w:pPr>
-          </w:p>
-        </w:tc>
-        <w:tc>
-          <w:tcPr>
-            <w:tcW w:w="8222" w:type="dxa"/>
-            <w:tcBorders>
-              <w:top w:val="single" w:sz="4" w:space="0" w:color="auto"/>
-              <w:left w:val="dotted" w:sz="4" w:space="0" w:color="auto"/>
-              <w:bottom w:val="single" w:sz="12" w:space="0" w:color="auto"/>
-              <w:right w:val="single" w:sz="12" w:space="0" w:color="auto"/>
-            </w:tcBorders>
-            <w:vAlign w:val="center"/>
-          </w:tcPr>
-          <w:p>
-            <w:pPr>
-              <w:ind w:left="36" w:right="62"/>
-              <w:rPr>
-                <w:rFonts w:ascii="ＭＳ 明朝" w:hAnsi="ＭＳ 明朝"/>
-              </w:rPr>
-            </w:pPr>
-          </w:p>
-        </w:tc>
-      </w:tr>
     </w:tbl>
     <w:p>
       <w:pPr>
@@ -4389,7 +4350,6 @@
         <w:tc>
           <w:tcPr>
             <w:tcW w:w="10490" w:type="dxa"/>
-            <w:shd w:val="clear" w:color="auto" w:fill="auto"/>
             <w:vAlign w:val="center"/>
           </w:tcPr>
           <w:p>
@@ -4437,16 +4397,13 @@
         <w:tc>
           <w:tcPr>
             <w:tcW w:w="10490" w:type="dxa"/>
-            <w:shd w:val="clear" w:color="auto" w:fill="auto"/>
           </w:tcPr>
           <w:p>
             <w:pPr>
               <w:pStyle w:val="a8"/>
               <w:spacing w:line="240" w:lineRule="exact"/>
               <w:rPr>
-                <w:rFonts w:eastAsia="SimSun"/>
                 <w:sz w:val="18"/>
-                <w:lang w:eastAsia="zh-CN"/>
               </w:rPr>
             </w:pPr>
             <w:r>
@@ -4454,7 +4411,7 @@
                 <w:rFonts w:hint="eastAsia"/>
                 <w:sz w:val="18"/>
               </w:rPr>
-              <w:t>志望の動機、特技、好きな学科、アピールポイントなど</w:t>
+              <w:t>志望の動機：</w:t>
             </w:r>
           </w:p>
           <w:p>
@@ -4462,43 +4419,285 @@
               <w:pStyle w:val="a8"/>
               <w:spacing w:line="240" w:lineRule="exact"/>
               <w:rPr>
-                <w:rFonts w:eastAsia="SimSun"/>
+                <w:rFonts w:eastAsia="DengXian"/>
                 <w:sz w:val="18"/>
                 <w:lang w:eastAsia="zh-CN"/>
               </w:rPr>
             </w:pPr>
+            <w:r>
+              <w:rPr>
+                <w:rFonts w:hint="eastAsia"/>
+                <w:sz w:val="18"/>
+              </w:rPr>
+              <w:t>貴社の業務内容（技術力／プロダクト／社風）に共感し、自分の論理的思考とチームで成果を出す力を活かして価値を提供したいため応募しました。</w:t>
+            </w:r>
           </w:p>
           <w:p>
             <w:pPr>
               <w:pStyle w:val="a8"/>
               <w:spacing w:line="240" w:lineRule="exact"/>
               <w:rPr>
+                <w:rFonts w:eastAsia="DengXian"/>
                 <w:sz w:val="18"/>
-              </w:rPr>
-            </w:pPr>
-            <w:r>
-              <w:rPr>
-                <w:rFonts w:hint="eastAsia"/>
-                <w:sz w:val="18"/>
-              </w:rPr>
-              <w:t>志望の動機：</w:t>
-            </w:r>
+                <w:lang w:eastAsia="zh-CN"/>
+              </w:rPr>
+            </w:pPr>
           </w:p>
           <w:p>
             <w:pPr>
               <w:pStyle w:val="a8"/>
               <w:spacing w:line="240" w:lineRule="exact"/>
               <w:rPr>
+                <w:rFonts w:eastAsiaTheme="minorEastAsia"/>
                 <w:sz w:val="18"/>
               </w:rPr>
             </w:pPr>
             <w:r>
               <w:rPr>
-                <w:rFonts w:hint="eastAsia"/>
+                <w:rFonts w:eastAsiaTheme="minorEastAsia" w:hint="eastAsia"/>
                 <w:sz w:val="18"/>
               </w:rPr>
-              <w:t>貴社の業務内容（技術力／プロダクト／社風）に共感し、自分の論理的思考とチームで成果を出す力を活かして価値を提供したいため応募しました。</w:t>
-            </w:r>
+              <w:t>アピール事項</w:t>
+            </w:r>
+            <w:r>
+              <w:rPr>
+                <w:rFonts w:eastAsiaTheme="minorEastAsia" w:hint="eastAsia"/>
+                <w:sz w:val="18"/>
+              </w:rPr>
+              <w:t>:</w:t>
+            </w:r>
+          </w:p>
+          <w:p>
+            <w:pPr>
+              <w:pStyle w:val="a8"/>
+              <w:spacing w:line="240" w:lineRule="exact"/>
+              <w:rPr>
+                <w:rFonts w:eastAsiaTheme="minorEastAsia"/>
+                <w:sz w:val="18"/>
+              </w:rPr>
+            </w:pPr>
+            <w:r>
+              <w:rPr>
+                <w:rFonts w:eastAsiaTheme="minorEastAsia"/>
+                <w:sz w:val="18"/>
+              </w:rPr>
+              <w:t>自分で設計から実装まで担当した</w:t>
+            </w:r>
+            <w:r>
+              <w:rPr>
+                <w:rFonts w:eastAsiaTheme="minorEastAsia"/>
+                <w:sz w:val="18"/>
+              </w:rPr>
+              <w:t>TypeScript</w:t>
+            </w:r>
+            <w:r>
+              <w:rPr>
+                <w:rFonts w:eastAsiaTheme="minorEastAsia"/>
+                <w:sz w:val="18"/>
+              </w:rPr>
+              <w:t>のプロジェクトをご紹介します。</w:t>
+            </w:r>
+          </w:p>
+          <w:p>
+            <w:pPr>
+              <w:pStyle w:val="a8"/>
+              <w:spacing w:line="240" w:lineRule="exact"/>
+              <w:rPr>
+                <w:rFonts w:eastAsiaTheme="minorEastAsia"/>
+                <w:sz w:val="18"/>
+              </w:rPr>
+            </w:pPr>
+            <w:r>
+              <w:rPr>
+                <w:rFonts w:eastAsiaTheme="minorEastAsia"/>
+                <w:sz w:val="18"/>
+              </w:rPr>
+              <w:t>フロントエンドは</w:t>
+            </w:r>
+            <w:r>
+              <w:rPr>
+                <w:rFonts w:eastAsiaTheme="minorEastAsia"/>
+                <w:sz w:val="18"/>
+              </w:rPr>
+              <w:t xml:space="preserve"> React.js</w:t>
+            </w:r>
+            <w:r>
+              <w:rPr>
+                <w:rFonts w:eastAsiaTheme="minorEastAsia"/>
+                <w:sz w:val="18"/>
+              </w:rPr>
+              <w:t>、バックエンドの</w:t>
+            </w:r>
+            <w:r>
+              <w:rPr>
+                <w:rFonts w:eastAsiaTheme="minorEastAsia"/>
+                <w:sz w:val="18"/>
+              </w:rPr>
+              <w:t>API</w:t>
+            </w:r>
+            <w:r>
+              <w:rPr>
+                <w:rFonts w:eastAsiaTheme="minorEastAsia"/>
+                <w:sz w:val="18"/>
+              </w:rPr>
+              <w:t>実装や</w:t>
+            </w:r>
+            <w:r>
+              <w:rPr>
+                <w:rFonts w:eastAsiaTheme="minorEastAsia"/>
+                <w:sz w:val="18"/>
+              </w:rPr>
+              <w:t>DB</w:t>
+            </w:r>
+            <w:r>
+              <w:rPr>
+                <w:rFonts w:eastAsiaTheme="minorEastAsia"/>
+                <w:sz w:val="18"/>
+              </w:rPr>
+              <w:t>操作、データ返却処理には</w:t>
+            </w:r>
+            <w:r>
+              <w:rPr>
+                <w:rFonts w:eastAsiaTheme="minorEastAsia"/>
+                <w:sz w:val="18"/>
+              </w:rPr>
+              <w:t xml:space="preserve"> Next.js </w:t>
+            </w:r>
+            <w:r>
+              <w:rPr>
+                <w:rFonts w:eastAsiaTheme="minorEastAsia"/>
+                <w:sz w:val="18"/>
+              </w:rPr>
+              <w:t>を使用して構築しました。</w:t>
+            </w:r>
+          </w:p>
+          <w:p>
+            <w:pPr>
+              <w:pStyle w:val="a8"/>
+              <w:spacing w:line="240" w:lineRule="exact"/>
+              <w:rPr>
+                <w:rFonts w:eastAsiaTheme="minorEastAsia"/>
+                <w:sz w:val="18"/>
+              </w:rPr>
+            </w:pPr>
+            <w:r>
+              <w:rPr>
+                <w:rFonts w:eastAsiaTheme="minorEastAsia"/>
+                <w:sz w:val="18"/>
+              </w:rPr>
+              <w:t>実際に公開している焼肉店の</w:t>
+            </w:r>
+            <w:r>
+              <w:rPr>
+                <w:rFonts w:eastAsiaTheme="minorEastAsia"/>
+                <w:sz w:val="18"/>
+              </w:rPr>
+              <w:t>QR</w:t>
+            </w:r>
+            <w:r>
+              <w:rPr>
+                <w:rFonts w:eastAsiaTheme="minorEastAsia"/>
+                <w:sz w:val="18"/>
+              </w:rPr>
+              <w:t>コード注文システムのテスト環境とリポジトリは以下の通りです。</w:t>
+            </w:r>
+          </w:p>
+          <w:p>
+            <w:pPr>
+              <w:pStyle w:val="a8"/>
+              <w:numPr>
+                <w:ilvl w:val="0"/>
+                <w:numId w:val="5"/>
+              </w:numPr>
+              <w:spacing w:line="240" w:lineRule="exact"/>
+              <w:rPr>
+                <w:rFonts w:eastAsiaTheme="minorEastAsia"/>
+                <w:sz w:val="18"/>
+              </w:rPr>
+            </w:pPr>
+            <w:r>
+              <w:rPr>
+                <w:rFonts w:eastAsiaTheme="minorEastAsia"/>
+                <w:sz w:val="18"/>
+              </w:rPr>
+              <w:t>Bitbucket</w:t>
+            </w:r>
+            <w:r>
+              <w:rPr>
+                <w:rFonts w:eastAsiaTheme="minorEastAsia"/>
+                <w:sz w:val="18"/>
+              </w:rPr>
+              <w:t>：</w:t>
+            </w:r>
+            <w:r>
+              <w:rPr>
+                <w:rFonts w:eastAsiaTheme="minorEastAsia"/>
+                <w:sz w:val="18"/>
+              </w:rPr>
+              <w:t xml:space="preserve"> </w:t>
+            </w:r>
+            <w:hyperlink r:id="rId9" w:tgtFrame="_blank" w:history="1">
+              <w:r>
+                <w:rPr>
+                  <w:rStyle w:val="a4"/>
+                  <w:rFonts w:eastAsiaTheme="minorEastAsia"/>
+                  <w:sz w:val="18"/>
+                </w:rPr>
+                <w:t>https://bitbucket.org/havebeenregistered/master/commits/branch/master</w:t>
+              </w:r>
+            </w:hyperlink>
+          </w:p>
+          <w:p>
+            <w:pPr>
+              <w:pStyle w:val="a8"/>
+              <w:numPr>
+                <w:ilvl w:val="0"/>
+                <w:numId w:val="5"/>
+              </w:numPr>
+              <w:spacing w:line="240" w:lineRule="exact"/>
+              <w:rPr>
+                <w:rFonts w:eastAsiaTheme="minorEastAsia"/>
+                <w:sz w:val="18"/>
+              </w:rPr>
+            </w:pPr>
+            <w:r>
+              <w:rPr>
+                <w:rFonts w:eastAsiaTheme="minorEastAsia"/>
+                <w:sz w:val="18"/>
+              </w:rPr>
+              <w:t>検証用</w:t>
+            </w:r>
+            <w:r>
+              <w:rPr>
+                <w:rFonts w:eastAsiaTheme="minorEastAsia"/>
+                <w:sz w:val="18"/>
+              </w:rPr>
+              <w:t>URL</w:t>
+            </w:r>
+            <w:r>
+              <w:rPr>
+                <w:rFonts w:eastAsiaTheme="minorEastAsia"/>
+                <w:sz w:val="18"/>
+              </w:rPr>
+              <w:t>：</w:t>
+            </w:r>
+            <w:r>
+              <w:rPr>
+                <w:rFonts w:eastAsiaTheme="minorEastAsia"/>
+                <w:sz w:val="18"/>
+              </w:rPr>
+              <w:t xml:space="preserve"> </w:t>
+            </w:r>
+            <w:hyperlink r:id="rId10" w:anchor="/qrlogin?mobile=13211111111" w:tgtFrame="_blank" w:history="1">
+              <w:r>
+                <w:rPr>
+                  <w:rStyle w:val="a4"/>
+                  <w:rFonts w:eastAsiaTheme="minorEastAsia"/>
+                  <w:sz w:val="18"/>
+                </w:rPr>
+                <w:t>https://checkoutreact.top/#/qrlogin?mobile=13211111111</w:t>
+              </w:r>
+            </w:hyperlink>
           </w:p>
           <w:p>
             <w:pPr>
@@ -4676,8 +4875,6 @@
               </w:rPr>
               <w:t>万を希望します。現職考慮の上、条件は応相談です</w:t>
             </w:r>
-            <w:bookmarkStart w:id="0" w:name="_GoBack"/>
-            <w:bookmarkEnd w:id="0"/>
           </w:p>
         </w:tc>
       </w:tr>
@@ -4743,7 +4940,6 @@
             <w:r>
               <w:rPr>
                 <w:rFonts w:ascii="ＭＳ 明朝" w:eastAsia="SimSun" w:hAnsi="ＭＳ 明朝" w:cs="ＭＳ 明朝" w:hint="eastAsia"/>
-                <w:lang w:eastAsia="zh-CN"/>
               </w:rPr>
               <w:t>5</w:t>
             </w:r>
@@ -4822,7 +5018,6 @@
             <w:r>
               <w:rPr>
                 <w:rFonts w:ascii="ＭＳ 明朝" w:eastAsia="SimSun" w:hAnsi="ＭＳ 明朝" w:cs="ＭＳ 明朝" w:hint="eastAsia"/>
-                <w:lang w:eastAsia="zh-CN"/>
               </w:rPr>
               <w:t>2</w:t>
             </w:r>
@@ -4835,14 +5030,12 @@
             <w:r>
               <w:rPr>
                 <w:rFonts w:eastAsia="SimSun" w:hint="eastAsia"/>
-                <w:lang w:eastAsia="zh-CN"/>
               </w:rPr>
               <w:t xml:space="preserve">AWS </w:t>
             </w:r>
             <w:r>
               <w:rPr>
                 <w:rFonts w:eastAsia="SimSun" w:hint="eastAsia"/>
-                <w:lang w:eastAsia="zh-CN"/>
               </w:rPr>
               <w:t>クラウド運用経験</w:t>
             </w:r>
@@ -4868,7 +5061,7 @@
 </file>
 
 <file path=word/endnotes.xml><?xml version="1.0" encoding="utf-8"?>
-<w:endnotes xmlns:wpc="http://schemas.microsoft.com/office/word/2010/wordprocessingCanvas" xmlns:mc="http://schemas.openxmlformats.org/markup-compatibility/2006" xmlns:o="urn:schemas-microsoft-com:office:office" xmlns:r="http://schemas.openxmlformats.org/officeDocument/2006/relationships" xmlns:m="http://schemas.openxmlformats.org/officeDocument/2006/math" xmlns:v="urn:schemas-microsoft-com:vml" xmlns:wp14="http://schemas.microsoft.com/office/word/2010/wordprocessingDrawing" xmlns:wp="http://schemas.openxmlformats.org/drawingml/2006/wordprocessingDrawing" xmlns:w10="urn:schemas-microsoft-com:office:word" xmlns:w="http://schemas.openxmlformats.org/wordprocessingml/2006/main" xmlns:w14="http://schemas.microsoft.com/office/word/2010/wordml" xmlns:wpg="http://schemas.microsoft.com/office/word/2010/wordprocessingGroup" xmlns:wpi="http://schemas.microsoft.com/office/word/2010/wordprocessingInk" xmlns:wne="http://schemas.microsoft.com/office/word/2006/wordml" xmlns:wps="http://schemas.microsoft.com/office/word/2010/wordprocessingShape" mc:Ignorable="w14 wp14">
+<w:endnotes xmlns:wpc="http://schemas.microsoft.com/office/word/2010/wordprocessingCanvas" xmlns:cx="http://schemas.microsoft.com/office/drawing/2014/chartex" xmlns:cx1="http://schemas.microsoft.com/office/drawing/2015/9/8/chartex" xmlns:cx2="http://schemas.microsoft.com/office/drawing/2015/10/21/chartex" xmlns:cx3="http://schemas.microsoft.com/office/drawing/2016/5/9/chartex" xmlns:cx4="http://schemas.microsoft.com/office/drawing/2016/5/10/chartex" xmlns:cx5="http://schemas.microsoft.com/office/drawing/2016/5/11/chartex" xmlns:cx6="http://schemas.microsoft.com/office/drawing/2016/5/12/chartex" xmlns:cx7="http://schemas.microsoft.com/office/drawing/2016/5/13/chartex" xmlns:cx8="http://schemas.microsoft.com/office/drawing/2016/5/14/chartex" xmlns:mc="http://schemas.openxmlformats.org/markup-compatibility/2006" xmlns:aink="http://schemas.microsoft.com/office/drawing/2016/ink" xmlns:am3d="http://schemas.microsoft.com/office/drawing/2017/model3d" xmlns:o="urn:schemas-microsoft-com:office:office" xmlns:oel="http://schemas.microsoft.com/office/2019/extlst" xmlns:r="http://schemas.openxmlformats.org/officeDocument/2006/relationships" xmlns:m="http://schemas.openxmlformats.org/officeDocument/2006/math" xmlns:v="urn:schemas-microsoft-com:vml" xmlns:wp14="http://schemas.microsoft.com/office/word/2010/wordprocessingDrawing" xmlns:wp="http://schemas.openxmlformats.org/drawingml/2006/wordprocessingDrawing" xmlns:w10="urn:schemas-microsoft-com:office:word" xmlns:w="http://schemas.openxmlformats.org/wordprocessingml/2006/main" xmlns:w14="http://schemas.microsoft.com/office/word/2010/wordml" xmlns:w15="http://schemas.microsoft.com/office/word/2012/wordml" xmlns:w16cex="http://schemas.microsoft.com/office/word/2018/wordml/cex" xmlns:w16cid="http://schemas.microsoft.com/office/word/2016/wordml/cid" xmlns:w16="http://schemas.microsoft.com/office/word/2018/wordml" xmlns:w16du="http://schemas.microsoft.com/office/word/2023/wordml/word16du" xmlns:w16sdtdh="http://schemas.microsoft.com/office/word/2020/wordml/sdtdatahash" xmlns:w16sdtfl="http://schemas.microsoft.com/office/word/2024/wordml/sdtformatlock" xmlns:w16se="http://schemas.microsoft.com/office/word/2015/wordml/symex" xmlns:wpg="http://schemas.microsoft.com/office/word/2010/wordprocessingGroup" xmlns:wpi="http://schemas.microsoft.com/office/word/2010/wordprocessingInk" xmlns:wne="http://schemas.microsoft.com/office/word/2006/wordml" xmlns:wps="http://schemas.microsoft.com/office/word/2010/wordprocessingShape" mc:Ignorable="w14 w15 w16se w16cid w16 w16cex w16sdtdh w16sdtfl w16du wp14">
   <w:endnote w:type="separator" w:id="-1">
     <w:p>
       <w:r>
@@ -4887,7 +5080,7 @@
 </file>
 
 <file path=word/footnotes.xml><?xml version="1.0" encoding="utf-8"?>
-<w:footnotes xmlns:wpc="http://schemas.microsoft.com/office/word/2010/wordprocessingCanvas" xmlns:mc="http://schemas.openxmlformats.org/markup-compatibility/2006" xmlns:o="urn:schemas-microsoft-com:office:office" xmlns:r="http://schemas.openxmlformats.org/officeDocument/2006/relationships" xmlns:m="http://schemas.openxmlformats.org/officeDocument/2006/math" xmlns:v="urn:schemas-microsoft-com:vml" xmlns:wp14="http://schemas.microsoft.com/office/word/2010/wordprocessingDrawing" xmlns:wp="http://schemas.openxmlformats.org/drawingml/2006/wordprocessingDrawing" xmlns:w10="urn:schemas-microsoft-com:office:word" xmlns:w="http://schemas.openxmlformats.org/wordprocessingml/2006/main" xmlns:w14="http://schemas.microsoft.com/office/word/2010/wordml" xmlns:wpg="http://schemas.microsoft.com/office/word/2010/wordprocessingGroup" xmlns:wpi="http://schemas.microsoft.com/office/word/2010/wordprocessingInk" xmlns:wne="http://schemas.microsoft.com/office/word/2006/wordml" xmlns:wps="http://schemas.microsoft.com/office/word/2010/wordprocessingShape" mc:Ignorable="w14 wp14">
+<w:footnotes xmlns:wpc="http://schemas.microsoft.com/office/word/2010/wordprocessingCanvas" xmlns:cx="http://schemas.microsoft.com/office/drawing/2014/chartex" xmlns:cx1="http://schemas.microsoft.com/office/drawing/2015/9/8/chartex" xmlns:cx2="http://schemas.microsoft.com/office/drawing/2015/10/21/chartex" xmlns:cx3="http://schemas.microsoft.com/office/drawing/2016/5/9/chartex" xmlns:cx4="http://schemas.microsoft.com/office/drawing/2016/5/10/chartex" xmlns:cx5="http://schemas.microsoft.com/office/drawing/2016/5/11/chartex" xmlns:cx6="http://schemas.microsoft.com/office/drawing/2016/5/12/chartex" xmlns:cx7="http://schemas.microsoft.com/office/drawing/2016/5/13/chartex" xmlns:cx8="http://schemas.microsoft.com/office/drawing/2016/5/14/chartex" xmlns:mc="http://schemas.openxmlformats.org/markup-compatibility/2006" xmlns:aink="http://schemas.microsoft.com/office/drawing/2016/ink" xmlns:am3d="http://schemas.microsoft.com/office/drawing/2017/model3d" xmlns:o="urn:schemas-microsoft-com:office:office" xmlns:oel="http://schemas.microsoft.com/office/2019/extlst" xmlns:r="http://schemas.openxmlformats.org/officeDocument/2006/relationships" xmlns:m="http://schemas.openxmlformats.org/officeDocument/2006/math" xmlns:v="urn:schemas-microsoft-com:vml" xmlns:wp14="http://schemas.microsoft.com/office/word/2010/wordprocessingDrawing" xmlns:wp="http://schemas.openxmlformats.org/drawingml/2006/wordprocessingDrawing" xmlns:w10="urn:schemas-microsoft-com:office:word" xmlns:w="http://schemas.openxmlformats.org/wordprocessingml/2006/main" xmlns:w14="http://schemas.microsoft.com/office/word/2010/wordml" xmlns:w15="http://schemas.microsoft.com/office/word/2012/wordml" xmlns:w16cex="http://schemas.microsoft.com/office/word/2018/wordml/cex" xmlns:w16cid="http://schemas.microsoft.com/office/word/2016/wordml/cid" xmlns:w16="http://schemas.microsoft.com/office/word/2018/wordml" xmlns:w16du="http://schemas.microsoft.com/office/word/2023/wordml/word16du" xmlns:w16sdtdh="http://schemas.microsoft.com/office/word/2020/wordml/sdtdatahash" xmlns:w16sdtfl="http://schemas.microsoft.com/office/word/2024/wordml/sdtformatlock" xmlns:w16se="http://schemas.microsoft.com/office/word/2015/wordml/symex" xmlns:wpg="http://schemas.microsoft.com/office/word/2010/wordprocessingGroup" xmlns:wpi="http://schemas.microsoft.com/office/word/2010/wordprocessingInk" xmlns:wne="http://schemas.microsoft.com/office/word/2006/wordml" xmlns:wps="http://schemas.microsoft.com/office/word/2010/wordprocessingShape" mc:Ignorable="w14 w15 w16se w16cid w16 w16cex w16sdtdh w16sdtfl w16du wp14">
   <w:footnote w:type="separator" w:id="-1">
     <w:p>
       <w:r>
@@ -4906,8 +5099,157 @@
 </file>
 
 <file path=word/numbering.xml><?xml version="1.0" encoding="utf-8"?>
-<w:numbering xmlns:wpc="http://schemas.microsoft.com/office/word/2010/wordprocessingCanvas" xmlns:mc="http://schemas.openxmlformats.org/markup-compatibility/2006" xmlns:o="urn:schemas-microsoft-com:office:office" xmlns:r="http://schemas.openxmlformats.org/officeDocument/2006/relationships" xmlns:m="http://schemas.openxmlformats.org/officeDocument/2006/math" xmlns:v="urn:schemas-microsoft-com:vml" xmlns:wp14="http://schemas.microsoft.com/office/word/2010/wordprocessingDrawing" xmlns:wp="http://schemas.openxmlformats.org/drawingml/2006/wordprocessingDrawing" xmlns:w10="urn:schemas-microsoft-com:office:word" xmlns:w="http://schemas.openxmlformats.org/wordprocessingml/2006/main" xmlns:w14="http://schemas.microsoft.com/office/word/2010/wordml" xmlns:wpg="http://schemas.microsoft.com/office/word/2010/wordprocessingGroup" xmlns:wpi="http://schemas.microsoft.com/office/word/2010/wordprocessingInk" xmlns:wne="http://schemas.microsoft.com/office/word/2006/wordml" xmlns:wps="http://schemas.microsoft.com/office/word/2010/wordprocessingShape" mc:Ignorable="w14 wp14">
-  <w:abstractNum w:abstractNumId="0">
+<w:numbering xmlns:wpc="http://schemas.microsoft.com/office/word/2010/wordprocessingCanvas" xmlns:cx="http://schemas.microsoft.com/office/drawing/2014/chartex" xmlns:cx1="http://schemas.microsoft.com/office/drawing/2015/9/8/chartex" xmlns:cx2="http://schemas.microsoft.com/office/drawing/2015/10/21/chartex" xmlns:cx3="http://schemas.microsoft.com/office/drawing/2016/5/9/chartex" xmlns:cx4="http://schemas.microsoft.com/office/drawing/2016/5/10/chartex" xmlns:cx5="http://schemas.microsoft.com/office/drawing/2016/5/11/chartex" xmlns:cx6="http://schemas.microsoft.com/office/drawing/2016/5/12/chartex" xmlns:cx7="http://schemas.microsoft.com/office/drawing/2016/5/13/chartex" xmlns:cx8="http://schemas.microsoft.com/office/drawing/2016/5/14/chartex" xmlns:mc="http://schemas.openxmlformats.org/markup-compatibility/2006" xmlns:aink="http://schemas.microsoft.com/office/drawing/2016/ink" xmlns:am3d="http://schemas.microsoft.com/office/drawing/2017/model3d" xmlns:o="urn:schemas-microsoft-com:office:office" xmlns:oel="http://schemas.microsoft.com/office/2019/extlst" xmlns:r="http://schemas.openxmlformats.org/officeDocument/2006/relationships" xmlns:m="http://schemas.openxmlformats.org/officeDocument/2006/math" xmlns:v="urn:schemas-microsoft-com:vml" xmlns:wp14="http://schemas.microsoft.com/office/word/2010/wordprocessingDrawing" xmlns:wp="http://schemas.openxmlformats.org/drawingml/2006/wordprocessingDrawing" xmlns:w10="urn:schemas-microsoft-com:office:word" xmlns:w="http://schemas.openxmlformats.org/wordprocessingml/2006/main" xmlns:w14="http://schemas.microsoft.com/office/word/2010/wordml" xmlns:w15="http://schemas.microsoft.com/office/word/2012/wordml" xmlns:w16cex="http://schemas.microsoft.com/office/word/2018/wordml/cex" xmlns:w16cid="http://schemas.microsoft.com/office/word/2016/wordml/cid" xmlns:w16="http://schemas.microsoft.com/office/word/2018/wordml" xmlns:w16du="http://schemas.microsoft.com/office/word/2023/wordml/word16du" xmlns:w16sdtdh="http://schemas.microsoft.com/office/word/2020/wordml/sdtdatahash" xmlns:w16sdtfl="http://schemas.microsoft.com/office/word/2024/wordml/sdtformatlock" xmlns:w16se="http://schemas.microsoft.com/office/word/2015/wordml/symex" xmlns:wpg="http://schemas.microsoft.com/office/word/2010/wordprocessingGroup" xmlns:wpi="http://schemas.microsoft.com/office/word/2010/wordprocessingInk" xmlns:wne="http://schemas.microsoft.com/office/word/2006/wordml" xmlns:wps="http://schemas.microsoft.com/office/word/2010/wordprocessingShape" mc:Ignorable="w14 w15 w16se w16cid w16 w16cex w16sdtdh w16sdtfl w16du wp14">
+  <w:abstractNum w:abstractNumId="0" w15:restartNumberingAfterBreak="0">
+    <w:nsid w:val="01EF4D1B"/>
+    <w:multiLevelType w:val="multilevel"/>
+    <w:tmpl w:val="955A11D4"/>
+    <w:lvl w:ilvl="0">
+      <w:start w:val="1"/>
+      <w:numFmt w:val="bullet"/>
+      <w:lvlText w:val=""/>
+      <w:lvlJc w:val="left"/>
+      <w:pPr>
+        <w:tabs>
+          <w:tab w:val="num" w:pos="720"/>
+        </w:tabs>
+        <w:ind w:left="720" w:hanging="360"/>
+      </w:pPr>
+      <w:rPr>
+        <w:rFonts w:ascii="Symbol" w:hAnsi="Symbol" w:hint="default"/>
+        <w:sz w:val="20"/>
+      </w:rPr>
+    </w:lvl>
+    <w:lvl w:ilvl="1" w:tentative="1">
+      <w:start w:val="1"/>
+      <w:numFmt w:val="bullet"/>
+      <w:lvlText w:val="o"/>
+      <w:lvlJc w:val="left"/>
+      <w:pPr>
+        <w:tabs>
+          <w:tab w:val="num" w:pos="1440"/>
+        </w:tabs>
+        <w:ind w:left="1440" w:hanging="360"/>
+      </w:pPr>
+      <w:rPr>
+        <w:rFonts w:ascii="Courier New" w:hAnsi="Courier New" w:hint="default"/>
+        <w:sz w:val="20"/>
+      </w:rPr>
+    </w:lvl>
+    <w:lvl w:ilvl="2" w:tentative="1">
+      <w:start w:val="1"/>
+      <w:numFmt w:val="bullet"/>
+      <w:lvlText w:val=""/>
+      <w:lvlJc w:val="left"/>
+      <w:pPr>
+        <w:tabs>
+          <w:tab w:val="num" w:pos="2160"/>
+        </w:tabs>
+        <w:ind w:left="2160" w:hanging="360"/>
+      </w:pPr>
+      <w:rPr>
+        <w:rFonts w:ascii="Wingdings" w:hAnsi="Wingdings" w:hint="default"/>
+        <w:sz w:val="20"/>
+      </w:rPr>
+    </w:lvl>
+    <w:lvl w:ilvl="3" w:tentative="1">
+      <w:start w:val="1"/>
+      <w:numFmt w:val="bullet"/>
+      <w:lvlText w:val=""/>
+      <w:lvlJc w:val="left"/>
+      <w:pPr>
+        <w:tabs>
+          <w:tab w:val="num" w:pos="2880"/>
+        </w:tabs>
+        <w:ind w:left="2880" w:hanging="360"/>
+      </w:pPr>
+      <w:rPr>
+        <w:rFonts w:ascii="Wingdings" w:hAnsi="Wingdings" w:hint="default"/>
+        <w:sz w:val="20"/>
+      </w:rPr>
+    </w:lvl>
+    <w:lvl w:ilvl="4" w:tentative="1">
+      <w:start w:val="1"/>
+      <w:numFmt w:val="bullet"/>
+      <w:lvlText w:val=""/>
+      <w:lvlJc w:val="left"/>
+      <w:pPr>
+        <w:tabs>
+          <w:tab w:val="num" w:pos="3600"/>
+        </w:tabs>
+        <w:ind w:left="3600" w:hanging="360"/>
+      </w:pPr>
+      <w:rPr>
+        <w:rFonts w:ascii="Wingdings" w:hAnsi="Wingdings" w:hint="default"/>
+        <w:sz w:val="20"/>
+      </w:rPr>
+    </w:lvl>
+    <w:lvl w:ilvl="5" w:tentative="1">
+      <w:start w:val="1"/>
+      <w:numFmt w:val="bullet"/>
+      <w:lvlText w:val=""/>
+      <w:lvlJc w:val="left"/>
+      <w:pPr>
+        <w:tabs>
+          <w:tab w:val="num" w:pos="4320"/>
+        </w:tabs>
+        <w:ind w:left="4320" w:hanging="360"/>
+      </w:pPr>
+      <w:rPr>
+        <w:rFonts w:ascii="Wingdings" w:hAnsi="Wingdings" w:hint="default"/>
+        <w:sz w:val="20"/>
+      </w:rPr>
+    </w:lvl>
+    <w:lvl w:ilvl="6" w:tentative="1">
+      <w:start w:val="1"/>
+      <w:numFmt w:val="bullet"/>
+      <w:lvlText w:val=""/>
+      <w:lvlJc w:val="left"/>
+      <w:pPr>
+        <w:tabs>
+          <w:tab w:val="num" w:pos="5040"/>
+        </w:tabs>
+        <w:ind w:left="5040" w:hanging="360"/>
+      </w:pPr>
+      <w:rPr>
+        <w:rFonts w:ascii="Wingdings" w:hAnsi="Wingdings" w:hint="default"/>
+        <w:sz w:val="20"/>
+      </w:rPr>
+    </w:lvl>
+    <w:lvl w:ilvl="7" w:tentative="1">
+      <w:start w:val="1"/>
+      <w:numFmt w:val="bullet"/>
+      <w:lvlText w:val=""/>
+      <w:lvlJc w:val="left"/>
+      <w:pPr>
+        <w:tabs>
+          <w:tab w:val="num" w:pos="5760"/>
+        </w:tabs>
+        <w:ind w:left="5760" w:hanging="360"/>
+      </w:pPr>
+      <w:rPr>
+        <w:rFonts w:ascii="Wingdings" w:hAnsi="Wingdings" w:hint="default"/>
+        <w:sz w:val="20"/>
+      </w:rPr>
+    </w:lvl>
+    <w:lvl w:ilvl="8" w:tentative="1">
+      <w:start w:val="1"/>
+      <w:numFmt w:val="bullet"/>
+      <w:lvlText w:val=""/>
+      <w:lvlJc w:val="left"/>
+      <w:pPr>
+        <w:tabs>
+          <w:tab w:val="num" w:pos="6480"/>
+        </w:tabs>
+        <w:ind w:left="6480" w:hanging="360"/>
+      </w:pPr>
+      <w:rPr>
+        <w:rFonts w:ascii="Wingdings" w:hAnsi="Wingdings" w:hint="default"/>
+        <w:sz w:val="20"/>
+      </w:rPr>
+    </w:lvl>
+  </w:abstractNum>
+  <w:abstractNum w:abstractNumId="1" w15:restartNumberingAfterBreak="0">
     <w:nsid w:val="0FA275BF"/>
     <w:multiLevelType w:val="singleLevel"/>
     <w:tmpl w:val="EA3A3D82"/>
@@ -4927,7 +5269,7 @@
       </w:rPr>
     </w:lvl>
   </w:abstractNum>
-  <w:abstractNum w:abstractNumId="1">
+  <w:abstractNum w:abstractNumId="2" w15:restartNumberingAfterBreak="0">
     <w:nsid w:val="12365A25"/>
     <w:multiLevelType w:val="singleLevel"/>
     <w:tmpl w:val="01463C56"/>
@@ -4946,7 +5288,7 @@
       </w:rPr>
     </w:lvl>
   </w:abstractNum>
-  <w:abstractNum w:abstractNumId="2">
+  <w:abstractNum w:abstractNumId="3" w15:restartNumberingAfterBreak="0">
     <w:nsid w:val="1C00645D"/>
     <w:multiLevelType w:val="hybridMultilevel"/>
     <w:tmpl w:val="265CDEF2"/>
@@ -5059,7 +5401,7 @@
       </w:rPr>
     </w:lvl>
   </w:abstractNum>
-  <w:abstractNum w:abstractNumId="3">
+  <w:abstractNum w:abstractNumId="4" w15:restartNumberingAfterBreak="0">
     <w:nsid w:val="3E2A19E6"/>
     <w:multiLevelType w:val="hybridMultilevel"/>
     <w:tmpl w:val="42C02FF4"/>
@@ -5174,23 +5516,26 @@
       </w:rPr>
     </w:lvl>
   </w:abstractNum>
-  <w:num w:numId="1">
+  <w:num w:numId="1" w16cid:durableId="1260483675">
+    <w:abstractNumId w:val="2"/>
+  </w:num>
+  <w:num w:numId="2" w16cid:durableId="313878543">
     <w:abstractNumId w:val="1"/>
   </w:num>
-  <w:num w:numId="2">
+  <w:num w:numId="3" w16cid:durableId="972373217">
+    <w:abstractNumId w:val="3"/>
+  </w:num>
+  <w:num w:numId="4" w16cid:durableId="1824000925">
+    <w:abstractNumId w:val="4"/>
+  </w:num>
+  <w:num w:numId="5" w16cid:durableId="447625640">
     <w:abstractNumId w:val="0"/>
-  </w:num>
-  <w:num w:numId="3">
-    <w:abstractNumId w:val="2"/>
-  </w:num>
-  <w:num w:numId="4">
-    <w:abstractNumId w:val="3"/>
   </w:num>
 </w:numbering>
 </file>
 
 <file path=word/styles.xml><?xml version="1.0" encoding="utf-8"?>
-<w:styles xmlns:mc="http://schemas.openxmlformats.org/markup-compatibility/2006" xmlns:r="http://schemas.openxmlformats.org/officeDocument/2006/relationships" xmlns:w="http://schemas.openxmlformats.org/wordprocessingml/2006/main" xmlns:w14="http://schemas.microsoft.com/office/word/2010/wordml" mc:Ignorable="w14">
+<w:styles xmlns:mc="http://schemas.openxmlformats.org/markup-compatibility/2006" xmlns:r="http://schemas.openxmlformats.org/officeDocument/2006/relationships" xmlns:w="http://schemas.openxmlformats.org/wordprocessingml/2006/main" xmlns:w14="http://schemas.microsoft.com/office/word/2010/wordml" xmlns:w15="http://schemas.microsoft.com/office/word/2012/wordml" xmlns:w16cex="http://schemas.microsoft.com/office/word/2018/wordml/cex" xmlns:w16cid="http://schemas.microsoft.com/office/word/2016/wordml/cid" xmlns:w16="http://schemas.microsoft.com/office/word/2018/wordml" xmlns:w16du="http://schemas.microsoft.com/office/word/2023/wordml/word16du" xmlns:w16sdtdh="http://schemas.microsoft.com/office/word/2020/wordml/sdtdatahash" xmlns:w16sdtfl="http://schemas.microsoft.com/office/word/2024/wordml/sdtformatlock" xmlns:w16se="http://schemas.microsoft.com/office/word/2015/wordml/symex" mc:Ignorable="w14 w15 w16se w16cid w16 w16cex w16sdtdh w16sdtfl w16du">
   <w:docDefaults>
     <w:rPrDefault>
       <w:rPr>
@@ -5200,145 +5545,383 @@
     </w:rPrDefault>
     <w:pPrDefault/>
   </w:docDefaults>
-  <w:latentStyles w:defLockedState="0" w:defUIPriority="99" w:defSemiHidden="1" w:defUnhideWhenUsed="1" w:defQFormat="0" w:count="267">
-    <w:lsdException w:name="Normal" w:semiHidden="0" w:uiPriority="0" w:unhideWhenUsed="0" w:qFormat="1"/>
-    <w:lsdException w:name="heading 1" w:semiHidden="0" w:uiPriority="9" w:unhideWhenUsed="0" w:qFormat="1"/>
-    <w:lsdException w:name="heading 2" w:uiPriority="9" w:qFormat="1"/>
-    <w:lsdException w:name="heading 3" w:uiPriority="9" w:qFormat="1"/>
-    <w:lsdException w:name="heading 4" w:uiPriority="9" w:qFormat="1"/>
-    <w:lsdException w:name="heading 5" w:uiPriority="9" w:qFormat="1"/>
-    <w:lsdException w:name="heading 6" w:uiPriority="9" w:qFormat="1"/>
-    <w:lsdException w:name="heading 7" w:uiPriority="9" w:qFormat="1"/>
-    <w:lsdException w:name="heading 8" w:uiPriority="9" w:qFormat="1"/>
-    <w:lsdException w:name="heading 9" w:uiPriority="9" w:qFormat="1"/>
-    <w:lsdException w:name="toc 1" w:uiPriority="39"/>
-    <w:lsdException w:name="toc 2" w:uiPriority="39"/>
-    <w:lsdException w:name="toc 3" w:uiPriority="39"/>
-    <w:lsdException w:name="toc 4" w:uiPriority="39"/>
-    <w:lsdException w:name="toc 5" w:uiPriority="39"/>
-    <w:lsdException w:name="toc 6" w:uiPriority="39"/>
-    <w:lsdException w:name="toc 7" w:uiPriority="39"/>
-    <w:lsdException w:name="toc 8" w:uiPriority="39"/>
-    <w:lsdException w:name="toc 9" w:uiPriority="39"/>
-    <w:lsdException w:name="header" w:uiPriority="0"/>
-    <w:lsdException w:name="caption" w:uiPriority="35" w:qFormat="1"/>
-    <w:lsdException w:name="Title" w:semiHidden="0" w:uiPriority="10" w:unhideWhenUsed="0" w:qFormat="1"/>
-    <w:lsdException w:name="Default Paragraph Font" w:uiPriority="1"/>
-    <w:lsdException w:name="Subtitle" w:semiHidden="0" w:uiPriority="11" w:unhideWhenUsed="0" w:qFormat="1"/>
-    <w:lsdException w:name="Strong" w:semiHidden="0" w:uiPriority="22" w:unhideWhenUsed="0" w:qFormat="1"/>
-    <w:lsdException w:name="Emphasis" w:semiHidden="0" w:uiPriority="20" w:unhideWhenUsed="0" w:qFormat="1"/>
-    <w:lsdException w:name="Table Grid" w:semiHidden="0" w:uiPriority="59" w:unhideWhenUsed="0"/>
-    <w:lsdException w:name="Placeholder Text" w:unhideWhenUsed="0"/>
-    <w:lsdException w:name="No Spacing" w:semiHidden="0" w:uiPriority="1" w:unhideWhenUsed="0" w:qFormat="1"/>
-    <w:lsdException w:name="Light Shading" w:semiHidden="0" w:uiPriority="60" w:unhideWhenUsed="0"/>
-    <w:lsdException w:name="Light List" w:semiHidden="0" w:uiPriority="61" w:unhideWhenUsed="0"/>
-    <w:lsdException w:name="Light Grid" w:semiHidden="0" w:uiPriority="62" w:unhideWhenUsed="0"/>
-    <w:lsdException w:name="Medium Shading 1" w:semiHidden="0" w:uiPriority="63" w:unhideWhenUsed="0"/>
-    <w:lsdException w:name="Medium Shading 2" w:semiHidden="0" w:uiPriority="64" w:unhideWhenUsed="0"/>
-    <w:lsdException w:name="Medium List 1" w:semiHidden="0" w:uiPriority="65" w:unhideWhenUsed="0"/>
-    <w:lsdException w:name="Medium List 2" w:semiHidden="0" w:uiPriority="66" w:unhideWhenUsed="0"/>
-    <w:lsdException w:name="Medium Grid 1" w:semiHidden="0" w:uiPriority="67" w:unhideWhenUsed="0"/>
-    <w:lsdException w:name="Medium Grid 2" w:semiHidden="0" w:uiPriority="68" w:unhideWhenUsed="0"/>
-    <w:lsdException w:name="Medium Grid 3" w:semiHidden="0" w:uiPriority="69" w:unhideWhenUsed="0"/>
-    <w:lsdException w:name="Dark List" w:semiHidden="0" w:uiPriority="70" w:unhideWhenUsed="0"/>
-    <w:lsdException w:name="Colorful Shading" w:semiHidden="0" w:uiPriority="71" w:unhideWhenUsed="0"/>
-    <w:lsdException w:name="Colorful List" w:semiHidden="0" w:uiPriority="72" w:unhideWhenUsed="0"/>
-    <w:lsdException w:name="Colorful Grid" w:semiHidden="0" w:uiPriority="73" w:unhideWhenUsed="0"/>
-    <w:lsdException w:name="Light Shading Accent 1" w:semiHidden="0" w:uiPriority="60" w:unhideWhenUsed="0"/>
-    <w:lsdException w:name="Light List Accent 1" w:semiHidden="0" w:uiPriority="61" w:unhideWhenUsed="0"/>
-    <w:lsdException w:name="Light Grid Accent 1" w:semiHidden="0" w:uiPriority="62" w:unhideWhenUsed="0"/>
-    <w:lsdException w:name="Medium Shading 1 Accent 1" w:semiHidden="0" w:uiPriority="63" w:unhideWhenUsed="0"/>
-    <w:lsdException w:name="Medium Shading 2 Accent 1" w:semiHidden="0" w:uiPriority="64" w:unhideWhenUsed="0"/>
-    <w:lsdException w:name="Medium List 1 Accent 1" w:semiHidden="0" w:uiPriority="65" w:unhideWhenUsed="0"/>
-    <w:lsdException w:name="Revision" w:unhideWhenUsed="0"/>
-    <w:lsdException w:name="List Paragraph" w:semiHidden="0" w:uiPriority="34" w:unhideWhenUsed="0" w:qFormat="1"/>
-    <w:lsdException w:name="Quote" w:semiHidden="0" w:uiPriority="29" w:unhideWhenUsed="0" w:qFormat="1"/>
-    <w:lsdException w:name="Intense Quote" w:semiHidden="0" w:uiPriority="30" w:unhideWhenUsed="0" w:qFormat="1"/>
-    <w:lsdException w:name="Medium List 2 Accent 1" w:semiHidden="0" w:uiPriority="66" w:unhideWhenUsed="0"/>
-    <w:lsdException w:name="Medium Grid 1 Accent 1" w:semiHidden="0" w:uiPriority="67" w:unhideWhenUsed="0"/>
-    <w:lsdException w:name="Medium Grid 2 Accent 1" w:semiHidden="0" w:uiPriority="68" w:unhideWhenUsed="0"/>
-    <w:lsdException w:name="Medium Grid 3 Accent 1" w:semiHidden="0" w:uiPriority="69" w:unhideWhenUsed="0"/>
-    <w:lsdException w:name="Dark List Accent 1" w:semiHidden="0" w:uiPriority="70" w:unhideWhenUsed="0"/>
-    <w:lsdException w:name="Colorful Shading Accent 1" w:semiHidden="0" w:uiPriority="71" w:unhideWhenUsed="0"/>
-    <w:lsdException w:name="Colorful List Accent 1" w:semiHidden="0" w:uiPriority="72" w:unhideWhenUsed="0"/>
-    <w:lsdException w:name="Colorful Grid Accent 1" w:semiHidden="0" w:uiPriority="73" w:unhideWhenUsed="0"/>
-    <w:lsdException w:name="Light Shading Accent 2" w:semiHidden="0" w:uiPriority="60" w:unhideWhenUsed="0"/>
-    <w:lsdException w:name="Light List Accent 2" w:semiHidden="0" w:uiPriority="61" w:unhideWhenUsed="0"/>
-    <w:lsdException w:name="Light Grid Accent 2" w:semiHidden="0" w:uiPriority="62" w:unhideWhenUsed="0"/>
-    <w:lsdException w:name="Medium Shading 1 Accent 2" w:semiHidden="0" w:uiPriority="63" w:unhideWhenUsed="0"/>
-    <w:lsdException w:name="Medium Shading 2 Accent 2" w:semiHidden="0" w:uiPriority="64" w:unhideWhenUsed="0"/>
-    <w:lsdException w:name="Medium List 1 Accent 2" w:semiHidden="0" w:uiPriority="65" w:unhideWhenUsed="0"/>
-    <w:lsdException w:name="Medium List 2 Accent 2" w:semiHidden="0" w:uiPriority="66" w:unhideWhenUsed="0"/>
-    <w:lsdException w:name="Medium Grid 1 Accent 2" w:semiHidden="0" w:uiPriority="67" w:unhideWhenUsed="0"/>
-    <w:lsdException w:name="Medium Grid 2 Accent 2" w:semiHidden="0" w:uiPriority="68" w:unhideWhenUsed="0"/>
-    <w:lsdException w:name="Medium Grid 3 Accent 2" w:semiHidden="0" w:uiPriority="69" w:unhideWhenUsed="0"/>
-    <w:lsdException w:name="Dark List Accent 2" w:semiHidden="0" w:uiPriority="70" w:unhideWhenUsed="0"/>
-    <w:lsdException w:name="Colorful Shading Accent 2" w:semiHidden="0" w:uiPriority="71" w:unhideWhenUsed="0"/>
-    <w:lsdException w:name="Colorful List Accent 2" w:semiHidden="0" w:uiPriority="72" w:unhideWhenUsed="0"/>
-    <w:lsdException w:name="Colorful Grid Accent 2" w:semiHidden="0" w:uiPriority="73" w:unhideWhenUsed="0"/>
-    <w:lsdException w:name="Light Shading Accent 3" w:semiHidden="0" w:uiPriority="60" w:unhideWhenUsed="0"/>
-    <w:lsdException w:name="Light List Accent 3" w:semiHidden="0" w:uiPriority="61" w:unhideWhenUsed="0"/>
-    <w:lsdException w:name="Light Grid Accent 3" w:semiHidden="0" w:uiPriority="62" w:unhideWhenUsed="0"/>
-    <w:lsdException w:name="Medium Shading 1 Accent 3" w:semiHidden="0" w:uiPriority="63" w:unhideWhenUsed="0"/>
-    <w:lsdException w:name="Medium Shading 2 Accent 3" w:semiHidden="0" w:uiPriority="64" w:unhideWhenUsed="0"/>
-    <w:lsdException w:name="Medium List 1 Accent 3" w:semiHidden="0" w:uiPriority="65" w:unhideWhenUsed="0"/>
-    <w:lsdException w:name="Medium List 2 Accent 3" w:semiHidden="0" w:uiPriority="66" w:unhideWhenUsed="0"/>
-    <w:lsdException w:name="Medium Grid 1 Accent 3" w:semiHidden="0" w:uiPriority="67" w:unhideWhenUsed="0"/>
-    <w:lsdException w:name="Medium Grid 2 Accent 3" w:semiHidden="0" w:uiPriority="68" w:unhideWhenUsed="0"/>
-    <w:lsdException w:name="Medium Grid 3 Accent 3" w:semiHidden="0" w:uiPriority="69" w:unhideWhenUsed="0"/>
-    <w:lsdException w:name="Dark List Accent 3" w:semiHidden="0" w:uiPriority="70" w:unhideWhenUsed="0"/>
-    <w:lsdException w:name="Colorful Shading Accent 3" w:semiHidden="0" w:uiPriority="71" w:unhideWhenUsed="0"/>
-    <w:lsdException w:name="Colorful List Accent 3" w:semiHidden="0" w:uiPriority="72" w:unhideWhenUsed="0"/>
-    <w:lsdException w:name="Colorful Grid Accent 3" w:semiHidden="0" w:uiPriority="73" w:unhideWhenUsed="0"/>
-    <w:lsdException w:name="Light Shading Accent 4" w:semiHidden="0" w:uiPriority="60" w:unhideWhenUsed="0"/>
-    <w:lsdException w:name="Light List Accent 4" w:semiHidden="0" w:uiPriority="61" w:unhideWhenUsed="0"/>
-    <w:lsdException w:name="Light Grid Accent 4" w:semiHidden="0" w:uiPriority="62" w:unhideWhenUsed="0"/>
-    <w:lsdException w:name="Medium Shading 1 Accent 4" w:semiHidden="0" w:uiPriority="63" w:unhideWhenUsed="0"/>
-    <w:lsdException w:name="Medium Shading 2 Accent 4" w:semiHidden="0" w:uiPriority="64" w:unhideWhenUsed="0"/>
-    <w:lsdException w:name="Medium List 1 Accent 4" w:semiHidden="0" w:uiPriority="65" w:unhideWhenUsed="0"/>
-    <w:lsdException w:name="Medium List 2 Accent 4" w:semiHidden="0" w:uiPriority="66" w:unhideWhenUsed="0"/>
-    <w:lsdException w:name="Medium Grid 1 Accent 4" w:semiHidden="0" w:uiPriority="67" w:unhideWhenUsed="0"/>
-    <w:lsdException w:name="Medium Grid 2 Accent 4" w:semiHidden="0" w:uiPriority="68" w:unhideWhenUsed="0"/>
-    <w:lsdException w:name="Medium Grid 3 Accent 4" w:semiHidden="0" w:uiPriority="69" w:unhideWhenUsed="0"/>
-    <w:lsdException w:name="Dark List Accent 4" w:semiHidden="0" w:uiPriority="70" w:unhideWhenUsed="0"/>
-    <w:lsdException w:name="Colorful Shading Accent 4" w:semiHidden="0" w:uiPriority="71" w:unhideWhenUsed="0"/>
-    <w:lsdException w:name="Colorful List Accent 4" w:semiHidden="0" w:uiPriority="72" w:unhideWhenUsed="0"/>
-    <w:lsdException w:name="Colorful Grid Accent 4" w:semiHidden="0" w:uiPriority="73" w:unhideWhenUsed="0"/>
-    <w:lsdException w:name="Light Shading Accent 5" w:semiHidden="0" w:uiPriority="60" w:unhideWhenUsed="0"/>
-    <w:lsdException w:name="Light List Accent 5" w:semiHidden="0" w:uiPriority="61" w:unhideWhenUsed="0"/>
-    <w:lsdException w:name="Light Grid Accent 5" w:semiHidden="0" w:uiPriority="62" w:unhideWhenUsed="0"/>
-    <w:lsdException w:name="Medium Shading 1 Accent 5" w:semiHidden="0" w:uiPriority="63" w:unhideWhenUsed="0"/>
-    <w:lsdException w:name="Medium Shading 2 Accent 5" w:semiHidden="0" w:uiPriority="64" w:unhideWhenUsed="0"/>
-    <w:lsdException w:name="Medium List 1 Accent 5" w:semiHidden="0" w:uiPriority="65" w:unhideWhenUsed="0"/>
-    <w:lsdException w:name="Medium List 2 Accent 5" w:semiHidden="0" w:uiPriority="66" w:unhideWhenUsed="0"/>
-    <w:lsdException w:name="Medium Grid 1 Accent 5" w:semiHidden="0" w:uiPriority="67" w:unhideWhenUsed="0"/>
-    <w:lsdException w:name="Medium Grid 2 Accent 5" w:semiHidden="0" w:uiPriority="68" w:unhideWhenUsed="0"/>
-    <w:lsdException w:name="Medium Grid 3 Accent 5" w:semiHidden="0" w:uiPriority="69" w:unhideWhenUsed="0"/>
-    <w:lsdException w:name="Dark List Accent 5" w:semiHidden="0" w:uiPriority="70" w:unhideWhenUsed="0"/>
-    <w:lsdException w:name="Colorful Shading Accent 5" w:semiHidden="0" w:uiPriority="71" w:unhideWhenUsed="0"/>
-    <w:lsdException w:name="Colorful List Accent 5" w:semiHidden="0" w:uiPriority="72" w:unhideWhenUsed="0"/>
-    <w:lsdException w:name="Colorful Grid Accent 5" w:semiHidden="0" w:uiPriority="73" w:unhideWhenUsed="0"/>
-    <w:lsdException w:name="Light Shading Accent 6" w:semiHidden="0" w:uiPriority="60" w:unhideWhenUsed="0"/>
-    <w:lsdException w:name="Light List Accent 6" w:semiHidden="0" w:uiPriority="61" w:unhideWhenUsed="0"/>
-    <w:lsdException w:name="Light Grid Accent 6" w:semiHidden="0" w:uiPriority="62" w:unhideWhenUsed="0"/>
-    <w:lsdException w:name="Medium Shading 1 Accent 6" w:semiHidden="0" w:uiPriority="63" w:unhideWhenUsed="0"/>
-    <w:lsdException w:name="Medium Shading 2 Accent 6" w:semiHidden="0" w:uiPriority="64" w:unhideWhenUsed="0"/>
-    <w:lsdException w:name="Medium List 1 Accent 6" w:semiHidden="0" w:uiPriority="65" w:unhideWhenUsed="0"/>
-    <w:lsdException w:name="Medium List 2 Accent 6" w:semiHidden="0" w:uiPriority="66" w:unhideWhenUsed="0"/>
-    <w:lsdException w:name="Medium Grid 1 Accent 6" w:semiHidden="0" w:uiPriority="67" w:unhideWhenUsed="0"/>
-    <w:lsdException w:name="Medium Grid 2 Accent 6" w:semiHidden="0" w:uiPriority="68" w:unhideWhenUsed="0"/>
-    <w:lsdException w:name="Medium Grid 3 Accent 6" w:semiHidden="0" w:uiPriority="69" w:unhideWhenUsed="0"/>
-    <w:lsdException w:name="Dark List Accent 6" w:semiHidden="0" w:uiPriority="70" w:unhideWhenUsed="0"/>
-    <w:lsdException w:name="Colorful Shading Accent 6" w:semiHidden="0" w:uiPriority="71" w:unhideWhenUsed="0"/>
-    <w:lsdException w:name="Colorful List Accent 6" w:semiHidden="0" w:uiPriority="72" w:unhideWhenUsed="0"/>
-    <w:lsdException w:name="Colorful Grid Accent 6" w:semiHidden="0" w:uiPriority="73" w:unhideWhenUsed="0"/>
-    <w:lsdException w:name="Subtle Emphasis" w:semiHidden="0" w:uiPriority="19" w:unhideWhenUsed="0" w:qFormat="1"/>
-    <w:lsdException w:name="Intense Emphasis" w:semiHidden="0" w:uiPriority="21" w:unhideWhenUsed="0" w:qFormat="1"/>
-    <w:lsdException w:name="Subtle Reference" w:semiHidden="0" w:uiPriority="31" w:unhideWhenUsed="0" w:qFormat="1"/>
-    <w:lsdException w:name="Intense Reference" w:semiHidden="0" w:uiPriority="32" w:unhideWhenUsed="0" w:qFormat="1"/>
-    <w:lsdException w:name="Book Title" w:semiHidden="0" w:uiPriority="33" w:unhideWhenUsed="0" w:qFormat="1"/>
-    <w:lsdException w:name="Bibliography" w:uiPriority="37"/>
-    <w:lsdException w:name="TOC Heading" w:uiPriority="39" w:qFormat="1"/>
+  <w:latentStyles w:defLockedState="0" w:defUIPriority="99" w:defSemiHidden="0" w:defUnhideWhenUsed="0" w:defQFormat="0" w:count="376">
+    <w:lsdException w:name="Normal" w:uiPriority="0" w:qFormat="1"/>
+    <w:lsdException w:name="heading 1" w:uiPriority="9" w:qFormat="1"/>
+    <w:lsdException w:name="heading 2" w:semiHidden="1" w:uiPriority="9" w:unhideWhenUsed="1" w:qFormat="1"/>
+    <w:lsdException w:name="heading 3" w:semiHidden="1" w:uiPriority="9" w:unhideWhenUsed="1" w:qFormat="1"/>
+    <w:lsdException w:name="heading 4" w:semiHidden="1" w:uiPriority="9" w:unhideWhenUsed="1" w:qFormat="1"/>
+    <w:lsdException w:name="heading 5" w:semiHidden="1" w:uiPriority="9" w:unhideWhenUsed="1" w:qFormat="1"/>
+    <w:lsdException w:name="heading 6" w:semiHidden="1" w:uiPriority="9" w:unhideWhenUsed="1" w:qFormat="1"/>
+    <w:lsdException w:name="heading 7" w:semiHidden="1" w:uiPriority="9" w:unhideWhenUsed="1" w:qFormat="1"/>
+    <w:lsdException w:name="heading 8" w:semiHidden="1" w:uiPriority="9" w:unhideWhenUsed="1" w:qFormat="1"/>
+    <w:lsdException w:name="heading 9" w:semiHidden="1" w:uiPriority="9" w:unhideWhenUsed="1" w:qFormat="1"/>
+    <w:lsdException w:name="index 1" w:semiHidden="1" w:unhideWhenUsed="1"/>
+    <w:lsdException w:name="index 2" w:semiHidden="1" w:unhideWhenUsed="1"/>
+    <w:lsdException w:name="index 3" w:semiHidden="1" w:unhideWhenUsed="1"/>
+    <w:lsdException w:name="index 4" w:semiHidden="1" w:unhideWhenUsed="1"/>
+    <w:lsdException w:name="index 5" w:semiHidden="1" w:unhideWhenUsed="1"/>
+    <w:lsdException w:name="index 6" w:semiHidden="1" w:unhideWhenUsed="1"/>
+    <w:lsdException w:name="index 7" w:semiHidden="1" w:unhideWhenUsed="1"/>
+    <w:lsdException w:name="index 8" w:semiHidden="1" w:unhideWhenUsed="1"/>
+    <w:lsdException w:name="index 9" w:semiHidden="1" w:unhideWhenUsed="1"/>
+    <w:lsdException w:name="toc 1" w:semiHidden="1" w:uiPriority="39" w:unhideWhenUsed="1"/>
+    <w:lsdException w:name="toc 2" w:semiHidden="1" w:uiPriority="39" w:unhideWhenUsed="1"/>
+    <w:lsdException w:name="toc 3" w:semiHidden="1" w:uiPriority="39" w:unhideWhenUsed="1"/>
+    <w:lsdException w:name="toc 4" w:semiHidden="1" w:uiPriority="39" w:unhideWhenUsed="1"/>
+    <w:lsdException w:name="toc 5" w:semiHidden="1" w:uiPriority="39" w:unhideWhenUsed="1"/>
+    <w:lsdException w:name="toc 6" w:semiHidden="1" w:uiPriority="39" w:unhideWhenUsed="1"/>
+    <w:lsdException w:name="toc 7" w:semiHidden="1" w:uiPriority="39" w:unhideWhenUsed="1"/>
+    <w:lsdException w:name="toc 8" w:semiHidden="1" w:uiPriority="39" w:unhideWhenUsed="1"/>
+    <w:lsdException w:name="toc 9" w:semiHidden="1" w:uiPriority="39" w:unhideWhenUsed="1"/>
+    <w:lsdException w:name="Normal Indent" w:semiHidden="1" w:unhideWhenUsed="1"/>
+    <w:lsdException w:name="footnote text" w:semiHidden="1" w:unhideWhenUsed="1"/>
+    <w:lsdException w:name="annotation text" w:semiHidden="1" w:unhideWhenUsed="1"/>
+    <w:lsdException w:name="header" w:semiHidden="1" w:uiPriority="0" w:unhideWhenUsed="1"/>
+    <w:lsdException w:name="footer" w:semiHidden="1" w:unhideWhenUsed="1"/>
+    <w:lsdException w:name="index heading" w:semiHidden="1" w:unhideWhenUsed="1"/>
+    <w:lsdException w:name="caption" w:semiHidden="1" w:uiPriority="35" w:unhideWhenUsed="1" w:qFormat="1"/>
+    <w:lsdException w:name="table of figures" w:semiHidden="1" w:unhideWhenUsed="1"/>
+    <w:lsdException w:name="envelope address" w:semiHidden="1" w:unhideWhenUsed="1"/>
+    <w:lsdException w:name="envelope return" w:semiHidden="1" w:unhideWhenUsed="1"/>
+    <w:lsdException w:name="footnote reference" w:semiHidden="1" w:unhideWhenUsed="1"/>
+    <w:lsdException w:name="annotation reference" w:semiHidden="1" w:unhideWhenUsed="1"/>
+    <w:lsdException w:name="line number" w:semiHidden="1" w:unhideWhenUsed="1"/>
+    <w:lsdException w:name="page number" w:semiHidden="1" w:unhideWhenUsed="1"/>
+    <w:lsdException w:name="endnote reference" w:semiHidden="1" w:unhideWhenUsed="1"/>
+    <w:lsdException w:name="endnote text" w:semiHidden="1" w:unhideWhenUsed="1"/>
+    <w:lsdException w:name="table of authorities" w:semiHidden="1" w:unhideWhenUsed="1"/>
+    <w:lsdException w:name="macro" w:semiHidden="1" w:unhideWhenUsed="1"/>
+    <w:lsdException w:name="toa heading" w:semiHidden="1" w:unhideWhenUsed="1"/>
+    <w:lsdException w:name="List" w:semiHidden="1" w:unhideWhenUsed="1"/>
+    <w:lsdException w:name="List Bullet" w:semiHidden="1" w:unhideWhenUsed="1"/>
+    <w:lsdException w:name="List Number" w:semiHidden="1" w:unhideWhenUsed="1"/>
+    <w:lsdException w:name="List 2" w:semiHidden="1" w:unhideWhenUsed="1"/>
+    <w:lsdException w:name="List 3" w:semiHidden="1" w:unhideWhenUsed="1"/>
+    <w:lsdException w:name="List 4" w:semiHidden="1" w:unhideWhenUsed="1"/>
+    <w:lsdException w:name="List 5" w:semiHidden="1" w:unhideWhenUsed="1"/>
+    <w:lsdException w:name="List Bullet 2" w:semiHidden="1" w:unhideWhenUsed="1"/>
+    <w:lsdException w:name="List Bullet 3" w:semiHidden="1" w:unhideWhenUsed="1"/>
+    <w:lsdException w:name="List Bullet 4" w:semiHidden="1" w:unhideWhenUsed="1"/>
+    <w:lsdException w:name="List Bullet 5" w:semiHidden="1" w:unhideWhenUsed="1"/>
+    <w:lsdException w:name="List Number 2" w:semiHidden="1" w:unhideWhenUsed="1"/>
+    <w:lsdException w:name="List Number 3" w:semiHidden="1" w:unhideWhenUsed="1"/>
+    <w:lsdException w:name="List Number 4" w:semiHidden="1" w:unhideWhenUsed="1"/>
+    <w:lsdException w:name="List Number 5" w:semiHidden="1" w:unhideWhenUsed="1"/>
+    <w:lsdException w:name="Title" w:uiPriority="10" w:qFormat="1"/>
+    <w:lsdException w:name="Closing" w:semiHidden="1" w:unhideWhenUsed="1"/>
+    <w:lsdException w:name="Signature" w:semiHidden="1" w:unhideWhenUsed="1"/>
+    <w:lsdException w:name="Default Paragraph Font" w:semiHidden="1" w:uiPriority="1" w:unhideWhenUsed="1"/>
+    <w:lsdException w:name="Body Text" w:semiHidden="1" w:unhideWhenUsed="1"/>
+    <w:lsdException w:name="Body Text Indent" w:semiHidden="1" w:unhideWhenUsed="1"/>
+    <w:lsdException w:name="List Continue" w:semiHidden="1" w:unhideWhenUsed="1"/>
+    <w:lsdException w:name="List Continue 2" w:semiHidden="1" w:unhideWhenUsed="1"/>
+    <w:lsdException w:name="List Continue 3" w:semiHidden="1" w:unhideWhenUsed="1"/>
+    <w:lsdException w:name="List Continue 4" w:semiHidden="1" w:unhideWhenUsed="1"/>
+    <w:lsdException w:name="List Continue 5" w:semiHidden="1" w:unhideWhenUsed="1"/>
+    <w:lsdException w:name="Message Header" w:semiHidden="1" w:unhideWhenUsed="1"/>
+    <w:lsdException w:name="Subtitle" w:uiPriority="11" w:qFormat="1"/>
+    <w:lsdException w:name="Salutation" w:semiHidden="1" w:unhideWhenUsed="1"/>
+    <w:lsdException w:name="Date" w:semiHidden="1" w:unhideWhenUsed="1"/>
+    <w:lsdException w:name="Body Text First Indent" w:semiHidden="1" w:unhideWhenUsed="1"/>
+    <w:lsdException w:name="Body Text First Indent 2" w:semiHidden="1" w:unhideWhenUsed="1"/>
+    <w:lsdException w:name="Note Heading" w:semiHidden="1" w:unhideWhenUsed="1"/>
+    <w:lsdException w:name="Body Text 2" w:semiHidden="1" w:unhideWhenUsed="1"/>
+    <w:lsdException w:name="Body Text 3" w:semiHidden="1" w:unhideWhenUsed="1"/>
+    <w:lsdException w:name="Body Text Indent 2" w:semiHidden="1" w:unhideWhenUsed="1"/>
+    <w:lsdException w:name="Body Text Indent 3" w:semiHidden="1" w:unhideWhenUsed="1"/>
+    <w:lsdException w:name="Block Text" w:semiHidden="1" w:unhideWhenUsed="1"/>
+    <w:lsdException w:name="Hyperlink" w:semiHidden="1" w:unhideWhenUsed="1"/>
+    <w:lsdException w:name="FollowedHyperlink" w:semiHidden="1" w:unhideWhenUsed="1"/>
+    <w:lsdException w:name="Strong" w:uiPriority="22" w:qFormat="1"/>
+    <w:lsdException w:name="Emphasis" w:uiPriority="20" w:qFormat="1"/>
+    <w:lsdException w:name="Document Map" w:semiHidden="1" w:unhideWhenUsed="1"/>
+    <w:lsdException w:name="Plain Text" w:semiHidden="1" w:unhideWhenUsed="1"/>
+    <w:lsdException w:name="E-mail Signature" w:semiHidden="1" w:unhideWhenUsed="1"/>
+    <w:lsdException w:name="HTML Top of Form" w:semiHidden="1" w:unhideWhenUsed="1"/>
+    <w:lsdException w:name="HTML Bottom of Form" w:semiHidden="1" w:unhideWhenUsed="1"/>
+    <w:lsdException w:name="Normal (Web)" w:semiHidden="1" w:unhideWhenUsed="1"/>
+    <w:lsdException w:name="HTML Acronym" w:semiHidden="1" w:unhideWhenUsed="1"/>
+    <w:lsdException w:name="HTML Address" w:semiHidden="1" w:unhideWhenUsed="1"/>
+    <w:lsdException w:name="HTML Cite" w:semiHidden="1" w:unhideWhenUsed="1"/>
+    <w:lsdException w:name="HTML Code" w:semiHidden="1" w:unhideWhenUsed="1"/>
+    <w:lsdException w:name="HTML Definition" w:semiHidden="1" w:unhideWhenUsed="1"/>
+    <w:lsdException w:name="HTML Keyboard" w:semiHidden="1" w:unhideWhenUsed="1"/>
+    <w:lsdException w:name="HTML Preformatted" w:semiHidden="1" w:unhideWhenUsed="1"/>
+    <w:lsdException w:name="HTML Sample" w:semiHidden="1" w:unhideWhenUsed="1"/>
+    <w:lsdException w:name="HTML Typewriter" w:semiHidden="1" w:unhideWhenUsed="1"/>
+    <w:lsdException w:name="HTML Variable" w:semiHidden="1" w:unhideWhenUsed="1"/>
+    <w:lsdException w:name="Normal Table" w:semiHidden="1" w:unhideWhenUsed="1"/>
+    <w:lsdException w:name="annotation subject" w:semiHidden="1" w:unhideWhenUsed="1"/>
+    <w:lsdException w:name="No List" w:semiHidden="1" w:unhideWhenUsed="1"/>
+    <w:lsdException w:name="Outline List 1" w:semiHidden="1" w:unhideWhenUsed="1"/>
+    <w:lsdException w:name="Outline List 2" w:semiHidden="1" w:unhideWhenUsed="1"/>
+    <w:lsdException w:name="Outline List 3" w:semiHidden="1" w:unhideWhenUsed="1"/>
+    <w:lsdException w:name="Table Simple 1" w:semiHidden="1" w:unhideWhenUsed="1"/>
+    <w:lsdException w:name="Table Simple 2" w:semiHidden="1" w:unhideWhenUsed="1"/>
+    <w:lsdException w:name="Table Simple 3" w:semiHidden="1" w:unhideWhenUsed="1"/>
+    <w:lsdException w:name="Table Classic 1" w:semiHidden="1" w:unhideWhenUsed="1"/>
+    <w:lsdException w:name="Table Classic 2" w:semiHidden="1" w:unhideWhenUsed="1"/>
+    <w:lsdException w:name="Table Classic 3" w:semiHidden="1" w:unhideWhenUsed="1"/>
+    <w:lsdException w:name="Table Classic 4" w:semiHidden="1" w:unhideWhenUsed="1"/>
+    <w:lsdException w:name="Table Colorful 1" w:semiHidden="1" w:unhideWhenUsed="1"/>
+    <w:lsdException w:name="Table Colorful 2" w:semiHidden="1" w:unhideWhenUsed="1"/>
+    <w:lsdException w:name="Table Colorful 3" w:semiHidden="1" w:unhideWhenUsed="1"/>
+    <w:lsdException w:name="Table Columns 1" w:semiHidden="1" w:unhideWhenUsed="1"/>
+    <w:lsdException w:name="Table Columns 2" w:semiHidden="1" w:unhideWhenUsed="1"/>
+    <w:lsdException w:name="Table Columns 3" w:semiHidden="1" w:unhideWhenUsed="1"/>
+    <w:lsdException w:name="Table Columns 4" w:semiHidden="1" w:unhideWhenUsed="1"/>
+    <w:lsdException w:name="Table Columns 5" w:semiHidden="1" w:unhideWhenUsed="1"/>
+    <w:lsdException w:name="Table Grid 1" w:semiHidden="1" w:unhideWhenUsed="1"/>
+    <w:lsdException w:name="Table Grid 2" w:semiHidden="1" w:unhideWhenUsed="1"/>
+    <w:lsdException w:name="Table Grid 3" w:semiHidden="1" w:unhideWhenUsed="1"/>
+    <w:lsdException w:name="Table Grid 4" w:semiHidden="1" w:unhideWhenUsed="1"/>
+    <w:lsdException w:name="Table Grid 5" w:semiHidden="1" w:unhideWhenUsed="1"/>
+    <w:lsdException w:name="Table Grid 6" w:semiHidden="1" w:unhideWhenUsed="1"/>
+    <w:lsdException w:name="Table Grid 7" w:semiHidden="1" w:unhideWhenUsed="1"/>
+    <w:lsdException w:name="Table Grid 8" w:semiHidden="1" w:unhideWhenUsed="1"/>
+    <w:lsdException w:name="Table List 1" w:semiHidden="1" w:unhideWhenUsed="1"/>
+    <w:lsdException w:name="Table List 2" w:semiHidden="1" w:unhideWhenUsed="1"/>
+    <w:lsdException w:name="Table List 3" w:semiHidden="1" w:unhideWhenUsed="1"/>
+    <w:lsdException w:name="Table List 4" w:semiHidden="1" w:unhideWhenUsed="1"/>
+    <w:lsdException w:name="Table List 5" w:semiHidden="1" w:unhideWhenUsed="1"/>
+    <w:lsdException w:name="Table List 6" w:semiHidden="1" w:unhideWhenUsed="1"/>
+    <w:lsdException w:name="Table List 7" w:semiHidden="1" w:unhideWhenUsed="1"/>
+    <w:lsdException w:name="Table List 8" w:semiHidden="1" w:unhideWhenUsed="1"/>
+    <w:lsdException w:name="Table 3D effects 1" w:semiHidden="1" w:unhideWhenUsed="1"/>
+    <w:lsdException w:name="Table 3D effects 2" w:semiHidden="1" w:unhideWhenUsed="1"/>
+    <w:lsdException w:name="Table 3D effects 3" w:semiHidden="1" w:unhideWhenUsed="1"/>
+    <w:lsdException w:name="Table Contemporary" w:semiHidden="1" w:unhideWhenUsed="1"/>
+    <w:lsdException w:name="Table Elegant" w:semiHidden="1" w:unhideWhenUsed="1"/>
+    <w:lsdException w:name="Table Professional" w:semiHidden="1" w:unhideWhenUsed="1"/>
+    <w:lsdException w:name="Table Subtle 1" w:semiHidden="1" w:unhideWhenUsed="1"/>
+    <w:lsdException w:name="Table Subtle 2" w:semiHidden="1" w:unhideWhenUsed="1"/>
+    <w:lsdException w:name="Table Web 1" w:semiHidden="1" w:unhideWhenUsed="1"/>
+    <w:lsdException w:name="Table Web 2" w:semiHidden="1" w:unhideWhenUsed="1"/>
+    <w:lsdException w:name="Table Web 3" w:semiHidden="1" w:unhideWhenUsed="1"/>
+    <w:lsdException w:name="Balloon Text" w:semiHidden="1" w:unhideWhenUsed="1"/>
+    <w:lsdException w:name="Table Grid" w:uiPriority="59"/>
+    <w:lsdException w:name="Table Theme" w:semiHidden="1" w:unhideWhenUsed="1"/>
+    <w:lsdException w:name="Placeholder Text" w:semiHidden="1"/>
+    <w:lsdException w:name="No Spacing" w:uiPriority="1" w:qFormat="1"/>
+    <w:lsdException w:name="Light Shading" w:uiPriority="60"/>
+    <w:lsdException w:name="Light List" w:uiPriority="61"/>
+    <w:lsdException w:name="Light Grid" w:uiPriority="62"/>
+    <w:lsdException w:name="Medium Shading 1" w:uiPriority="63"/>
+    <w:lsdException w:name="Medium Shading 2" w:uiPriority="64"/>
+    <w:lsdException w:name="Medium List 1" w:uiPriority="65"/>
+    <w:lsdException w:name="Medium List 2" w:uiPriority="66"/>
+    <w:lsdException w:name="Medium Grid 1" w:uiPriority="67"/>
+    <w:lsdException w:name="Medium Grid 2" w:uiPriority="68"/>
+    <w:lsdException w:name="Medium Grid 3" w:uiPriority="69"/>
+    <w:lsdException w:name="Dark List" w:uiPriority="70"/>
+    <w:lsdException w:name="Colorful Shading" w:uiPriority="71"/>
+    <w:lsdException w:name="Colorful List" w:uiPriority="72"/>
+    <w:lsdException w:name="Colorful Grid" w:uiPriority="73"/>
+    <w:lsdException w:name="Light Shading Accent 1" w:uiPriority="60"/>
+    <w:lsdException w:name="Light List Accent 1" w:uiPriority="61"/>
+    <w:lsdException w:name="Light Grid Accent 1" w:uiPriority="62"/>
+    <w:lsdException w:name="Medium Shading 1 Accent 1" w:uiPriority="63"/>
+    <w:lsdException w:name="Medium Shading 2 Accent 1" w:uiPriority="64"/>
+    <w:lsdException w:name="Medium List 1 Accent 1" w:uiPriority="65"/>
+    <w:lsdException w:name="Revision" w:semiHidden="1"/>
+    <w:lsdException w:name="List Paragraph" w:uiPriority="34" w:qFormat="1"/>
+    <w:lsdException w:name="Quote" w:uiPriority="29" w:qFormat="1"/>
+    <w:lsdException w:name="Intense Quote" w:uiPriority="30" w:qFormat="1"/>
+    <w:lsdException w:name="Medium List 2 Accent 1" w:uiPriority="66"/>
+    <w:lsdException w:name="Medium Grid 1 Accent 1" w:uiPriority="67"/>
+    <w:lsdException w:name="Medium Grid 2 Accent 1" w:uiPriority="68"/>
+    <w:lsdException w:name="Medium Grid 3 Accent 1" w:uiPriority="69"/>
+    <w:lsdException w:name="Dark List Accent 1" w:uiPriority="70"/>
+    <w:lsdException w:name="Colorful Shading Accent 1" w:uiPriority="71"/>
+    <w:lsdException w:name="Colorful List Accent 1" w:uiPriority="72"/>
+    <w:lsdException w:name="Colorful Grid Accent 1" w:uiPriority="73"/>
+    <w:lsdException w:name="Light Shading Accent 2" w:uiPriority="60"/>
+    <w:lsdException w:name="Light List Accent 2" w:uiPriority="61"/>
+    <w:lsdException w:name="Light Grid Accent 2" w:uiPriority="62"/>
+    <w:lsdException w:name="Medium Shading 1 Accent 2" w:uiPriority="63"/>
+    <w:lsdException w:name="Medium Shading 2 Accent 2" w:uiPriority="64"/>
+    <w:lsdException w:name="Medium List 1 Accent 2" w:uiPriority="65"/>
+    <w:lsdException w:name="Medium List 2 Accent 2" w:uiPriority="66"/>
+    <w:lsdException w:name="Medium Grid 1 Accent 2" w:uiPriority="67"/>
+    <w:lsdException w:name="Medium Grid 2 Accent 2" w:uiPriority="68"/>
+    <w:lsdException w:name="Medium Grid 3 Accent 2" w:uiPriority="69"/>
+    <w:lsdException w:name="Dark List Accent 2" w:uiPriority="70"/>
+    <w:lsdException w:name="Colorful Shading Accent 2" w:uiPriority="71"/>
+    <w:lsdException w:name="Colorful List Accent 2" w:uiPriority="72"/>
+    <w:lsdException w:name="Colorful Grid Accent 2" w:uiPriority="73"/>
+    <w:lsdException w:name="Light Shading Accent 3" w:uiPriority="60"/>
+    <w:lsdException w:name="Light List Accent 3" w:uiPriority="61"/>
+    <w:lsdException w:name="Light Grid Accent 3" w:uiPriority="62"/>
+    <w:lsdException w:name="Medium Shading 1 Accent 3" w:uiPriority="63"/>
+    <w:lsdException w:name="Medium Shading 2 Accent 3" w:uiPriority="64"/>
+    <w:lsdException w:name="Medium List 1 Accent 3" w:uiPriority="65"/>
+    <w:lsdException w:name="Medium List 2 Accent 3" w:uiPriority="66"/>
+    <w:lsdException w:name="Medium Grid 1 Accent 3" w:uiPriority="67"/>
+    <w:lsdException w:name="Medium Grid 2 Accent 3" w:uiPriority="68"/>
+    <w:lsdException w:name="Medium Grid 3 Accent 3" w:uiPriority="69"/>
+    <w:lsdException w:name="Dark List Accent 3" w:uiPriority="70"/>
+    <w:lsdException w:name="Colorful Shading Accent 3" w:uiPriority="71"/>
+    <w:lsdException w:name="Colorful List Accent 3" w:uiPriority="72"/>
+    <w:lsdException w:name="Colorful Grid Accent 3" w:uiPriority="73"/>
+    <w:lsdException w:name="Light Shading Accent 4" w:uiPriority="60"/>
+    <w:lsdException w:name="Light List Accent 4" w:uiPriority="61"/>
+    <w:lsdException w:name="Light Grid Accent 4" w:uiPriority="62"/>
+    <w:lsdException w:name="Medium Shading 1 Accent 4" w:uiPriority="63"/>
+    <w:lsdException w:name="Medium Shading 2 Accent 4" w:uiPriority="64"/>
+    <w:lsdException w:name="Medium List 1 Accent 4" w:uiPriority="65"/>
+    <w:lsdException w:name="Medium List 2 Accent 4" w:uiPriority="66"/>
+    <w:lsdException w:name="Medium Grid 1 Accent 4" w:uiPriority="67"/>
+    <w:lsdException w:name="Medium Grid 2 Accent 4" w:uiPriority="68"/>
+    <w:lsdException w:name="Medium Grid 3 Accent 4" w:uiPriority="69"/>
+    <w:lsdException w:name="Dark List Accent 4" w:uiPriority="70"/>
+    <w:lsdException w:name="Colorful Shading Accent 4" w:uiPriority="71"/>
+    <w:lsdException w:name="Colorful List Accent 4" w:uiPriority="72"/>
+    <w:lsdException w:name="Colorful Grid Accent 4" w:uiPriority="73"/>
+    <w:lsdException w:name="Light Shading Accent 5" w:uiPriority="60"/>
+    <w:lsdException w:name="Light List Accent 5" w:uiPriority="61"/>
+    <w:lsdException w:name="Light Grid Accent 5" w:uiPriority="62"/>
+    <w:lsdException w:name="Medium Shading 1 Accent 5" w:uiPriority="63"/>
+    <w:lsdException w:name="Medium Shading 2 Accent 5" w:uiPriority="64"/>
+    <w:lsdException w:name="Medium List 1 Accent 5" w:uiPriority="65"/>
+    <w:lsdException w:name="Medium List 2 Accent 5" w:uiPriority="66"/>
+    <w:lsdException w:name="Medium Grid 1 Accent 5" w:uiPriority="67"/>
+    <w:lsdException w:name="Medium Grid 2 Accent 5" w:uiPriority="68"/>
+    <w:lsdException w:name="Medium Grid 3 Accent 5" w:uiPriority="69"/>
+    <w:lsdException w:name="Dark List Accent 5" w:uiPriority="70"/>
+    <w:lsdException w:name="Colorful Shading Accent 5" w:uiPriority="71"/>
+    <w:lsdException w:name="Colorful List Accent 5" w:uiPriority="72"/>
+    <w:lsdException w:name="Colorful Grid Accent 5" w:uiPriority="73"/>
+    <w:lsdException w:name="Light Shading Accent 6" w:uiPriority="60"/>
+    <w:lsdException w:name="Light List Accent 6" w:uiPriority="61"/>
+    <w:lsdException w:name="Light Grid Accent 6" w:uiPriority="62"/>
+    <w:lsdException w:name="Medium Shading 1 Accent 6" w:uiPriority="63"/>
+    <w:lsdException w:name="Medium Shading 2 Accent 6" w:uiPriority="64"/>
+    <w:lsdException w:name="Medium List 1 Accent 6" w:uiPriority="65"/>
+    <w:lsdException w:name="Medium List 2 Accent 6" w:uiPriority="66"/>
+    <w:lsdException w:name="Medium Grid 1 Accent 6" w:uiPriority="67"/>
+    <w:lsdException w:name="Medium Grid 2 Accent 6" w:uiPriority="68"/>
+    <w:lsdException w:name="Medium Grid 3 Accent 6" w:uiPriority="69"/>
+    <w:lsdException w:name="Dark List Accent 6" w:uiPriority="70"/>
+    <w:lsdException w:name="Colorful Shading Accent 6" w:uiPriority="71"/>
+    <w:lsdException w:name="Colorful List Accent 6" w:uiPriority="72"/>
+    <w:lsdException w:name="Colorful Grid Accent 6" w:uiPriority="73"/>
+    <w:lsdException w:name="Subtle Emphasis" w:uiPriority="19" w:qFormat="1"/>
+    <w:lsdException w:name="Intense Emphasis" w:uiPriority="21" w:qFormat="1"/>
+    <w:lsdException w:name="Subtle Reference" w:uiPriority="31" w:qFormat="1"/>
+    <w:lsdException w:name="Intense Reference" w:uiPriority="32" w:qFormat="1"/>
+    <w:lsdException w:name="Book Title" w:uiPriority="33" w:qFormat="1"/>
+    <w:lsdException w:name="Bibliography" w:semiHidden="1" w:uiPriority="37" w:unhideWhenUsed="1"/>
+    <w:lsdException w:name="TOC Heading" w:semiHidden="1" w:uiPriority="39" w:unhideWhenUsed="1" w:qFormat="1"/>
+    <w:lsdException w:name="Plain Table 1" w:uiPriority="41"/>
+    <w:lsdException w:name="Plain Table 2" w:uiPriority="42"/>
+    <w:lsdException w:name="Plain Table 3" w:uiPriority="43"/>
+    <w:lsdException w:name="Plain Table 4" w:uiPriority="44"/>
+    <w:lsdException w:name="Plain Table 5" w:uiPriority="45"/>
+    <w:lsdException w:name="Grid Table Light" w:uiPriority="40"/>
+    <w:lsdException w:name="Grid Table 1 Light" w:uiPriority="46"/>
+    <w:lsdException w:name="Grid Table 2" w:uiPriority="47"/>
+    <w:lsdException w:name="Grid Table 3" w:uiPriority="48"/>
+    <w:lsdException w:name="Grid Table 4" w:uiPriority="49"/>
+    <w:lsdException w:name="Grid Table 5 Dark" w:uiPriority="50"/>
+    <w:lsdException w:name="Grid Table 6 Colorful" w:uiPriority="51"/>
+    <w:lsdException w:name="Grid Table 7 Colorful" w:uiPriority="52"/>
+    <w:lsdException w:name="Grid Table 1 Light Accent 1" w:uiPriority="46"/>
+    <w:lsdException w:name="Grid Table 2 Accent 1" w:uiPriority="47"/>
+    <w:lsdException w:name="Grid Table 3 Accent 1" w:uiPriority="48"/>
+    <w:lsdException w:name="Grid Table 4 Accent 1" w:uiPriority="49"/>
+    <w:lsdException w:name="Grid Table 5 Dark Accent 1" w:uiPriority="50"/>
+    <w:lsdException w:name="Grid Table 6 Colorful Accent 1" w:uiPriority="51"/>
+    <w:lsdException w:name="Grid Table 7 Colorful Accent 1" w:uiPriority="52"/>
+    <w:lsdException w:name="Grid Table 1 Light Accent 2" w:uiPriority="46"/>
+    <w:lsdException w:name="Grid Table 2 Accent 2" w:uiPriority="47"/>
+    <w:lsdException w:name="Grid Table 3 Accent 2" w:uiPriority="48"/>
+    <w:lsdException w:name="Grid Table 4 Accent 2" w:uiPriority="49"/>
+    <w:lsdException w:name="Grid Table 5 Dark Accent 2" w:uiPriority="50"/>
+    <w:lsdException w:name="Grid Table 6 Colorful Accent 2" w:uiPriority="51"/>
+    <w:lsdException w:name="Grid Table 7 Colorful Accent 2" w:uiPriority="52"/>
+    <w:lsdException w:name="Grid Table 1 Light Accent 3" w:uiPriority="46"/>
+    <w:lsdException w:name="Grid Table 2 Accent 3" w:uiPriority="47"/>
+    <w:lsdException w:name="Grid Table 3 Accent 3" w:uiPriority="48"/>
+    <w:lsdException w:name="Grid Table 4 Accent 3" w:uiPriority="49"/>
+    <w:lsdException w:name="Grid Table 5 Dark Accent 3" w:uiPriority="50"/>
+    <w:lsdException w:name="Grid Table 6 Colorful Accent 3" w:uiPriority="51"/>
+    <w:lsdException w:name="Grid Table 7 Colorful Accent 3" w:uiPriority="52"/>
+    <w:lsdException w:name="Grid Table 1 Light Accent 4" w:uiPriority="46"/>
+    <w:lsdException w:name="Grid Table 2 Accent 4" w:uiPriority="47"/>
+    <w:lsdException w:name="Grid Table 3 Accent 4" w:uiPriority="48"/>
+    <w:lsdException w:name="Grid Table 4 Accent 4" w:uiPriority="49"/>
+    <w:lsdException w:name="Grid Table 5 Dark Accent 4" w:uiPriority="50"/>
+    <w:lsdException w:name="Grid Table 6 Colorful Accent 4" w:uiPriority="51"/>
+    <w:lsdException w:name="Grid Table 7 Colorful Accent 4" w:uiPriority="52"/>
+    <w:lsdException w:name="Grid Table 1 Light Accent 5" w:uiPriority="46"/>
+    <w:lsdException w:name="Grid Table 2 Accent 5" w:uiPriority="47"/>
+    <w:lsdException w:name="Grid Table 3 Accent 5" w:uiPriority="48"/>
+    <w:lsdException w:name="Grid Table 4 Accent 5" w:uiPriority="49"/>
+    <w:lsdException w:name="Grid Table 5 Dark Accent 5" w:uiPriority="50"/>
+    <w:lsdException w:name="Grid Table 6 Colorful Accent 5" w:uiPriority="51"/>
+    <w:lsdException w:name="Grid Table 7 Colorful Accent 5" w:uiPriority="52"/>
+    <w:lsdException w:name="Grid Table 1 Light Accent 6" w:uiPriority="46"/>
+    <w:lsdException w:name="Grid Table 2 Accent 6" w:uiPriority="47"/>
+    <w:lsdException w:name="Grid Table 3 Accent 6" w:uiPriority="48"/>
+    <w:lsdException w:name="Grid Table 4 Accent 6" w:uiPriority="49"/>
+    <w:lsdException w:name="Grid Table 5 Dark Accent 6" w:uiPriority="50"/>
+    <w:lsdException w:name="Grid Table 6 Colorful Accent 6" w:uiPriority="51"/>
+    <w:lsdException w:name="Grid Table 7 Colorful Accent 6" w:uiPriority="52"/>
+    <w:lsdException w:name="List Table 1 Light" w:uiPriority="46"/>
+    <w:lsdException w:name="List Table 2" w:uiPriority="47"/>
+    <w:lsdException w:name="List Table 3" w:uiPriority="48"/>
+    <w:lsdException w:name="List Table 4" w:uiPriority="49"/>
+    <w:lsdException w:name="List Table 5 Dark" w:uiPriority="50"/>
+    <w:lsdException w:name="List Table 6 Colorful" w:uiPriority="51"/>
+    <w:lsdException w:name="List Table 7 Colorful" w:uiPriority="52"/>
+    <w:lsdException w:name="List Table 1 Light Accent 1" w:uiPriority="46"/>
+    <w:lsdException w:name="List Table 2 Accent 1" w:uiPriority="47"/>
+    <w:lsdException w:name="List Table 3 Accent 1" w:uiPriority="48"/>
+    <w:lsdException w:name="List Table 4 Accent 1" w:uiPriority="49"/>
+    <w:lsdException w:name="List Table 5 Dark Accent 1" w:uiPriority="50"/>
+    <w:lsdException w:name="List Table 6 Colorful Accent 1" w:uiPriority="51"/>
+    <w:lsdException w:name="List Table 7 Colorful Accent 1" w:uiPriority="52"/>
+    <w:lsdException w:name="List Table 1 Light Accent 2" w:uiPriority="46"/>
+    <w:lsdException w:name="List Table 2 Accent 2" w:uiPriority="47"/>
+    <w:lsdException w:name="List Table 3 Accent 2" w:uiPriority="48"/>
+    <w:lsdException w:name="List Table 4 Accent 2" w:uiPriority="49"/>
+    <w:lsdException w:name="List Table 5 Dark Accent 2" w:uiPriority="50"/>
+    <w:lsdException w:name="List Table 6 Colorful Accent 2" w:uiPriority="51"/>
+    <w:lsdException w:name="List Table 7 Colorful Accent 2" w:uiPriority="52"/>
+    <w:lsdException w:name="List Table 1 Light Accent 3" w:uiPriority="46"/>
+    <w:lsdException w:name="List Table 2 Accent 3" w:uiPriority="47"/>
+    <w:lsdException w:name="List Table 3 Accent 3" w:uiPriority="48"/>
+    <w:lsdException w:name="List Table 4 Accent 3" w:uiPriority="49"/>
+    <w:lsdException w:name="List Table 5 Dark Accent 3" w:uiPriority="50"/>
+    <w:lsdException w:name="List Table 6 Colorful Accent 3" w:uiPriority="51"/>
+    <w:lsdException w:name="List Table 7 Colorful Accent 3" w:uiPriority="52"/>
+    <w:lsdException w:name="List Table 1 Light Accent 4" w:uiPriority="46"/>
+    <w:lsdException w:name="List Table 2 Accent 4" w:uiPriority="47"/>
+    <w:lsdException w:name="List Table 3 Accent 4" w:uiPriority="48"/>
+    <w:lsdException w:name="List Table 4 Accent 4" w:uiPriority="49"/>
+    <w:lsdException w:name="List Table 5 Dark Accent 4" w:uiPriority="50"/>
+    <w:lsdException w:name="List Table 6 Colorful Accent 4" w:uiPriority="51"/>
+    <w:lsdException w:name="List Table 7 Colorful Accent 4" w:uiPriority="52"/>
+    <w:lsdException w:name="List Table 1 Light Accent 5" w:uiPriority="46"/>
+    <w:lsdException w:name="List Table 2 Accent 5" w:uiPriority="47"/>
+    <w:lsdException w:name="List Table 3 Accent 5" w:uiPriority="48"/>
+    <w:lsdException w:name="List Table 4 Accent 5" w:uiPriority="49"/>
+    <w:lsdException w:name="List Table 5 Dark Accent 5" w:uiPriority="50"/>
+    <w:lsdException w:name="List Table 6 Colorful Accent 5" w:uiPriority="51"/>
+    <w:lsdException w:name="List Table 7 Colorful Accent 5" w:uiPriority="52"/>
+    <w:lsdException w:name="List Table 1 Light Accent 6" w:uiPriority="46"/>
+    <w:lsdException w:name="List Table 2 Accent 6" w:uiPriority="47"/>
+    <w:lsdException w:name="List Table 3 Accent 6" w:uiPriority="48"/>
+    <w:lsdException w:name="List Table 4 Accent 6" w:uiPriority="49"/>
+    <w:lsdException w:name="List Table 5 Dark Accent 6" w:uiPriority="50"/>
+    <w:lsdException w:name="List Table 6 Colorful Accent 6" w:uiPriority="51"/>
+    <w:lsdException w:name="List Table 7 Colorful Accent 6" w:uiPriority="52"/>
+    <w:lsdException w:name="Mention" w:semiHidden="1" w:unhideWhenUsed="1"/>
+    <w:lsdException w:name="Smart Hyperlink" w:semiHidden="1" w:unhideWhenUsed="1"/>
+    <w:lsdException w:name="Hashtag" w:semiHidden="1" w:unhideWhenUsed="1"/>
+    <w:lsdException w:name="Unresolved Mention" w:semiHidden="1" w:unhideWhenUsed="1"/>
+    <w:lsdException w:name="Smart Link" w:semiHidden="1" w:unhideWhenUsed="1"/>
   </w:latentStyles>
   <w:style w:type="paragraph" w:default="1" w:styleId="a">
     <w:name w:val="Normal"/>
@@ -5356,7 +5939,6 @@
   <w:style w:type="character" w:default="1" w:styleId="a0">
     <w:name w:val="Default Paragraph Font"/>
     <w:uiPriority w:val="1"/>
-    <w:semiHidden/>
     <w:unhideWhenUsed/>
   </w:style>
   <w:style w:type="table" w:default="1" w:styleId="a1">
@@ -5434,7 +6016,7 @@
   <w:style w:type="paragraph" w:styleId="a8">
     <w:name w:val="header"/>
     <w:basedOn w:val="a"/>
-    <w:link w:val="Char"/>
+    <w:link w:val="a9"/>
     <w:unhideWhenUsed/>
     <w:rsid w:val="00BA6CD3"/>
     <w:pPr>
@@ -5445,8 +6027,8 @@
       <w:snapToGrid w:val="0"/>
     </w:pPr>
   </w:style>
-  <w:style w:type="character" w:customStyle="1" w:styleId="Char">
-    <w:name w:val="页眉 Char"/>
+  <w:style w:type="character" w:customStyle="1" w:styleId="a9">
+    <w:name w:val="ヘッダー (文字)"/>
     <w:link w:val="a8"/>
     <w:uiPriority w:val="99"/>
     <w:rsid w:val="00BA6CD3"/>
@@ -5455,10 +6037,10 @@
       <w:sz w:val="21"/>
     </w:rPr>
   </w:style>
-  <w:style w:type="paragraph" w:styleId="a9">
+  <w:style w:type="paragraph" w:styleId="aa">
     <w:name w:val="footer"/>
     <w:basedOn w:val="a"/>
-    <w:link w:val="Char0"/>
+    <w:link w:val="ab"/>
     <w:uiPriority w:val="99"/>
     <w:unhideWhenUsed/>
     <w:rsid w:val="00BA6CD3"/>
@@ -5470,9 +6052,9 @@
       <w:snapToGrid w:val="0"/>
     </w:pPr>
   </w:style>
-  <w:style w:type="character" w:customStyle="1" w:styleId="Char0">
-    <w:name w:val="页脚 Char"/>
-    <w:link w:val="a9"/>
+  <w:style w:type="character" w:customStyle="1" w:styleId="ab">
+    <w:name w:val="フッター (文字)"/>
+    <w:link w:val="aa"/>
     <w:uiPriority w:val="99"/>
     <w:rsid w:val="00BA6CD3"/>
     <w:rPr>
@@ -5480,7 +6062,7 @@
       <w:sz w:val="21"/>
     </w:rPr>
   </w:style>
-  <w:style w:type="paragraph" w:styleId="aa">
+  <w:style w:type="paragraph" w:styleId="ac">
     <w:name w:val="List Paragraph"/>
     <w:basedOn w:val="a"/>
     <w:uiPriority w:val="34"/>
@@ -5490,7 +6072,7 @@
       <w:ind w:leftChars="400" w:left="840"/>
     </w:pPr>
   </w:style>
-  <w:style w:type="character" w:styleId="ab">
+  <w:style w:type="character" w:styleId="ad">
     <w:name w:val="annotation reference"/>
     <w:basedOn w:val="a0"/>
     <w:uiPriority w:val="99"/>
@@ -5502,10 +6084,10 @@
       <w:szCs w:val="18"/>
     </w:rPr>
   </w:style>
-  <w:style w:type="paragraph" w:styleId="ac">
+  <w:style w:type="paragraph" w:styleId="ae">
     <w:name w:val="annotation text"/>
     <w:basedOn w:val="a"/>
-    <w:link w:val="Char1"/>
+    <w:link w:val="af"/>
     <w:uiPriority w:val="99"/>
     <w:semiHidden/>
     <w:unhideWhenUsed/>
@@ -5514,10 +6096,10 @@
       <w:jc w:val="left"/>
     </w:pPr>
   </w:style>
-  <w:style w:type="character" w:customStyle="1" w:styleId="Char1">
-    <w:name w:val="批注文字 Char"/>
+  <w:style w:type="character" w:customStyle="1" w:styleId="af">
+    <w:name w:val="コメント文字列 (文字)"/>
     <w:basedOn w:val="a0"/>
-    <w:link w:val="ac"/>
+    <w:link w:val="ae"/>
     <w:uiPriority w:val="99"/>
     <w:semiHidden/>
     <w:rsid w:val="00C03FD7"/>
@@ -5526,11 +6108,11 @@
       <w:sz w:val="21"/>
     </w:rPr>
   </w:style>
-  <w:style w:type="paragraph" w:styleId="ad">
+  <w:style w:type="paragraph" w:styleId="af0">
     <w:name w:val="annotation subject"/>
-    <w:basedOn w:val="ac"/>
-    <w:next w:val="ac"/>
-    <w:link w:val="Char2"/>
+    <w:basedOn w:val="ae"/>
+    <w:next w:val="ae"/>
+    <w:link w:val="af1"/>
     <w:uiPriority w:val="99"/>
     <w:semiHidden/>
     <w:unhideWhenUsed/>
@@ -5540,10 +6122,10 @@
       <w:bCs/>
     </w:rPr>
   </w:style>
-  <w:style w:type="character" w:customStyle="1" w:styleId="Char2">
-    <w:name w:val="批注主题 Char"/>
-    <w:basedOn w:val="Char1"/>
-    <w:link w:val="ad"/>
+  <w:style w:type="character" w:customStyle="1" w:styleId="af1">
+    <w:name w:val="コメント内容 (文字)"/>
+    <w:basedOn w:val="af"/>
+    <w:link w:val="af0"/>
     <w:uiPriority w:val="99"/>
     <w:semiHidden/>
     <w:rsid w:val="00C03FD7"/>
@@ -5554,7 +6136,7 @@
       <w:sz w:val="21"/>
     </w:rPr>
   </w:style>
-  <w:style w:type="paragraph" w:styleId="ae">
+  <w:style w:type="paragraph" w:styleId="af2">
     <w:name w:val="Revision"/>
     <w:hidden/>
     <w:uiPriority w:val="99"/>
@@ -5565,383 +6147,16 @@
       <w:sz w:val="21"/>
     </w:rPr>
   </w:style>
-</w:styles>
-</file>
-
-<file path=word/stylesWithEffects.xml><?xml version="1.0" encoding="utf-8"?>
-<w:styles xmlns:wpc="http://schemas.microsoft.com/office/word/2010/wordprocessingCanvas" xmlns:mc="http://schemas.openxmlformats.org/markup-compatibility/2006" xmlns:o="urn:schemas-microsoft-com:office:office" xmlns:r="http://schemas.openxmlformats.org/officeDocument/2006/relationships" xmlns:m="http://schemas.openxmlformats.org/officeDocument/2006/math" xmlns:v="urn:schemas-microsoft-com:vml" xmlns:wp14="http://schemas.microsoft.com/office/word/2010/wordprocessingDrawing" xmlns:wp="http://schemas.openxmlformats.org/drawingml/2006/wordprocessingDrawing" xmlns:w10="urn:schemas-microsoft-com:office:word" xmlns:w="http://schemas.openxmlformats.org/wordprocessingml/2006/main" xmlns:w14="http://schemas.microsoft.com/office/word/2010/wordml" xmlns:wpg="http://schemas.microsoft.com/office/word/2010/wordprocessingGroup" xmlns:wpi="http://schemas.microsoft.com/office/word/2010/wordprocessingInk" xmlns:wne="http://schemas.microsoft.com/office/word/2006/wordml" xmlns:wps="http://schemas.microsoft.com/office/word/2010/wordprocessingShape" mc:Ignorable="w14 wp14">
-  <w:docDefaults>
-    <w:rPrDefault>
-      <w:rPr>
-        <w:rFonts w:ascii="Century" w:eastAsia="ＭＳ 明朝" w:hAnsi="Century" w:cs="Times New Roman"/>
-        <w:lang w:val="en-US" w:eastAsia="ja-JP" w:bidi="ar-SA"/>
-      </w:rPr>
-    </w:rPrDefault>
-    <w:pPrDefault/>
-  </w:docDefaults>
-  <w:latentStyles w:defLockedState="0" w:defUIPriority="99" w:defSemiHidden="1" w:defUnhideWhenUsed="1" w:defQFormat="0" w:count="267">
-    <w:lsdException w:name="Normal" w:semiHidden="0" w:uiPriority="0" w:unhideWhenUsed="0" w:qFormat="1"/>
-    <w:lsdException w:name="heading 1" w:semiHidden="0" w:uiPriority="9" w:unhideWhenUsed="0" w:qFormat="1"/>
-    <w:lsdException w:name="heading 2" w:uiPriority="9" w:qFormat="1"/>
-    <w:lsdException w:name="heading 3" w:uiPriority="9" w:qFormat="1"/>
-    <w:lsdException w:name="heading 4" w:uiPriority="9" w:qFormat="1"/>
-    <w:lsdException w:name="heading 5" w:uiPriority="9" w:qFormat="1"/>
-    <w:lsdException w:name="heading 6" w:uiPriority="9" w:qFormat="1"/>
-    <w:lsdException w:name="heading 7" w:uiPriority="9" w:qFormat="1"/>
-    <w:lsdException w:name="heading 8" w:uiPriority="9" w:qFormat="1"/>
-    <w:lsdException w:name="heading 9" w:uiPriority="9" w:qFormat="1"/>
-    <w:lsdException w:name="toc 1" w:uiPriority="39"/>
-    <w:lsdException w:name="toc 2" w:uiPriority="39"/>
-    <w:lsdException w:name="toc 3" w:uiPriority="39"/>
-    <w:lsdException w:name="toc 4" w:uiPriority="39"/>
-    <w:lsdException w:name="toc 5" w:uiPriority="39"/>
-    <w:lsdException w:name="toc 6" w:uiPriority="39"/>
-    <w:lsdException w:name="toc 7" w:uiPriority="39"/>
-    <w:lsdException w:name="toc 8" w:uiPriority="39"/>
-    <w:lsdException w:name="toc 9" w:uiPriority="39"/>
-    <w:lsdException w:name="header" w:uiPriority="0"/>
-    <w:lsdException w:name="caption" w:uiPriority="35" w:qFormat="1"/>
-    <w:lsdException w:name="Title" w:semiHidden="0" w:uiPriority="10" w:unhideWhenUsed="0" w:qFormat="1"/>
-    <w:lsdException w:name="Default Paragraph Font" w:uiPriority="1"/>
-    <w:lsdException w:name="Subtitle" w:semiHidden="0" w:uiPriority="11" w:unhideWhenUsed="0" w:qFormat="1"/>
-    <w:lsdException w:name="Strong" w:semiHidden="0" w:uiPriority="22" w:unhideWhenUsed="0" w:qFormat="1"/>
-    <w:lsdException w:name="Emphasis" w:semiHidden="0" w:uiPriority="20" w:unhideWhenUsed="0" w:qFormat="1"/>
-    <w:lsdException w:name="Table Grid" w:semiHidden="0" w:uiPriority="59" w:unhideWhenUsed="0"/>
-    <w:lsdException w:name="Placeholder Text" w:unhideWhenUsed="0"/>
-    <w:lsdException w:name="No Spacing" w:semiHidden="0" w:uiPriority="1" w:unhideWhenUsed="0" w:qFormat="1"/>
-    <w:lsdException w:name="Light Shading" w:semiHidden="0" w:uiPriority="60" w:unhideWhenUsed="0"/>
-    <w:lsdException w:name="Light List" w:semiHidden="0" w:uiPriority="61" w:unhideWhenUsed="0"/>
-    <w:lsdException w:name="Light Grid" w:semiHidden="0" w:uiPriority="62" w:unhideWhenUsed="0"/>
-    <w:lsdException w:name="Medium Shading 1" w:semiHidden="0" w:uiPriority="63" w:unhideWhenUsed="0"/>
-    <w:lsdException w:name="Medium Shading 2" w:semiHidden="0" w:uiPriority="64" w:unhideWhenUsed="0"/>
-    <w:lsdException w:name="Medium List 1" w:semiHidden="0" w:uiPriority="65" w:unhideWhenUsed="0"/>
-    <w:lsdException w:name="Medium List 2" w:semiHidden="0" w:uiPriority="66" w:unhideWhenUsed="0"/>
-    <w:lsdException w:name="Medium Grid 1" w:semiHidden="0" w:uiPriority="67" w:unhideWhenUsed="0"/>
-    <w:lsdException w:name="Medium Grid 2" w:semiHidden="0" w:uiPriority="68" w:unhideWhenUsed="0"/>
-    <w:lsdException w:name="Medium Grid 3" w:semiHidden="0" w:uiPriority="69" w:unhideWhenUsed="0"/>
-    <w:lsdException w:name="Dark List" w:semiHidden="0" w:uiPriority="70" w:unhideWhenUsed="0"/>
-    <w:lsdException w:name="Colorful Shading" w:semiHidden="0" w:uiPriority="71" w:unhideWhenUsed="0"/>
-    <w:lsdException w:name="Colorful List" w:semiHidden="0" w:uiPriority="72" w:unhideWhenUsed="0"/>
-    <w:lsdException w:name="Colorful Grid" w:semiHidden="0" w:uiPriority="73" w:unhideWhenUsed="0"/>
-    <w:lsdException w:name="Light Shading Accent 1" w:semiHidden="0" w:uiPriority="60" w:unhideWhenUsed="0"/>
-    <w:lsdException w:name="Light List Accent 1" w:semiHidden="0" w:uiPriority="61" w:unhideWhenUsed="0"/>
-    <w:lsdException w:name="Light Grid Accent 1" w:semiHidden="0" w:uiPriority="62" w:unhideWhenUsed="0"/>
-    <w:lsdException w:name="Medium Shading 1 Accent 1" w:semiHidden="0" w:uiPriority="63" w:unhideWhenUsed="0"/>
-    <w:lsdException w:name="Medium Shading 2 Accent 1" w:semiHidden="0" w:uiPriority="64" w:unhideWhenUsed="0"/>
-    <w:lsdException w:name="Medium List 1 Accent 1" w:semiHidden="0" w:uiPriority="65" w:unhideWhenUsed="0"/>
-    <w:lsdException w:name="Revision" w:unhideWhenUsed="0"/>
-    <w:lsdException w:name="List Paragraph" w:semiHidden="0" w:uiPriority="34" w:unhideWhenUsed="0" w:qFormat="1"/>
-    <w:lsdException w:name="Quote" w:semiHidden="0" w:uiPriority="29" w:unhideWhenUsed="0" w:qFormat="1"/>
-    <w:lsdException w:name="Intense Quote" w:semiHidden="0" w:uiPriority="30" w:unhideWhenUsed="0" w:qFormat="1"/>
-    <w:lsdException w:name="Medium List 2 Accent 1" w:semiHidden="0" w:uiPriority="66" w:unhideWhenUsed="0"/>
-    <w:lsdException w:name="Medium Grid 1 Accent 1" w:semiHidden="0" w:uiPriority="67" w:unhideWhenUsed="0"/>
-    <w:lsdException w:name="Medium Grid 2 Accent 1" w:semiHidden="0" w:uiPriority="68" w:unhideWhenUsed="0"/>
-    <w:lsdException w:name="Medium Grid 3 Accent 1" w:semiHidden="0" w:uiPriority="69" w:unhideWhenUsed="0"/>
-    <w:lsdException w:name="Dark List Accent 1" w:semiHidden="0" w:uiPriority="70" w:unhideWhenUsed="0"/>
-    <w:lsdException w:name="Colorful Shading Accent 1" w:semiHidden="0" w:uiPriority="71" w:unhideWhenUsed="0"/>
-    <w:lsdException w:name="Colorful List Accent 1" w:semiHidden="0" w:uiPriority="72" w:unhideWhenUsed="0"/>
-    <w:lsdException w:name="Colorful Grid Accent 1" w:semiHidden="0" w:uiPriority="73" w:unhideWhenUsed="0"/>
-    <w:lsdException w:name="Light Shading Accent 2" w:semiHidden="0" w:uiPriority="60" w:unhideWhenUsed="0"/>
-    <w:lsdException w:name="Light List Accent 2" w:semiHidden="0" w:uiPriority="61" w:unhideWhenUsed="0"/>
-    <w:lsdException w:name="Light Grid Accent 2" w:semiHidden="0" w:uiPriority="62" w:unhideWhenUsed="0"/>
-    <w:lsdException w:name="Medium Shading 1 Accent 2" w:semiHidden="0" w:uiPriority="63" w:unhideWhenUsed="0"/>
-    <w:lsdException w:name="Medium Shading 2 Accent 2" w:semiHidden="0" w:uiPriority="64" w:unhideWhenUsed="0"/>
-    <w:lsdException w:name="Medium List 1 Accent 2" w:semiHidden="0" w:uiPriority="65" w:unhideWhenUsed="0"/>
-    <w:lsdException w:name="Medium List 2 Accent 2" w:semiHidden="0" w:uiPriority="66" w:unhideWhenUsed="0"/>
-    <w:lsdException w:name="Medium Grid 1 Accent 2" w:semiHidden="0" w:uiPriority="67" w:unhideWhenUsed="0"/>
-    <w:lsdException w:name="Medium Grid 2 Accent 2" w:semiHidden="0" w:uiPriority="68" w:unhideWhenUsed="0"/>
-    <w:lsdException w:name="Medium Grid 3 Accent 2" w:semiHidden="0" w:uiPriority="69" w:unhideWhenUsed="0"/>
-    <w:lsdException w:name="Dark List Accent 2" w:semiHidden="0" w:uiPriority="70" w:unhideWhenUsed="0"/>
-    <w:lsdException w:name="Colorful Shading Accent 2" w:semiHidden="0" w:uiPriority="71" w:unhideWhenUsed="0"/>
-    <w:lsdException w:name="Colorful List Accent 2" w:semiHidden="0" w:uiPriority="72" w:unhideWhenUsed="0"/>
-    <w:lsdException w:name="Colorful Grid Accent 2" w:semiHidden="0" w:uiPriority="73" w:unhideWhenUsed="0"/>
-    <w:lsdException w:name="Light Shading Accent 3" w:semiHidden="0" w:uiPriority="60" w:unhideWhenUsed="0"/>
-    <w:lsdException w:name="Light List Accent 3" w:semiHidden="0" w:uiPriority="61" w:unhideWhenUsed="0"/>
-    <w:lsdException w:name="Light Grid Accent 3" w:semiHidden="0" w:uiPriority="62" w:unhideWhenUsed="0"/>
-    <w:lsdException w:name="Medium Shading 1 Accent 3" w:semiHidden="0" w:uiPriority="63" w:unhideWhenUsed="0"/>
-    <w:lsdException w:name="Medium Shading 2 Accent 3" w:semiHidden="0" w:uiPriority="64" w:unhideWhenUsed="0"/>
-    <w:lsdException w:name="Medium List 1 Accent 3" w:semiHidden="0" w:uiPriority="65" w:unhideWhenUsed="0"/>
-    <w:lsdException w:name="Medium List 2 Accent 3" w:semiHidden="0" w:uiPriority="66" w:unhideWhenUsed="0"/>
-    <w:lsdException w:name="Medium Grid 1 Accent 3" w:semiHidden="0" w:uiPriority="67" w:unhideWhenUsed="0"/>
-    <w:lsdException w:name="Medium Grid 2 Accent 3" w:semiHidden="0" w:uiPriority="68" w:unhideWhenUsed="0"/>
-    <w:lsdException w:name="Medium Grid 3 Accent 3" w:semiHidden="0" w:uiPriority="69" w:unhideWhenUsed="0"/>
-    <w:lsdException w:name="Dark List Accent 3" w:semiHidden="0" w:uiPriority="70" w:unhideWhenUsed="0"/>
-    <w:lsdException w:name="Colorful Shading Accent 3" w:semiHidden="0" w:uiPriority="71" w:unhideWhenUsed="0"/>
-    <w:lsdException w:name="Colorful List Accent 3" w:semiHidden="0" w:uiPriority="72" w:unhideWhenUsed="0"/>
-    <w:lsdException w:name="Colorful Grid Accent 3" w:semiHidden="0" w:uiPriority="73" w:unhideWhenUsed="0"/>
-    <w:lsdException w:name="Light Shading Accent 4" w:semiHidden="0" w:uiPriority="60" w:unhideWhenUsed="0"/>
-    <w:lsdException w:name="Light List Accent 4" w:semiHidden="0" w:uiPriority="61" w:unhideWhenUsed="0"/>
-    <w:lsdException w:name="Light Grid Accent 4" w:semiHidden="0" w:uiPriority="62" w:unhideWhenUsed="0"/>
-    <w:lsdException w:name="Medium Shading 1 Accent 4" w:semiHidden="0" w:uiPriority="63" w:unhideWhenUsed="0"/>
-    <w:lsdException w:name="Medium Shading 2 Accent 4" w:semiHidden="0" w:uiPriority="64" w:unhideWhenUsed="0"/>
-    <w:lsdException w:name="Medium List 1 Accent 4" w:semiHidden="0" w:uiPriority="65" w:unhideWhenUsed="0"/>
-    <w:lsdException w:name="Medium List 2 Accent 4" w:semiHidden="0" w:uiPriority="66" w:unhideWhenUsed="0"/>
-    <w:lsdException w:name="Medium Grid 1 Accent 4" w:semiHidden="0" w:uiPriority="67" w:unhideWhenUsed="0"/>
-    <w:lsdException w:name="Medium Grid 2 Accent 4" w:semiHidden="0" w:uiPriority="68" w:unhideWhenUsed="0"/>
-    <w:lsdException w:name="Medium Grid 3 Accent 4" w:semiHidden="0" w:uiPriority="69" w:unhideWhenUsed="0"/>
-    <w:lsdException w:name="Dark List Accent 4" w:semiHidden="0" w:uiPriority="70" w:unhideWhenUsed="0"/>
-    <w:lsdException w:name="Colorful Shading Accent 4" w:semiHidden="0" w:uiPriority="71" w:unhideWhenUsed="0"/>
-    <w:lsdException w:name="Colorful List Accent 4" w:semiHidden="0" w:uiPriority="72" w:unhideWhenUsed="0"/>
-    <w:lsdException w:name="Colorful Grid Accent 4" w:semiHidden="0" w:uiPriority="73" w:unhideWhenUsed="0"/>
-    <w:lsdException w:name="Light Shading Accent 5" w:semiHidden="0" w:uiPriority="60" w:unhideWhenUsed="0"/>
-    <w:lsdException w:name="Light List Accent 5" w:semiHidden="0" w:uiPriority="61" w:unhideWhenUsed="0"/>
-    <w:lsdException w:name="Light Grid Accent 5" w:semiHidden="0" w:uiPriority="62" w:unhideWhenUsed="0"/>
-    <w:lsdException w:name="Medium Shading 1 Accent 5" w:semiHidden="0" w:uiPriority="63" w:unhideWhenUsed="0"/>
-    <w:lsdException w:name="Medium Shading 2 Accent 5" w:semiHidden="0" w:uiPriority="64" w:unhideWhenUsed="0"/>
-    <w:lsdException w:name="Medium List 1 Accent 5" w:semiHidden="0" w:uiPriority="65" w:unhideWhenUsed="0"/>
-    <w:lsdException w:name="Medium List 2 Accent 5" w:semiHidden="0" w:uiPriority="66" w:unhideWhenUsed="0"/>
-    <w:lsdException w:name="Medium Grid 1 Accent 5" w:semiHidden="0" w:uiPriority="67" w:unhideWhenUsed="0"/>
-    <w:lsdException w:name="Medium Grid 2 Accent 5" w:semiHidden="0" w:uiPriority="68" w:unhideWhenUsed="0"/>
-    <w:lsdException w:name="Medium Grid 3 Accent 5" w:semiHidden="0" w:uiPriority="69" w:unhideWhenUsed="0"/>
-    <w:lsdException w:name="Dark List Accent 5" w:semiHidden="0" w:uiPriority="70" w:unhideWhenUsed="0"/>
-    <w:lsdException w:name="Colorful Shading Accent 5" w:semiHidden="0" w:uiPriority="71" w:unhideWhenUsed="0"/>
-    <w:lsdException w:name="Colorful List Accent 5" w:semiHidden="0" w:uiPriority="72" w:unhideWhenUsed="0"/>
-    <w:lsdException w:name="Colorful Grid Accent 5" w:semiHidden="0" w:uiPriority="73" w:unhideWhenUsed="0"/>
-    <w:lsdException w:name="Light Shading Accent 6" w:semiHidden="0" w:uiPriority="60" w:unhideWhenUsed="0"/>
-    <w:lsdException w:name="Light List Accent 6" w:semiHidden="0" w:uiPriority="61" w:unhideWhenUsed="0"/>
-    <w:lsdException w:name="Light Grid Accent 6" w:semiHidden="0" w:uiPriority="62" w:unhideWhenUsed="0"/>
-    <w:lsdException w:name="Medium Shading 1 Accent 6" w:semiHidden="0" w:uiPriority="63" w:unhideWhenUsed="0"/>
-    <w:lsdException w:name="Medium Shading 2 Accent 6" w:semiHidden="0" w:uiPriority="64" w:unhideWhenUsed="0"/>
-    <w:lsdException w:name="Medium List 1 Accent 6" w:semiHidden="0" w:uiPriority="65" w:unhideWhenUsed="0"/>
-    <w:lsdException w:name="Medium List 2 Accent 6" w:semiHidden="0" w:uiPriority="66" w:unhideWhenUsed="0"/>
-    <w:lsdException w:name="Medium Grid 1 Accent 6" w:semiHidden="0" w:uiPriority="67" w:unhideWhenUsed="0"/>
-    <w:lsdException w:name="Medium Grid 2 Accent 6" w:semiHidden="0" w:uiPriority="68" w:unhideWhenUsed="0"/>
-    <w:lsdException w:name="Medium Grid 3 Accent 6" w:semiHidden="0" w:uiPriority="69" w:unhideWhenUsed="0"/>
-    <w:lsdException w:name="Dark List Accent 6" w:semiHidden="0" w:uiPriority="70" w:unhideWhenUsed="0"/>
-    <w:lsdException w:name="Colorful Shading Accent 6" w:semiHidden="0" w:uiPriority="71" w:unhideWhenUsed="0"/>
-    <w:lsdException w:name="Colorful List Accent 6" w:semiHidden="0" w:uiPriority="72" w:unhideWhenUsed="0"/>
-    <w:lsdException w:name="Colorful Grid Accent 6" w:semiHidden="0" w:uiPriority="73" w:unhideWhenUsed="0"/>
-    <w:lsdException w:name="Subtle Emphasis" w:semiHidden="0" w:uiPriority="19" w:unhideWhenUsed="0" w:qFormat="1"/>
-    <w:lsdException w:name="Intense Emphasis" w:semiHidden="0" w:uiPriority="21" w:unhideWhenUsed="0" w:qFormat="1"/>
-    <w:lsdException w:name="Subtle Reference" w:semiHidden="0" w:uiPriority="31" w:unhideWhenUsed="0" w:qFormat="1"/>
-    <w:lsdException w:name="Intense Reference" w:semiHidden="0" w:uiPriority="32" w:unhideWhenUsed="0" w:qFormat="1"/>
-    <w:lsdException w:name="Book Title" w:semiHidden="0" w:uiPriority="33" w:unhideWhenUsed="0" w:qFormat="1"/>
-    <w:lsdException w:name="Bibliography" w:uiPriority="37"/>
-    <w:lsdException w:name="TOC Heading" w:uiPriority="39" w:qFormat="1"/>
-  </w:latentStyles>
-  <w:style w:type="paragraph" w:default="1" w:styleId="a">
-    <w:name w:val="Normal"/>
-    <w:qFormat/>
-    <w:rsid w:val="00820DCF"/>
-    <w:pPr>
-      <w:widowControl w:val="0"/>
-      <w:jc w:val="both"/>
-    </w:pPr>
-    <w:rPr>
-      <w:kern w:val="2"/>
-      <w:sz w:val="21"/>
-    </w:rPr>
-  </w:style>
-  <w:style w:type="character" w:default="1" w:styleId="a0">
-    <w:name w:val="Default Paragraph Font"/>
-    <w:uiPriority w:val="1"/>
-    <w:semiHidden/>
-    <w:unhideWhenUsed/>
-  </w:style>
-  <w:style w:type="table" w:default="1" w:styleId="a1">
-    <w:name w:val="Normal Table"/>
-    <w:uiPriority w:val="99"/>
-    <w:semiHidden/>
-    <w:unhideWhenUsed/>
-    <w:tblPr>
-      <w:tblInd w:w="0" w:type="dxa"/>
-      <w:tblCellMar>
-        <w:top w:w="0" w:type="dxa"/>
-        <w:left w:w="108" w:type="dxa"/>
-        <w:bottom w:w="0" w:type="dxa"/>
-        <w:right w:w="108" w:type="dxa"/>
-      </w:tblCellMar>
-    </w:tblPr>
-  </w:style>
-  <w:style w:type="numbering" w:default="1" w:styleId="a2">
-    <w:name w:val="No List"/>
-    <w:uiPriority w:val="99"/>
-    <w:semiHidden/>
-    <w:unhideWhenUsed/>
-  </w:style>
-  <w:style w:type="paragraph" w:styleId="a3">
-    <w:name w:val="Date"/>
-    <w:basedOn w:val="a"/>
-    <w:next w:val="a"/>
-    <w:rPr>
-      <w:b/>
-    </w:rPr>
-  </w:style>
-  <w:style w:type="character" w:styleId="a4">
-    <w:name w:val="Hyperlink"/>
-    <w:rPr>
-      <w:color w:val="0000FF"/>
-      <w:u w:val="single"/>
-    </w:rPr>
-  </w:style>
-  <w:style w:type="paragraph" w:styleId="a5">
-    <w:name w:val="Balloon Text"/>
-    <w:basedOn w:val="a"/>
-    <w:semiHidden/>
-    <w:rPr>
-      <w:rFonts w:ascii="Arial" w:eastAsia="ＭＳ ゴシック" w:hAnsi="Arial"/>
-      <w:sz w:val="18"/>
-      <w:szCs w:val="18"/>
-    </w:rPr>
-  </w:style>
-  <w:style w:type="character" w:styleId="a6">
-    <w:name w:val="FollowedHyperlink"/>
-    <w:rPr>
-      <w:color w:val="800080"/>
-      <w:u w:val="single"/>
-    </w:rPr>
-  </w:style>
-  <w:style w:type="table" w:styleId="a7">
-    <w:name w:val="Table Grid"/>
-    <w:basedOn w:val="a1"/>
-    <w:rsid w:val="00280A4F"/>
-    <w:pPr>
-      <w:widowControl w:val="0"/>
-      <w:jc w:val="both"/>
-    </w:pPr>
-    <w:tblPr>
-      <w:tblBorders>
-        <w:top w:val="single" w:sz="4" w:space="0" w:color="auto"/>
-        <w:left w:val="single" w:sz="4" w:space="0" w:color="auto"/>
-        <w:bottom w:val="single" w:sz="4" w:space="0" w:color="auto"/>
-        <w:right w:val="single" w:sz="4" w:space="0" w:color="auto"/>
-        <w:insideH w:val="single" w:sz="4" w:space="0" w:color="auto"/>
-        <w:insideV w:val="single" w:sz="4" w:space="0" w:color="auto"/>
-      </w:tblBorders>
-    </w:tblPr>
-  </w:style>
-  <w:style w:type="paragraph" w:styleId="a8">
-    <w:name w:val="header"/>
-    <w:basedOn w:val="a"/>
-    <w:link w:val="Char"/>
-    <w:unhideWhenUsed/>
-    <w:rsid w:val="00BA6CD3"/>
-    <w:pPr>
-      <w:tabs>
-        <w:tab w:val="center" w:pos="4252"/>
-        <w:tab w:val="right" w:pos="8504"/>
-      </w:tabs>
-      <w:snapToGrid w:val="0"/>
-    </w:pPr>
-  </w:style>
-  <w:style w:type="character" w:customStyle="1" w:styleId="Char">
-    <w:name w:val="页眉 Char"/>
-    <w:link w:val="a8"/>
-    <w:uiPriority w:val="99"/>
-    <w:rsid w:val="00BA6CD3"/>
-    <w:rPr>
-      <w:kern w:val="2"/>
-      <w:sz w:val="21"/>
-    </w:rPr>
-  </w:style>
-  <w:style w:type="paragraph" w:styleId="a9">
-    <w:name w:val="footer"/>
-    <w:basedOn w:val="a"/>
-    <w:link w:val="Char0"/>
-    <w:uiPriority w:val="99"/>
-    <w:unhideWhenUsed/>
-    <w:rsid w:val="00BA6CD3"/>
-    <w:pPr>
-      <w:tabs>
-        <w:tab w:val="center" w:pos="4252"/>
-        <w:tab w:val="right" w:pos="8504"/>
-      </w:tabs>
-      <w:snapToGrid w:val="0"/>
-    </w:pPr>
-  </w:style>
-  <w:style w:type="character" w:customStyle="1" w:styleId="Char0">
-    <w:name w:val="页脚 Char"/>
-    <w:link w:val="a9"/>
-    <w:uiPriority w:val="99"/>
-    <w:rsid w:val="00BA6CD3"/>
-    <w:rPr>
-      <w:kern w:val="2"/>
-      <w:sz w:val="21"/>
-    </w:rPr>
-  </w:style>
-  <w:style w:type="paragraph" w:styleId="aa">
-    <w:name w:val="List Paragraph"/>
-    <w:basedOn w:val="a"/>
-    <w:uiPriority w:val="34"/>
-    <w:qFormat/>
-    <w:rsid w:val="00893523"/>
-    <w:pPr>
-      <w:ind w:leftChars="400" w:left="840"/>
-    </w:pPr>
-  </w:style>
-  <w:style w:type="character" w:styleId="ab">
-    <w:name w:val="annotation reference"/>
+  <w:style w:type="character" w:styleId="af3">
+    <w:name w:val="Unresolved Mention"/>
     <w:basedOn w:val="a0"/>
     <w:uiPriority w:val="99"/>
     <w:semiHidden/>
     <w:unhideWhenUsed/>
-    <w:rsid w:val="00C03FD7"/>
+    <w:rsid w:val="009D6722"/>
     <w:rPr>
-      <w:sz w:val="18"/>
-      <w:szCs w:val="18"/>
-    </w:rPr>
-  </w:style>
-  <w:style w:type="paragraph" w:styleId="ac">
-    <w:name w:val="annotation text"/>
-    <w:basedOn w:val="a"/>
-    <w:link w:val="Char1"/>
-    <w:uiPriority w:val="99"/>
-    <w:semiHidden/>
-    <w:unhideWhenUsed/>
-    <w:rsid w:val="00C03FD7"/>
-    <w:pPr>
-      <w:jc w:val="left"/>
-    </w:pPr>
-  </w:style>
-  <w:style w:type="character" w:customStyle="1" w:styleId="Char1">
-    <w:name w:val="批注文字 Char"/>
-    <w:basedOn w:val="a0"/>
-    <w:link w:val="ac"/>
-    <w:uiPriority w:val="99"/>
-    <w:semiHidden/>
-    <w:rsid w:val="00C03FD7"/>
-    <w:rPr>
-      <w:kern w:val="2"/>
-      <w:sz w:val="21"/>
-    </w:rPr>
-  </w:style>
-  <w:style w:type="paragraph" w:styleId="ad">
-    <w:name w:val="annotation subject"/>
-    <w:basedOn w:val="ac"/>
-    <w:next w:val="ac"/>
-    <w:link w:val="Char2"/>
-    <w:uiPriority w:val="99"/>
-    <w:semiHidden/>
-    <w:unhideWhenUsed/>
-    <w:rsid w:val="00C03FD7"/>
-    <w:rPr>
-      <w:b/>
-      <w:bCs/>
-    </w:rPr>
-  </w:style>
-  <w:style w:type="character" w:customStyle="1" w:styleId="Char2">
-    <w:name w:val="批注主题 Char"/>
-    <w:basedOn w:val="Char1"/>
-    <w:link w:val="ad"/>
-    <w:uiPriority w:val="99"/>
-    <w:semiHidden/>
-    <w:rsid w:val="00C03FD7"/>
-    <w:rPr>
-      <w:b/>
-      <w:bCs/>
-      <w:kern w:val="2"/>
-      <w:sz w:val="21"/>
-    </w:rPr>
-  </w:style>
-  <w:style w:type="paragraph" w:styleId="ae">
-    <w:name w:val="Revision"/>
-    <w:hidden/>
-    <w:uiPriority w:val="99"/>
-    <w:semiHidden/>
-    <w:rsid w:val="00F94ECA"/>
-    <w:rPr>
-      <w:kern w:val="2"/>
-      <w:sz w:val="21"/>
+      <w:color w:val="605E5C"/>
+      <w:shd w:val="clear" w:color="auto" w:fill="E1DFDD"/>
     </w:rPr>
   </w:style>
 </w:styles>
@@ -6236,7 +6451,7 @@
   <a:extraClrSchemeLst/>
   <a:extLst>
     <a:ext uri="{05A4C25C-085E-4340-85A3-A5531E510DB2}">
-      <thm15:themeFamily xmlns:thm15="http://schemas.microsoft.com/office/thememl/2012/main" xmlns="" name="Office Theme" id="{62F939B6-93AF-4DB8-9C6B-D6C7DFDC589F}" vid="{4A3C46E8-61CC-4603-A589-7422A47A8E4A}"/>
+      <thm15:themeFamily xmlns:thm15="http://schemas.microsoft.com/office/thememl/2012/main" name="Office Theme" id="{62F939B6-93AF-4DB8-9C6B-D6C7DFDC589F}" vid="{4A3C46E8-61CC-4603-A589-7422A47A8E4A}"/>
     </a:ext>
   </a:extLst>
 </a:theme>

--- a/日本語履歴書.docx
+++ b/日本語履歴書.docx
@@ -1,6 +1,6 @@
 
 <file path=word/document.xml><?xml version="1.0" encoding="utf-8"?>
-<w:document xmlns:wpc="http://schemas.microsoft.com/office/word/2010/wordprocessingCanvas" xmlns:cx="http://schemas.microsoft.com/office/drawing/2014/chartex" xmlns:cx1="http://schemas.microsoft.com/office/drawing/2015/9/8/chartex" xmlns:cx2="http://schemas.microsoft.com/office/drawing/2015/10/21/chartex" xmlns:cx3="http://schemas.microsoft.com/office/drawing/2016/5/9/chartex" xmlns:cx4="http://schemas.microsoft.com/office/drawing/2016/5/10/chartex" xmlns:cx5="http://schemas.microsoft.com/office/drawing/2016/5/11/chartex" xmlns:cx6="http://schemas.microsoft.com/office/drawing/2016/5/12/chartex" xmlns:cx7="http://schemas.microsoft.com/office/drawing/2016/5/13/chartex" xmlns:cx8="http://schemas.microsoft.com/office/drawing/2016/5/14/chartex" xmlns:mc="http://schemas.openxmlformats.org/markup-compatibility/2006" xmlns:aink="http://schemas.microsoft.com/office/drawing/2016/ink" xmlns:am3d="http://schemas.microsoft.com/office/drawing/2017/model3d" xmlns:o="urn:schemas-microsoft-com:office:office" xmlns:oel="http://schemas.microsoft.com/office/2019/extlst" xmlns:r="http://schemas.openxmlformats.org/officeDocument/2006/relationships" xmlns:m="http://schemas.openxmlformats.org/officeDocument/2006/math" xmlns:v="urn:schemas-microsoft-com:vml" xmlns:wp14="http://schemas.microsoft.com/office/word/2010/wordprocessingDrawing" xmlns:wp="http://schemas.openxmlformats.org/drawingml/2006/wordprocessingDrawing" xmlns:w10="urn:schemas-microsoft-com:office:word" xmlns:w="http://schemas.openxmlformats.org/wordprocessingml/2006/main" xmlns:w14="http://schemas.microsoft.com/office/word/2010/wordml" xmlns:w15="http://schemas.microsoft.com/office/word/2012/wordml" xmlns:w16cex="http://schemas.microsoft.com/office/word/2018/wordml/cex" xmlns:w16cid="http://schemas.microsoft.com/office/word/2016/wordml/cid" xmlns:w16="http://schemas.microsoft.com/office/word/2018/wordml" xmlns:w16du="http://schemas.microsoft.com/office/word/2023/wordml/word16du" xmlns:w16sdtdh="http://schemas.microsoft.com/office/word/2020/wordml/sdtdatahash" xmlns:w16sdtfl="http://schemas.microsoft.com/office/word/2024/wordml/sdtformatlock" xmlns:w16se="http://schemas.microsoft.com/office/word/2015/wordml/symex" xmlns:wpg="http://schemas.microsoft.com/office/word/2010/wordprocessingGroup" xmlns:wpi="http://schemas.microsoft.com/office/word/2010/wordprocessingInk" xmlns:wne="http://schemas.microsoft.com/office/word/2006/wordml" xmlns:wps="http://schemas.microsoft.com/office/word/2010/wordprocessingShape" mc:Ignorable="w14 w15 w16se w16cid w16 w16cex w16sdtdh w16sdtfl w16du wp14">
+<w:document xmlns:wpc="http://schemas.microsoft.com/office/word/2010/wordprocessingCanvas" xmlns:mc="http://schemas.openxmlformats.org/markup-compatibility/2006" xmlns:o="urn:schemas-microsoft-com:office:office" xmlns:r="http://schemas.openxmlformats.org/officeDocument/2006/relationships" xmlns:m="http://schemas.openxmlformats.org/officeDocument/2006/math" xmlns:v="urn:schemas-microsoft-com:vml" xmlns:wp14="http://schemas.microsoft.com/office/word/2010/wordprocessingDrawing" xmlns:wp="http://schemas.openxmlformats.org/drawingml/2006/wordprocessingDrawing" xmlns:w10="urn:schemas-microsoft-com:office:word" xmlns:w="http://schemas.openxmlformats.org/wordprocessingml/2006/main" xmlns:w14="http://schemas.microsoft.com/office/word/2010/wordml" xmlns:wpg="http://schemas.microsoft.com/office/word/2010/wordprocessingGroup" xmlns:wpi="http://schemas.microsoft.com/office/word/2010/wordprocessingInk" xmlns:wne="http://schemas.microsoft.com/office/word/2006/wordml" xmlns:wps="http://schemas.microsoft.com/office/word/2010/wordprocessingShape" mc:Ignorable="w14 wp14">
   <w:body>
     <w:tbl>
       <w:tblPr>
@@ -126,7 +126,7 @@
               <w:ind w:leftChars="701" w:left="1472"/>
               <w:jc w:val="right"/>
               <w:rPr>
-                <w:rFonts w:ascii="ＭＳ 明朝" w:eastAsia="DengXian" w:hAnsi="ＭＳ 明朝" w:hint="eastAsia"/>
+                <w:rFonts w:ascii="ＭＳ 明朝" w:eastAsia="DengXian" w:hAnsi="ＭＳ 明朝"/>
                 <w:position w:val="4"/>
                 <w:szCs w:val="21"/>
                 <w:lang w:eastAsia="zh-CN"/>
@@ -164,7 +164,7 @@
                           </pic:cNvPicPr>
                         </pic:nvPicPr>
                         <pic:blipFill>
-                          <a:blip r:embed="rId8" cstate="print">
+                          <a:blip r:embed="rId9" cstate="print">
                             <a:extLst>
                               <a:ext uri="{28A0092B-C50C-407E-A947-70E740481C1C}">
                                 <a14:useLocalDpi xmlns:a14="http://schemas.microsoft.com/office/drawing/2010/main" val="0"/>
@@ -1487,7 +1487,7 @@
           </mc:Choice>
           <mc:Fallback>
             <w:pict>
-              <v:rect w14:anchorId="181CCB12" id="Rectangle 83" o:spid="_x0000_s1026" style="position:absolute;left:0;text-align:left;margin-left:425.5pt;margin-top:-278.5pt;width:82.9pt;height:110.55pt;z-index:251657728;visibility:visible;mso-wrap-style:square;mso-width-percent:0;mso-height-percent:0;mso-wrap-distance-left:9pt;mso-wrap-distance-top:0;mso-wrap-distance-right:9pt;mso-wrap-distance-bottom:0;mso-position-horizontal:absolute;mso-position-horizontal-relative:text;mso-position-vertical:absolute;mso-position-vertical-relative:text;mso-width-percent:0;mso-height-percent:0;mso-width-relative:page;mso-height-relative:page;v-text-anchor:middle" o:gfxdata="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" strokeweight=".5pt">
+              <v:rect id="Rectangle 83" o:spid="_x0000_s1026" style="position:absolute;left:0;text-align:left;margin-left:425.5pt;margin-top:-278.5pt;width:82.9pt;height:110.55pt;z-index:251657728;visibility:visible;mso-wrap-style:square;mso-width-percent:0;mso-height-percent:0;mso-wrap-distance-left:9pt;mso-wrap-distance-top:0;mso-wrap-distance-right:9pt;mso-wrap-distance-bottom:0;mso-position-horizontal:absolute;mso-position-horizontal-relative:text;mso-position-vertical:absolute;mso-position-vertical-relative:text;mso-width-percent:0;mso-height-percent:0;mso-width-relative:page;mso-height-relative:page;v-text-anchor:middle" o:gfxdata="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" strokeweight=".5pt">
                 <v:stroke dashstyle="1 1"/>
                 <o:lock v:ext="edit" aspectratio="t"/>
                 <v:textbox>
@@ -4636,7 +4636,7 @@
               </w:rPr>
               <w:t xml:space="preserve"> </w:t>
             </w:r>
-            <w:hyperlink r:id="rId9" w:tgtFrame="_blank" w:history="1">
+            <w:hyperlink r:id="rId10" w:tgtFrame="_blank" w:history="1">
               <w:r>
                 <w:rPr>
                   <w:rStyle w:val="a4"/>
@@ -4688,7 +4688,7 @@
               </w:rPr>
               <w:t xml:space="preserve"> </w:t>
             </w:r>
-            <w:hyperlink r:id="rId10" w:anchor="/qrlogin?mobile=13211111111" w:tgtFrame="_blank" w:history="1">
+            <w:hyperlink r:id="rId11" w:anchor="/qrlogin?mobile=13211111111" w:tgtFrame="_blank" w:history="1">
               <w:r>
                 <w:rPr>
                   <w:rStyle w:val="a4"/>
@@ -5045,10 +5045,14 @@
     </w:tbl>
     <w:p>
       <w:pPr>
+        <w:spacing w:line="20" w:lineRule="exact"/>
         <w:rPr>
-          <w:rFonts w:ascii="ＭＳ 明朝" w:hAnsi="ＭＳ 明朝"/>
+          <w:rFonts w:ascii="ＭＳ 明朝" w:eastAsia="DengXian" w:hAnsi="ＭＳ 明朝" w:hint="eastAsia"/>
+          <w:lang w:eastAsia="zh-CN"/>
         </w:rPr>
       </w:pPr>
+      <w:bookmarkStart w:id="0" w:name="_GoBack"/>
+      <w:bookmarkEnd w:id="0"/>
     </w:p>
     <w:sectPr>
       <w:pgSz w:w="11906" w:h="16838" w:code="9"/>
@@ -5061,7 +5065,7 @@
 </file>
 
 <file path=word/endnotes.xml><?xml version="1.0" encoding="utf-8"?>
-<w:endnotes xmlns:wpc="http://schemas.microsoft.com/office/word/2010/wordprocessingCanvas" xmlns:cx="http://schemas.microsoft.com/office/drawing/2014/chartex" xmlns:cx1="http://schemas.microsoft.com/office/drawing/2015/9/8/chartex" xmlns:cx2="http://schemas.microsoft.com/office/drawing/2015/10/21/chartex" xmlns:cx3="http://schemas.microsoft.com/office/drawing/2016/5/9/chartex" xmlns:cx4="http://schemas.microsoft.com/office/drawing/2016/5/10/chartex" xmlns:cx5="http://schemas.microsoft.com/office/drawing/2016/5/11/chartex" xmlns:cx6="http://schemas.microsoft.com/office/drawing/2016/5/12/chartex" xmlns:cx7="http://schemas.microsoft.com/office/drawing/2016/5/13/chartex" xmlns:cx8="http://schemas.microsoft.com/office/drawing/2016/5/14/chartex" xmlns:mc="http://schemas.openxmlformats.org/markup-compatibility/2006" xmlns:aink="http://schemas.microsoft.com/office/drawing/2016/ink" xmlns:am3d="http://schemas.microsoft.com/office/drawing/2017/model3d" xmlns:o="urn:schemas-microsoft-com:office:office" xmlns:oel="http://schemas.microsoft.com/office/2019/extlst" xmlns:r="http://schemas.openxmlformats.org/officeDocument/2006/relationships" xmlns:m="http://schemas.openxmlformats.org/officeDocument/2006/math" xmlns:v="urn:schemas-microsoft-com:vml" xmlns:wp14="http://schemas.microsoft.com/office/word/2010/wordprocessingDrawing" xmlns:wp="http://schemas.openxmlformats.org/drawingml/2006/wordprocessingDrawing" xmlns:w10="urn:schemas-microsoft-com:office:word" xmlns:w="http://schemas.openxmlformats.org/wordprocessingml/2006/main" xmlns:w14="http://schemas.microsoft.com/office/word/2010/wordml" xmlns:w15="http://schemas.microsoft.com/office/word/2012/wordml" xmlns:w16cex="http://schemas.microsoft.com/office/word/2018/wordml/cex" xmlns:w16cid="http://schemas.microsoft.com/office/word/2016/wordml/cid" xmlns:w16="http://schemas.microsoft.com/office/word/2018/wordml" xmlns:w16du="http://schemas.microsoft.com/office/word/2023/wordml/word16du" xmlns:w16sdtdh="http://schemas.microsoft.com/office/word/2020/wordml/sdtdatahash" xmlns:w16sdtfl="http://schemas.microsoft.com/office/word/2024/wordml/sdtformatlock" xmlns:w16se="http://schemas.microsoft.com/office/word/2015/wordml/symex" xmlns:wpg="http://schemas.microsoft.com/office/word/2010/wordprocessingGroup" xmlns:wpi="http://schemas.microsoft.com/office/word/2010/wordprocessingInk" xmlns:wne="http://schemas.microsoft.com/office/word/2006/wordml" xmlns:wps="http://schemas.microsoft.com/office/word/2010/wordprocessingShape" mc:Ignorable="w14 w15 w16se w16cid w16 w16cex w16sdtdh w16sdtfl w16du wp14">
+<w:endnotes xmlns:wpc="http://schemas.microsoft.com/office/word/2010/wordprocessingCanvas" xmlns:mc="http://schemas.openxmlformats.org/markup-compatibility/2006" xmlns:o="urn:schemas-microsoft-com:office:office" xmlns:r="http://schemas.openxmlformats.org/officeDocument/2006/relationships" xmlns:m="http://schemas.openxmlformats.org/officeDocument/2006/math" xmlns:v="urn:schemas-microsoft-com:vml" xmlns:wp14="http://schemas.microsoft.com/office/word/2010/wordprocessingDrawing" xmlns:wp="http://schemas.openxmlformats.org/drawingml/2006/wordprocessingDrawing" xmlns:w10="urn:schemas-microsoft-com:office:word" xmlns:w="http://schemas.openxmlformats.org/wordprocessingml/2006/main" xmlns:w14="http://schemas.microsoft.com/office/word/2010/wordml" xmlns:wpg="http://schemas.microsoft.com/office/word/2010/wordprocessingGroup" xmlns:wpi="http://schemas.microsoft.com/office/word/2010/wordprocessingInk" xmlns:wne="http://schemas.microsoft.com/office/word/2006/wordml" xmlns:wps="http://schemas.microsoft.com/office/word/2010/wordprocessingShape" mc:Ignorable="w14 wp14">
   <w:endnote w:type="separator" w:id="-1">
     <w:p>
       <w:r>
@@ -5080,7 +5084,7 @@
 </file>
 
 <file path=word/footnotes.xml><?xml version="1.0" encoding="utf-8"?>
-<w:footnotes xmlns:wpc="http://schemas.microsoft.com/office/word/2010/wordprocessingCanvas" xmlns:cx="http://schemas.microsoft.com/office/drawing/2014/chartex" xmlns:cx1="http://schemas.microsoft.com/office/drawing/2015/9/8/chartex" xmlns:cx2="http://schemas.microsoft.com/office/drawing/2015/10/21/chartex" xmlns:cx3="http://schemas.microsoft.com/office/drawing/2016/5/9/chartex" xmlns:cx4="http://schemas.microsoft.com/office/drawing/2016/5/10/chartex" xmlns:cx5="http://schemas.microsoft.com/office/drawing/2016/5/11/chartex" xmlns:cx6="http://schemas.microsoft.com/office/drawing/2016/5/12/chartex" xmlns:cx7="http://schemas.microsoft.com/office/drawing/2016/5/13/chartex" xmlns:cx8="http://schemas.microsoft.com/office/drawing/2016/5/14/chartex" xmlns:mc="http://schemas.openxmlformats.org/markup-compatibility/2006" xmlns:aink="http://schemas.microsoft.com/office/drawing/2016/ink" xmlns:am3d="http://schemas.microsoft.com/office/drawing/2017/model3d" xmlns:o="urn:schemas-microsoft-com:office:office" xmlns:oel="http://schemas.microsoft.com/office/2019/extlst" xmlns:r="http://schemas.openxmlformats.org/officeDocument/2006/relationships" xmlns:m="http://schemas.openxmlformats.org/officeDocument/2006/math" xmlns:v="urn:schemas-microsoft-com:vml" xmlns:wp14="http://schemas.microsoft.com/office/word/2010/wordprocessingDrawing" xmlns:wp="http://schemas.openxmlformats.org/drawingml/2006/wordprocessingDrawing" xmlns:w10="urn:schemas-microsoft-com:office:word" xmlns:w="http://schemas.openxmlformats.org/wordprocessingml/2006/main" xmlns:w14="http://schemas.microsoft.com/office/word/2010/wordml" xmlns:w15="http://schemas.microsoft.com/office/word/2012/wordml" xmlns:w16cex="http://schemas.microsoft.com/office/word/2018/wordml/cex" xmlns:w16cid="http://schemas.microsoft.com/office/word/2016/wordml/cid" xmlns:w16="http://schemas.microsoft.com/office/word/2018/wordml" xmlns:w16du="http://schemas.microsoft.com/office/word/2023/wordml/word16du" xmlns:w16sdtdh="http://schemas.microsoft.com/office/word/2020/wordml/sdtdatahash" xmlns:w16sdtfl="http://schemas.microsoft.com/office/word/2024/wordml/sdtformatlock" xmlns:w16se="http://schemas.microsoft.com/office/word/2015/wordml/symex" xmlns:wpg="http://schemas.microsoft.com/office/word/2010/wordprocessingGroup" xmlns:wpi="http://schemas.microsoft.com/office/word/2010/wordprocessingInk" xmlns:wne="http://schemas.microsoft.com/office/word/2006/wordml" xmlns:wps="http://schemas.microsoft.com/office/word/2010/wordprocessingShape" mc:Ignorable="w14 w15 w16se w16cid w16 w16cex w16sdtdh w16sdtfl w16du wp14">
+<w:footnotes xmlns:wpc="http://schemas.microsoft.com/office/word/2010/wordprocessingCanvas" xmlns:mc="http://schemas.openxmlformats.org/markup-compatibility/2006" xmlns:o="urn:schemas-microsoft-com:office:office" xmlns:r="http://schemas.openxmlformats.org/officeDocument/2006/relationships" xmlns:m="http://schemas.openxmlformats.org/officeDocument/2006/math" xmlns:v="urn:schemas-microsoft-com:vml" xmlns:wp14="http://schemas.microsoft.com/office/word/2010/wordprocessingDrawing" xmlns:wp="http://schemas.openxmlformats.org/drawingml/2006/wordprocessingDrawing" xmlns:w10="urn:schemas-microsoft-com:office:word" xmlns:w="http://schemas.openxmlformats.org/wordprocessingml/2006/main" xmlns:w14="http://schemas.microsoft.com/office/word/2010/wordml" xmlns:wpg="http://schemas.microsoft.com/office/word/2010/wordprocessingGroup" xmlns:wpi="http://schemas.microsoft.com/office/word/2010/wordprocessingInk" xmlns:wne="http://schemas.microsoft.com/office/word/2006/wordml" xmlns:wps="http://schemas.microsoft.com/office/word/2010/wordprocessingShape" mc:Ignorable="w14 wp14">
   <w:footnote w:type="separator" w:id="-1">
     <w:p>
       <w:r>
@@ -5099,8 +5103,8 @@
 </file>
 
 <file path=word/numbering.xml><?xml version="1.0" encoding="utf-8"?>
-<w:numbering xmlns:wpc="http://schemas.microsoft.com/office/word/2010/wordprocessingCanvas" xmlns:cx="http://schemas.microsoft.com/office/drawing/2014/chartex" xmlns:cx1="http://schemas.microsoft.com/office/drawing/2015/9/8/chartex" xmlns:cx2="http://schemas.microsoft.com/office/drawing/2015/10/21/chartex" xmlns:cx3="http://schemas.microsoft.com/office/drawing/2016/5/9/chartex" xmlns:cx4="http://schemas.microsoft.com/office/drawing/2016/5/10/chartex" xmlns:cx5="http://schemas.microsoft.com/office/drawing/2016/5/11/chartex" xmlns:cx6="http://schemas.microsoft.com/office/drawing/2016/5/12/chartex" xmlns:cx7="http://schemas.microsoft.com/office/drawing/2016/5/13/chartex" xmlns:cx8="http://schemas.microsoft.com/office/drawing/2016/5/14/chartex" xmlns:mc="http://schemas.openxmlformats.org/markup-compatibility/2006" xmlns:aink="http://schemas.microsoft.com/office/drawing/2016/ink" xmlns:am3d="http://schemas.microsoft.com/office/drawing/2017/model3d" xmlns:o="urn:schemas-microsoft-com:office:office" xmlns:oel="http://schemas.microsoft.com/office/2019/extlst" xmlns:r="http://schemas.openxmlformats.org/officeDocument/2006/relationships" xmlns:m="http://schemas.openxmlformats.org/officeDocument/2006/math" xmlns:v="urn:schemas-microsoft-com:vml" xmlns:wp14="http://schemas.microsoft.com/office/word/2010/wordprocessingDrawing" xmlns:wp="http://schemas.openxmlformats.org/drawingml/2006/wordprocessingDrawing" xmlns:w10="urn:schemas-microsoft-com:office:word" xmlns:w="http://schemas.openxmlformats.org/wordprocessingml/2006/main" xmlns:w14="http://schemas.microsoft.com/office/word/2010/wordml" xmlns:w15="http://schemas.microsoft.com/office/word/2012/wordml" xmlns:w16cex="http://schemas.microsoft.com/office/word/2018/wordml/cex" xmlns:w16cid="http://schemas.microsoft.com/office/word/2016/wordml/cid" xmlns:w16="http://schemas.microsoft.com/office/word/2018/wordml" xmlns:w16du="http://schemas.microsoft.com/office/word/2023/wordml/word16du" xmlns:w16sdtdh="http://schemas.microsoft.com/office/word/2020/wordml/sdtdatahash" xmlns:w16sdtfl="http://schemas.microsoft.com/office/word/2024/wordml/sdtformatlock" xmlns:w16se="http://schemas.microsoft.com/office/word/2015/wordml/symex" xmlns:wpg="http://schemas.microsoft.com/office/word/2010/wordprocessingGroup" xmlns:wpi="http://schemas.microsoft.com/office/word/2010/wordprocessingInk" xmlns:wne="http://schemas.microsoft.com/office/word/2006/wordml" xmlns:wps="http://schemas.microsoft.com/office/word/2010/wordprocessingShape" mc:Ignorable="w14 w15 w16se w16cid w16 w16cex w16sdtdh w16sdtfl w16du wp14">
-  <w:abstractNum w:abstractNumId="0" w15:restartNumberingAfterBreak="0">
+<w:numbering xmlns:wpc="http://schemas.microsoft.com/office/word/2010/wordprocessingCanvas" xmlns:mc="http://schemas.openxmlformats.org/markup-compatibility/2006" xmlns:o="urn:schemas-microsoft-com:office:office" xmlns:r="http://schemas.openxmlformats.org/officeDocument/2006/relationships" xmlns:m="http://schemas.openxmlformats.org/officeDocument/2006/math" xmlns:v="urn:schemas-microsoft-com:vml" xmlns:wp14="http://schemas.microsoft.com/office/word/2010/wordprocessingDrawing" xmlns:wp="http://schemas.openxmlformats.org/drawingml/2006/wordprocessingDrawing" xmlns:w10="urn:schemas-microsoft-com:office:word" xmlns:w="http://schemas.openxmlformats.org/wordprocessingml/2006/main" xmlns:w14="http://schemas.microsoft.com/office/word/2010/wordml" xmlns:wpg="http://schemas.microsoft.com/office/word/2010/wordprocessingGroup" xmlns:wpi="http://schemas.microsoft.com/office/word/2010/wordprocessingInk" xmlns:wne="http://schemas.microsoft.com/office/word/2006/wordml" xmlns:wps="http://schemas.microsoft.com/office/word/2010/wordprocessingShape" mc:Ignorable="w14 wp14">
+  <w:abstractNum w:abstractNumId="0">
     <w:nsid w:val="01EF4D1B"/>
     <w:multiLevelType w:val="multilevel"/>
     <w:tmpl w:val="955A11D4"/>
@@ -5249,7 +5253,7 @@
       </w:rPr>
     </w:lvl>
   </w:abstractNum>
-  <w:abstractNum w:abstractNumId="1" w15:restartNumberingAfterBreak="0">
+  <w:abstractNum w:abstractNumId="1">
     <w:nsid w:val="0FA275BF"/>
     <w:multiLevelType w:val="singleLevel"/>
     <w:tmpl w:val="EA3A3D82"/>
@@ -5269,7 +5273,7 @@
       </w:rPr>
     </w:lvl>
   </w:abstractNum>
-  <w:abstractNum w:abstractNumId="2" w15:restartNumberingAfterBreak="0">
+  <w:abstractNum w:abstractNumId="2">
     <w:nsid w:val="12365A25"/>
     <w:multiLevelType w:val="singleLevel"/>
     <w:tmpl w:val="01463C56"/>
@@ -5288,7 +5292,7 @@
       </w:rPr>
     </w:lvl>
   </w:abstractNum>
-  <w:abstractNum w:abstractNumId="3" w15:restartNumberingAfterBreak="0">
+  <w:abstractNum w:abstractNumId="3">
     <w:nsid w:val="1C00645D"/>
     <w:multiLevelType w:val="hybridMultilevel"/>
     <w:tmpl w:val="265CDEF2"/>
@@ -5401,7 +5405,7 @@
       </w:rPr>
     </w:lvl>
   </w:abstractNum>
-  <w:abstractNum w:abstractNumId="4" w15:restartNumberingAfterBreak="0">
+  <w:abstractNum w:abstractNumId="4">
     <w:nsid w:val="3E2A19E6"/>
     <w:multiLevelType w:val="hybridMultilevel"/>
     <w:tmpl w:val="42C02FF4"/>
@@ -5516,26 +5520,26 @@
       </w:rPr>
     </w:lvl>
   </w:abstractNum>
-  <w:num w:numId="1" w16cid:durableId="1260483675">
+  <w:num w:numId="1">
     <w:abstractNumId w:val="2"/>
   </w:num>
-  <w:num w:numId="2" w16cid:durableId="313878543">
+  <w:num w:numId="2">
     <w:abstractNumId w:val="1"/>
   </w:num>
-  <w:num w:numId="3" w16cid:durableId="972373217">
+  <w:num w:numId="3">
     <w:abstractNumId w:val="3"/>
   </w:num>
-  <w:num w:numId="4" w16cid:durableId="1824000925">
+  <w:num w:numId="4">
     <w:abstractNumId w:val="4"/>
   </w:num>
-  <w:num w:numId="5" w16cid:durableId="447625640">
+  <w:num w:numId="5">
     <w:abstractNumId w:val="0"/>
   </w:num>
 </w:numbering>
 </file>
 
 <file path=word/styles.xml><?xml version="1.0" encoding="utf-8"?>
-<w:styles xmlns:mc="http://schemas.openxmlformats.org/markup-compatibility/2006" xmlns:r="http://schemas.openxmlformats.org/officeDocument/2006/relationships" xmlns:w="http://schemas.openxmlformats.org/wordprocessingml/2006/main" xmlns:w14="http://schemas.microsoft.com/office/word/2010/wordml" xmlns:w15="http://schemas.microsoft.com/office/word/2012/wordml" xmlns:w16cex="http://schemas.microsoft.com/office/word/2018/wordml/cex" xmlns:w16cid="http://schemas.microsoft.com/office/word/2016/wordml/cid" xmlns:w16="http://schemas.microsoft.com/office/word/2018/wordml" xmlns:w16du="http://schemas.microsoft.com/office/word/2023/wordml/word16du" xmlns:w16sdtdh="http://schemas.microsoft.com/office/word/2020/wordml/sdtdatahash" xmlns:w16sdtfl="http://schemas.microsoft.com/office/word/2024/wordml/sdtformatlock" xmlns:w16se="http://schemas.microsoft.com/office/word/2015/wordml/symex" mc:Ignorable="w14 w15 w16se w16cid w16 w16cex w16sdtdh w16sdtfl w16du">
+<w:styles xmlns:mc="http://schemas.openxmlformats.org/markup-compatibility/2006" xmlns:r="http://schemas.openxmlformats.org/officeDocument/2006/relationships" xmlns:w="http://schemas.openxmlformats.org/wordprocessingml/2006/main" xmlns:w14="http://schemas.microsoft.com/office/word/2010/wordml" mc:Ignorable="w14">
   <w:docDefaults>
     <w:rPrDefault>
       <w:rPr>
@@ -5545,383 +5549,145 @@
     </w:rPrDefault>
     <w:pPrDefault/>
   </w:docDefaults>
-  <w:latentStyles w:defLockedState="0" w:defUIPriority="99" w:defSemiHidden="0" w:defUnhideWhenUsed="0" w:defQFormat="0" w:count="376">
-    <w:lsdException w:name="Normal" w:uiPriority="0" w:qFormat="1"/>
-    <w:lsdException w:name="heading 1" w:uiPriority="9" w:qFormat="1"/>
-    <w:lsdException w:name="heading 2" w:semiHidden="1" w:uiPriority="9" w:unhideWhenUsed="1" w:qFormat="1"/>
-    <w:lsdException w:name="heading 3" w:semiHidden="1" w:uiPriority="9" w:unhideWhenUsed="1" w:qFormat="1"/>
-    <w:lsdException w:name="heading 4" w:semiHidden="1" w:uiPriority="9" w:unhideWhenUsed="1" w:qFormat="1"/>
-    <w:lsdException w:name="heading 5" w:semiHidden="1" w:uiPriority="9" w:unhideWhenUsed="1" w:qFormat="1"/>
-    <w:lsdException w:name="heading 6" w:semiHidden="1" w:uiPriority="9" w:unhideWhenUsed="1" w:qFormat="1"/>
-    <w:lsdException w:name="heading 7" w:semiHidden="1" w:uiPriority="9" w:unhideWhenUsed="1" w:qFormat="1"/>
-    <w:lsdException w:name="heading 8" w:semiHidden="1" w:uiPriority="9" w:unhideWhenUsed="1" w:qFormat="1"/>
-    <w:lsdException w:name="heading 9" w:semiHidden="1" w:uiPriority="9" w:unhideWhenUsed="1" w:qFormat="1"/>
-    <w:lsdException w:name="index 1" w:semiHidden="1" w:unhideWhenUsed="1"/>
-    <w:lsdException w:name="index 2" w:semiHidden="1" w:unhideWhenUsed="1"/>
-    <w:lsdException w:name="index 3" w:semiHidden="1" w:unhideWhenUsed="1"/>
-    <w:lsdException w:name="index 4" w:semiHidden="1" w:unhideWhenUsed="1"/>
-    <w:lsdException w:name="index 5" w:semiHidden="1" w:unhideWhenUsed="1"/>
-    <w:lsdException w:name="index 6" w:semiHidden="1" w:unhideWhenUsed="1"/>
-    <w:lsdException w:name="index 7" w:semiHidden="1" w:unhideWhenUsed="1"/>
-    <w:lsdException w:name="index 8" w:semiHidden="1" w:unhideWhenUsed="1"/>
-    <w:lsdException w:name="index 9" w:semiHidden="1" w:unhideWhenUsed="1"/>
-    <w:lsdException w:name="toc 1" w:semiHidden="1" w:uiPriority="39" w:unhideWhenUsed="1"/>
-    <w:lsdException w:name="toc 2" w:semiHidden="1" w:uiPriority="39" w:unhideWhenUsed="1"/>
-    <w:lsdException w:name="toc 3" w:semiHidden="1" w:uiPriority="39" w:unhideWhenUsed="1"/>
-    <w:lsdException w:name="toc 4" w:semiHidden="1" w:uiPriority="39" w:unhideWhenUsed="1"/>
-    <w:lsdException w:name="toc 5" w:semiHidden="1" w:uiPriority="39" w:unhideWhenUsed="1"/>
-    <w:lsdException w:name="toc 6" w:semiHidden="1" w:uiPriority="39" w:unhideWhenUsed="1"/>
-    <w:lsdException w:name="toc 7" w:semiHidden="1" w:uiPriority="39" w:unhideWhenUsed="1"/>
-    <w:lsdException w:name="toc 8" w:semiHidden="1" w:uiPriority="39" w:unhideWhenUsed="1"/>
-    <w:lsdException w:name="toc 9" w:semiHidden="1" w:uiPriority="39" w:unhideWhenUsed="1"/>
-    <w:lsdException w:name="Normal Indent" w:semiHidden="1" w:unhideWhenUsed="1"/>
-    <w:lsdException w:name="footnote text" w:semiHidden="1" w:unhideWhenUsed="1"/>
-    <w:lsdException w:name="annotation text" w:semiHidden="1" w:unhideWhenUsed="1"/>
-    <w:lsdException w:name="header" w:semiHidden="1" w:uiPriority="0" w:unhideWhenUsed="1"/>
-    <w:lsdException w:name="footer" w:semiHidden="1" w:unhideWhenUsed="1"/>
-    <w:lsdException w:name="index heading" w:semiHidden="1" w:unhideWhenUsed="1"/>
-    <w:lsdException w:name="caption" w:semiHidden="1" w:uiPriority="35" w:unhideWhenUsed="1" w:qFormat="1"/>
-    <w:lsdException w:name="table of figures" w:semiHidden="1" w:unhideWhenUsed="1"/>
-    <w:lsdException w:name="envelope address" w:semiHidden="1" w:unhideWhenUsed="1"/>
-    <w:lsdException w:name="envelope return" w:semiHidden="1" w:unhideWhenUsed="1"/>
-    <w:lsdException w:name="footnote reference" w:semiHidden="1" w:unhideWhenUsed="1"/>
-    <w:lsdException w:name="annotation reference" w:semiHidden="1" w:unhideWhenUsed="1"/>
-    <w:lsdException w:name="line number" w:semiHidden="1" w:unhideWhenUsed="1"/>
-    <w:lsdException w:name="page number" w:semiHidden="1" w:unhideWhenUsed="1"/>
-    <w:lsdException w:name="endnote reference" w:semiHidden="1" w:unhideWhenUsed="1"/>
-    <w:lsdException w:name="endnote text" w:semiHidden="1" w:unhideWhenUsed="1"/>
-    <w:lsdException w:name="table of authorities" w:semiHidden="1" w:unhideWhenUsed="1"/>
-    <w:lsdException w:name="macro" w:semiHidden="1" w:unhideWhenUsed="1"/>
-    <w:lsdException w:name="toa heading" w:semiHidden="1" w:unhideWhenUsed="1"/>
-    <w:lsdException w:name="List" w:semiHidden="1" w:unhideWhenUsed="1"/>
-    <w:lsdException w:name="List Bullet" w:semiHidden="1" w:unhideWhenUsed="1"/>
-    <w:lsdException w:name="List Number" w:semiHidden="1" w:unhideWhenUsed="1"/>
-    <w:lsdException w:name="List 2" w:semiHidden="1" w:unhideWhenUsed="1"/>
-    <w:lsdException w:name="List 3" w:semiHidden="1" w:unhideWhenUsed="1"/>
-    <w:lsdException w:name="List 4" w:semiHidden="1" w:unhideWhenUsed="1"/>
-    <w:lsdException w:name="List 5" w:semiHidden="1" w:unhideWhenUsed="1"/>
-    <w:lsdException w:name="List Bullet 2" w:semiHidden="1" w:unhideWhenUsed="1"/>
-    <w:lsdException w:name="List Bullet 3" w:semiHidden="1" w:unhideWhenUsed="1"/>
-    <w:lsdException w:name="List Bullet 4" w:semiHidden="1" w:unhideWhenUsed="1"/>
-    <w:lsdException w:name="List Bullet 5" w:semiHidden="1" w:unhideWhenUsed="1"/>
-    <w:lsdException w:name="List Number 2" w:semiHidden="1" w:unhideWhenUsed="1"/>
-    <w:lsdException w:name="List Number 3" w:semiHidden="1" w:unhideWhenUsed="1"/>
-    <w:lsdException w:name="List Number 4" w:semiHidden="1" w:unhideWhenUsed="1"/>
-    <w:lsdException w:name="List Number 5" w:semiHidden="1" w:unhideWhenUsed="1"/>
-    <w:lsdException w:name="Title" w:uiPriority="10" w:qFormat="1"/>
-    <w:lsdException w:name="Closing" w:semiHidden="1" w:unhideWhenUsed="1"/>
-    <w:lsdException w:name="Signature" w:semiHidden="1" w:unhideWhenUsed="1"/>
-    <w:lsdException w:name="Default Paragraph Font" w:semiHidden="1" w:uiPriority="1" w:unhideWhenUsed="1"/>
-    <w:lsdException w:name="Body Text" w:semiHidden="1" w:unhideWhenUsed="1"/>
-    <w:lsdException w:name="Body Text Indent" w:semiHidden="1" w:unhideWhenUsed="1"/>
-    <w:lsdException w:name="List Continue" w:semiHidden="1" w:unhideWhenUsed="1"/>
-    <w:lsdException w:name="List Continue 2" w:semiHidden="1" w:unhideWhenUsed="1"/>
-    <w:lsdException w:name="List Continue 3" w:semiHidden="1" w:unhideWhenUsed="1"/>
-    <w:lsdException w:name="List Continue 4" w:semiHidden="1" w:unhideWhenUsed="1"/>
-    <w:lsdException w:name="List Continue 5" w:semiHidden="1" w:unhideWhenUsed="1"/>
-    <w:lsdException w:name="Message Header" w:semiHidden="1" w:unhideWhenUsed="1"/>
-    <w:lsdException w:name="Subtitle" w:uiPriority="11" w:qFormat="1"/>
-    <w:lsdException w:name="Salutation" w:semiHidden="1" w:unhideWhenUsed="1"/>
-    <w:lsdException w:name="Date" w:semiHidden="1" w:unhideWhenUsed="1"/>
-    <w:lsdException w:name="Body Text First Indent" w:semiHidden="1" w:unhideWhenUsed="1"/>
-    <w:lsdException w:name="Body Text First Indent 2" w:semiHidden="1" w:unhideWhenUsed="1"/>
-    <w:lsdException w:name="Note Heading" w:semiHidden="1" w:unhideWhenUsed="1"/>
-    <w:lsdException w:name="Body Text 2" w:semiHidden="1" w:unhideWhenUsed="1"/>
-    <w:lsdException w:name="Body Text 3" w:semiHidden="1" w:unhideWhenUsed="1"/>
-    <w:lsdException w:name="Body Text Indent 2" w:semiHidden="1" w:unhideWhenUsed="1"/>
-    <w:lsdException w:name="Body Text Indent 3" w:semiHidden="1" w:unhideWhenUsed="1"/>
-    <w:lsdException w:name="Block Text" w:semiHidden="1" w:unhideWhenUsed="1"/>
-    <w:lsdException w:name="Hyperlink" w:semiHidden="1" w:unhideWhenUsed="1"/>
-    <w:lsdException w:name="FollowedHyperlink" w:semiHidden="1" w:unhideWhenUsed="1"/>
-    <w:lsdException w:name="Strong" w:uiPriority="22" w:qFormat="1"/>
-    <w:lsdException w:name="Emphasis" w:uiPriority="20" w:qFormat="1"/>
-    <w:lsdException w:name="Document Map" w:semiHidden="1" w:unhideWhenUsed="1"/>
-    <w:lsdException w:name="Plain Text" w:semiHidden="1" w:unhideWhenUsed="1"/>
-    <w:lsdException w:name="E-mail Signature" w:semiHidden="1" w:unhideWhenUsed="1"/>
-    <w:lsdException w:name="HTML Top of Form" w:semiHidden="1" w:unhideWhenUsed="1"/>
-    <w:lsdException w:name="HTML Bottom of Form" w:semiHidden="1" w:unhideWhenUsed="1"/>
-    <w:lsdException w:name="Normal (Web)" w:semiHidden="1" w:unhideWhenUsed="1"/>
-    <w:lsdException w:name="HTML Acronym" w:semiHidden="1" w:unhideWhenUsed="1"/>
-    <w:lsdException w:name="HTML Address" w:semiHidden="1" w:unhideWhenUsed="1"/>
-    <w:lsdException w:name="HTML Cite" w:semiHidden="1" w:unhideWhenUsed="1"/>
-    <w:lsdException w:name="HTML Code" w:semiHidden="1" w:unhideWhenUsed="1"/>
-    <w:lsdException w:name="HTML Definition" w:semiHidden="1" w:unhideWhenUsed="1"/>
-    <w:lsdException w:name="HTML Keyboard" w:semiHidden="1" w:unhideWhenUsed="1"/>
-    <w:lsdException w:name="HTML Preformatted" w:semiHidden="1" w:unhideWhenUsed="1"/>
-    <w:lsdException w:name="HTML Sample" w:semiHidden="1" w:unhideWhenUsed="1"/>
-    <w:lsdException w:name="HTML Typewriter" w:semiHidden="1" w:unhideWhenUsed="1"/>
-    <w:lsdException w:name="HTML Variable" w:semiHidden="1" w:unhideWhenUsed="1"/>
-    <w:lsdException w:name="Normal Table" w:semiHidden="1" w:unhideWhenUsed="1"/>
-    <w:lsdException w:name="annotation subject" w:semiHidden="1" w:unhideWhenUsed="1"/>
-    <w:lsdException w:name="No List" w:semiHidden="1" w:unhideWhenUsed="1"/>
-    <w:lsdException w:name="Outline List 1" w:semiHidden="1" w:unhideWhenUsed="1"/>
-    <w:lsdException w:name="Outline List 2" w:semiHidden="1" w:unhideWhenUsed="1"/>
-    <w:lsdException w:name="Outline List 3" w:semiHidden="1" w:unhideWhenUsed="1"/>
-    <w:lsdException w:name="Table Simple 1" w:semiHidden="1" w:unhideWhenUsed="1"/>
-    <w:lsdException w:name="Table Simple 2" w:semiHidden="1" w:unhideWhenUsed="1"/>
-    <w:lsdException w:name="Table Simple 3" w:semiHidden="1" w:unhideWhenUsed="1"/>
-    <w:lsdException w:name="Table Classic 1" w:semiHidden="1" w:unhideWhenUsed="1"/>
-    <w:lsdException w:name="Table Classic 2" w:semiHidden="1" w:unhideWhenUsed="1"/>
-    <w:lsdException w:name="Table Classic 3" w:semiHidden="1" w:unhideWhenUsed="1"/>
-    <w:lsdException w:name="Table Classic 4" w:semiHidden="1" w:unhideWhenUsed="1"/>
-    <w:lsdException w:name="Table Colorful 1" w:semiHidden="1" w:unhideWhenUsed="1"/>
-    <w:lsdException w:name="Table Colorful 2" w:semiHidden="1" w:unhideWhenUsed="1"/>
-    <w:lsdException w:name="Table Colorful 3" w:semiHidden="1" w:unhideWhenUsed="1"/>
-    <w:lsdException w:name="Table Columns 1" w:semiHidden="1" w:unhideWhenUsed="1"/>
-    <w:lsdException w:name="Table Columns 2" w:semiHidden="1" w:unhideWhenUsed="1"/>
-    <w:lsdException w:name="Table Columns 3" w:semiHidden="1" w:unhideWhenUsed="1"/>
-    <w:lsdException w:name="Table Columns 4" w:semiHidden="1" w:unhideWhenUsed="1"/>
-    <w:lsdException w:name="Table Columns 5" w:semiHidden="1" w:unhideWhenUsed="1"/>
-    <w:lsdException w:name="Table Grid 1" w:semiHidden="1" w:unhideWhenUsed="1"/>
-    <w:lsdException w:name="Table Grid 2" w:semiHidden="1" w:unhideWhenUsed="1"/>
-    <w:lsdException w:name="Table Grid 3" w:semiHidden="1" w:unhideWhenUsed="1"/>
-    <w:lsdException w:name="Table Grid 4" w:semiHidden="1" w:unhideWhenUsed="1"/>
-    <w:lsdException w:name="Table Grid 5" w:semiHidden="1" w:unhideWhenUsed="1"/>
-    <w:lsdException w:name="Table Grid 6" w:semiHidden="1" w:unhideWhenUsed="1"/>
-    <w:lsdException w:name="Table Grid 7" w:semiHidden="1" w:unhideWhenUsed="1"/>
-    <w:lsdException w:name="Table Grid 8" w:semiHidden="1" w:unhideWhenUsed="1"/>
-    <w:lsdException w:name="Table List 1" w:semiHidden="1" w:unhideWhenUsed="1"/>
-    <w:lsdException w:name="Table List 2" w:semiHidden="1" w:unhideWhenUsed="1"/>
-    <w:lsdException w:name="Table List 3" w:semiHidden="1" w:unhideWhenUsed="1"/>
-    <w:lsdException w:name="Table List 4" w:semiHidden="1" w:unhideWhenUsed="1"/>
-    <w:lsdException w:name="Table List 5" w:semiHidden="1" w:unhideWhenUsed="1"/>
-    <w:lsdException w:name="Table List 6" w:semiHidden="1" w:unhideWhenUsed="1"/>
-    <w:lsdException w:name="Table List 7" w:semiHidden="1" w:unhideWhenUsed="1"/>
-    <w:lsdException w:name="Table List 8" w:semiHidden="1" w:unhideWhenUsed="1"/>
-    <w:lsdException w:name="Table 3D effects 1" w:semiHidden="1" w:unhideWhenUsed="1"/>
-    <w:lsdException w:name="Table 3D effects 2" w:semiHidden="1" w:unhideWhenUsed="1"/>
-    <w:lsdException w:name="Table 3D effects 3" w:semiHidden="1" w:unhideWhenUsed="1"/>
-    <w:lsdException w:name="Table Contemporary" w:semiHidden="1" w:unhideWhenUsed="1"/>
-    <w:lsdException w:name="Table Elegant" w:semiHidden="1" w:unhideWhenUsed="1"/>
-    <w:lsdException w:name="Table Professional" w:semiHidden="1" w:unhideWhenUsed="1"/>
-    <w:lsdException w:name="Table Subtle 1" w:semiHidden="1" w:unhideWhenUsed="1"/>
-    <w:lsdException w:name="Table Subtle 2" w:semiHidden="1" w:unhideWhenUsed="1"/>
-    <w:lsdException w:name="Table Web 1" w:semiHidden="1" w:unhideWhenUsed="1"/>
-    <w:lsdException w:name="Table Web 2" w:semiHidden="1" w:unhideWhenUsed="1"/>
-    <w:lsdException w:name="Table Web 3" w:semiHidden="1" w:unhideWhenUsed="1"/>
-    <w:lsdException w:name="Balloon Text" w:semiHidden="1" w:unhideWhenUsed="1"/>
-    <w:lsdException w:name="Table Grid" w:uiPriority="59"/>
-    <w:lsdException w:name="Table Theme" w:semiHidden="1" w:unhideWhenUsed="1"/>
-    <w:lsdException w:name="Placeholder Text" w:semiHidden="1"/>
-    <w:lsdException w:name="No Spacing" w:uiPriority="1" w:qFormat="1"/>
-    <w:lsdException w:name="Light Shading" w:uiPriority="60"/>
-    <w:lsdException w:name="Light List" w:uiPriority="61"/>
-    <w:lsdException w:name="Light Grid" w:uiPriority="62"/>
-    <w:lsdException w:name="Medium Shading 1" w:uiPriority="63"/>
-    <w:lsdException w:name="Medium Shading 2" w:uiPriority="64"/>
-    <w:lsdException w:name="Medium List 1" w:uiPriority="65"/>
-    <w:lsdException w:name="Medium List 2" w:uiPriority="66"/>
-    <w:lsdException w:name="Medium Grid 1" w:uiPriority="67"/>
-    <w:lsdException w:name="Medium Grid 2" w:uiPriority="68"/>
-    <w:lsdException w:name="Medium Grid 3" w:uiPriority="69"/>
-    <w:lsdException w:name="Dark List" w:uiPriority="70"/>
-    <w:lsdException w:name="Colorful Shading" w:uiPriority="71"/>
-    <w:lsdException w:name="Colorful List" w:uiPriority="72"/>
-    <w:lsdException w:name="Colorful Grid" w:uiPriority="73"/>
-    <w:lsdException w:name="Light Shading Accent 1" w:uiPriority="60"/>
-    <w:lsdException w:name="Light List Accent 1" w:uiPriority="61"/>
-    <w:lsdException w:name="Light Grid Accent 1" w:uiPriority="62"/>
-    <w:lsdException w:name="Medium Shading 1 Accent 1" w:uiPriority="63"/>
-    <w:lsdException w:name="Medium Shading 2 Accent 1" w:uiPriority="64"/>
-    <w:lsdException w:name="Medium List 1 Accent 1" w:uiPriority="65"/>
-    <w:lsdException w:name="Revision" w:semiHidden="1"/>
-    <w:lsdException w:name="List Paragraph" w:uiPriority="34" w:qFormat="1"/>
-    <w:lsdException w:name="Quote" w:uiPriority="29" w:qFormat="1"/>
-    <w:lsdException w:name="Intense Quote" w:uiPriority="30" w:qFormat="1"/>
-    <w:lsdException w:name="Medium List 2 Accent 1" w:uiPriority="66"/>
-    <w:lsdException w:name="Medium Grid 1 Accent 1" w:uiPriority="67"/>
-    <w:lsdException w:name="Medium Grid 2 Accent 1" w:uiPriority="68"/>
-    <w:lsdException w:name="Medium Grid 3 Accent 1" w:uiPriority="69"/>
-    <w:lsdException w:name="Dark List Accent 1" w:uiPriority="70"/>
-    <w:lsdException w:name="Colorful Shading Accent 1" w:uiPriority="71"/>
-    <w:lsdException w:name="Colorful List Accent 1" w:uiPriority="72"/>
-    <w:lsdException w:name="Colorful Grid Accent 1" w:uiPriority="73"/>
-    <w:lsdException w:name="Light Shading Accent 2" w:uiPriority="60"/>
-    <w:lsdException w:name="Light List Accent 2" w:uiPriority="61"/>
-    <w:lsdException w:name="Light Grid Accent 2" w:uiPriority="62"/>
-    <w:lsdException w:name="Medium Shading 1 Accent 2" w:uiPriority="63"/>
-    <w:lsdException w:name="Medium Shading 2 Accent 2" w:uiPriority="64"/>
-    <w:lsdException w:name="Medium List 1 Accent 2" w:uiPriority="65"/>
-    <w:lsdException w:name="Medium List 2 Accent 2" w:uiPriority="66"/>
-    <w:lsdException w:name="Medium Grid 1 Accent 2" w:uiPriority="67"/>
-    <w:lsdException w:name="Medium Grid 2 Accent 2" w:uiPriority="68"/>
-    <w:lsdException w:name="Medium Grid 3 Accent 2" w:uiPriority="69"/>
-    <w:lsdException w:name="Dark List Accent 2" w:uiPriority="70"/>
-    <w:lsdException w:name="Colorful Shading Accent 2" w:uiPriority="71"/>
-    <w:lsdException w:name="Colorful List Accent 2" w:uiPriority="72"/>
-    <w:lsdException w:name="Colorful Grid Accent 2" w:uiPriority="73"/>
-    <w:lsdException w:name="Light Shading Accent 3" w:uiPriority="60"/>
-    <w:lsdException w:name="Light List Accent 3" w:uiPriority="61"/>
-    <w:lsdException w:name="Light Grid Accent 3" w:uiPriority="62"/>
-    <w:lsdException w:name="Medium Shading 1 Accent 3" w:uiPriority="63"/>
-    <w:lsdException w:name="Medium Shading 2 Accent 3" w:uiPriority="64"/>
-    <w:lsdException w:name="Medium List 1 Accent 3" w:uiPriority="65"/>
-    <w:lsdException w:name="Medium List 2 Accent 3" w:uiPriority="66"/>
-    <w:lsdException w:name="Medium Grid 1 Accent 3" w:uiPriority="67"/>
-    <w:lsdException w:name="Medium Grid 2 Accent 3" w:uiPriority="68"/>
-    <w:lsdException w:name="Medium Grid 3 Accent 3" w:uiPriority="69"/>
-    <w:lsdException w:name="Dark List Accent 3" w:uiPriority="70"/>
-    <w:lsdException w:name="Colorful Shading Accent 3" w:uiPriority="71"/>
-    <w:lsdException w:name="Colorful List Accent 3" w:uiPriority="72"/>
-    <w:lsdException w:name="Colorful Grid Accent 3" w:uiPriority="73"/>
-    <w:lsdException w:name="Light Shading Accent 4" w:uiPriority="60"/>
-    <w:lsdException w:name="Light List Accent 4" w:uiPriority="61"/>
-    <w:lsdException w:name="Light Grid Accent 4" w:uiPriority="62"/>
-    <w:lsdException w:name="Medium Shading 1 Accent 4" w:uiPriority="63"/>
-    <w:lsdException w:name="Medium Shading 2 Accent 4" w:uiPriority="64"/>
-    <w:lsdException w:name="Medium List 1 Accent 4" w:uiPriority="65"/>
-    <w:lsdException w:name="Medium List 2 Accent 4" w:uiPriority="66"/>
-    <w:lsdException w:name="Medium Grid 1 Accent 4" w:uiPriority="67"/>
-    <w:lsdException w:name="Medium Grid 2 Accent 4" w:uiPriority="68"/>
-    <w:lsdException w:name="Medium Grid 3 Accent 4" w:uiPriority="69"/>
-    <w:lsdException w:name="Dark List Accent 4" w:uiPriority="70"/>
-    <w:lsdException w:name="Colorful Shading Accent 4" w:uiPriority="71"/>
-    <w:lsdException w:name="Colorful List Accent 4" w:uiPriority="72"/>
-    <w:lsdException w:name="Colorful Grid Accent 4" w:uiPriority="73"/>
-    <w:lsdException w:name="Light Shading Accent 5" w:uiPriority="60"/>
-    <w:lsdException w:name="Light List Accent 5" w:uiPriority="61"/>
-    <w:lsdException w:name="Light Grid Accent 5" w:uiPriority="62"/>
-    <w:lsdException w:name="Medium Shading 1 Accent 5" w:uiPriority="63"/>
-    <w:lsdException w:name="Medium Shading 2 Accent 5" w:uiPriority="64"/>
-    <w:lsdException w:name="Medium List 1 Accent 5" w:uiPriority="65"/>
-    <w:lsdException w:name="Medium List 2 Accent 5" w:uiPriority="66"/>
-    <w:lsdException w:name="Medium Grid 1 Accent 5" w:uiPriority="67"/>
-    <w:lsdException w:name="Medium Grid 2 Accent 5" w:uiPriority="68"/>
-    <w:lsdException w:name="Medium Grid 3 Accent 5" w:uiPriority="69"/>
-    <w:lsdException w:name="Dark List Accent 5" w:uiPriority="70"/>
-    <w:lsdException w:name="Colorful Shading Accent 5" w:uiPriority="71"/>
-    <w:lsdException w:name="Colorful List Accent 5" w:uiPriority="72"/>
-    <w:lsdException w:name="Colorful Grid Accent 5" w:uiPriority="73"/>
-    <w:lsdException w:name="Light Shading Accent 6" w:uiPriority="60"/>
-    <w:lsdException w:name="Light List Accent 6" w:uiPriority="61"/>
-    <w:lsdException w:name="Light Grid Accent 6" w:uiPriority="62"/>
-    <w:lsdException w:name="Medium Shading 1 Accent 6" w:uiPriority="63"/>
-    <w:lsdException w:name="Medium Shading 2 Accent 6" w:uiPriority="64"/>
-    <w:lsdException w:name="Medium List 1 Accent 6" w:uiPriority="65"/>
-    <w:lsdException w:name="Medium List 2 Accent 6" w:uiPriority="66"/>
-    <w:lsdException w:name="Medium Grid 1 Accent 6" w:uiPriority="67"/>
-    <w:lsdException w:name="Medium Grid 2 Accent 6" w:uiPriority="68"/>
-    <w:lsdException w:name="Medium Grid 3 Accent 6" w:uiPriority="69"/>
-    <w:lsdException w:name="Dark List Accent 6" w:uiPriority="70"/>
-    <w:lsdException w:name="Colorful Shading Accent 6" w:uiPriority="71"/>
-    <w:lsdException w:name="Colorful List Accent 6" w:uiPriority="72"/>
-    <w:lsdException w:name="Colorful Grid Accent 6" w:uiPriority="73"/>
-    <w:lsdException w:name="Subtle Emphasis" w:uiPriority="19" w:qFormat="1"/>
-    <w:lsdException w:name="Intense Emphasis" w:uiPriority="21" w:qFormat="1"/>
-    <w:lsdException w:name="Subtle Reference" w:uiPriority="31" w:qFormat="1"/>
-    <w:lsdException w:name="Intense Reference" w:uiPriority="32" w:qFormat="1"/>
-    <w:lsdException w:name="Book Title" w:uiPriority="33" w:qFormat="1"/>
-    <w:lsdException w:name="Bibliography" w:semiHidden="1" w:uiPriority="37" w:unhideWhenUsed="1"/>
-    <w:lsdException w:name="TOC Heading" w:semiHidden="1" w:uiPriority="39" w:unhideWhenUsed="1" w:qFormat="1"/>
-    <w:lsdException w:name="Plain Table 1" w:uiPriority="41"/>
-    <w:lsdException w:name="Plain Table 2" w:uiPriority="42"/>
-    <w:lsdException w:name="Plain Table 3" w:uiPriority="43"/>
-    <w:lsdException w:name="Plain Table 4" w:uiPriority="44"/>
-    <w:lsdException w:name="Plain Table 5" w:uiPriority="45"/>
-    <w:lsdException w:name="Grid Table Light" w:uiPriority="40"/>
-    <w:lsdException w:name="Grid Table 1 Light" w:uiPriority="46"/>
-    <w:lsdException w:name="Grid Table 2" w:uiPriority="47"/>
-    <w:lsdException w:name="Grid Table 3" w:uiPriority="48"/>
-    <w:lsdException w:name="Grid Table 4" w:uiPriority="49"/>
-    <w:lsdException w:name="Grid Table 5 Dark" w:uiPriority="50"/>
-    <w:lsdException w:name="Grid Table 6 Colorful" w:uiPriority="51"/>
-    <w:lsdException w:name="Grid Table 7 Colorful" w:uiPriority="52"/>
-    <w:lsdException w:name="Grid Table 1 Light Accent 1" w:uiPriority="46"/>
-    <w:lsdException w:name="Grid Table 2 Accent 1" w:uiPriority="47"/>
-    <w:lsdException w:name="Grid Table 3 Accent 1" w:uiPriority="48"/>
-    <w:lsdException w:name="Grid Table 4 Accent 1" w:uiPriority="49"/>
-    <w:lsdException w:name="Grid Table 5 Dark Accent 1" w:uiPriority="50"/>
-    <w:lsdException w:name="Grid Table 6 Colorful Accent 1" w:uiPriority="51"/>
-    <w:lsdException w:name="Grid Table 7 Colorful Accent 1" w:uiPriority="52"/>
-    <w:lsdException w:name="Grid Table 1 Light Accent 2" w:uiPriority="46"/>
-    <w:lsdException w:name="Grid Table 2 Accent 2" w:uiPriority="47"/>
-    <w:lsdException w:name="Grid Table 3 Accent 2" w:uiPriority="48"/>
-    <w:lsdException w:name="Grid Table 4 Accent 2" w:uiPriority="49"/>
-    <w:lsdException w:name="Grid Table 5 Dark Accent 2" w:uiPriority="50"/>
-    <w:lsdException w:name="Grid Table 6 Colorful Accent 2" w:uiPriority="51"/>
-    <w:lsdException w:name="Grid Table 7 Colorful Accent 2" w:uiPriority="52"/>
-    <w:lsdException w:name="Grid Table 1 Light Accent 3" w:uiPriority="46"/>
-    <w:lsdException w:name="Grid Table 2 Accent 3" w:uiPriority="47"/>
-    <w:lsdException w:name="Grid Table 3 Accent 3" w:uiPriority="48"/>
-    <w:lsdException w:name="Grid Table 4 Accent 3" w:uiPriority="49"/>
-    <w:lsdException w:name="Grid Table 5 Dark Accent 3" w:uiPriority="50"/>
-    <w:lsdException w:name="Grid Table 6 Colorful Accent 3" w:uiPriority="51"/>
-    <w:lsdException w:name="Grid Table 7 Colorful Accent 3" w:uiPriority="52"/>
-    <w:lsdException w:name="Grid Table 1 Light Accent 4" w:uiPriority="46"/>
-    <w:lsdException w:name="Grid Table 2 Accent 4" w:uiPriority="47"/>
-    <w:lsdException w:name="Grid Table 3 Accent 4" w:uiPriority="48"/>
-    <w:lsdException w:name="Grid Table 4 Accent 4" w:uiPriority="49"/>
-    <w:lsdException w:name="Grid Table 5 Dark Accent 4" w:uiPriority="50"/>
-    <w:lsdException w:name="Grid Table 6 Colorful Accent 4" w:uiPriority="51"/>
-    <w:lsdException w:name="Grid Table 7 Colorful Accent 4" w:uiPriority="52"/>
-    <w:lsdException w:name="Grid Table 1 Light Accent 5" w:uiPriority="46"/>
-    <w:lsdException w:name="Grid Table 2 Accent 5" w:uiPriority="47"/>
-    <w:lsdException w:name="Grid Table 3 Accent 5" w:uiPriority="48"/>
-    <w:lsdException w:name="Grid Table 4 Accent 5" w:uiPriority="49"/>
-    <w:lsdException w:name="Grid Table 5 Dark Accent 5" w:uiPriority="50"/>
-    <w:lsdException w:name="Grid Table 6 Colorful Accent 5" w:uiPriority="51"/>
-    <w:lsdException w:name="Grid Table 7 Colorful Accent 5" w:uiPriority="52"/>
-    <w:lsdException w:name="Grid Table 1 Light Accent 6" w:uiPriority="46"/>
-    <w:lsdException w:name="Grid Table 2 Accent 6" w:uiPriority="47"/>
-    <w:lsdException w:name="Grid Table 3 Accent 6" w:uiPriority="48"/>
-    <w:lsdException w:name="Grid Table 4 Accent 6" w:uiPriority="49"/>
-    <w:lsdException w:name="Grid Table 5 Dark Accent 6" w:uiPriority="50"/>
-    <w:lsdException w:name="Grid Table 6 Colorful Accent 6" w:uiPriority="51"/>
-    <w:lsdException w:name="Grid Table 7 Colorful Accent 6" w:uiPriority="52"/>
-    <w:lsdException w:name="List Table 1 Light" w:uiPriority="46"/>
-    <w:lsdException w:name="List Table 2" w:uiPriority="47"/>
-    <w:lsdException w:name="List Table 3" w:uiPriority="48"/>
-    <w:lsdException w:name="List Table 4" w:uiPriority="49"/>
-    <w:lsdException w:name="List Table 5 Dark" w:uiPriority="50"/>
-    <w:lsdException w:name="List Table 6 Colorful" w:uiPriority="51"/>
-    <w:lsdException w:name="List Table 7 Colorful" w:uiPriority="52"/>
-    <w:lsdException w:name="List Table 1 Light Accent 1" w:uiPriority="46"/>
-    <w:lsdException w:name="List Table 2 Accent 1" w:uiPriority="47"/>
-    <w:lsdException w:name="List Table 3 Accent 1" w:uiPriority="48"/>
-    <w:lsdException w:name="List Table 4 Accent 1" w:uiPriority="49"/>
-    <w:lsdException w:name="List Table 5 Dark Accent 1" w:uiPriority="50"/>
-    <w:lsdException w:name="List Table 6 Colorful Accent 1" w:uiPriority="51"/>
-    <w:lsdException w:name="List Table 7 Colorful Accent 1" w:uiPriority="52"/>
-    <w:lsdException w:name="List Table 1 Light Accent 2" w:uiPriority="46"/>
-    <w:lsdException w:name="List Table 2 Accent 2" w:uiPriority="47"/>
-    <w:lsdException w:name="List Table 3 Accent 2" w:uiPriority="48"/>
-    <w:lsdException w:name="List Table 4 Accent 2" w:uiPriority="49"/>
-    <w:lsdException w:name="List Table 5 Dark Accent 2" w:uiPriority="50"/>
-    <w:lsdException w:name="List Table 6 Colorful Accent 2" w:uiPriority="51"/>
-    <w:lsdException w:name="List Table 7 Colorful Accent 2" w:uiPriority="52"/>
-    <w:lsdException w:name="List Table 1 Light Accent 3" w:uiPriority="46"/>
-    <w:lsdException w:name="List Table 2 Accent 3" w:uiPriority="47"/>
-    <w:lsdException w:name="List Table 3 Accent 3" w:uiPriority="48"/>
-    <w:lsdException w:name="List Table 4 Accent 3" w:uiPriority="49"/>
-    <w:lsdException w:name="List Table 5 Dark Accent 3" w:uiPriority="50"/>
-    <w:lsdException w:name="List Table 6 Colorful Accent 3" w:uiPriority="51"/>
-    <w:lsdException w:name="List Table 7 Colorful Accent 3" w:uiPriority="52"/>
-    <w:lsdException w:name="List Table 1 Light Accent 4" w:uiPriority="46"/>
-    <w:lsdException w:name="List Table 2 Accent 4" w:uiPriority="47"/>
-    <w:lsdException w:name="List Table 3 Accent 4" w:uiPriority="48"/>
-    <w:lsdException w:name="List Table 4 Accent 4" w:uiPriority="49"/>
-    <w:lsdException w:name="List Table 5 Dark Accent 4" w:uiPriority="50"/>
-    <w:lsdException w:name="List Table 6 Colorful Accent 4" w:uiPriority="51"/>
-    <w:lsdException w:name="List Table 7 Colorful Accent 4" w:uiPriority="52"/>
-    <w:lsdException w:name="List Table 1 Light Accent 5" w:uiPriority="46"/>
-    <w:lsdException w:name="List Table 2 Accent 5" w:uiPriority="47"/>
-    <w:lsdException w:name="List Table 3 Accent 5" w:uiPriority="48"/>
-    <w:lsdException w:name="List Table 4 Accent 5" w:uiPriority="49"/>
-    <w:lsdException w:name="List Table 5 Dark Accent 5" w:uiPriority="50"/>
-    <w:lsdException w:name="List Table 6 Colorful Accent 5" w:uiPriority="51"/>
-    <w:lsdException w:name="List Table 7 Colorful Accent 5" w:uiPriority="52"/>
-    <w:lsdException w:name="List Table 1 Light Accent 6" w:uiPriority="46"/>
-    <w:lsdException w:name="List Table 2 Accent 6" w:uiPriority="47"/>
-    <w:lsdException w:name="List Table 3 Accent 6" w:uiPriority="48"/>
-    <w:lsdException w:name="List Table 4 Accent 6" w:uiPriority="49"/>
-    <w:lsdException w:name="List Table 5 Dark Accent 6" w:uiPriority="50"/>
-    <w:lsdException w:name="List Table 6 Colorful Accent 6" w:uiPriority="51"/>
-    <w:lsdException w:name="List Table 7 Colorful Accent 6" w:uiPriority="52"/>
-    <w:lsdException w:name="Mention" w:semiHidden="1" w:unhideWhenUsed="1"/>
-    <w:lsdException w:name="Smart Hyperlink" w:semiHidden="1" w:unhideWhenUsed="1"/>
-    <w:lsdException w:name="Hashtag" w:semiHidden="1" w:unhideWhenUsed="1"/>
-    <w:lsdException w:name="Unresolved Mention" w:semiHidden="1" w:unhideWhenUsed="1"/>
-    <w:lsdException w:name="Smart Link" w:semiHidden="1" w:unhideWhenUsed="1"/>
+  <w:latentStyles w:defLockedState="0" w:defUIPriority="99" w:defSemiHidden="1" w:defUnhideWhenUsed="1" w:defQFormat="0" w:count="267">
+    <w:lsdException w:name="Normal" w:semiHidden="0" w:uiPriority="0" w:unhideWhenUsed="0" w:qFormat="1"/>
+    <w:lsdException w:name="heading 1" w:semiHidden="0" w:uiPriority="9" w:unhideWhenUsed="0" w:qFormat="1"/>
+    <w:lsdException w:name="heading 2" w:uiPriority="9" w:qFormat="1"/>
+    <w:lsdException w:name="heading 3" w:uiPriority="9" w:qFormat="1"/>
+    <w:lsdException w:name="heading 4" w:uiPriority="9" w:qFormat="1"/>
+    <w:lsdException w:name="heading 5" w:uiPriority="9" w:qFormat="1"/>
+    <w:lsdException w:name="heading 6" w:uiPriority="9" w:qFormat="1"/>
+    <w:lsdException w:name="heading 7" w:uiPriority="9" w:qFormat="1"/>
+    <w:lsdException w:name="heading 8" w:uiPriority="9" w:qFormat="1"/>
+    <w:lsdException w:name="heading 9" w:uiPriority="9" w:qFormat="1"/>
+    <w:lsdException w:name="toc 1" w:uiPriority="39"/>
+    <w:lsdException w:name="toc 2" w:uiPriority="39"/>
+    <w:lsdException w:name="toc 3" w:uiPriority="39"/>
+    <w:lsdException w:name="toc 4" w:uiPriority="39"/>
+    <w:lsdException w:name="toc 5" w:uiPriority="39"/>
+    <w:lsdException w:name="toc 6" w:uiPriority="39"/>
+    <w:lsdException w:name="toc 7" w:uiPriority="39"/>
+    <w:lsdException w:name="toc 8" w:uiPriority="39"/>
+    <w:lsdException w:name="toc 9" w:uiPriority="39"/>
+    <w:lsdException w:name="header" w:uiPriority="0"/>
+    <w:lsdException w:name="caption" w:uiPriority="35" w:qFormat="1"/>
+    <w:lsdException w:name="Title" w:semiHidden="0" w:uiPriority="10" w:unhideWhenUsed="0" w:qFormat="1"/>
+    <w:lsdException w:name="Default Paragraph Font" w:uiPriority="1"/>
+    <w:lsdException w:name="Subtitle" w:semiHidden="0" w:uiPriority="11" w:unhideWhenUsed="0" w:qFormat="1"/>
+    <w:lsdException w:name="Strong" w:semiHidden="0" w:uiPriority="22" w:unhideWhenUsed="0" w:qFormat="1"/>
+    <w:lsdException w:name="Emphasis" w:semiHidden="0" w:uiPriority="20" w:unhideWhenUsed="0" w:qFormat="1"/>
+    <w:lsdException w:name="Table Grid" w:semiHidden="0" w:uiPriority="59" w:unhideWhenUsed="0"/>
+    <w:lsdException w:name="Placeholder Text" w:unhideWhenUsed="0"/>
+    <w:lsdException w:name="No Spacing" w:semiHidden="0" w:uiPriority="1" w:unhideWhenUsed="0" w:qFormat="1"/>
+    <w:lsdException w:name="Light Shading" w:semiHidden="0" w:uiPriority="60" w:unhideWhenUsed="0"/>
+    <w:lsdException w:name="Light List" w:semiHidden="0" w:uiPriority="61" w:unhideWhenUsed="0"/>
+    <w:lsdException w:name="Light Grid" w:semiHidden="0" w:uiPriority="62" w:unhideWhenUsed="0"/>
+    <w:lsdException w:name="Medium Shading 1" w:semiHidden="0" w:uiPriority="63" w:unhideWhenUsed="0"/>
+    <w:lsdException w:name="Medium Shading 2" w:semiHidden="0" w:uiPriority="64" w:unhideWhenUsed="0"/>
+    <w:lsdException w:name="Medium List 1" w:semiHidden="0" w:uiPriority="65" w:unhideWhenUsed="0"/>
+    <w:lsdException w:name="Medium List 2" w:semiHidden="0" w:uiPriority="66" w:unhideWhenUsed="0"/>
+    <w:lsdException w:name="Medium Grid 1" w:semiHidden="0" w:uiPriority="67" w:unhideWhenUsed="0"/>
+    <w:lsdException w:name="Medium Grid 2" w:semiHidden="0" w:uiPriority="68" w:unhideWhenUsed="0"/>
+    <w:lsdException w:name="Medium Grid 3" w:semiHidden="0" w:uiPriority="69" w:unhideWhenUsed="0"/>
+    <w:lsdException w:name="Dark List" w:semiHidden="0" w:uiPriority="70" w:unhideWhenUsed="0"/>
+    <w:lsdException w:name="Colorful Shading" w:semiHidden="0" w:uiPriority="71" w:unhideWhenUsed="0"/>
+    <w:lsdException w:name="Colorful List" w:semiHidden="0" w:uiPriority="72" w:unhideWhenUsed="0"/>
+    <w:lsdException w:name="Colorful Grid" w:semiHidden="0" w:uiPriority="73" w:unhideWhenUsed="0"/>
+    <w:lsdException w:name="Light Shading Accent 1" w:semiHidden="0" w:uiPriority="60" w:unhideWhenUsed="0"/>
+    <w:lsdException w:name="Light List Accent 1" w:semiHidden="0" w:uiPriority="61" w:unhideWhenUsed="0"/>
+    <w:lsdException w:name="Light Grid Accent 1" w:semiHidden="0" w:uiPriority="62" w:unhideWhenUsed="0"/>
+    <w:lsdException w:name="Medium Shading 1 Accent 1" w:semiHidden="0" w:uiPriority="63" w:unhideWhenUsed="0"/>
+    <w:lsdException w:name="Medium Shading 2 Accent 1" w:semiHidden="0" w:uiPriority="64" w:unhideWhenUsed="0"/>
+    <w:lsdException w:name="Medium List 1 Accent 1" w:semiHidden="0" w:uiPriority="65" w:unhideWhenUsed="0"/>
+    <w:lsdException w:name="Revision" w:unhideWhenUsed="0"/>
+    <w:lsdException w:name="List Paragraph" w:semiHidden="0" w:uiPriority="34" w:unhideWhenUsed="0" w:qFormat="1"/>
+    <w:lsdException w:name="Quote" w:semiHidden="0" w:uiPriority="29" w:unhideWhenUsed="0" w:qFormat="1"/>
+    <w:lsdException w:name="Intense Quote" w:semiHidden="0" w:uiPriority="30" w:unhideWhenUsed="0" w:qFormat="1"/>
+    <w:lsdException w:name="Medium List 2 Accent 1" w:semiHidden="0" w:uiPriority="66" w:unhideWhenUsed="0"/>
+    <w:lsdException w:name="Medium Grid 1 Accent 1" w:semiHidden="0" w:uiPriority="67" w:unhideWhenUsed="0"/>
+    <w:lsdException w:name="Medium Grid 2 Accent 1" w:semiHidden="0" w:uiPriority="68" w:unhideWhenUsed="0"/>
+    <w:lsdException w:name="Medium Grid 3 Accent 1" w:semiHidden="0" w:uiPriority="69" w:unhideWhenUsed="0"/>
+    <w:lsdException w:name="Dark List Accent 1" w:semiHidden="0" w:uiPriority="70" w:unhideWhenUsed="0"/>
+    <w:lsdException w:name="Colorful Shading Accent 1" w:semiHidden="0" w:uiPriority="71" w:unhideWhenUsed="0"/>
+    <w:lsdException w:name="Colorful List Accent 1" w:semiHidden="0" w:uiPriority="72" w:unhideWhenUsed="0"/>
+    <w:lsdException w:name="Colorful Grid Accent 1" w:semiHidden="0" w:uiPriority="73" w:unhideWhenUsed="0"/>
+    <w:lsdException w:name="Light Shading Accent 2" w:semiHidden="0" w:uiPriority="60" w:unhideWhenUsed="0"/>
+    <w:lsdException w:name="Light List Accent 2" w:semiHidden="0" w:uiPriority="61" w:unhideWhenUsed="0"/>
+    <w:lsdException w:name="Light Grid Accent 2" w:semiHidden="0" w:uiPriority="62" w:unhideWhenUsed="0"/>
+    <w:lsdException w:name="Medium Shading 1 Accent 2" w:semiHidden="0" w:uiPriority="63" w:unhideWhenUsed="0"/>
+    <w:lsdException w:name="Medium Shading 2 Accent 2" w:semiHidden="0" w:uiPriority="64" w:unhideWhenUsed="0"/>
+    <w:lsdException w:name="Medium List 1 Accent 2" w:semiHidden="0" w:uiPriority="65" w:unhideWhenUsed="0"/>
+    <w:lsdException w:name="Medium List 2 Accent 2" w:semiHidden="0" w:uiPriority="66" w:unhideWhenUsed="0"/>
+    <w:lsdException w:name="Medium Grid 1 Accent 2" w:semiHidden="0" w:uiPriority="67" w:unhideWhenUsed="0"/>
+    <w:lsdException w:name="Medium Grid 2 Accent 2" w:semiHidden="0" w:uiPriority="68" w:unhideWhenUsed="0"/>
+    <w:lsdException w:name="Medium Grid 3 Accent 2" w:semiHidden="0" w:uiPriority="69" w:unhideWhenUsed="0"/>
+    <w:lsdException w:name="Dark List Accent 2" w:semiHidden="0" w:uiPriority="70" w:unhideWhenUsed="0"/>
+    <w:lsdException w:name="Colorful Shading Accent 2" w:semiHidden="0" w:uiPriority="71" w:unhideWhenUsed="0"/>
+    <w:lsdException w:name="Colorful List Accent 2" w:semiHidden="0" w:uiPriority="72" w:unhideWhenUsed="0"/>
+    <w:lsdException w:name="Colorful Grid Accent 2" w:semiHidden="0" w:uiPriority="73" w:unhideWhenUsed="0"/>
+    <w:lsdException w:name="Light Shading Accent 3" w:semiHidden="0" w:uiPriority="60" w:unhideWhenUsed="0"/>
+    <w:lsdException w:name="Light List Accent 3" w:semiHidden="0" w:uiPriority="61" w:unhideWhenUsed="0"/>
+    <w:lsdException w:name="Light Grid Accent 3" w:semiHidden="0" w:uiPriority="62" w:unhideWhenUsed="0"/>
+    <w:lsdException w:name="Medium Shading 1 Accent 3" w:semiHidden="0" w:uiPriority="63" w:unhideWhenUsed="0"/>
+    <w:lsdException w:name="Medium Shading 2 Accent 3" w:semiHidden="0" w:uiPriority="64" w:unhideWhenUsed="0"/>
+    <w:lsdException w:name="Medium List 1 Accent 3" w:semiHidden="0" w:uiPriority="65" w:unhideWhenUsed="0"/>
+    <w:lsdException w:name="Medium List 2 Accent 3" w:semiHidden="0" w:uiPriority="66" w:unhideWhenUsed="0"/>
+    <w:lsdException w:name="Medium Grid 1 Accent 3" w:semiHidden="0" w:uiPriority="67" w:unhideWhenUsed="0"/>
+    <w:lsdException w:name="Medium Grid 2 Accent 3" w:semiHidden="0" w:uiPriority="68" w:unhideWhenUsed="0"/>
+    <w:lsdException w:name="Medium Grid 3 Accent 3" w:semiHidden="0" w:uiPriority="69" w:unhideWhenUsed="0"/>
+    <w:lsdException w:name="Dark List Accent 3" w:semiHidden="0" w:uiPriority="70" w:unhideWhenUsed="0"/>
+    <w:lsdException w:name="Colorful Shading Accent 3" w:semiHidden="0" w:uiPriority="71" w:unhideWhenUsed="0"/>
+    <w:lsdException w:name="Colorful List Accent 3" w:semiHidden="0" w:uiPriority="72" w:unhideWhenUsed="0"/>
+    <w:lsdException w:name="Colorful Grid Accent 3" w:semiHidden="0" w:uiPriority="73" w:unhideWhenUsed="0"/>
+    <w:lsdException w:name="Light Shading Accent 4" w:semiHidden="0" w:uiPriority="60" w:unhideWhenUsed="0"/>
+    <w:lsdException w:name="Light List Accent 4" w:semiHidden="0" w:uiPriority="61" w:unhideWhenUsed="0"/>
+    <w:lsdException w:name="Light Grid Accent 4" w:semiHidden="0" w:uiPriority="62" w:unhideWhenUsed="0"/>
+    <w:lsdException w:name="Medium Shading 1 Accent 4" w:semiHidden="0" w:uiPriority="63" w:unhideWhenUsed="0"/>
+    <w:lsdException w:name="Medium Shading 2 Accent 4" w:semiHidden="0" w:uiPriority="64" w:unhideWhenUsed="0"/>
+    <w:lsdException w:name="Medium List 1 Accent 4" w:semiHidden="0" w:uiPriority="65" w:unhideWhenUsed="0"/>
+    <w:lsdException w:name="Medium List 2 Accent 4" w:semiHidden="0" w:uiPriority="66" w:unhideWhenUsed="0"/>
+    <w:lsdException w:name="Medium Grid 1 Accent 4" w:semiHidden="0" w:uiPriority="67" w:unhideWhenUsed="0"/>
+    <w:lsdException w:name="Medium Grid 2 Accent 4" w:semiHidden="0" w:uiPriority="68" w:unhideWhenUsed="0"/>
+    <w:lsdException w:name="Medium Grid 3 Accent 4" w:semiHidden="0" w:uiPriority="69" w:unhideWhenUsed="0"/>
+    <w:lsdException w:name="Dark List Accent 4" w:semiHidden="0" w:uiPriority="70" w:unhideWhenUsed="0"/>
+    <w:lsdException w:name="Colorful Shading Accent 4" w:semiHidden="0" w:uiPriority="71" w:unhideWhenUsed="0"/>
+    <w:lsdException w:name="Colorful List Accent 4" w:semiHidden="0" w:uiPriority="72" w:unhideWhenUsed="0"/>
+    <w:lsdException w:name="Colorful Grid Accent 4" w:semiHidden="0" w:uiPriority="73" w:unhideWhenUsed="0"/>
+    <w:lsdException w:name="Light Shading Accent 5" w:semiHidden="0" w:uiPriority="60" w:unhideWhenUsed="0"/>
+    <w:lsdException w:name="Light List Accent 5" w:semiHidden="0" w:uiPriority="61" w:unhideWhenUsed="0"/>
+    <w:lsdException w:name="Light Grid Accent 5" w:semiHidden="0" w:uiPriority="62" w:unhideWhenUsed="0"/>
+    <w:lsdException w:name="Medium Shading 1 Accent 5" w:semiHidden="0" w:uiPriority="63" w:unhideWhenUsed="0"/>
+    <w:lsdException w:name="Medium Shading 2 Accent 5" w:semiHidden="0" w:uiPriority="64" w:unhideWhenUsed="0"/>
+    <w:lsdException w:name="Medium List 1 Accent 5" w:semiHidden="0" w:uiPriority="65" w:unhideWhenUsed="0"/>
+    <w:lsdException w:name="Medium List 2 Accent 5" w:semiHidden="0" w:uiPriority="66" w:unhideWhenUsed="0"/>
+    <w:lsdException w:name="Medium Grid 1 Accent 5" w:semiHidden="0" w:uiPriority="67" w:unhideWhenUsed="0"/>
+    <w:lsdException w:name="Medium Grid 2 Accent 5" w:semiHidden="0" w:uiPriority="68" w:unhideWhenUsed="0"/>
+    <w:lsdException w:name="Medium Grid 3 Accent 5" w:semiHidden="0" w:uiPriority="69" w:unhideWhenUsed="0"/>
+    <w:lsdException w:name="Dark List Accent 5" w:semiHidden="0" w:uiPriority="70" w:unhideWhenUsed="0"/>
+    <w:lsdException w:name="Colorful Shading Accent 5" w:semiHidden="0" w:uiPriority="71" w:unhideWhenUsed="0"/>
+    <w:lsdException w:name="Colorful List Accent 5" w:semiHidden="0" w:uiPriority="72" w:unhideWhenUsed="0"/>
+    <w:lsdException w:name="Colorful Grid Accent 5" w:semiHidden="0" w:uiPriority="73" w:unhideWhenUsed="0"/>
+    <w:lsdException w:name="Light Shading Accent 6" w:semiHidden="0" w:uiPriority="60" w:unhideWhenUsed="0"/>
+    <w:lsdException w:name="Light List Accent 6" w:semiHidden="0" w:uiPriority="61" w:unhideWhenUsed="0"/>
+    <w:lsdException w:name="Light Grid Accent 6" w:semiHidden="0" w:uiPriority="62" w:unhideWhenUsed="0"/>
+    <w:lsdException w:name="Medium Shading 1 Accent 6" w:semiHidden="0" w:uiPriority="63" w:unhideWhenUsed="0"/>
+    <w:lsdException w:name="Medium Shading 2 Accent 6" w:semiHidden="0" w:uiPriority="64" w:unhideWhenUsed="0"/>
+    <w:lsdException w:name="Medium List 1 Accent 6" w:semiHidden="0" w:uiPriority="65" w:unhideWhenUsed="0"/>
+    <w:lsdException w:name="Medium List 2 Accent 6" w:semiHidden="0" w:uiPriority="66" w:unhideWhenUsed="0"/>
+    <w:lsdException w:name="Medium Grid 1 Accent 6" w:semiHidden="0" w:uiPriority="67" w:unhideWhenUsed="0"/>
+    <w:lsdException w:name="Medium Grid 2 Accent 6" w:semiHidden="0" w:uiPriority="68" w:unhideWhenUsed="0"/>
+    <w:lsdException w:name="Medium Grid 3 Accent 6" w:semiHidden="0" w:uiPriority="69" w:unhideWhenUsed="0"/>
+    <w:lsdException w:name="Dark List Accent 6" w:semiHidden="0" w:uiPriority="70" w:unhideWhenUsed="0"/>
+    <w:lsdException w:name="Colorful Shading Accent 6" w:semiHidden="0" w:uiPriority="71" w:unhideWhenUsed="0"/>
+    <w:lsdException w:name="Colorful List Accent 6" w:semiHidden="0" w:uiPriority="72" w:unhideWhenUsed="0"/>
+    <w:lsdException w:name="Colorful Grid Accent 6" w:semiHidden="0" w:uiPriority="73" w:unhideWhenUsed="0"/>
+    <w:lsdException w:name="Subtle Emphasis" w:semiHidden="0" w:uiPriority="19" w:unhideWhenUsed="0" w:qFormat="1"/>
+    <w:lsdException w:name="Intense Emphasis" w:semiHidden="0" w:uiPriority="21" w:unhideWhenUsed="0" w:qFormat="1"/>
+    <w:lsdException w:name="Subtle Reference" w:semiHidden="0" w:uiPriority="31" w:unhideWhenUsed="0" w:qFormat="1"/>
+    <w:lsdException w:name="Intense Reference" w:semiHidden="0" w:uiPriority="32" w:unhideWhenUsed="0" w:qFormat="1"/>
+    <w:lsdException w:name="Book Title" w:semiHidden="0" w:uiPriority="33" w:unhideWhenUsed="0" w:qFormat="1"/>
+    <w:lsdException w:name="Bibliography" w:uiPriority="37"/>
+    <w:lsdException w:name="TOC Heading" w:uiPriority="39" w:qFormat="1"/>
   </w:latentStyles>
   <w:style w:type="paragraph" w:default="1" w:styleId="a">
     <w:name w:val="Normal"/>
@@ -5939,6 +5705,7 @@
   <w:style w:type="character" w:default="1" w:styleId="a0">
     <w:name w:val="Default Paragraph Font"/>
     <w:uiPriority w:val="1"/>
+    <w:semiHidden/>
     <w:unhideWhenUsed/>
   </w:style>
   <w:style w:type="table" w:default="1" w:styleId="a1">
@@ -6016,7 +5783,7 @@
   <w:style w:type="paragraph" w:styleId="a8">
     <w:name w:val="header"/>
     <w:basedOn w:val="a"/>
-    <w:link w:val="a9"/>
+    <w:link w:val="Char"/>
     <w:unhideWhenUsed/>
     <w:rsid w:val="00BA6CD3"/>
     <w:pPr>
@@ -6027,8 +5794,8 @@
       <w:snapToGrid w:val="0"/>
     </w:pPr>
   </w:style>
-  <w:style w:type="character" w:customStyle="1" w:styleId="a9">
-    <w:name w:val="ヘッダー (文字)"/>
+  <w:style w:type="character" w:customStyle="1" w:styleId="Char">
+    <w:name w:val="页眉 Char"/>
     <w:link w:val="a8"/>
     <w:uiPriority w:val="99"/>
     <w:rsid w:val="00BA6CD3"/>
@@ -6037,10 +5804,10 @@
       <w:sz w:val="21"/>
     </w:rPr>
   </w:style>
-  <w:style w:type="paragraph" w:styleId="aa">
+  <w:style w:type="paragraph" w:styleId="a9">
     <w:name w:val="footer"/>
     <w:basedOn w:val="a"/>
-    <w:link w:val="ab"/>
+    <w:link w:val="Char0"/>
     <w:uiPriority w:val="99"/>
     <w:unhideWhenUsed/>
     <w:rsid w:val="00BA6CD3"/>
@@ -6052,9 +5819,9 @@
       <w:snapToGrid w:val="0"/>
     </w:pPr>
   </w:style>
-  <w:style w:type="character" w:customStyle="1" w:styleId="ab">
-    <w:name w:val="フッター (文字)"/>
-    <w:link w:val="aa"/>
+  <w:style w:type="character" w:customStyle="1" w:styleId="Char0">
+    <w:name w:val="页脚 Char"/>
+    <w:link w:val="a9"/>
     <w:uiPriority w:val="99"/>
     <w:rsid w:val="00BA6CD3"/>
     <w:rPr>
@@ -6062,7 +5829,7 @@
       <w:sz w:val="21"/>
     </w:rPr>
   </w:style>
-  <w:style w:type="paragraph" w:styleId="ac">
+  <w:style w:type="paragraph" w:styleId="aa">
     <w:name w:val="List Paragraph"/>
     <w:basedOn w:val="a"/>
     <w:uiPriority w:val="34"/>
@@ -6072,7 +5839,7 @@
       <w:ind w:leftChars="400" w:left="840"/>
     </w:pPr>
   </w:style>
-  <w:style w:type="character" w:styleId="ad">
+  <w:style w:type="character" w:styleId="ab">
     <w:name w:val="annotation reference"/>
     <w:basedOn w:val="a0"/>
     <w:uiPriority w:val="99"/>
@@ -6084,10 +5851,10 @@
       <w:szCs w:val="18"/>
     </w:rPr>
   </w:style>
-  <w:style w:type="paragraph" w:styleId="ae">
+  <w:style w:type="paragraph" w:styleId="ac">
     <w:name w:val="annotation text"/>
     <w:basedOn w:val="a"/>
-    <w:link w:val="af"/>
+    <w:link w:val="Char1"/>
     <w:uiPriority w:val="99"/>
     <w:semiHidden/>
     <w:unhideWhenUsed/>
@@ -6096,10 +5863,10 @@
       <w:jc w:val="left"/>
     </w:pPr>
   </w:style>
-  <w:style w:type="character" w:customStyle="1" w:styleId="af">
-    <w:name w:val="コメント文字列 (文字)"/>
+  <w:style w:type="character" w:customStyle="1" w:styleId="Char1">
+    <w:name w:val="批注文字 Char"/>
     <w:basedOn w:val="a0"/>
-    <w:link w:val="ae"/>
+    <w:link w:val="ac"/>
     <w:uiPriority w:val="99"/>
     <w:semiHidden/>
     <w:rsid w:val="00C03FD7"/>
@@ -6108,11 +5875,11 @@
       <w:sz w:val="21"/>
     </w:rPr>
   </w:style>
-  <w:style w:type="paragraph" w:styleId="af0">
+  <w:style w:type="paragraph" w:styleId="ad">
     <w:name w:val="annotation subject"/>
-    <w:basedOn w:val="ae"/>
-    <w:next w:val="ae"/>
-    <w:link w:val="af1"/>
+    <w:basedOn w:val="ac"/>
+    <w:next w:val="ac"/>
+    <w:link w:val="Char2"/>
     <w:uiPriority w:val="99"/>
     <w:semiHidden/>
     <w:unhideWhenUsed/>
@@ -6122,10 +5889,10 @@
       <w:bCs/>
     </w:rPr>
   </w:style>
-  <w:style w:type="character" w:customStyle="1" w:styleId="af1">
-    <w:name w:val="コメント内容 (文字)"/>
-    <w:basedOn w:val="af"/>
-    <w:link w:val="af0"/>
+  <w:style w:type="character" w:customStyle="1" w:styleId="Char2">
+    <w:name w:val="批注主题 Char"/>
+    <w:basedOn w:val="Char1"/>
+    <w:link w:val="ad"/>
     <w:uiPriority w:val="99"/>
     <w:semiHidden/>
     <w:rsid w:val="00C03FD7"/>
@@ -6136,7 +5903,7 @@
       <w:sz w:val="21"/>
     </w:rPr>
   </w:style>
-  <w:style w:type="paragraph" w:styleId="af2">
+  <w:style w:type="paragraph" w:styleId="ae">
     <w:name w:val="Revision"/>
     <w:hidden/>
     <w:uiPriority w:val="99"/>
@@ -6147,7 +5914,398 @@
       <w:sz w:val="21"/>
     </w:rPr>
   </w:style>
-  <w:style w:type="character" w:styleId="af3">
+  <w:style w:type="character" w:customStyle="1" w:styleId="UnresolvedMention">
+    <w:name w:val="Unresolved Mention"/>
+    <w:basedOn w:val="a0"/>
+    <w:uiPriority w:val="99"/>
+    <w:semiHidden/>
+    <w:unhideWhenUsed/>
+    <w:rsid w:val="009D6722"/>
+    <w:rPr>
+      <w:color w:val="605E5C"/>
+      <w:shd w:val="clear" w:color="auto" w:fill="E1DFDD"/>
+    </w:rPr>
+  </w:style>
+</w:styles>
+</file>
+
+<file path=word/stylesWithEffects.xml><?xml version="1.0" encoding="utf-8"?>
+<w:styles xmlns:wpc="http://schemas.microsoft.com/office/word/2010/wordprocessingCanvas" xmlns:mc="http://schemas.openxmlformats.org/markup-compatibility/2006" xmlns:o="urn:schemas-microsoft-com:office:office" xmlns:r="http://schemas.openxmlformats.org/officeDocument/2006/relationships" xmlns:m="http://schemas.openxmlformats.org/officeDocument/2006/math" xmlns:v="urn:schemas-microsoft-com:vml" xmlns:wp14="http://schemas.microsoft.com/office/word/2010/wordprocessingDrawing" xmlns:wp="http://schemas.openxmlformats.org/drawingml/2006/wordprocessingDrawing" xmlns:w10="urn:schemas-microsoft-com:office:word" xmlns:w="http://schemas.openxmlformats.org/wordprocessingml/2006/main" xmlns:w14="http://schemas.microsoft.com/office/word/2010/wordml" xmlns:wpg="http://schemas.microsoft.com/office/word/2010/wordprocessingGroup" xmlns:wpi="http://schemas.microsoft.com/office/word/2010/wordprocessingInk" xmlns:wne="http://schemas.microsoft.com/office/word/2006/wordml" xmlns:wps="http://schemas.microsoft.com/office/word/2010/wordprocessingShape" mc:Ignorable="w14 wp14">
+  <w:docDefaults>
+    <w:rPrDefault>
+      <w:rPr>
+        <w:rFonts w:ascii="Century" w:eastAsia="ＭＳ 明朝" w:hAnsi="Century" w:cs="Times New Roman"/>
+        <w:lang w:val="en-US" w:eastAsia="ja-JP" w:bidi="ar-SA"/>
+      </w:rPr>
+    </w:rPrDefault>
+    <w:pPrDefault/>
+  </w:docDefaults>
+  <w:latentStyles w:defLockedState="0" w:defUIPriority="99" w:defSemiHidden="1" w:defUnhideWhenUsed="1" w:defQFormat="0" w:count="267">
+    <w:lsdException w:name="Normal" w:semiHidden="0" w:uiPriority="0" w:unhideWhenUsed="0" w:qFormat="1"/>
+    <w:lsdException w:name="heading 1" w:semiHidden="0" w:uiPriority="9" w:unhideWhenUsed="0" w:qFormat="1"/>
+    <w:lsdException w:name="heading 2" w:uiPriority="9" w:qFormat="1"/>
+    <w:lsdException w:name="heading 3" w:uiPriority="9" w:qFormat="1"/>
+    <w:lsdException w:name="heading 4" w:uiPriority="9" w:qFormat="1"/>
+    <w:lsdException w:name="heading 5" w:uiPriority="9" w:qFormat="1"/>
+    <w:lsdException w:name="heading 6" w:uiPriority="9" w:qFormat="1"/>
+    <w:lsdException w:name="heading 7" w:uiPriority="9" w:qFormat="1"/>
+    <w:lsdException w:name="heading 8" w:uiPriority="9" w:qFormat="1"/>
+    <w:lsdException w:name="heading 9" w:uiPriority="9" w:qFormat="1"/>
+    <w:lsdException w:name="toc 1" w:uiPriority="39"/>
+    <w:lsdException w:name="toc 2" w:uiPriority="39"/>
+    <w:lsdException w:name="toc 3" w:uiPriority="39"/>
+    <w:lsdException w:name="toc 4" w:uiPriority="39"/>
+    <w:lsdException w:name="toc 5" w:uiPriority="39"/>
+    <w:lsdException w:name="toc 6" w:uiPriority="39"/>
+    <w:lsdException w:name="toc 7" w:uiPriority="39"/>
+    <w:lsdException w:name="toc 8" w:uiPriority="39"/>
+    <w:lsdException w:name="toc 9" w:uiPriority="39"/>
+    <w:lsdException w:name="header" w:uiPriority="0"/>
+    <w:lsdException w:name="caption" w:uiPriority="35" w:qFormat="1"/>
+    <w:lsdException w:name="Title" w:semiHidden="0" w:uiPriority="10" w:unhideWhenUsed="0" w:qFormat="1"/>
+    <w:lsdException w:name="Default Paragraph Font" w:uiPriority="1"/>
+    <w:lsdException w:name="Subtitle" w:semiHidden="0" w:uiPriority="11" w:unhideWhenUsed="0" w:qFormat="1"/>
+    <w:lsdException w:name="Strong" w:semiHidden="0" w:uiPriority="22" w:unhideWhenUsed="0" w:qFormat="1"/>
+    <w:lsdException w:name="Emphasis" w:semiHidden="0" w:uiPriority="20" w:unhideWhenUsed="0" w:qFormat="1"/>
+    <w:lsdException w:name="Table Grid" w:semiHidden="0" w:uiPriority="59" w:unhideWhenUsed="0"/>
+    <w:lsdException w:name="Placeholder Text" w:unhideWhenUsed="0"/>
+    <w:lsdException w:name="No Spacing" w:semiHidden="0" w:uiPriority="1" w:unhideWhenUsed="0" w:qFormat="1"/>
+    <w:lsdException w:name="Light Shading" w:semiHidden="0" w:uiPriority="60" w:unhideWhenUsed="0"/>
+    <w:lsdException w:name="Light List" w:semiHidden="0" w:uiPriority="61" w:unhideWhenUsed="0"/>
+    <w:lsdException w:name="Light Grid" w:semiHidden="0" w:uiPriority="62" w:unhideWhenUsed="0"/>
+    <w:lsdException w:name="Medium Shading 1" w:semiHidden="0" w:uiPriority="63" w:unhideWhenUsed="0"/>
+    <w:lsdException w:name="Medium Shading 2" w:semiHidden="0" w:uiPriority="64" w:unhideWhenUsed="0"/>
+    <w:lsdException w:name="Medium List 1" w:semiHidden="0" w:uiPriority="65" w:unhideWhenUsed="0"/>
+    <w:lsdException w:name="Medium List 2" w:semiHidden="0" w:uiPriority="66" w:unhideWhenUsed="0"/>
+    <w:lsdException w:name="Medium Grid 1" w:semiHidden="0" w:uiPriority="67" w:unhideWhenUsed="0"/>
+    <w:lsdException w:name="Medium Grid 2" w:semiHidden="0" w:uiPriority="68" w:unhideWhenUsed="0"/>
+    <w:lsdException w:name="Medium Grid 3" w:semiHidden="0" w:uiPriority="69" w:unhideWhenUsed="0"/>
+    <w:lsdException w:name="Dark List" w:semiHidden="0" w:uiPriority="70" w:unhideWhenUsed="0"/>
+    <w:lsdException w:name="Colorful Shading" w:semiHidden="0" w:uiPriority="71" w:unhideWhenUsed="0"/>
+    <w:lsdException w:name="Colorful List" w:semiHidden="0" w:uiPriority="72" w:unhideWhenUsed="0"/>
+    <w:lsdException w:name="Colorful Grid" w:semiHidden="0" w:uiPriority="73" w:unhideWhenUsed="0"/>
+    <w:lsdException w:name="Light Shading Accent 1" w:semiHidden="0" w:uiPriority="60" w:unhideWhenUsed="0"/>
+    <w:lsdException w:name="Light List Accent 1" w:semiHidden="0" w:uiPriority="61" w:unhideWhenUsed="0"/>
+    <w:lsdException w:name="Light Grid Accent 1" w:semiHidden="0" w:uiPriority="62" w:unhideWhenUsed="0"/>
+    <w:lsdException w:name="Medium Shading 1 Accent 1" w:semiHidden="0" w:uiPriority="63" w:unhideWhenUsed="0"/>
+    <w:lsdException w:name="Medium Shading 2 Accent 1" w:semiHidden="0" w:uiPriority="64" w:unhideWhenUsed="0"/>
+    <w:lsdException w:name="Medium List 1 Accent 1" w:semiHidden="0" w:uiPriority="65" w:unhideWhenUsed="0"/>
+    <w:lsdException w:name="Revision" w:unhideWhenUsed="0"/>
+    <w:lsdException w:name="List Paragraph" w:semiHidden="0" w:uiPriority="34" w:unhideWhenUsed="0" w:qFormat="1"/>
+    <w:lsdException w:name="Quote" w:semiHidden="0" w:uiPriority="29" w:unhideWhenUsed="0" w:qFormat="1"/>
+    <w:lsdException w:name="Intense Quote" w:semiHidden="0" w:uiPriority="30" w:unhideWhenUsed="0" w:qFormat="1"/>
+    <w:lsdException w:name="Medium List 2 Accent 1" w:semiHidden="0" w:uiPriority="66" w:unhideWhenUsed="0"/>
+    <w:lsdException w:name="Medium Grid 1 Accent 1" w:semiHidden="0" w:uiPriority="67" w:unhideWhenUsed="0"/>
+    <w:lsdException w:name="Medium Grid 2 Accent 1" w:semiHidden="0" w:uiPriority="68" w:unhideWhenUsed="0"/>
+    <w:lsdException w:name="Medium Grid 3 Accent 1" w:semiHidden="0" w:uiPriority="69" w:unhideWhenUsed="0"/>
+    <w:lsdException w:name="Dark List Accent 1" w:semiHidden="0" w:uiPriority="70" w:unhideWhenUsed="0"/>
+    <w:lsdException w:name="Colorful Shading Accent 1" w:semiHidden="0" w:uiPriority="71" w:unhideWhenUsed="0"/>
+    <w:lsdException w:name="Colorful List Accent 1" w:semiHidden="0" w:uiPriority="72" w:unhideWhenUsed="0"/>
+    <w:lsdException w:name="Colorful Grid Accent 1" w:semiHidden="0" w:uiPriority="73" w:unhideWhenUsed="0"/>
+    <w:lsdException w:name="Light Shading Accent 2" w:semiHidden="0" w:uiPriority="60" w:unhideWhenUsed="0"/>
+    <w:lsdException w:name="Light List Accent 2" w:semiHidden="0" w:uiPriority="61" w:unhideWhenUsed="0"/>
+    <w:lsdException w:name="Light Grid Accent 2" w:semiHidden="0" w:uiPriority="62" w:unhideWhenUsed="0"/>
+    <w:lsdException w:name="Medium Shading 1 Accent 2" w:semiHidden="0" w:uiPriority="63" w:unhideWhenUsed="0"/>
+    <w:lsdException w:name="Medium Shading 2 Accent 2" w:semiHidden="0" w:uiPriority="64" w:unhideWhenUsed="0"/>
+    <w:lsdException w:name="Medium List 1 Accent 2" w:semiHidden="0" w:uiPriority="65" w:unhideWhenUsed="0"/>
+    <w:lsdException w:name="Medium List 2 Accent 2" w:semiHidden="0" w:uiPriority="66" w:unhideWhenUsed="0"/>
+    <w:lsdException w:name="Medium Grid 1 Accent 2" w:semiHidden="0" w:uiPriority="67" w:unhideWhenUsed="0"/>
+    <w:lsdException w:name="Medium Grid 2 Accent 2" w:semiHidden="0" w:uiPriority="68" w:unhideWhenUsed="0"/>
+    <w:lsdException w:name="Medium Grid 3 Accent 2" w:semiHidden="0" w:uiPriority="69" w:unhideWhenUsed="0"/>
+    <w:lsdException w:name="Dark List Accent 2" w:semiHidden="0" w:uiPriority="70" w:unhideWhenUsed="0"/>
+    <w:lsdException w:name="Colorful Shading Accent 2" w:semiHidden="0" w:uiPriority="71" w:unhideWhenUsed="0"/>
+    <w:lsdException w:name="Colorful List Accent 2" w:semiHidden="0" w:uiPriority="72" w:unhideWhenUsed="0"/>
+    <w:lsdException w:name="Colorful Grid Accent 2" w:semiHidden="0" w:uiPriority="73" w:unhideWhenUsed="0"/>
+    <w:lsdException w:name="Light Shading Accent 3" w:semiHidden="0" w:uiPriority="60" w:unhideWhenUsed="0"/>
+    <w:lsdException w:name="Light List Accent 3" w:semiHidden="0" w:uiPriority="61" w:unhideWhenUsed="0"/>
+    <w:lsdException w:name="Light Grid Accent 3" w:semiHidden="0" w:uiPriority="62" w:unhideWhenUsed="0"/>
+    <w:lsdException w:name="Medium Shading 1 Accent 3" w:semiHidden="0" w:uiPriority="63" w:unhideWhenUsed="0"/>
+    <w:lsdException w:name="Medium Shading 2 Accent 3" w:semiHidden="0" w:uiPriority="64" w:unhideWhenUsed="0"/>
+    <w:lsdException w:name="Medium List 1 Accent 3" w:semiHidden="0" w:uiPriority="65" w:unhideWhenUsed="0"/>
+    <w:lsdException w:name="Medium List 2 Accent 3" w:semiHidden="0" w:uiPriority="66" w:unhideWhenUsed="0"/>
+    <w:lsdException w:name="Medium Grid 1 Accent 3" w:semiHidden="0" w:uiPriority="67" w:unhideWhenUsed="0"/>
+    <w:lsdException w:name="Medium Grid 2 Accent 3" w:semiHidden="0" w:uiPriority="68" w:unhideWhenUsed="0"/>
+    <w:lsdException w:name="Medium Grid 3 Accent 3" w:semiHidden="0" w:uiPriority="69" w:unhideWhenUsed="0"/>
+    <w:lsdException w:name="Dark List Accent 3" w:semiHidden="0" w:uiPriority="70" w:unhideWhenUsed="0"/>
+    <w:lsdException w:name="Colorful Shading Accent 3" w:semiHidden="0" w:uiPriority="71" w:unhideWhenUsed="0"/>
+    <w:lsdException w:name="Colorful List Accent 3" w:semiHidden="0" w:uiPriority="72" w:unhideWhenUsed="0"/>
+    <w:lsdException w:name="Colorful Grid Accent 3" w:semiHidden="0" w:uiPriority="73" w:unhideWhenUsed="0"/>
+    <w:lsdException w:name="Light Shading Accent 4" w:semiHidden="0" w:uiPriority="60" w:unhideWhenUsed="0"/>
+    <w:lsdException w:name="Light List Accent 4" w:semiHidden="0" w:uiPriority="61" w:unhideWhenUsed="0"/>
+    <w:lsdException w:name="Light Grid Accent 4" w:semiHidden="0" w:uiPriority="62" w:unhideWhenUsed="0"/>
+    <w:lsdException w:name="Medium Shading 1 Accent 4" w:semiHidden="0" w:uiPriority="63" w:unhideWhenUsed="0"/>
+    <w:lsdException w:name="Medium Shading 2 Accent 4" w:semiHidden="0" w:uiPriority="64" w:unhideWhenUsed="0"/>
+    <w:lsdException w:name="Medium List 1 Accent 4" w:semiHidden="0" w:uiPriority="65" w:unhideWhenUsed="0"/>
+    <w:lsdException w:name="Medium List 2 Accent 4" w:semiHidden="0" w:uiPriority="66" w:unhideWhenUsed="0"/>
+    <w:lsdException w:name="Medium Grid 1 Accent 4" w:semiHidden="0" w:uiPriority="67" w:unhideWhenUsed="0"/>
+    <w:lsdException w:name="Medium Grid 2 Accent 4" w:semiHidden="0" w:uiPriority="68" w:unhideWhenUsed="0"/>
+    <w:lsdException w:name="Medium Grid 3 Accent 4" w:semiHidden="0" w:uiPriority="69" w:unhideWhenUsed="0"/>
+    <w:lsdException w:name="Dark List Accent 4" w:semiHidden="0" w:uiPriority="70" w:unhideWhenUsed="0"/>
+    <w:lsdException w:name="Colorful Shading Accent 4" w:semiHidden="0" w:uiPriority="71" w:unhideWhenUsed="0"/>
+    <w:lsdException w:name="Colorful List Accent 4" w:semiHidden="0" w:uiPriority="72" w:unhideWhenUsed="0"/>
+    <w:lsdException w:name="Colorful Grid Accent 4" w:semiHidden="0" w:uiPriority="73" w:unhideWhenUsed="0"/>
+    <w:lsdException w:name="Light Shading Accent 5" w:semiHidden="0" w:uiPriority="60" w:unhideWhenUsed="0"/>
+    <w:lsdException w:name="Light List Accent 5" w:semiHidden="0" w:uiPriority="61" w:unhideWhenUsed="0"/>
+    <w:lsdException w:name="Light Grid Accent 5" w:semiHidden="0" w:uiPriority="62" w:unhideWhenUsed="0"/>
+    <w:lsdException w:name="Medium Shading 1 Accent 5" w:semiHidden="0" w:uiPriority="63" w:unhideWhenUsed="0"/>
+    <w:lsdException w:name="Medium Shading 2 Accent 5" w:semiHidden="0" w:uiPriority="64" w:unhideWhenUsed="0"/>
+    <w:lsdException w:name="Medium List 1 Accent 5" w:semiHidden="0" w:uiPriority="65" w:unhideWhenUsed="0"/>
+    <w:lsdException w:name="Medium List 2 Accent 5" w:semiHidden="0" w:uiPriority="66" w:unhideWhenUsed="0"/>
+    <w:lsdException w:name="Medium Grid 1 Accent 5" w:semiHidden="0" w:uiPriority="67" w:unhideWhenUsed="0"/>
+    <w:lsdException w:name="Medium Grid 2 Accent 5" w:semiHidden="0" w:uiPriority="68" w:unhideWhenUsed="0"/>
+    <w:lsdException w:name="Medium Grid 3 Accent 5" w:semiHidden="0" w:uiPriority="69" w:unhideWhenUsed="0"/>
+    <w:lsdException w:name="Dark List Accent 5" w:semiHidden="0" w:uiPriority="70" w:unhideWhenUsed="0"/>
+    <w:lsdException w:name="Colorful Shading Accent 5" w:semiHidden="0" w:uiPriority="71" w:unhideWhenUsed="0"/>
+    <w:lsdException w:name="Colorful List Accent 5" w:semiHidden="0" w:uiPriority="72" w:unhideWhenUsed="0"/>
+    <w:lsdException w:name="Colorful Grid Accent 5" w:semiHidden="0" w:uiPriority="73" w:unhideWhenUsed="0"/>
+    <w:lsdException w:name="Light Shading Accent 6" w:semiHidden="0" w:uiPriority="60" w:unhideWhenUsed="0"/>
+    <w:lsdException w:name="Light List Accent 6" w:semiHidden="0" w:uiPriority="61" w:unhideWhenUsed="0"/>
+    <w:lsdException w:name="Light Grid Accent 6" w:semiHidden="0" w:uiPriority="62" w:unhideWhenUsed="0"/>
+    <w:lsdException w:name="Medium Shading 1 Accent 6" w:semiHidden="0" w:uiPriority="63" w:unhideWhenUsed="0"/>
+    <w:lsdException w:name="Medium Shading 2 Accent 6" w:semiHidden="0" w:uiPriority="64" w:unhideWhenUsed="0"/>
+    <w:lsdException w:name="Medium List 1 Accent 6" w:semiHidden="0" w:uiPriority="65" w:unhideWhenUsed="0"/>
+    <w:lsdException w:name="Medium List 2 Accent 6" w:semiHidden="0" w:uiPriority="66" w:unhideWhenUsed="0"/>
+    <w:lsdException w:name="Medium Grid 1 Accent 6" w:semiHidden="0" w:uiPriority="67" w:unhideWhenUsed="0"/>
+    <w:lsdException w:name="Medium Grid 2 Accent 6" w:semiHidden="0" w:uiPriority="68" w:unhideWhenUsed="0"/>
+    <w:lsdException w:name="Medium Grid 3 Accent 6" w:semiHidden="0" w:uiPriority="69" w:unhideWhenUsed="0"/>
+    <w:lsdException w:name="Dark List Accent 6" w:semiHidden="0" w:uiPriority="70" w:unhideWhenUsed="0"/>
+    <w:lsdException w:name="Colorful Shading Accent 6" w:semiHidden="0" w:uiPriority="71" w:unhideWhenUsed="0"/>
+    <w:lsdException w:name="Colorful List Accent 6" w:semiHidden="0" w:uiPriority="72" w:unhideWhenUsed="0"/>
+    <w:lsdException w:name="Colorful Grid Accent 6" w:semiHidden="0" w:uiPriority="73" w:unhideWhenUsed="0"/>
+    <w:lsdException w:name="Subtle Emphasis" w:semiHidden="0" w:uiPriority="19" w:unhideWhenUsed="0" w:qFormat="1"/>
+    <w:lsdException w:name="Intense Emphasis" w:semiHidden="0" w:uiPriority="21" w:unhideWhenUsed="0" w:qFormat="1"/>
+    <w:lsdException w:name="Subtle Reference" w:semiHidden="0" w:uiPriority="31" w:unhideWhenUsed="0" w:qFormat="1"/>
+    <w:lsdException w:name="Intense Reference" w:semiHidden="0" w:uiPriority="32" w:unhideWhenUsed="0" w:qFormat="1"/>
+    <w:lsdException w:name="Book Title" w:semiHidden="0" w:uiPriority="33" w:unhideWhenUsed="0" w:qFormat="1"/>
+    <w:lsdException w:name="Bibliography" w:uiPriority="37"/>
+    <w:lsdException w:name="TOC Heading" w:uiPriority="39" w:qFormat="1"/>
+  </w:latentStyles>
+  <w:style w:type="paragraph" w:default="1" w:styleId="a">
+    <w:name w:val="Normal"/>
+    <w:qFormat/>
+    <w:rsid w:val="00820DCF"/>
+    <w:pPr>
+      <w:widowControl w:val="0"/>
+      <w:jc w:val="both"/>
+    </w:pPr>
+    <w:rPr>
+      <w:kern w:val="2"/>
+      <w:sz w:val="21"/>
+    </w:rPr>
+  </w:style>
+  <w:style w:type="character" w:default="1" w:styleId="a0">
+    <w:name w:val="Default Paragraph Font"/>
+    <w:uiPriority w:val="1"/>
+    <w:semiHidden/>
+    <w:unhideWhenUsed/>
+  </w:style>
+  <w:style w:type="table" w:default="1" w:styleId="a1">
+    <w:name w:val="Normal Table"/>
+    <w:uiPriority w:val="99"/>
+    <w:semiHidden/>
+    <w:unhideWhenUsed/>
+    <w:tblPr>
+      <w:tblInd w:w="0" w:type="dxa"/>
+      <w:tblCellMar>
+        <w:top w:w="0" w:type="dxa"/>
+        <w:left w:w="108" w:type="dxa"/>
+        <w:bottom w:w="0" w:type="dxa"/>
+        <w:right w:w="108" w:type="dxa"/>
+      </w:tblCellMar>
+    </w:tblPr>
+  </w:style>
+  <w:style w:type="numbering" w:default="1" w:styleId="a2">
+    <w:name w:val="No List"/>
+    <w:uiPriority w:val="99"/>
+    <w:semiHidden/>
+    <w:unhideWhenUsed/>
+  </w:style>
+  <w:style w:type="paragraph" w:styleId="a3">
+    <w:name w:val="Date"/>
+    <w:basedOn w:val="a"/>
+    <w:next w:val="a"/>
+    <w:rPr>
+      <w:b/>
+    </w:rPr>
+  </w:style>
+  <w:style w:type="character" w:styleId="a4">
+    <w:name w:val="Hyperlink"/>
+    <w:rPr>
+      <w:color w:val="0000FF"/>
+      <w:u w:val="single"/>
+    </w:rPr>
+  </w:style>
+  <w:style w:type="paragraph" w:styleId="a5">
+    <w:name w:val="Balloon Text"/>
+    <w:basedOn w:val="a"/>
+    <w:semiHidden/>
+    <w:rPr>
+      <w:rFonts w:ascii="Arial" w:eastAsia="ＭＳ ゴシック" w:hAnsi="Arial"/>
+      <w:sz w:val="18"/>
+      <w:szCs w:val="18"/>
+    </w:rPr>
+  </w:style>
+  <w:style w:type="character" w:styleId="a6">
+    <w:name w:val="FollowedHyperlink"/>
+    <w:rPr>
+      <w:color w:val="800080"/>
+      <w:u w:val="single"/>
+    </w:rPr>
+  </w:style>
+  <w:style w:type="table" w:styleId="a7">
+    <w:name w:val="Table Grid"/>
+    <w:basedOn w:val="a1"/>
+    <w:rsid w:val="00280A4F"/>
+    <w:pPr>
+      <w:widowControl w:val="0"/>
+      <w:jc w:val="both"/>
+    </w:pPr>
+    <w:tblPr>
+      <w:tblBorders>
+        <w:top w:val="single" w:sz="4" w:space="0" w:color="auto"/>
+        <w:left w:val="single" w:sz="4" w:space="0" w:color="auto"/>
+        <w:bottom w:val="single" w:sz="4" w:space="0" w:color="auto"/>
+        <w:right w:val="single" w:sz="4" w:space="0" w:color="auto"/>
+        <w:insideH w:val="single" w:sz="4" w:space="0" w:color="auto"/>
+        <w:insideV w:val="single" w:sz="4" w:space="0" w:color="auto"/>
+      </w:tblBorders>
+    </w:tblPr>
+  </w:style>
+  <w:style w:type="paragraph" w:styleId="a8">
+    <w:name w:val="header"/>
+    <w:basedOn w:val="a"/>
+    <w:link w:val="Char"/>
+    <w:unhideWhenUsed/>
+    <w:rsid w:val="00BA6CD3"/>
+    <w:pPr>
+      <w:tabs>
+        <w:tab w:val="center" w:pos="4252"/>
+        <w:tab w:val="right" w:pos="8504"/>
+      </w:tabs>
+      <w:snapToGrid w:val="0"/>
+    </w:pPr>
+  </w:style>
+  <w:style w:type="character" w:customStyle="1" w:styleId="Char">
+    <w:name w:val="页眉 Char"/>
+    <w:link w:val="a8"/>
+    <w:uiPriority w:val="99"/>
+    <w:rsid w:val="00BA6CD3"/>
+    <w:rPr>
+      <w:kern w:val="2"/>
+      <w:sz w:val="21"/>
+    </w:rPr>
+  </w:style>
+  <w:style w:type="paragraph" w:styleId="a9">
+    <w:name w:val="footer"/>
+    <w:basedOn w:val="a"/>
+    <w:link w:val="Char0"/>
+    <w:uiPriority w:val="99"/>
+    <w:unhideWhenUsed/>
+    <w:rsid w:val="00BA6CD3"/>
+    <w:pPr>
+      <w:tabs>
+        <w:tab w:val="center" w:pos="4252"/>
+        <w:tab w:val="right" w:pos="8504"/>
+      </w:tabs>
+      <w:snapToGrid w:val="0"/>
+    </w:pPr>
+  </w:style>
+  <w:style w:type="character" w:customStyle="1" w:styleId="Char0">
+    <w:name w:val="页脚 Char"/>
+    <w:link w:val="a9"/>
+    <w:uiPriority w:val="99"/>
+    <w:rsid w:val="00BA6CD3"/>
+    <w:rPr>
+      <w:kern w:val="2"/>
+      <w:sz w:val="21"/>
+    </w:rPr>
+  </w:style>
+  <w:style w:type="paragraph" w:styleId="aa">
+    <w:name w:val="List Paragraph"/>
+    <w:basedOn w:val="a"/>
+    <w:uiPriority w:val="34"/>
+    <w:qFormat/>
+    <w:rsid w:val="00893523"/>
+    <w:pPr>
+      <w:ind w:leftChars="400" w:left="840"/>
+    </w:pPr>
+  </w:style>
+  <w:style w:type="character" w:styleId="ab">
+    <w:name w:val="annotation reference"/>
+    <w:basedOn w:val="a0"/>
+    <w:uiPriority w:val="99"/>
+    <w:semiHidden/>
+    <w:unhideWhenUsed/>
+    <w:rsid w:val="00C03FD7"/>
+    <w:rPr>
+      <w:sz w:val="18"/>
+      <w:szCs w:val="18"/>
+    </w:rPr>
+  </w:style>
+  <w:style w:type="paragraph" w:styleId="ac">
+    <w:name w:val="annotation text"/>
+    <w:basedOn w:val="a"/>
+    <w:link w:val="Char1"/>
+    <w:uiPriority w:val="99"/>
+    <w:semiHidden/>
+    <w:unhideWhenUsed/>
+    <w:rsid w:val="00C03FD7"/>
+    <w:pPr>
+      <w:jc w:val="left"/>
+    </w:pPr>
+  </w:style>
+  <w:style w:type="character" w:customStyle="1" w:styleId="Char1">
+    <w:name w:val="批注文字 Char"/>
+    <w:basedOn w:val="a0"/>
+    <w:link w:val="ac"/>
+    <w:uiPriority w:val="99"/>
+    <w:semiHidden/>
+    <w:rsid w:val="00C03FD7"/>
+    <w:rPr>
+      <w:kern w:val="2"/>
+      <w:sz w:val="21"/>
+    </w:rPr>
+  </w:style>
+  <w:style w:type="paragraph" w:styleId="ad">
+    <w:name w:val="annotation subject"/>
+    <w:basedOn w:val="ac"/>
+    <w:next w:val="ac"/>
+    <w:link w:val="Char2"/>
+    <w:uiPriority w:val="99"/>
+    <w:semiHidden/>
+    <w:unhideWhenUsed/>
+    <w:rsid w:val="00C03FD7"/>
+    <w:rPr>
+      <w:b/>
+      <w:bCs/>
+    </w:rPr>
+  </w:style>
+  <w:style w:type="character" w:customStyle="1" w:styleId="Char2">
+    <w:name w:val="批注主题 Char"/>
+    <w:basedOn w:val="Char1"/>
+    <w:link w:val="ad"/>
+    <w:uiPriority w:val="99"/>
+    <w:semiHidden/>
+    <w:rsid w:val="00C03FD7"/>
+    <w:rPr>
+      <w:b/>
+      <w:bCs/>
+      <w:kern w:val="2"/>
+      <w:sz w:val="21"/>
+    </w:rPr>
+  </w:style>
+  <w:style w:type="paragraph" w:styleId="ae">
+    <w:name w:val="Revision"/>
+    <w:hidden/>
+    <w:uiPriority w:val="99"/>
+    <w:semiHidden/>
+    <w:rsid w:val="00F94ECA"/>
+    <w:rPr>
+      <w:kern w:val="2"/>
+      <w:sz w:val="21"/>
+    </w:rPr>
+  </w:style>
+  <w:style w:type="character" w:customStyle="1" w:styleId="UnresolvedMention">
     <w:name w:val="Unresolved Mention"/>
     <w:basedOn w:val="a0"/>
     <w:uiPriority w:val="99"/>
@@ -6451,7 +6609,7 @@
   <a:extraClrSchemeLst/>
   <a:extLst>
     <a:ext uri="{05A4C25C-085E-4340-85A3-A5531E510DB2}">
-      <thm15:themeFamily xmlns:thm15="http://schemas.microsoft.com/office/thememl/2012/main" name="Office Theme" id="{62F939B6-93AF-4DB8-9C6B-D6C7DFDC589F}" vid="{4A3C46E8-61CC-4603-A589-7422A47A8E4A}"/>
+      <thm15:themeFamily xmlns="" xmlns:thm15="http://schemas.microsoft.com/office/thememl/2012/main" name="Office Theme" id="{62F939B6-93AF-4DB8-9C6B-D6C7DFDC589F}" vid="{4A3C46E8-61CC-4603-A589-7422A47A8E4A}"/>
     </a:ext>
   </a:extLst>
 </a:theme>
@@ -6462,7 +6620,7 @@
 </file>
 
 <file path=customXml/itemProps1.xml><?xml version="1.0" encoding="utf-8"?>
-<ds:datastoreItem xmlns:ds="http://schemas.openxmlformats.org/officeDocument/2006/customXml" ds:itemID="{4E1984F2-933C-4785-BA95-BC7AE809025C}">
+<ds:datastoreItem xmlns:ds="http://schemas.openxmlformats.org/officeDocument/2006/customXml" ds:itemID="{AAA3ADB0-F24F-4E6A-BB5A-8BC15692A755}">
   <ds:schemaRefs>
     <ds:schemaRef ds:uri="http://schemas.openxmlformats.org/officeDocument/2006/bibliography"/>
   </ds:schemaRefs>

--- a/日本語履歴書.docx
+++ b/日本語履歴書.docx
@@ -1,6 +1,6 @@
 
 <file path=word/document.xml><?xml version="1.0" encoding="utf-8"?>
-<w:document xmlns:wpc="http://schemas.microsoft.com/office/word/2010/wordprocessingCanvas" xmlns:mc="http://schemas.openxmlformats.org/markup-compatibility/2006" xmlns:o="urn:schemas-microsoft-com:office:office" xmlns:r="http://schemas.openxmlformats.org/officeDocument/2006/relationships" xmlns:m="http://schemas.openxmlformats.org/officeDocument/2006/math" xmlns:v="urn:schemas-microsoft-com:vml" xmlns:wp14="http://schemas.microsoft.com/office/word/2010/wordprocessingDrawing" xmlns:wp="http://schemas.openxmlformats.org/drawingml/2006/wordprocessingDrawing" xmlns:w10="urn:schemas-microsoft-com:office:word" xmlns:w="http://schemas.openxmlformats.org/wordprocessingml/2006/main" xmlns:w14="http://schemas.microsoft.com/office/word/2010/wordml" xmlns:wpg="http://schemas.microsoft.com/office/word/2010/wordprocessingGroup" xmlns:wpi="http://schemas.microsoft.com/office/word/2010/wordprocessingInk" xmlns:wne="http://schemas.microsoft.com/office/word/2006/wordml" xmlns:wps="http://schemas.microsoft.com/office/word/2010/wordprocessingShape" mc:Ignorable="w14 wp14">
+<w:document xmlns:wpc="http://schemas.microsoft.com/office/word/2010/wordprocessingCanvas" xmlns:cx="http://schemas.microsoft.com/office/drawing/2014/chartex" xmlns:cx1="http://schemas.microsoft.com/office/drawing/2015/9/8/chartex" xmlns:cx2="http://schemas.microsoft.com/office/drawing/2015/10/21/chartex" xmlns:cx3="http://schemas.microsoft.com/office/drawing/2016/5/9/chartex" xmlns:cx4="http://schemas.microsoft.com/office/drawing/2016/5/10/chartex" xmlns:cx5="http://schemas.microsoft.com/office/drawing/2016/5/11/chartex" xmlns:cx6="http://schemas.microsoft.com/office/drawing/2016/5/12/chartex" xmlns:cx7="http://schemas.microsoft.com/office/drawing/2016/5/13/chartex" xmlns:cx8="http://schemas.microsoft.com/office/drawing/2016/5/14/chartex" xmlns:mc="http://schemas.openxmlformats.org/markup-compatibility/2006" xmlns:aink="http://schemas.microsoft.com/office/drawing/2016/ink" xmlns:am3d="http://schemas.microsoft.com/office/drawing/2017/model3d" xmlns:o="urn:schemas-microsoft-com:office:office" xmlns:oel="http://schemas.microsoft.com/office/2019/extlst" xmlns:r="http://schemas.openxmlformats.org/officeDocument/2006/relationships" xmlns:m="http://schemas.openxmlformats.org/officeDocument/2006/math" xmlns:v="urn:schemas-microsoft-com:vml" xmlns:wp14="http://schemas.microsoft.com/office/word/2010/wordprocessingDrawing" xmlns:wp="http://schemas.openxmlformats.org/drawingml/2006/wordprocessingDrawing" xmlns:w10="urn:schemas-microsoft-com:office:word" xmlns:w="http://schemas.openxmlformats.org/wordprocessingml/2006/main" xmlns:w14="http://schemas.microsoft.com/office/word/2010/wordml" xmlns:w15="http://schemas.microsoft.com/office/word/2012/wordml" xmlns:w16cex="http://schemas.microsoft.com/office/word/2018/wordml/cex" xmlns:w16cid="http://schemas.microsoft.com/office/word/2016/wordml/cid" xmlns:w16="http://schemas.microsoft.com/office/word/2018/wordml" xmlns:w16du="http://schemas.microsoft.com/office/word/2023/wordml/word16du" xmlns:w16sdtdh="http://schemas.microsoft.com/office/word/2020/wordml/sdtdatahash" xmlns:w16sdtfl="http://schemas.microsoft.com/office/word/2024/wordml/sdtformatlock" xmlns:w16se="http://schemas.microsoft.com/office/word/2015/wordml/symex" xmlns:wpg="http://schemas.microsoft.com/office/word/2010/wordprocessingGroup" xmlns:wpi="http://schemas.microsoft.com/office/word/2010/wordprocessingInk" xmlns:wne="http://schemas.microsoft.com/office/word/2006/wordml" xmlns:wps="http://schemas.microsoft.com/office/word/2010/wordprocessingShape" mc:Ignorable="w14 w15 w16se w16cid w16 w16cex w16sdtdh w16sdtfl w16du wp14">
   <w:body>
     <w:tbl>
       <w:tblPr>
@@ -164,7 +164,7 @@
                           </pic:cNvPicPr>
                         </pic:nvPicPr>
                         <pic:blipFill>
-                          <a:blip r:embed="rId9" cstate="print">
+                          <a:blip r:embed="rId8" cstate="print">
                             <a:extLst>
                               <a:ext uri="{28A0092B-C50C-407E-A947-70E740481C1C}">
                                 <a14:useLocalDpi xmlns:a14="http://schemas.microsoft.com/office/drawing/2010/main" val="0"/>
@@ -1487,7 +1487,7 @@
           </mc:Choice>
           <mc:Fallback>
             <w:pict>
-              <v:rect id="Rectangle 83" o:spid="_x0000_s1026" style="position:absolute;left:0;text-align:left;margin-left:425.5pt;margin-top:-278.5pt;width:82.9pt;height:110.55pt;z-index:251657728;visibility:visible;mso-wrap-style:square;mso-width-percent:0;mso-height-percent:0;mso-wrap-distance-left:9pt;mso-wrap-distance-top:0;mso-wrap-distance-right:9pt;mso-wrap-distance-bottom:0;mso-position-horizontal:absolute;mso-position-horizontal-relative:text;mso-position-vertical:absolute;mso-position-vertical-relative:text;mso-width-percent:0;mso-height-percent:0;mso-width-relative:page;mso-height-relative:page;v-text-anchor:middle" o:gfxdata="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" strokeweight=".5pt">
+              <v:rect w14:anchorId="181CCB12" id="Rectangle 83" o:spid="_x0000_s1026" style="position:absolute;left:0;text-align:left;margin-left:425.5pt;margin-top:-278.5pt;width:82.9pt;height:110.55pt;z-index:251657728;visibility:visible;mso-wrap-style:square;mso-width-percent:0;mso-height-percent:0;mso-wrap-distance-left:9pt;mso-wrap-distance-top:0;mso-wrap-distance-right:9pt;mso-wrap-distance-bottom:0;mso-position-horizontal:absolute;mso-position-horizontal-relative:text;mso-position-vertical:absolute;mso-position-vertical-relative:text;mso-width-percent:0;mso-height-percent:0;mso-width-relative:page;mso-height-relative:page;v-text-anchor:middle" o:gfxdata="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" strokeweight=".5pt">
                 <v:stroke dashstyle="1 1"/>
                 <o:lock v:ext="edit" aspectratio="t"/>
                 <v:textbox>
@@ -3710,7 +3710,7 @@
               <w:rPr>
                 <w:rFonts w:ascii="ＭＳ 明朝" w:hAnsi="ＭＳ 明朝" w:hint="eastAsia"/>
               </w:rPr>
-              <w:t>AWS Certified AI Practitioner</w:t>
+              <w:t>AWS 認定 Generative AI デベロッパー – プロフェッショナル</w:t>
             </w:r>
             <w:r>
               <w:rPr>
@@ -3807,7 +3807,13 @@
               <w:rPr>
                 <w:rFonts w:ascii="ＭＳ 明朝" w:hAnsi="ＭＳ 明朝" w:hint="eastAsia"/>
               </w:rPr>
-              <w:t>AWS Certified Data Engineer – Associate</w:t>
+              <w:t>AWS認定データエンジニア – アソシエイト</w:t>
+            </w:r>
+            <w:r>
+              <w:rPr>
+                <w:rFonts w:ascii="ＭＳ 明朝" w:hAnsi="ＭＳ 明朝" w:hint="eastAsia"/>
+              </w:rPr>
+              <w:t xml:space="preserve"> – Associate</w:t>
             </w:r>
             <w:r>
               <w:rPr>
@@ -3904,7 +3910,13 @@
               <w:rPr>
                 <w:rFonts w:ascii="ＭＳ 明朝" w:hAnsi="ＭＳ 明朝" w:hint="eastAsia"/>
               </w:rPr>
-              <w:t>AWS Certified Machine Learning Engineer – Associate</w:t>
+              <w:t>AWS認定機械学習エンジニア – アソシエイト</w:t>
+            </w:r>
+            <w:r>
+              <w:rPr>
+                <w:rFonts w:ascii="ＭＳ 明朝" w:hAnsi="ＭＳ 明朝" w:hint="eastAsia"/>
+              </w:rPr>
+              <w:t xml:space="preserve"> – Associate</w:t>
             </w:r>
             <w:r>
               <w:rPr>
@@ -4001,7 +4013,7 @@
               <w:rPr>
                 <w:rFonts w:ascii="ＭＳ 明朝" w:hAnsi="ＭＳ 明朝" w:hint="eastAsia"/>
               </w:rPr>
-              <w:t>AWS Certified Solutions Architect – Professional</w:t>
+              <w:t>AWS 認定ソリューションアーキテクト – プロフェッショナル</w:t>
             </w:r>
             <w:r>
               <w:rPr>
@@ -4098,7 +4110,7 @@
               <w:rPr>
                 <w:rFonts w:ascii="ＭＳ 明朝" w:hAnsi="ＭＳ 明朝" w:hint="eastAsia"/>
               </w:rPr>
-              <w:t>AWS Certified Solutions Architect – Associate</w:t>
+              <w:t>AWS 認定ソリューションアーキテクト – アソシエイト</w:t>
             </w:r>
             <w:r>
               <w:rPr>
@@ -4421,7 +4433,6 @@
               <w:rPr>
                 <w:rFonts w:eastAsia="DengXian"/>
                 <w:sz w:val="18"/>
-                <w:lang w:eastAsia="zh-CN"/>
               </w:rPr>
             </w:pPr>
             <w:r>
@@ -4439,7 +4450,6 @@
               <w:rPr>
                 <w:rFonts w:eastAsia="DengXian"/>
                 <w:sz w:val="18"/>
-                <w:lang w:eastAsia="zh-CN"/>
               </w:rPr>
             </w:pPr>
           </w:p>
@@ -4636,7 +4646,7 @@
               </w:rPr>
               <w:t xml:space="preserve"> </w:t>
             </w:r>
-            <w:hyperlink r:id="rId10" w:tgtFrame="_blank" w:history="1">
+            <w:hyperlink r:id="rId9" w:tgtFrame="_blank" w:history="1">
               <w:r>
                 <w:rPr>
                   <w:rStyle w:val="a4"/>
@@ -4688,7 +4698,7 @@
               </w:rPr>
               <w:t xml:space="preserve"> </w:t>
             </w:r>
-            <w:hyperlink r:id="rId11" w:anchor="/qrlogin?mobile=13211111111" w:tgtFrame="_blank" w:history="1">
+            <w:hyperlink r:id="rId10" w:anchor="/qrlogin?mobile=13211111111" w:tgtFrame="_blank" w:history="1">
               <w:r>
                 <w:rPr>
                   <w:rStyle w:val="a4"/>
@@ -5047,12 +5057,9 @@
       <w:pPr>
         <w:spacing w:line="20" w:lineRule="exact"/>
         <w:rPr>
-          <w:rFonts w:ascii="ＭＳ 明朝" w:eastAsia="DengXian" w:hAnsi="ＭＳ 明朝" w:hint="eastAsia"/>
-          <w:lang w:eastAsia="zh-CN"/>
+          <w:rFonts w:ascii="ＭＳ 明朝" w:eastAsia="DengXian" w:hAnsi="ＭＳ 明朝"/>
         </w:rPr>
       </w:pPr>
-      <w:bookmarkStart w:id="0" w:name="_GoBack"/>
-      <w:bookmarkEnd w:id="0"/>
     </w:p>
     <w:sectPr>
       <w:pgSz w:w="11906" w:h="16838" w:code="9"/>
@@ -5065,7 +5072,7 @@
 </file>
 
 <file path=word/endnotes.xml><?xml version="1.0" encoding="utf-8"?>
-<w:endnotes xmlns:wpc="http://schemas.microsoft.com/office/word/2010/wordprocessingCanvas" xmlns:mc="http://schemas.openxmlformats.org/markup-compatibility/2006" xmlns:o="urn:schemas-microsoft-com:office:office" xmlns:r="http://schemas.openxmlformats.org/officeDocument/2006/relationships" xmlns:m="http://schemas.openxmlformats.org/officeDocument/2006/math" xmlns:v="urn:schemas-microsoft-com:vml" xmlns:wp14="http://schemas.microsoft.com/office/word/2010/wordprocessingDrawing" xmlns:wp="http://schemas.openxmlformats.org/drawingml/2006/wordprocessingDrawing" xmlns:w10="urn:schemas-microsoft-com:office:word" xmlns:w="http://schemas.openxmlformats.org/wordprocessingml/2006/main" xmlns:w14="http://schemas.microsoft.com/office/word/2010/wordml" xmlns:wpg="http://schemas.microsoft.com/office/word/2010/wordprocessingGroup" xmlns:wpi="http://schemas.microsoft.com/office/word/2010/wordprocessingInk" xmlns:wne="http://schemas.microsoft.com/office/word/2006/wordml" xmlns:wps="http://schemas.microsoft.com/office/word/2010/wordprocessingShape" mc:Ignorable="w14 wp14">
+<w:endnotes xmlns:wpc="http://schemas.microsoft.com/office/word/2010/wordprocessingCanvas" xmlns:cx="http://schemas.microsoft.com/office/drawing/2014/chartex" xmlns:cx1="http://schemas.microsoft.com/office/drawing/2015/9/8/chartex" xmlns:cx2="http://schemas.microsoft.com/office/drawing/2015/10/21/chartex" xmlns:cx3="http://schemas.microsoft.com/office/drawing/2016/5/9/chartex" xmlns:cx4="http://schemas.microsoft.com/office/drawing/2016/5/10/chartex" xmlns:cx5="http://schemas.microsoft.com/office/drawing/2016/5/11/chartex" xmlns:cx6="http://schemas.microsoft.com/office/drawing/2016/5/12/chartex" xmlns:cx7="http://schemas.microsoft.com/office/drawing/2016/5/13/chartex" xmlns:cx8="http://schemas.microsoft.com/office/drawing/2016/5/14/chartex" xmlns:mc="http://schemas.openxmlformats.org/markup-compatibility/2006" xmlns:aink="http://schemas.microsoft.com/office/drawing/2016/ink" xmlns:am3d="http://schemas.microsoft.com/office/drawing/2017/model3d" xmlns:o="urn:schemas-microsoft-com:office:office" xmlns:oel="http://schemas.microsoft.com/office/2019/extlst" xmlns:r="http://schemas.openxmlformats.org/officeDocument/2006/relationships" xmlns:m="http://schemas.openxmlformats.org/officeDocument/2006/math" xmlns:v="urn:schemas-microsoft-com:vml" xmlns:wp14="http://schemas.microsoft.com/office/word/2010/wordprocessingDrawing" xmlns:wp="http://schemas.openxmlformats.org/drawingml/2006/wordprocessingDrawing" xmlns:w10="urn:schemas-microsoft-com:office:word" xmlns:w="http://schemas.openxmlformats.org/wordprocessingml/2006/main" xmlns:w14="http://schemas.microsoft.com/office/word/2010/wordml" xmlns:w15="http://schemas.microsoft.com/office/word/2012/wordml" xmlns:w16cex="http://schemas.microsoft.com/office/word/2018/wordml/cex" xmlns:w16cid="http://schemas.microsoft.com/office/word/2016/wordml/cid" xmlns:w16="http://schemas.microsoft.com/office/word/2018/wordml" xmlns:w16du="http://schemas.microsoft.com/office/word/2023/wordml/word16du" xmlns:w16sdtdh="http://schemas.microsoft.com/office/word/2020/wordml/sdtdatahash" xmlns:w16sdtfl="http://schemas.microsoft.com/office/word/2024/wordml/sdtformatlock" xmlns:w16se="http://schemas.microsoft.com/office/word/2015/wordml/symex" xmlns:wpg="http://schemas.microsoft.com/office/word/2010/wordprocessingGroup" xmlns:wpi="http://schemas.microsoft.com/office/word/2010/wordprocessingInk" xmlns:wne="http://schemas.microsoft.com/office/word/2006/wordml" xmlns:wps="http://schemas.microsoft.com/office/word/2010/wordprocessingShape" mc:Ignorable="w14 w15 w16se w16cid w16 w16cex w16sdtdh w16sdtfl w16du wp14">
   <w:endnote w:type="separator" w:id="-1">
     <w:p>
       <w:r>
@@ -5084,7 +5091,7 @@
 </file>
 
 <file path=word/footnotes.xml><?xml version="1.0" encoding="utf-8"?>
-<w:footnotes xmlns:wpc="http://schemas.microsoft.com/office/word/2010/wordprocessingCanvas" xmlns:mc="http://schemas.openxmlformats.org/markup-compatibility/2006" xmlns:o="urn:schemas-microsoft-com:office:office" xmlns:r="http://schemas.openxmlformats.org/officeDocument/2006/relationships" xmlns:m="http://schemas.openxmlformats.org/officeDocument/2006/math" xmlns:v="urn:schemas-microsoft-com:vml" xmlns:wp14="http://schemas.microsoft.com/office/word/2010/wordprocessingDrawing" xmlns:wp="http://schemas.openxmlformats.org/drawingml/2006/wordprocessingDrawing" xmlns:w10="urn:schemas-microsoft-com:office:word" xmlns:w="http://schemas.openxmlformats.org/wordprocessingml/2006/main" xmlns:w14="http://schemas.microsoft.com/office/word/2010/wordml" xmlns:wpg="http://schemas.microsoft.com/office/word/2010/wordprocessingGroup" xmlns:wpi="http://schemas.microsoft.com/office/word/2010/wordprocessingInk" xmlns:wne="http://schemas.microsoft.com/office/word/2006/wordml" xmlns:wps="http://schemas.microsoft.com/office/word/2010/wordprocessingShape" mc:Ignorable="w14 wp14">
+<w:footnotes xmlns:wpc="http://schemas.microsoft.com/office/word/2010/wordprocessingCanvas" xmlns:cx="http://schemas.microsoft.com/office/drawing/2014/chartex" xmlns:cx1="http://schemas.microsoft.com/office/drawing/2015/9/8/chartex" xmlns:cx2="http://schemas.microsoft.com/office/drawing/2015/10/21/chartex" xmlns:cx3="http://schemas.microsoft.com/office/drawing/2016/5/9/chartex" xmlns:cx4="http://schemas.microsoft.com/office/drawing/2016/5/10/chartex" xmlns:cx5="http://schemas.microsoft.com/office/drawing/2016/5/11/chartex" xmlns:cx6="http://schemas.microsoft.com/office/drawing/2016/5/12/chartex" xmlns:cx7="http://schemas.microsoft.com/office/drawing/2016/5/13/chartex" xmlns:cx8="http://schemas.microsoft.com/office/drawing/2016/5/14/chartex" xmlns:mc="http://schemas.openxmlformats.org/markup-compatibility/2006" xmlns:aink="http://schemas.microsoft.com/office/drawing/2016/ink" xmlns:am3d="http://schemas.microsoft.com/office/drawing/2017/model3d" xmlns:o="urn:schemas-microsoft-com:office:office" xmlns:oel="http://schemas.microsoft.com/office/2019/extlst" xmlns:r="http://schemas.openxmlformats.org/officeDocument/2006/relationships" xmlns:m="http://schemas.openxmlformats.org/officeDocument/2006/math" xmlns:v="urn:schemas-microsoft-com:vml" xmlns:wp14="http://schemas.microsoft.com/office/word/2010/wordprocessingDrawing" xmlns:wp="http://schemas.openxmlformats.org/drawingml/2006/wordprocessingDrawing" xmlns:w10="urn:schemas-microsoft-com:office:word" xmlns:w="http://schemas.openxmlformats.org/wordprocessingml/2006/main" xmlns:w14="http://schemas.microsoft.com/office/word/2010/wordml" xmlns:w15="http://schemas.microsoft.com/office/word/2012/wordml" xmlns:w16cex="http://schemas.microsoft.com/office/word/2018/wordml/cex" xmlns:w16cid="http://schemas.microsoft.com/office/word/2016/wordml/cid" xmlns:w16="http://schemas.microsoft.com/office/word/2018/wordml" xmlns:w16du="http://schemas.microsoft.com/office/word/2023/wordml/word16du" xmlns:w16sdtdh="http://schemas.microsoft.com/office/word/2020/wordml/sdtdatahash" xmlns:w16sdtfl="http://schemas.microsoft.com/office/word/2024/wordml/sdtformatlock" xmlns:w16se="http://schemas.microsoft.com/office/word/2015/wordml/symex" xmlns:wpg="http://schemas.microsoft.com/office/word/2010/wordprocessingGroup" xmlns:wpi="http://schemas.microsoft.com/office/word/2010/wordprocessingInk" xmlns:wne="http://schemas.microsoft.com/office/word/2006/wordml" xmlns:wps="http://schemas.microsoft.com/office/word/2010/wordprocessingShape" mc:Ignorable="w14 w15 w16se w16cid w16 w16cex w16sdtdh w16sdtfl w16du wp14">
   <w:footnote w:type="separator" w:id="-1">
     <w:p>
       <w:r>
@@ -5103,8 +5110,8 @@
 </file>
 
 <file path=word/numbering.xml><?xml version="1.0" encoding="utf-8"?>
-<w:numbering xmlns:wpc="http://schemas.microsoft.com/office/word/2010/wordprocessingCanvas" xmlns:mc="http://schemas.openxmlformats.org/markup-compatibility/2006" xmlns:o="urn:schemas-microsoft-com:office:office" xmlns:r="http://schemas.openxmlformats.org/officeDocument/2006/relationships" xmlns:m="http://schemas.openxmlformats.org/officeDocument/2006/math" xmlns:v="urn:schemas-microsoft-com:vml" xmlns:wp14="http://schemas.microsoft.com/office/word/2010/wordprocessingDrawing" xmlns:wp="http://schemas.openxmlformats.org/drawingml/2006/wordprocessingDrawing" xmlns:w10="urn:schemas-microsoft-com:office:word" xmlns:w="http://schemas.openxmlformats.org/wordprocessingml/2006/main" xmlns:w14="http://schemas.microsoft.com/office/word/2010/wordml" xmlns:wpg="http://schemas.microsoft.com/office/word/2010/wordprocessingGroup" xmlns:wpi="http://schemas.microsoft.com/office/word/2010/wordprocessingInk" xmlns:wne="http://schemas.microsoft.com/office/word/2006/wordml" xmlns:wps="http://schemas.microsoft.com/office/word/2010/wordprocessingShape" mc:Ignorable="w14 wp14">
-  <w:abstractNum w:abstractNumId="0">
+<w:numbering xmlns:wpc="http://schemas.microsoft.com/office/word/2010/wordprocessingCanvas" xmlns:cx="http://schemas.microsoft.com/office/drawing/2014/chartex" xmlns:cx1="http://schemas.microsoft.com/office/drawing/2015/9/8/chartex" xmlns:cx2="http://schemas.microsoft.com/office/drawing/2015/10/21/chartex" xmlns:cx3="http://schemas.microsoft.com/office/drawing/2016/5/9/chartex" xmlns:cx4="http://schemas.microsoft.com/office/drawing/2016/5/10/chartex" xmlns:cx5="http://schemas.microsoft.com/office/drawing/2016/5/11/chartex" xmlns:cx6="http://schemas.microsoft.com/office/drawing/2016/5/12/chartex" xmlns:cx7="http://schemas.microsoft.com/office/drawing/2016/5/13/chartex" xmlns:cx8="http://schemas.microsoft.com/office/drawing/2016/5/14/chartex" xmlns:mc="http://schemas.openxmlformats.org/markup-compatibility/2006" xmlns:aink="http://schemas.microsoft.com/office/drawing/2016/ink" xmlns:am3d="http://schemas.microsoft.com/office/drawing/2017/model3d" xmlns:o="urn:schemas-microsoft-com:office:office" xmlns:oel="http://schemas.microsoft.com/office/2019/extlst" xmlns:r="http://schemas.openxmlformats.org/officeDocument/2006/relationships" xmlns:m="http://schemas.openxmlformats.org/officeDocument/2006/math" xmlns:v="urn:schemas-microsoft-com:vml" xmlns:wp14="http://schemas.microsoft.com/office/word/2010/wordprocessingDrawing" xmlns:wp="http://schemas.openxmlformats.org/drawingml/2006/wordprocessingDrawing" xmlns:w10="urn:schemas-microsoft-com:office:word" xmlns:w="http://schemas.openxmlformats.org/wordprocessingml/2006/main" xmlns:w14="http://schemas.microsoft.com/office/word/2010/wordml" xmlns:w15="http://schemas.microsoft.com/office/word/2012/wordml" xmlns:w16cex="http://schemas.microsoft.com/office/word/2018/wordml/cex" xmlns:w16cid="http://schemas.microsoft.com/office/word/2016/wordml/cid" xmlns:w16="http://schemas.microsoft.com/office/word/2018/wordml" xmlns:w16du="http://schemas.microsoft.com/office/word/2023/wordml/word16du" xmlns:w16sdtdh="http://schemas.microsoft.com/office/word/2020/wordml/sdtdatahash" xmlns:w16sdtfl="http://schemas.microsoft.com/office/word/2024/wordml/sdtformatlock" xmlns:w16se="http://schemas.microsoft.com/office/word/2015/wordml/symex" xmlns:wpg="http://schemas.microsoft.com/office/word/2010/wordprocessingGroup" xmlns:wpi="http://schemas.microsoft.com/office/word/2010/wordprocessingInk" xmlns:wne="http://schemas.microsoft.com/office/word/2006/wordml" xmlns:wps="http://schemas.microsoft.com/office/word/2010/wordprocessingShape" mc:Ignorable="w14 w15 w16se w16cid w16 w16cex w16sdtdh w16sdtfl w16du wp14">
+  <w:abstractNum w:abstractNumId="0" w15:restartNumberingAfterBreak="0">
     <w:nsid w:val="01EF4D1B"/>
     <w:multiLevelType w:val="multilevel"/>
     <w:tmpl w:val="955A11D4"/>
@@ -5253,7 +5260,7 @@
       </w:rPr>
     </w:lvl>
   </w:abstractNum>
-  <w:abstractNum w:abstractNumId="1">
+  <w:abstractNum w:abstractNumId="1" w15:restartNumberingAfterBreak="0">
     <w:nsid w:val="0FA275BF"/>
     <w:multiLevelType w:val="singleLevel"/>
     <w:tmpl w:val="EA3A3D82"/>
@@ -5273,7 +5280,7 @@
       </w:rPr>
     </w:lvl>
   </w:abstractNum>
-  <w:abstractNum w:abstractNumId="2">
+  <w:abstractNum w:abstractNumId="2" w15:restartNumberingAfterBreak="0">
     <w:nsid w:val="12365A25"/>
     <w:multiLevelType w:val="singleLevel"/>
     <w:tmpl w:val="01463C56"/>
@@ -5292,7 +5299,7 @@
       </w:rPr>
     </w:lvl>
   </w:abstractNum>
-  <w:abstractNum w:abstractNumId="3">
+  <w:abstractNum w:abstractNumId="3" w15:restartNumberingAfterBreak="0">
     <w:nsid w:val="1C00645D"/>
     <w:multiLevelType w:val="hybridMultilevel"/>
     <w:tmpl w:val="265CDEF2"/>
@@ -5405,7 +5412,7 @@
       </w:rPr>
     </w:lvl>
   </w:abstractNum>
-  <w:abstractNum w:abstractNumId="4">
+  <w:abstractNum w:abstractNumId="4" w15:restartNumberingAfterBreak="0">
     <w:nsid w:val="3E2A19E6"/>
     <w:multiLevelType w:val="hybridMultilevel"/>
     <w:tmpl w:val="42C02FF4"/>
@@ -5520,26 +5527,26 @@
       </w:rPr>
     </w:lvl>
   </w:abstractNum>
-  <w:num w:numId="1">
+  <w:num w:numId="1" w16cid:durableId="944461318">
     <w:abstractNumId w:val="2"/>
   </w:num>
-  <w:num w:numId="2">
+  <w:num w:numId="2" w16cid:durableId="1282540081">
     <w:abstractNumId w:val="1"/>
   </w:num>
-  <w:num w:numId="3">
+  <w:num w:numId="3" w16cid:durableId="1887450963">
     <w:abstractNumId w:val="3"/>
   </w:num>
-  <w:num w:numId="4">
+  <w:num w:numId="4" w16cid:durableId="17774707">
     <w:abstractNumId w:val="4"/>
   </w:num>
-  <w:num w:numId="5">
+  <w:num w:numId="5" w16cid:durableId="405879222">
     <w:abstractNumId w:val="0"/>
   </w:num>
 </w:numbering>
 </file>
 
 <file path=word/styles.xml><?xml version="1.0" encoding="utf-8"?>
-<w:styles xmlns:mc="http://schemas.openxmlformats.org/markup-compatibility/2006" xmlns:r="http://schemas.openxmlformats.org/officeDocument/2006/relationships" xmlns:w="http://schemas.openxmlformats.org/wordprocessingml/2006/main" xmlns:w14="http://schemas.microsoft.com/office/word/2010/wordml" mc:Ignorable="w14">
+<w:styles xmlns:mc="http://schemas.openxmlformats.org/markup-compatibility/2006" xmlns:r="http://schemas.openxmlformats.org/officeDocument/2006/relationships" xmlns:w="http://schemas.openxmlformats.org/wordprocessingml/2006/main" xmlns:w14="http://schemas.microsoft.com/office/word/2010/wordml" xmlns:w15="http://schemas.microsoft.com/office/word/2012/wordml" xmlns:w16cex="http://schemas.microsoft.com/office/word/2018/wordml/cex" xmlns:w16cid="http://schemas.microsoft.com/office/word/2016/wordml/cid" xmlns:w16="http://schemas.microsoft.com/office/word/2018/wordml" xmlns:w16du="http://schemas.microsoft.com/office/word/2023/wordml/word16du" xmlns:w16sdtdh="http://schemas.microsoft.com/office/word/2020/wordml/sdtdatahash" xmlns:w16sdtfl="http://schemas.microsoft.com/office/word/2024/wordml/sdtformatlock" xmlns:w16se="http://schemas.microsoft.com/office/word/2015/wordml/symex" mc:Ignorable="w14 w15 w16se w16cid w16 w16cex w16sdtdh w16sdtfl w16du">
   <w:docDefaults>
     <w:rPrDefault>
       <w:rPr>
@@ -5549,145 +5556,383 @@
     </w:rPrDefault>
     <w:pPrDefault/>
   </w:docDefaults>
-  <w:latentStyles w:defLockedState="0" w:defUIPriority="99" w:defSemiHidden="1" w:defUnhideWhenUsed="1" w:defQFormat="0" w:count="267">
-    <w:lsdException w:name="Normal" w:semiHidden="0" w:uiPriority="0" w:unhideWhenUsed="0" w:qFormat="1"/>
-    <w:lsdException w:name="heading 1" w:semiHidden="0" w:uiPriority="9" w:unhideWhenUsed="0" w:qFormat="1"/>
-    <w:lsdException w:name="heading 2" w:uiPriority="9" w:qFormat="1"/>
-    <w:lsdException w:name="heading 3" w:uiPriority="9" w:qFormat="1"/>
-    <w:lsdException w:name="heading 4" w:uiPriority="9" w:qFormat="1"/>
-    <w:lsdException w:name="heading 5" w:uiPriority="9" w:qFormat="1"/>
-    <w:lsdException w:name="heading 6" w:uiPriority="9" w:qFormat="1"/>
-    <w:lsdException w:name="heading 7" w:uiPriority="9" w:qFormat="1"/>
-    <w:lsdException w:name="heading 8" w:uiPriority="9" w:qFormat="1"/>
-    <w:lsdException w:name="heading 9" w:uiPriority="9" w:qFormat="1"/>
-    <w:lsdException w:name="toc 1" w:uiPriority="39"/>
-    <w:lsdException w:name="toc 2" w:uiPriority="39"/>
-    <w:lsdException w:name="toc 3" w:uiPriority="39"/>
-    <w:lsdException w:name="toc 4" w:uiPriority="39"/>
-    <w:lsdException w:name="toc 5" w:uiPriority="39"/>
-    <w:lsdException w:name="toc 6" w:uiPriority="39"/>
-    <w:lsdException w:name="toc 7" w:uiPriority="39"/>
-    <w:lsdException w:name="toc 8" w:uiPriority="39"/>
-    <w:lsdException w:name="toc 9" w:uiPriority="39"/>
-    <w:lsdException w:name="header" w:uiPriority="0"/>
-    <w:lsdException w:name="caption" w:uiPriority="35" w:qFormat="1"/>
-    <w:lsdException w:name="Title" w:semiHidden="0" w:uiPriority="10" w:unhideWhenUsed="0" w:qFormat="1"/>
-    <w:lsdException w:name="Default Paragraph Font" w:uiPriority="1"/>
-    <w:lsdException w:name="Subtitle" w:semiHidden="0" w:uiPriority="11" w:unhideWhenUsed="0" w:qFormat="1"/>
-    <w:lsdException w:name="Strong" w:semiHidden="0" w:uiPriority="22" w:unhideWhenUsed="0" w:qFormat="1"/>
-    <w:lsdException w:name="Emphasis" w:semiHidden="0" w:uiPriority="20" w:unhideWhenUsed="0" w:qFormat="1"/>
-    <w:lsdException w:name="Table Grid" w:semiHidden="0" w:uiPriority="59" w:unhideWhenUsed="0"/>
-    <w:lsdException w:name="Placeholder Text" w:unhideWhenUsed="0"/>
-    <w:lsdException w:name="No Spacing" w:semiHidden="0" w:uiPriority="1" w:unhideWhenUsed="0" w:qFormat="1"/>
-    <w:lsdException w:name="Light Shading" w:semiHidden="0" w:uiPriority="60" w:unhideWhenUsed="0"/>
-    <w:lsdException w:name="Light List" w:semiHidden="0" w:uiPriority="61" w:unhideWhenUsed="0"/>
-    <w:lsdException w:name="Light Grid" w:semiHidden="0" w:uiPriority="62" w:unhideWhenUsed="0"/>
-    <w:lsdException w:name="Medium Shading 1" w:semiHidden="0" w:uiPriority="63" w:unhideWhenUsed="0"/>
-    <w:lsdException w:name="Medium Shading 2" w:semiHidden="0" w:uiPriority="64" w:unhideWhenUsed="0"/>
-    <w:lsdException w:name="Medium List 1" w:semiHidden="0" w:uiPriority="65" w:unhideWhenUsed="0"/>
-    <w:lsdException w:name="Medium List 2" w:semiHidden="0" w:uiPriority="66" w:unhideWhenUsed="0"/>
-    <w:lsdException w:name="Medium Grid 1" w:semiHidden="0" w:uiPriority="67" w:unhideWhenUsed="0"/>
-    <w:lsdException w:name="Medium Grid 2" w:semiHidden="0" w:uiPriority="68" w:unhideWhenUsed="0"/>
-    <w:lsdException w:name="Medium Grid 3" w:semiHidden="0" w:uiPriority="69" w:unhideWhenUsed="0"/>
-    <w:lsdException w:name="Dark List" w:semiHidden="0" w:uiPriority="70" w:unhideWhenUsed="0"/>
-    <w:lsdException w:name="Colorful Shading" w:semiHidden="0" w:uiPriority="71" w:unhideWhenUsed="0"/>
-    <w:lsdException w:name="Colorful List" w:semiHidden="0" w:uiPriority="72" w:unhideWhenUsed="0"/>
-    <w:lsdException w:name="Colorful Grid" w:semiHidden="0" w:uiPriority="73" w:unhideWhenUsed="0"/>
-    <w:lsdException w:name="Light Shading Accent 1" w:semiHidden="0" w:uiPriority="60" w:unhideWhenUsed="0"/>
-    <w:lsdException w:name="Light List Accent 1" w:semiHidden="0" w:uiPriority="61" w:unhideWhenUsed="0"/>
-    <w:lsdException w:name="Light Grid Accent 1" w:semiHidden="0" w:uiPriority="62" w:unhideWhenUsed="0"/>
-    <w:lsdException w:name="Medium Shading 1 Accent 1" w:semiHidden="0" w:uiPriority="63" w:unhideWhenUsed="0"/>
-    <w:lsdException w:name="Medium Shading 2 Accent 1" w:semiHidden="0" w:uiPriority="64" w:unhideWhenUsed="0"/>
-    <w:lsdException w:name="Medium List 1 Accent 1" w:semiHidden="0" w:uiPriority="65" w:unhideWhenUsed="0"/>
-    <w:lsdException w:name="Revision" w:unhideWhenUsed="0"/>
-    <w:lsdException w:name="List Paragraph" w:semiHidden="0" w:uiPriority="34" w:unhideWhenUsed="0" w:qFormat="1"/>
-    <w:lsdException w:name="Quote" w:semiHidden="0" w:uiPriority="29" w:unhideWhenUsed="0" w:qFormat="1"/>
-    <w:lsdException w:name="Intense Quote" w:semiHidden="0" w:uiPriority="30" w:unhideWhenUsed="0" w:qFormat="1"/>
-    <w:lsdException w:name="Medium List 2 Accent 1" w:semiHidden="0" w:uiPriority="66" w:unhideWhenUsed="0"/>
-    <w:lsdException w:name="Medium Grid 1 Accent 1" w:semiHidden="0" w:uiPriority="67" w:unhideWhenUsed="0"/>
-    <w:lsdException w:name="Medium Grid 2 Accent 1" w:semiHidden="0" w:uiPriority="68" w:unhideWhenUsed="0"/>
-    <w:lsdException w:name="Medium Grid 3 Accent 1" w:semiHidden="0" w:uiPriority="69" w:unhideWhenUsed="0"/>
-    <w:lsdException w:name="Dark List Accent 1" w:semiHidden="0" w:uiPriority="70" w:unhideWhenUsed="0"/>
-    <w:lsdException w:name="Colorful Shading Accent 1" w:semiHidden="0" w:uiPriority="71" w:unhideWhenUsed="0"/>
-    <w:lsdException w:name="Colorful List Accent 1" w:semiHidden="0" w:uiPriority="72" w:unhideWhenUsed="0"/>
-    <w:lsdException w:name="Colorful Grid Accent 1" w:semiHidden="0" w:uiPriority="73" w:unhideWhenUsed="0"/>
-    <w:lsdException w:name="Light Shading Accent 2" w:semiHidden="0" w:uiPriority="60" w:unhideWhenUsed="0"/>
-    <w:lsdException w:name="Light List Accent 2" w:semiHidden="0" w:uiPriority="61" w:unhideWhenUsed="0"/>
-    <w:lsdException w:name="Light Grid Accent 2" w:semiHidden="0" w:uiPriority="62" w:unhideWhenUsed="0"/>
-    <w:lsdException w:name="Medium Shading 1 Accent 2" w:semiHidden="0" w:uiPriority="63" w:unhideWhenUsed="0"/>
-    <w:lsdException w:name="Medium Shading 2 Accent 2" w:semiHidden="0" w:uiPriority="64" w:unhideWhenUsed="0"/>
-    <w:lsdException w:name="Medium List 1 Accent 2" w:semiHidden="0" w:uiPriority="65" w:unhideWhenUsed="0"/>
-    <w:lsdException w:name="Medium List 2 Accent 2" w:semiHidden="0" w:uiPriority="66" w:unhideWhenUsed="0"/>
-    <w:lsdException w:name="Medium Grid 1 Accent 2" w:semiHidden="0" w:uiPriority="67" w:unhideWhenUsed="0"/>
-    <w:lsdException w:name="Medium Grid 2 Accent 2" w:semiHidden="0" w:uiPriority="68" w:unhideWhenUsed="0"/>
-    <w:lsdException w:name="Medium Grid 3 Accent 2" w:semiHidden="0" w:uiPriority="69" w:unhideWhenUsed="0"/>
-    <w:lsdException w:name="Dark List Accent 2" w:semiHidden="0" w:uiPriority="70" w:unhideWhenUsed="0"/>
-    <w:lsdException w:name="Colorful Shading Accent 2" w:semiHidden="0" w:uiPriority="71" w:unhideWhenUsed="0"/>
-    <w:lsdException w:name="Colorful List Accent 2" w:semiHidden="0" w:uiPriority="72" w:unhideWhenUsed="0"/>
-    <w:lsdException w:name="Colorful Grid Accent 2" w:semiHidden="0" w:uiPriority="73" w:unhideWhenUsed="0"/>
-    <w:lsdException w:name="Light Shading Accent 3" w:semiHidden="0" w:uiPriority="60" w:unhideWhenUsed="0"/>
-    <w:lsdException w:name="Light List Accent 3" w:semiHidden="0" w:uiPriority="61" w:unhideWhenUsed="0"/>
-    <w:lsdException w:name="Light Grid Accent 3" w:semiHidden="0" w:uiPriority="62" w:unhideWhenUsed="0"/>
-    <w:lsdException w:name="Medium Shading 1 Accent 3" w:semiHidden="0" w:uiPriority="63" w:unhideWhenUsed="0"/>
-    <w:lsdException w:name="Medium Shading 2 Accent 3" w:semiHidden="0" w:uiPriority="64" w:unhideWhenUsed="0"/>
-    <w:lsdException w:name="Medium List 1 Accent 3" w:semiHidden="0" w:uiPriority="65" w:unhideWhenUsed="0"/>
-    <w:lsdException w:name="Medium List 2 Accent 3" w:semiHidden="0" w:uiPriority="66" w:unhideWhenUsed="0"/>
-    <w:lsdException w:name="Medium Grid 1 Accent 3" w:semiHidden="0" w:uiPriority="67" w:unhideWhenUsed="0"/>
-    <w:lsdException w:name="Medium Grid 2 Accent 3" w:semiHidden="0" w:uiPriority="68" w:unhideWhenUsed="0"/>
-    <w:lsdException w:name="Medium Grid 3 Accent 3" w:semiHidden="0" w:uiPriority="69" w:unhideWhenUsed="0"/>
-    <w:lsdException w:name="Dark List Accent 3" w:semiHidden="0" w:uiPriority="70" w:unhideWhenUsed="0"/>
-    <w:lsdException w:name="Colorful Shading Accent 3" w:semiHidden="0" w:uiPriority="71" w:unhideWhenUsed="0"/>
-    <w:lsdException w:name="Colorful List Accent 3" w:semiHidden="0" w:uiPriority="72" w:unhideWhenUsed="0"/>
-    <w:lsdException w:name="Colorful Grid Accent 3" w:semiHidden="0" w:uiPriority="73" w:unhideWhenUsed="0"/>
-    <w:lsdException w:name="Light Shading Accent 4" w:semiHidden="0" w:uiPriority="60" w:unhideWhenUsed="0"/>
-    <w:lsdException w:name="Light List Accent 4" w:semiHidden="0" w:uiPriority="61" w:unhideWhenUsed="0"/>
-    <w:lsdException w:name="Light Grid Accent 4" w:semiHidden="0" w:uiPriority="62" w:unhideWhenUsed="0"/>
-    <w:lsdException w:name="Medium Shading 1 Accent 4" w:semiHidden="0" w:uiPriority="63" w:unhideWhenUsed="0"/>
-    <w:lsdException w:name="Medium Shading 2 Accent 4" w:semiHidden="0" w:uiPriority="64" w:unhideWhenUsed="0"/>
-    <w:lsdException w:name="Medium List 1 Accent 4" w:semiHidden="0" w:uiPriority="65" w:unhideWhenUsed="0"/>
-    <w:lsdException w:name="Medium List 2 Accent 4" w:semiHidden="0" w:uiPriority="66" w:unhideWhenUsed="0"/>
-    <w:lsdException w:name="Medium Grid 1 Accent 4" w:semiHidden="0" w:uiPriority="67" w:unhideWhenUsed="0"/>
-    <w:lsdException w:name="Medium Grid 2 Accent 4" w:semiHidden="0" w:uiPriority="68" w:unhideWhenUsed="0"/>
-    <w:lsdException w:name="Medium Grid 3 Accent 4" w:semiHidden="0" w:uiPriority="69" w:unhideWhenUsed="0"/>
-    <w:lsdException w:name="Dark List Accent 4" w:semiHidden="0" w:uiPriority="70" w:unhideWhenUsed="0"/>
-    <w:lsdException w:name="Colorful Shading Accent 4" w:semiHidden="0" w:uiPriority="71" w:unhideWhenUsed="0"/>
-    <w:lsdException w:name="Colorful List Accent 4" w:semiHidden="0" w:uiPriority="72" w:unhideWhenUsed="0"/>
-    <w:lsdException w:name="Colorful Grid Accent 4" w:semiHidden="0" w:uiPriority="73" w:unhideWhenUsed="0"/>
-    <w:lsdException w:name="Light Shading Accent 5" w:semiHidden="0" w:uiPriority="60" w:unhideWhenUsed="0"/>
-    <w:lsdException w:name="Light List Accent 5" w:semiHidden="0" w:uiPriority="61" w:unhideWhenUsed="0"/>
-    <w:lsdException w:name="Light Grid Accent 5" w:semiHidden="0" w:uiPriority="62" w:unhideWhenUsed="0"/>
-    <w:lsdException w:name="Medium Shading 1 Accent 5" w:semiHidden="0" w:uiPriority="63" w:unhideWhenUsed="0"/>
-    <w:lsdException w:name="Medium Shading 2 Accent 5" w:semiHidden="0" w:uiPriority="64" w:unhideWhenUsed="0"/>
-    <w:lsdException w:name="Medium List 1 Accent 5" w:semiHidden="0" w:uiPriority="65" w:unhideWhenUsed="0"/>
-    <w:lsdException w:name="Medium List 2 Accent 5" w:semiHidden="0" w:uiPriority="66" w:unhideWhenUsed="0"/>
-    <w:lsdException w:name="Medium Grid 1 Accent 5" w:semiHidden="0" w:uiPriority="67" w:unhideWhenUsed="0"/>
-    <w:lsdException w:name="Medium Grid 2 Accent 5" w:semiHidden="0" w:uiPriority="68" w:unhideWhenUsed="0"/>
-    <w:lsdException w:name="Medium Grid 3 Accent 5" w:semiHidden="0" w:uiPriority="69" w:unhideWhenUsed="0"/>
-    <w:lsdException w:name="Dark List Accent 5" w:semiHidden="0" w:uiPriority="70" w:unhideWhenUsed="0"/>
-    <w:lsdException w:name="Colorful Shading Accent 5" w:semiHidden="0" w:uiPriority="71" w:unhideWhenUsed="0"/>
-    <w:lsdException w:name="Colorful List Accent 5" w:semiHidden="0" w:uiPriority="72" w:unhideWhenUsed="0"/>
-    <w:lsdException w:name="Colorful Grid Accent 5" w:semiHidden="0" w:uiPriority="73" w:unhideWhenUsed="0"/>
-    <w:lsdException w:name="Light Shading Accent 6" w:semiHidden="0" w:uiPriority="60" w:unhideWhenUsed="0"/>
-    <w:lsdException w:name="Light List Accent 6" w:semiHidden="0" w:uiPriority="61" w:unhideWhenUsed="0"/>
-    <w:lsdException w:name="Light Grid Accent 6" w:semiHidden="0" w:uiPriority="62" w:unhideWhenUsed="0"/>
-    <w:lsdException w:name="Medium Shading 1 Accent 6" w:semiHidden="0" w:uiPriority="63" w:unhideWhenUsed="0"/>
-    <w:lsdException w:name="Medium Shading 2 Accent 6" w:semiHidden="0" w:uiPriority="64" w:unhideWhenUsed="0"/>
-    <w:lsdException w:name="Medium List 1 Accent 6" w:semiHidden="0" w:uiPriority="65" w:unhideWhenUsed="0"/>
-    <w:lsdException w:name="Medium List 2 Accent 6" w:semiHidden="0" w:uiPriority="66" w:unhideWhenUsed="0"/>
-    <w:lsdException w:name="Medium Grid 1 Accent 6" w:semiHidden="0" w:uiPriority="67" w:unhideWhenUsed="0"/>
-    <w:lsdException w:name="Medium Grid 2 Accent 6" w:semiHidden="0" w:uiPriority="68" w:unhideWhenUsed="0"/>
-    <w:lsdException w:name="Medium Grid 3 Accent 6" w:semiHidden="0" w:uiPriority="69" w:unhideWhenUsed="0"/>
-    <w:lsdException w:name="Dark List Accent 6" w:semiHidden="0" w:uiPriority="70" w:unhideWhenUsed="0"/>
-    <w:lsdException w:name="Colorful Shading Accent 6" w:semiHidden="0" w:uiPriority="71" w:unhideWhenUsed="0"/>
-    <w:lsdException w:name="Colorful List Accent 6" w:semiHidden="0" w:uiPriority="72" w:unhideWhenUsed="0"/>
-    <w:lsdException w:name="Colorful Grid Accent 6" w:semiHidden="0" w:uiPriority="73" w:unhideWhenUsed="0"/>
-    <w:lsdException w:name="Subtle Emphasis" w:semiHidden="0" w:uiPriority="19" w:unhideWhenUsed="0" w:qFormat="1"/>
-    <w:lsdException w:name="Intense Emphasis" w:semiHidden="0" w:uiPriority="21" w:unhideWhenUsed="0" w:qFormat="1"/>
-    <w:lsdException w:name="Subtle Reference" w:semiHidden="0" w:uiPriority="31" w:unhideWhenUsed="0" w:qFormat="1"/>
-    <w:lsdException w:name="Intense Reference" w:semiHidden="0" w:uiPriority="32" w:unhideWhenUsed="0" w:qFormat="1"/>
-    <w:lsdException w:name="Book Title" w:semiHidden="0" w:uiPriority="33" w:unhideWhenUsed="0" w:qFormat="1"/>
-    <w:lsdException w:name="Bibliography" w:uiPriority="37"/>
-    <w:lsdException w:name="TOC Heading" w:uiPriority="39" w:qFormat="1"/>
+  <w:latentStyles w:defLockedState="0" w:defUIPriority="99" w:defSemiHidden="0" w:defUnhideWhenUsed="0" w:defQFormat="0" w:count="376">
+    <w:lsdException w:name="Normal" w:uiPriority="0" w:qFormat="1"/>
+    <w:lsdException w:name="heading 1" w:uiPriority="9" w:qFormat="1"/>
+    <w:lsdException w:name="heading 2" w:semiHidden="1" w:uiPriority="9" w:unhideWhenUsed="1" w:qFormat="1"/>
+    <w:lsdException w:name="heading 3" w:semiHidden="1" w:uiPriority="9" w:unhideWhenUsed="1" w:qFormat="1"/>
+    <w:lsdException w:name="heading 4" w:semiHidden="1" w:uiPriority="9" w:unhideWhenUsed="1" w:qFormat="1"/>
+    <w:lsdException w:name="heading 5" w:semiHidden="1" w:uiPriority="9" w:unhideWhenUsed="1" w:qFormat="1"/>
+    <w:lsdException w:name="heading 6" w:semiHidden="1" w:uiPriority="9" w:unhideWhenUsed="1" w:qFormat="1"/>
+    <w:lsdException w:name="heading 7" w:semiHidden="1" w:uiPriority="9" w:unhideWhenUsed="1" w:qFormat="1"/>
+    <w:lsdException w:name="heading 8" w:semiHidden="1" w:uiPriority="9" w:unhideWhenUsed="1" w:qFormat="1"/>
+    <w:lsdException w:name="heading 9" w:semiHidden="1" w:uiPriority="9" w:unhideWhenUsed="1" w:qFormat="1"/>
+    <w:lsdException w:name="index 1" w:semiHidden="1" w:unhideWhenUsed="1"/>
+    <w:lsdException w:name="index 2" w:semiHidden="1" w:unhideWhenUsed="1"/>
+    <w:lsdException w:name="index 3" w:semiHidden="1" w:unhideWhenUsed="1"/>
+    <w:lsdException w:name="index 4" w:semiHidden="1" w:unhideWhenUsed="1"/>
+    <w:lsdException w:name="index 5" w:semiHidden="1" w:unhideWhenUsed="1"/>
+    <w:lsdException w:name="index 6" w:semiHidden="1" w:unhideWhenUsed="1"/>
+    <w:lsdException w:name="index 7" w:semiHidden="1" w:unhideWhenUsed="1"/>
+    <w:lsdException w:name="index 8" w:semiHidden="1" w:unhideWhenUsed="1"/>
+    <w:lsdException w:name="index 9" w:semiHidden="1" w:unhideWhenUsed="1"/>
+    <w:lsdException w:name="toc 1" w:semiHidden="1" w:uiPriority="39" w:unhideWhenUsed="1"/>
+    <w:lsdException w:name="toc 2" w:semiHidden="1" w:uiPriority="39" w:unhideWhenUsed="1"/>
+    <w:lsdException w:name="toc 3" w:semiHidden="1" w:uiPriority="39" w:unhideWhenUsed="1"/>
+    <w:lsdException w:name="toc 4" w:semiHidden="1" w:uiPriority="39" w:unhideWhenUsed="1"/>
+    <w:lsdException w:name="toc 5" w:semiHidden="1" w:uiPriority="39" w:unhideWhenUsed="1"/>
+    <w:lsdException w:name="toc 6" w:semiHidden="1" w:uiPriority="39" w:unhideWhenUsed="1"/>
+    <w:lsdException w:name="toc 7" w:semiHidden="1" w:uiPriority="39" w:unhideWhenUsed="1"/>
+    <w:lsdException w:name="toc 8" w:semiHidden="1" w:uiPriority="39" w:unhideWhenUsed="1"/>
+    <w:lsdException w:name="toc 9" w:semiHidden="1" w:uiPriority="39" w:unhideWhenUsed="1"/>
+    <w:lsdException w:name="Normal Indent" w:semiHidden="1" w:unhideWhenUsed="1"/>
+    <w:lsdException w:name="footnote text" w:semiHidden="1" w:unhideWhenUsed="1"/>
+    <w:lsdException w:name="annotation text" w:semiHidden="1" w:unhideWhenUsed="1"/>
+    <w:lsdException w:name="header" w:semiHidden="1" w:uiPriority="0" w:unhideWhenUsed="1"/>
+    <w:lsdException w:name="footer" w:semiHidden="1" w:unhideWhenUsed="1"/>
+    <w:lsdException w:name="index heading" w:semiHidden="1" w:unhideWhenUsed="1"/>
+    <w:lsdException w:name="caption" w:semiHidden="1" w:uiPriority="35" w:unhideWhenUsed="1" w:qFormat="1"/>
+    <w:lsdException w:name="table of figures" w:semiHidden="1" w:unhideWhenUsed="1"/>
+    <w:lsdException w:name="envelope address" w:semiHidden="1" w:unhideWhenUsed="1"/>
+    <w:lsdException w:name="envelope return" w:semiHidden="1" w:unhideWhenUsed="1"/>
+    <w:lsdException w:name="footnote reference" w:semiHidden="1" w:unhideWhenUsed="1"/>
+    <w:lsdException w:name="annotation reference" w:semiHidden="1" w:unhideWhenUsed="1"/>
+    <w:lsdException w:name="line number" w:semiHidden="1" w:unhideWhenUsed="1"/>
+    <w:lsdException w:name="page number" w:semiHidden="1" w:unhideWhenUsed="1"/>
+    <w:lsdException w:name="endnote reference" w:semiHidden="1" w:unhideWhenUsed="1"/>
+    <w:lsdException w:name="endnote text" w:semiHidden="1" w:unhideWhenUsed="1"/>
+    <w:lsdException w:name="table of authorities" w:semiHidden="1" w:unhideWhenUsed="1"/>
+    <w:lsdException w:name="macro" w:semiHidden="1" w:unhideWhenUsed="1"/>
+    <w:lsdException w:name="toa heading" w:semiHidden="1" w:unhideWhenUsed="1"/>
+    <w:lsdException w:name="List" w:semiHidden="1" w:unhideWhenUsed="1"/>
+    <w:lsdException w:name="List Bullet" w:semiHidden="1" w:unhideWhenUsed="1"/>
+    <w:lsdException w:name="List Number" w:semiHidden="1" w:unhideWhenUsed="1"/>
+    <w:lsdException w:name="List 2" w:semiHidden="1" w:unhideWhenUsed="1"/>
+    <w:lsdException w:name="List 3" w:semiHidden="1" w:unhideWhenUsed="1"/>
+    <w:lsdException w:name="List 4" w:semiHidden="1" w:unhideWhenUsed="1"/>
+    <w:lsdException w:name="List 5" w:semiHidden="1" w:unhideWhenUsed="1"/>
+    <w:lsdException w:name="List Bullet 2" w:semiHidden="1" w:unhideWhenUsed="1"/>
+    <w:lsdException w:name="List Bullet 3" w:semiHidden="1" w:unhideWhenUsed="1"/>
+    <w:lsdException w:name="List Bullet 4" w:semiHidden="1" w:unhideWhenUsed="1"/>
+    <w:lsdException w:name="List Bullet 5" w:semiHidden="1" w:unhideWhenUsed="1"/>
+    <w:lsdException w:name="List Number 2" w:semiHidden="1" w:unhideWhenUsed="1"/>
+    <w:lsdException w:name="List Number 3" w:semiHidden="1" w:unhideWhenUsed="1"/>
+    <w:lsdException w:name="List Number 4" w:semiHidden="1" w:unhideWhenUsed="1"/>
+    <w:lsdException w:name="List Number 5" w:semiHidden="1" w:unhideWhenUsed="1"/>
+    <w:lsdException w:name="Title" w:uiPriority="10" w:qFormat="1"/>
+    <w:lsdException w:name="Closing" w:semiHidden="1" w:unhideWhenUsed="1"/>
+    <w:lsdException w:name="Signature" w:semiHidden="1" w:unhideWhenUsed="1"/>
+    <w:lsdException w:name="Default Paragraph Font" w:semiHidden="1" w:uiPriority="1" w:unhideWhenUsed="1"/>
+    <w:lsdException w:name="Body Text" w:semiHidden="1" w:unhideWhenUsed="1"/>
+    <w:lsdException w:name="Body Text Indent" w:semiHidden="1" w:unhideWhenUsed="1"/>
+    <w:lsdException w:name="List Continue" w:semiHidden="1" w:unhideWhenUsed="1"/>
+    <w:lsdException w:name="List Continue 2" w:semiHidden="1" w:unhideWhenUsed="1"/>
+    <w:lsdException w:name="List Continue 3" w:semiHidden="1" w:unhideWhenUsed="1"/>
+    <w:lsdException w:name="List Continue 4" w:semiHidden="1" w:unhideWhenUsed="1"/>
+    <w:lsdException w:name="List Continue 5" w:semiHidden="1" w:unhideWhenUsed="1"/>
+    <w:lsdException w:name="Message Header" w:semiHidden="1" w:unhideWhenUsed="1"/>
+    <w:lsdException w:name="Subtitle" w:uiPriority="11" w:qFormat="1"/>
+    <w:lsdException w:name="Salutation" w:semiHidden="1" w:unhideWhenUsed="1"/>
+    <w:lsdException w:name="Date" w:semiHidden="1" w:unhideWhenUsed="1"/>
+    <w:lsdException w:name="Body Text First Indent" w:semiHidden="1" w:unhideWhenUsed="1"/>
+    <w:lsdException w:name="Body Text First Indent 2" w:semiHidden="1" w:unhideWhenUsed="1"/>
+    <w:lsdException w:name="Note Heading" w:semiHidden="1" w:unhideWhenUsed="1"/>
+    <w:lsdException w:name="Body Text 2" w:semiHidden="1" w:unhideWhenUsed="1"/>
+    <w:lsdException w:name="Body Text 3" w:semiHidden="1" w:unhideWhenUsed="1"/>
+    <w:lsdException w:name="Body Text Indent 2" w:semiHidden="1" w:unhideWhenUsed="1"/>
+    <w:lsdException w:name="Body Text Indent 3" w:semiHidden="1" w:unhideWhenUsed="1"/>
+    <w:lsdException w:name="Block Text" w:semiHidden="1" w:unhideWhenUsed="1"/>
+    <w:lsdException w:name="Hyperlink" w:semiHidden="1" w:unhideWhenUsed="1"/>
+    <w:lsdException w:name="FollowedHyperlink" w:semiHidden="1" w:unhideWhenUsed="1"/>
+    <w:lsdException w:name="Strong" w:uiPriority="22" w:qFormat="1"/>
+    <w:lsdException w:name="Emphasis" w:uiPriority="20" w:qFormat="1"/>
+    <w:lsdException w:name="Document Map" w:semiHidden="1" w:unhideWhenUsed="1"/>
+    <w:lsdException w:name="Plain Text" w:semiHidden="1" w:unhideWhenUsed="1"/>
+    <w:lsdException w:name="E-mail Signature" w:semiHidden="1" w:unhideWhenUsed="1"/>
+    <w:lsdException w:name="HTML Top of Form" w:semiHidden="1" w:unhideWhenUsed="1"/>
+    <w:lsdException w:name="HTML Bottom of Form" w:semiHidden="1" w:unhideWhenUsed="1"/>
+    <w:lsdException w:name="Normal (Web)" w:semiHidden="1" w:unhideWhenUsed="1"/>
+    <w:lsdException w:name="HTML Acronym" w:semiHidden="1" w:unhideWhenUsed="1"/>
+    <w:lsdException w:name="HTML Address" w:semiHidden="1" w:unhideWhenUsed="1"/>
+    <w:lsdException w:name="HTML Cite" w:semiHidden="1" w:unhideWhenUsed="1"/>
+    <w:lsdException w:name="HTML Code" w:semiHidden="1" w:unhideWhenUsed="1"/>
+    <w:lsdException w:name="HTML Definition" w:semiHidden="1" w:unhideWhenUsed="1"/>
+    <w:lsdException w:name="HTML Keyboard" w:semiHidden="1" w:unhideWhenUsed="1"/>
+    <w:lsdException w:name="HTML Preformatted" w:semiHidden="1" w:unhideWhenUsed="1"/>
+    <w:lsdException w:name="HTML Sample" w:semiHidden="1" w:unhideWhenUsed="1"/>
+    <w:lsdException w:name="HTML Typewriter" w:semiHidden="1" w:unhideWhenUsed="1"/>
+    <w:lsdException w:name="HTML Variable" w:semiHidden="1" w:unhideWhenUsed="1"/>
+    <w:lsdException w:name="Normal Table" w:semiHidden="1" w:unhideWhenUsed="1"/>
+    <w:lsdException w:name="annotation subject" w:semiHidden="1" w:unhideWhenUsed="1"/>
+    <w:lsdException w:name="No List" w:semiHidden="1" w:unhideWhenUsed="1"/>
+    <w:lsdException w:name="Outline List 1" w:semiHidden="1" w:unhideWhenUsed="1"/>
+    <w:lsdException w:name="Outline List 2" w:semiHidden="1" w:unhideWhenUsed="1"/>
+    <w:lsdException w:name="Outline List 3" w:semiHidden="1" w:unhideWhenUsed="1"/>
+    <w:lsdException w:name="Table Simple 1" w:semiHidden="1" w:unhideWhenUsed="1"/>
+    <w:lsdException w:name="Table Simple 2" w:semiHidden="1" w:unhideWhenUsed="1"/>
+    <w:lsdException w:name="Table Simple 3" w:semiHidden="1" w:unhideWhenUsed="1"/>
+    <w:lsdException w:name="Table Classic 1" w:semiHidden="1" w:unhideWhenUsed="1"/>
+    <w:lsdException w:name="Table Classic 2" w:semiHidden="1" w:unhideWhenUsed="1"/>
+    <w:lsdException w:name="Table Classic 3" w:semiHidden="1" w:unhideWhenUsed="1"/>
+    <w:lsdException w:name="Table Classic 4" w:semiHidden="1" w:unhideWhenUsed="1"/>
+    <w:lsdException w:name="Table Colorful 1" w:semiHidden="1" w:unhideWhenUsed="1"/>
+    <w:lsdException w:name="Table Colorful 2" w:semiHidden="1" w:unhideWhenUsed="1"/>
+    <w:lsdException w:name="Table Colorful 3" w:semiHidden="1" w:unhideWhenUsed="1"/>
+    <w:lsdException w:name="Table Columns 1" w:semiHidden="1" w:unhideWhenUsed="1"/>
+    <w:lsdException w:name="Table Columns 2" w:semiHidden="1" w:unhideWhenUsed="1"/>
+    <w:lsdException w:name="Table Columns 3" w:semiHidden="1" w:unhideWhenUsed="1"/>
+    <w:lsdException w:name="Table Columns 4" w:semiHidden="1" w:unhideWhenUsed="1"/>
+    <w:lsdException w:name="Table Columns 5" w:semiHidden="1" w:unhideWhenUsed="1"/>
+    <w:lsdException w:name="Table Grid 1" w:semiHidden="1" w:unhideWhenUsed="1"/>
+    <w:lsdException w:name="Table Grid 2" w:semiHidden="1" w:unhideWhenUsed="1"/>
+    <w:lsdException w:name="Table Grid 3" w:semiHidden="1" w:unhideWhenUsed="1"/>
+    <w:lsdException w:name="Table Grid 4" w:semiHidden="1" w:unhideWhenUsed="1"/>
+    <w:lsdException w:name="Table Grid 5" w:semiHidden="1" w:unhideWhenUsed="1"/>
+    <w:lsdException w:name="Table Grid 6" w:semiHidden="1" w:unhideWhenUsed="1"/>
+    <w:lsdException w:name="Table Grid 7" w:semiHidden="1" w:unhideWhenUsed="1"/>
+    <w:lsdException w:name="Table Grid 8" w:semiHidden="1" w:unhideWhenUsed="1"/>
+    <w:lsdException w:name="Table List 1" w:semiHidden="1" w:unhideWhenUsed="1"/>
+    <w:lsdException w:name="Table List 2" w:semiHidden="1" w:unhideWhenUsed="1"/>
+    <w:lsdException w:name="Table List 3" w:semiHidden="1" w:unhideWhenUsed="1"/>
+    <w:lsdException w:name="Table List 4" w:semiHidden="1" w:unhideWhenUsed="1"/>
+    <w:lsdException w:name="Table List 5" w:semiHidden="1" w:unhideWhenUsed="1"/>
+    <w:lsdException w:name="Table List 6" w:semiHidden="1" w:unhideWhenUsed="1"/>
+    <w:lsdException w:name="Table List 7" w:semiHidden="1" w:unhideWhenUsed="1"/>
+    <w:lsdException w:name="Table List 8" w:semiHidden="1" w:unhideWhenUsed="1"/>
+    <w:lsdException w:name="Table 3D effects 1" w:semiHidden="1" w:unhideWhenUsed="1"/>
+    <w:lsdException w:name="Table 3D effects 2" w:semiHidden="1" w:unhideWhenUsed="1"/>
+    <w:lsdException w:name="Table 3D effects 3" w:semiHidden="1" w:unhideWhenUsed="1"/>
+    <w:lsdException w:name="Table Contemporary" w:semiHidden="1" w:unhideWhenUsed="1"/>
+    <w:lsdException w:name="Table Elegant" w:semiHidden="1" w:unhideWhenUsed="1"/>
+    <w:lsdException w:name="Table Professional" w:semiHidden="1" w:unhideWhenUsed="1"/>
+    <w:lsdException w:name="Table Subtle 1" w:semiHidden="1" w:unhideWhenUsed="1"/>
+    <w:lsdException w:name="Table Subtle 2" w:semiHidden="1" w:unhideWhenUsed="1"/>
+    <w:lsdException w:name="Table Web 1" w:semiHidden="1" w:unhideWhenUsed="1"/>
+    <w:lsdException w:name="Table Web 2" w:semiHidden="1" w:unhideWhenUsed="1"/>
+    <w:lsdException w:name="Table Web 3" w:semiHidden="1" w:unhideWhenUsed="1"/>
+    <w:lsdException w:name="Balloon Text" w:semiHidden="1" w:unhideWhenUsed="1"/>
+    <w:lsdException w:name="Table Grid" w:uiPriority="59"/>
+    <w:lsdException w:name="Table Theme" w:semiHidden="1" w:unhideWhenUsed="1"/>
+    <w:lsdException w:name="Placeholder Text" w:semiHidden="1"/>
+    <w:lsdException w:name="No Spacing" w:uiPriority="1" w:qFormat="1"/>
+    <w:lsdException w:name="Light Shading" w:uiPriority="60"/>
+    <w:lsdException w:name="Light List" w:uiPriority="61"/>
+    <w:lsdException w:name="Light Grid" w:uiPriority="62"/>
+    <w:lsdException w:name="Medium Shading 1" w:uiPriority="63"/>
+    <w:lsdException w:name="Medium Shading 2" w:uiPriority="64"/>
+    <w:lsdException w:name="Medium List 1" w:uiPriority="65"/>
+    <w:lsdException w:name="Medium List 2" w:uiPriority="66"/>
+    <w:lsdException w:name="Medium Grid 1" w:uiPriority="67"/>
+    <w:lsdException w:name="Medium Grid 2" w:uiPriority="68"/>
+    <w:lsdException w:name="Medium Grid 3" w:uiPriority="69"/>
+    <w:lsdException w:name="Dark List" w:uiPriority="70"/>
+    <w:lsdException w:name="Colorful Shading" w:uiPriority="71"/>
+    <w:lsdException w:name="Colorful List" w:uiPriority="72"/>
+    <w:lsdException w:name="Colorful Grid" w:uiPriority="73"/>
+    <w:lsdException w:name="Light Shading Accent 1" w:uiPriority="60"/>
+    <w:lsdException w:name="Light List Accent 1" w:uiPriority="61"/>
+    <w:lsdException w:name="Light Grid Accent 1" w:uiPriority="62"/>
+    <w:lsdException w:name="Medium Shading 1 Accent 1" w:uiPriority="63"/>
+    <w:lsdException w:name="Medium Shading 2 Accent 1" w:uiPriority="64"/>
+    <w:lsdException w:name="Medium List 1 Accent 1" w:uiPriority="65"/>
+    <w:lsdException w:name="Revision" w:semiHidden="1"/>
+    <w:lsdException w:name="List Paragraph" w:uiPriority="34" w:qFormat="1"/>
+    <w:lsdException w:name="Quote" w:uiPriority="29" w:qFormat="1"/>
+    <w:lsdException w:name="Intense Quote" w:uiPriority="30" w:qFormat="1"/>
+    <w:lsdException w:name="Medium List 2 Accent 1" w:uiPriority="66"/>
+    <w:lsdException w:name="Medium Grid 1 Accent 1" w:uiPriority="67"/>
+    <w:lsdException w:name="Medium Grid 2 Accent 1" w:uiPriority="68"/>
+    <w:lsdException w:name="Medium Grid 3 Accent 1" w:uiPriority="69"/>
+    <w:lsdException w:name="Dark List Accent 1" w:uiPriority="70"/>
+    <w:lsdException w:name="Colorful Shading Accent 1" w:uiPriority="71"/>
+    <w:lsdException w:name="Colorful List Accent 1" w:uiPriority="72"/>
+    <w:lsdException w:name="Colorful Grid Accent 1" w:uiPriority="73"/>
+    <w:lsdException w:name="Light Shading Accent 2" w:uiPriority="60"/>
+    <w:lsdException w:name="Light List Accent 2" w:uiPriority="61"/>
+    <w:lsdException w:name="Light Grid Accent 2" w:uiPriority="62"/>
+    <w:lsdException w:name="Medium Shading 1 Accent 2" w:uiPriority="63"/>
+    <w:lsdException w:name="Medium Shading 2 Accent 2" w:uiPriority="64"/>
+    <w:lsdException w:name="Medium List 1 Accent 2" w:uiPriority="65"/>
+    <w:lsdException w:name="Medium List 2 Accent 2" w:uiPriority="66"/>
+    <w:lsdException w:name="Medium Grid 1 Accent 2" w:uiPriority="67"/>
+    <w:lsdException w:name="Medium Grid 2 Accent 2" w:uiPriority="68"/>
+    <w:lsdException w:name="Medium Grid 3 Accent 2" w:uiPriority="69"/>
+    <w:lsdException w:name="Dark List Accent 2" w:uiPriority="70"/>
+    <w:lsdException w:name="Colorful Shading Accent 2" w:uiPriority="71"/>
+    <w:lsdException w:name="Colorful List Accent 2" w:uiPriority="72"/>
+    <w:lsdException w:name="Colorful Grid Accent 2" w:uiPriority="73"/>
+    <w:lsdException w:name="Light Shading Accent 3" w:uiPriority="60"/>
+    <w:lsdException w:name="Light List Accent 3" w:uiPriority="61"/>
+    <w:lsdException w:name="Light Grid Accent 3" w:uiPriority="62"/>
+    <w:lsdException w:name="Medium Shading 1 Accent 3" w:uiPriority="63"/>
+    <w:lsdException w:name="Medium Shading 2 Accent 3" w:uiPriority="64"/>
+    <w:lsdException w:name="Medium List 1 Accent 3" w:uiPriority="65"/>
+    <w:lsdException w:name="Medium List 2 Accent 3" w:uiPriority="66"/>
+    <w:lsdException w:name="Medium Grid 1 Accent 3" w:uiPriority="67"/>
+    <w:lsdException w:name="Medium Grid 2 Accent 3" w:uiPriority="68"/>
+    <w:lsdException w:name="Medium Grid 3 Accent 3" w:uiPriority="69"/>
+    <w:lsdException w:name="Dark List Accent 3" w:uiPriority="70"/>
+    <w:lsdException w:name="Colorful Shading Accent 3" w:uiPriority="71"/>
+    <w:lsdException w:name="Colorful List Accent 3" w:uiPriority="72"/>
+    <w:lsdException w:name="Colorful Grid Accent 3" w:uiPriority="73"/>
+    <w:lsdException w:name="Light Shading Accent 4" w:uiPriority="60"/>
+    <w:lsdException w:name="Light List Accent 4" w:uiPriority="61"/>
+    <w:lsdException w:name="Light Grid Accent 4" w:uiPriority="62"/>
+    <w:lsdException w:name="Medium Shading 1 Accent 4" w:uiPriority="63"/>
+    <w:lsdException w:name="Medium Shading 2 Accent 4" w:uiPriority="64"/>
+    <w:lsdException w:name="Medium List 1 Accent 4" w:uiPriority="65"/>
+    <w:lsdException w:name="Medium List 2 Accent 4" w:uiPriority="66"/>
+    <w:lsdException w:name="Medium Grid 1 Accent 4" w:uiPriority="67"/>
+    <w:lsdException w:name="Medium Grid 2 Accent 4" w:uiPriority="68"/>
+    <w:lsdException w:name="Medium Grid 3 Accent 4" w:uiPriority="69"/>
+    <w:lsdException w:name="Dark List Accent 4" w:uiPriority="70"/>
+    <w:lsdException w:name="Colorful Shading Accent 4" w:uiPriority="71"/>
+    <w:lsdException w:name="Colorful List Accent 4" w:uiPriority="72"/>
+    <w:lsdException w:name="Colorful Grid Accent 4" w:uiPriority="73"/>
+    <w:lsdException w:name="Light Shading Accent 5" w:uiPriority="60"/>
+    <w:lsdException w:name="Light List Accent 5" w:uiPriority="61"/>
+    <w:lsdException w:name="Light Grid Accent 5" w:uiPriority="62"/>
+    <w:lsdException w:name="Medium Shading 1 Accent 5" w:uiPriority="63"/>
+    <w:lsdException w:name="Medium Shading 2 Accent 5" w:uiPriority="64"/>
+    <w:lsdException w:name="Medium List 1 Accent 5" w:uiPriority="65"/>
+    <w:lsdException w:name="Medium List 2 Accent 5" w:uiPriority="66"/>
+    <w:lsdException w:name="Medium Grid 1 Accent 5" w:uiPriority="67"/>
+    <w:lsdException w:name="Medium Grid 2 Accent 5" w:uiPriority="68"/>
+    <w:lsdException w:name="Medium Grid 3 Accent 5" w:uiPriority="69"/>
+    <w:lsdException w:name="Dark List Accent 5" w:uiPriority="70"/>
+    <w:lsdException w:name="Colorful Shading Accent 5" w:uiPriority="71"/>
+    <w:lsdException w:name="Colorful List Accent 5" w:uiPriority="72"/>
+    <w:lsdException w:name="Colorful Grid Accent 5" w:uiPriority="73"/>
+    <w:lsdException w:name="Light Shading Accent 6" w:uiPriority="60"/>
+    <w:lsdException w:name="Light List Accent 6" w:uiPriority="61"/>
+    <w:lsdException w:name="Light Grid Accent 6" w:uiPriority="62"/>
+    <w:lsdException w:name="Medium Shading 1 Accent 6" w:uiPriority="63"/>
+    <w:lsdException w:name="Medium Shading 2 Accent 6" w:uiPriority="64"/>
+    <w:lsdException w:name="Medium List 1 Accent 6" w:uiPriority="65"/>
+    <w:lsdException w:name="Medium List 2 Accent 6" w:uiPriority="66"/>
+    <w:lsdException w:name="Medium Grid 1 Accent 6" w:uiPriority="67"/>
+    <w:lsdException w:name="Medium Grid 2 Accent 6" w:uiPriority="68"/>
+    <w:lsdException w:name="Medium Grid 3 Accent 6" w:uiPriority="69"/>
+    <w:lsdException w:name="Dark List Accent 6" w:uiPriority="70"/>
+    <w:lsdException w:name="Colorful Shading Accent 6" w:uiPriority="71"/>
+    <w:lsdException w:name="Colorful List Accent 6" w:uiPriority="72"/>
+    <w:lsdException w:name="Colorful Grid Accent 6" w:uiPriority="73"/>
+    <w:lsdException w:name="Subtle Emphasis" w:uiPriority="19" w:qFormat="1"/>
+    <w:lsdException w:name="Intense Emphasis" w:uiPriority="21" w:qFormat="1"/>
+    <w:lsdException w:name="Subtle Reference" w:uiPriority="31" w:qFormat="1"/>
+    <w:lsdException w:name="Intense Reference" w:uiPriority="32" w:qFormat="1"/>
+    <w:lsdException w:name="Book Title" w:uiPriority="33" w:qFormat="1"/>
+    <w:lsdException w:name="Bibliography" w:semiHidden="1" w:uiPriority="37" w:unhideWhenUsed="1"/>
+    <w:lsdException w:name="TOC Heading" w:semiHidden="1" w:uiPriority="39" w:unhideWhenUsed="1" w:qFormat="1"/>
+    <w:lsdException w:name="Plain Table 1" w:uiPriority="41"/>
+    <w:lsdException w:name="Plain Table 2" w:uiPriority="42"/>
+    <w:lsdException w:name="Plain Table 3" w:uiPriority="43"/>
+    <w:lsdException w:name="Plain Table 4" w:uiPriority="44"/>
+    <w:lsdException w:name="Plain Table 5" w:uiPriority="45"/>
+    <w:lsdException w:name="Grid Table Light" w:uiPriority="40"/>
+    <w:lsdException w:name="Grid Table 1 Light" w:uiPriority="46"/>
+    <w:lsdException w:name="Grid Table 2" w:uiPriority="47"/>
+    <w:lsdException w:name="Grid Table 3" w:uiPriority="48"/>
+    <w:lsdException w:name="Grid Table 4" w:uiPriority="49"/>
+    <w:lsdException w:name="Grid Table 5 Dark" w:uiPriority="50"/>
+    <w:lsdException w:name="Grid Table 6 Colorful" w:uiPriority="51"/>
+    <w:lsdException w:name="Grid Table 7 Colorful" w:uiPriority="52"/>
+    <w:lsdException w:name="Grid Table 1 Light Accent 1" w:uiPriority="46"/>
+    <w:lsdException w:name="Grid Table 2 Accent 1" w:uiPriority="47"/>
+    <w:lsdException w:name="Grid Table 3 Accent 1" w:uiPriority="48"/>
+    <w:lsdException w:name="Grid Table 4 Accent 1" w:uiPriority="49"/>
+    <w:lsdException w:name="Grid Table 5 Dark Accent 1" w:uiPriority="50"/>
+    <w:lsdException w:name="Grid Table 6 Colorful Accent 1" w:uiPriority="51"/>
+    <w:lsdException w:name="Grid Table 7 Colorful Accent 1" w:uiPriority="52"/>
+    <w:lsdException w:name="Grid Table 1 Light Accent 2" w:uiPriority="46"/>
+    <w:lsdException w:name="Grid Table 2 Accent 2" w:uiPriority="47"/>
+    <w:lsdException w:name="Grid Table 3 Accent 2" w:uiPriority="48"/>
+    <w:lsdException w:name="Grid Table 4 Accent 2" w:uiPriority="49"/>
+    <w:lsdException w:name="Grid Table 5 Dark Accent 2" w:uiPriority="50"/>
+    <w:lsdException w:name="Grid Table 6 Colorful Accent 2" w:uiPriority="51"/>
+    <w:lsdException w:name="Grid Table 7 Colorful Accent 2" w:uiPriority="52"/>
+    <w:lsdException w:name="Grid Table 1 Light Accent 3" w:uiPriority="46"/>
+    <w:lsdException w:name="Grid Table 2 Accent 3" w:uiPriority="47"/>
+    <w:lsdException w:name="Grid Table 3 Accent 3" w:uiPriority="48"/>
+    <w:lsdException w:name="Grid Table 4 Accent 3" w:uiPriority="49"/>
+    <w:lsdException w:name="Grid Table 5 Dark Accent 3" w:uiPriority="50"/>
+    <w:lsdException w:name="Grid Table 6 Colorful Accent 3" w:uiPriority="51"/>
+    <w:lsdException w:name="Grid Table 7 Colorful Accent 3" w:uiPriority="52"/>
+    <w:lsdException w:name="Grid Table 1 Light Accent 4" w:uiPriority="46"/>
+    <w:lsdException w:name="Grid Table 2 Accent 4" w:uiPriority="47"/>
+    <w:lsdException w:name="Grid Table 3 Accent 4" w:uiPriority="48"/>
+    <w:lsdException w:name="Grid Table 4 Accent 4" w:uiPriority="49"/>
+    <w:lsdException w:name="Grid Table 5 Dark Accent 4" w:uiPriority="50"/>
+    <w:lsdException w:name="Grid Table 6 Colorful Accent 4" w:uiPriority="51"/>
+    <w:lsdException w:name="Grid Table 7 Colorful Accent 4" w:uiPriority="52"/>
+    <w:lsdException w:name="Grid Table 1 Light Accent 5" w:uiPriority="46"/>
+    <w:lsdException w:name="Grid Table 2 Accent 5" w:uiPriority="47"/>
+    <w:lsdException w:name="Grid Table 3 Accent 5" w:uiPriority="48"/>
+    <w:lsdException w:name="Grid Table 4 Accent 5" w:uiPriority="49"/>
+    <w:lsdException w:name="Grid Table 5 Dark Accent 5" w:uiPriority="50"/>
+    <w:lsdException w:name="Grid Table 6 Colorful Accent 5" w:uiPriority="51"/>
+    <w:lsdException w:name="Grid Table 7 Colorful Accent 5" w:uiPriority="52"/>
+    <w:lsdException w:name="Grid Table 1 Light Accent 6" w:uiPriority="46"/>
+    <w:lsdException w:name="Grid Table 2 Accent 6" w:uiPriority="47"/>
+    <w:lsdException w:name="Grid Table 3 Accent 6" w:uiPriority="48"/>
+    <w:lsdException w:name="Grid Table 4 Accent 6" w:uiPriority="49"/>
+    <w:lsdException w:name="Grid Table 5 Dark Accent 6" w:uiPriority="50"/>
+    <w:lsdException w:name="Grid Table 6 Colorful Accent 6" w:uiPriority="51"/>
+    <w:lsdException w:name="Grid Table 7 Colorful Accent 6" w:uiPriority="52"/>
+    <w:lsdException w:name="List Table 1 Light" w:uiPriority="46"/>
+    <w:lsdException w:name="List Table 2" w:uiPriority="47"/>
+    <w:lsdException w:name="List Table 3" w:uiPriority="48"/>
+    <w:lsdException w:name="List Table 4" w:uiPriority="49"/>
+    <w:lsdException w:name="List Table 5 Dark" w:uiPriority="50"/>
+    <w:lsdException w:name="List Table 6 Colorful" w:uiPriority="51"/>
+    <w:lsdException w:name="List Table 7 Colorful" w:uiPriority="52"/>
+    <w:lsdException w:name="List Table 1 Light Accent 1" w:uiPriority="46"/>
+    <w:lsdException w:name="List Table 2 Accent 1" w:uiPriority="47"/>
+    <w:lsdException w:name="List Table 3 Accent 1" w:uiPriority="48"/>
+    <w:lsdException w:name="List Table 4 Accent 1" w:uiPriority="49"/>
+    <w:lsdException w:name="List Table 5 Dark Accent 1" w:uiPriority="50"/>
+    <w:lsdException w:name="List Table 6 Colorful Accent 1" w:uiPriority="51"/>
+    <w:lsdException w:name="List Table 7 Colorful Accent 1" w:uiPriority="52"/>
+    <w:lsdException w:name="List Table 1 Light Accent 2" w:uiPriority="46"/>
+    <w:lsdException w:name="List Table 2 Accent 2" w:uiPriority="47"/>
+    <w:lsdException w:name="List Table 3 Accent 2" w:uiPriority="48"/>
+    <w:lsdException w:name="List Table 4 Accent 2" w:uiPriority="49"/>
+    <w:lsdException w:name="List Table 5 Dark Accent 2" w:uiPriority="50"/>
+    <w:lsdException w:name="List Table 6 Colorful Accent 2" w:uiPriority="51"/>
+    <w:lsdException w:name="List Table 7 Colorful Accent 2" w:uiPriority="52"/>
+    <w:lsdException w:name="List Table 1 Light Accent 3" w:uiPriority="46"/>
+    <w:lsdException w:name="List Table 2 Accent 3" w:uiPriority="47"/>
+    <w:lsdException w:name="List Table 3 Accent 3" w:uiPriority="48"/>
+    <w:lsdException w:name="List Table 4 Accent 3" w:uiPriority="49"/>
+    <w:lsdException w:name="List Table 5 Dark Accent 3" w:uiPriority="50"/>
+    <w:lsdException w:name="List Table 6 Colorful Accent 3" w:uiPriority="51"/>
+    <w:lsdException w:name="List Table 7 Colorful Accent 3" w:uiPriority="52"/>
+    <w:lsdException w:name="List Table 1 Light Accent 4" w:uiPriority="46"/>
+    <w:lsdException w:name="List Table 2 Accent 4" w:uiPriority="47"/>
+    <w:lsdException w:name="List Table 3 Accent 4" w:uiPriority="48"/>
+    <w:lsdException w:name="List Table 4 Accent 4" w:uiPriority="49"/>
+    <w:lsdException w:name="List Table 5 Dark Accent 4" w:uiPriority="50"/>
+    <w:lsdException w:name="List Table 6 Colorful Accent 4" w:uiPriority="51"/>
+    <w:lsdException w:name="List Table 7 Colorful Accent 4" w:uiPriority="52"/>
+    <w:lsdException w:name="List Table 1 Light Accent 5" w:uiPriority="46"/>
+    <w:lsdException w:name="List Table 2 Accent 5" w:uiPriority="47"/>
+    <w:lsdException w:name="List Table 3 Accent 5" w:uiPriority="48"/>
+    <w:lsdException w:name="List Table 4 Accent 5" w:uiPriority="49"/>
+    <w:lsdException w:name="List Table 5 Dark Accent 5" w:uiPriority="50"/>
+    <w:lsdException w:name="List Table 6 Colorful Accent 5" w:uiPriority="51"/>
+    <w:lsdException w:name="List Table 7 Colorful Accent 5" w:uiPriority="52"/>
+    <w:lsdException w:name="List Table 1 Light Accent 6" w:uiPriority="46"/>
+    <w:lsdException w:name="List Table 2 Accent 6" w:uiPriority="47"/>
+    <w:lsdException w:name="List Table 3 Accent 6" w:uiPriority="48"/>
+    <w:lsdException w:name="List Table 4 Accent 6" w:uiPriority="49"/>
+    <w:lsdException w:name="List Table 5 Dark Accent 6" w:uiPriority="50"/>
+    <w:lsdException w:name="List Table 6 Colorful Accent 6" w:uiPriority="51"/>
+    <w:lsdException w:name="List Table 7 Colorful Accent 6" w:uiPriority="52"/>
+    <w:lsdException w:name="Mention" w:semiHidden="1" w:unhideWhenUsed="1"/>
+    <w:lsdException w:name="Smart Hyperlink" w:semiHidden="1" w:unhideWhenUsed="1"/>
+    <w:lsdException w:name="Hashtag" w:semiHidden="1" w:unhideWhenUsed="1"/>
+    <w:lsdException w:name="Unresolved Mention" w:semiHidden="1" w:unhideWhenUsed="1"/>
+    <w:lsdException w:name="Smart Link" w:semiHidden="1" w:unhideWhenUsed="1"/>
   </w:latentStyles>
   <w:style w:type="paragraph" w:default="1" w:styleId="a">
     <w:name w:val="Normal"/>
@@ -5783,7 +6028,7 @@
   <w:style w:type="paragraph" w:styleId="a8">
     <w:name w:val="header"/>
     <w:basedOn w:val="a"/>
-    <w:link w:val="Char"/>
+    <w:link w:val="a9"/>
     <w:unhideWhenUsed/>
     <w:rsid w:val="00BA6CD3"/>
     <w:pPr>
@@ -5794,8 +6039,8 @@
       <w:snapToGrid w:val="0"/>
     </w:pPr>
   </w:style>
-  <w:style w:type="character" w:customStyle="1" w:styleId="Char">
-    <w:name w:val="页眉 Char"/>
+  <w:style w:type="character" w:customStyle="1" w:styleId="a9">
+    <w:name w:val="ヘッダー (文字)"/>
     <w:link w:val="a8"/>
     <w:uiPriority w:val="99"/>
     <w:rsid w:val="00BA6CD3"/>
@@ -5804,10 +6049,10 @@
       <w:sz w:val="21"/>
     </w:rPr>
   </w:style>
-  <w:style w:type="paragraph" w:styleId="a9">
+  <w:style w:type="paragraph" w:styleId="aa">
     <w:name w:val="footer"/>
     <w:basedOn w:val="a"/>
-    <w:link w:val="Char0"/>
+    <w:link w:val="ab"/>
     <w:uiPriority w:val="99"/>
     <w:unhideWhenUsed/>
     <w:rsid w:val="00BA6CD3"/>
@@ -5819,9 +6064,9 @@
       <w:snapToGrid w:val="0"/>
     </w:pPr>
   </w:style>
-  <w:style w:type="character" w:customStyle="1" w:styleId="Char0">
-    <w:name w:val="页脚 Char"/>
-    <w:link w:val="a9"/>
+  <w:style w:type="character" w:customStyle="1" w:styleId="ab">
+    <w:name w:val="フッター (文字)"/>
+    <w:link w:val="aa"/>
     <w:uiPriority w:val="99"/>
     <w:rsid w:val="00BA6CD3"/>
     <w:rPr>
@@ -5829,7 +6074,7 @@
       <w:sz w:val="21"/>
     </w:rPr>
   </w:style>
-  <w:style w:type="paragraph" w:styleId="aa">
+  <w:style w:type="paragraph" w:styleId="ac">
     <w:name w:val="List Paragraph"/>
     <w:basedOn w:val="a"/>
     <w:uiPriority w:val="34"/>
@@ -5839,7 +6084,7 @@
       <w:ind w:leftChars="400" w:left="840"/>
     </w:pPr>
   </w:style>
-  <w:style w:type="character" w:styleId="ab">
+  <w:style w:type="character" w:styleId="ad">
     <w:name w:val="annotation reference"/>
     <w:basedOn w:val="a0"/>
     <w:uiPriority w:val="99"/>
@@ -5851,10 +6096,10 @@
       <w:szCs w:val="18"/>
     </w:rPr>
   </w:style>
-  <w:style w:type="paragraph" w:styleId="ac">
+  <w:style w:type="paragraph" w:styleId="ae">
     <w:name w:val="annotation text"/>
     <w:basedOn w:val="a"/>
-    <w:link w:val="Char1"/>
+    <w:link w:val="af"/>
     <w:uiPriority w:val="99"/>
     <w:semiHidden/>
     <w:unhideWhenUsed/>
@@ -5863,10 +6108,10 @@
       <w:jc w:val="left"/>
     </w:pPr>
   </w:style>
-  <w:style w:type="character" w:customStyle="1" w:styleId="Char1">
-    <w:name w:val="批注文字 Char"/>
+  <w:style w:type="character" w:customStyle="1" w:styleId="af">
+    <w:name w:val="コメント文字列 (文字)"/>
     <w:basedOn w:val="a0"/>
-    <w:link w:val="ac"/>
+    <w:link w:val="ae"/>
     <w:uiPriority w:val="99"/>
     <w:semiHidden/>
     <w:rsid w:val="00C03FD7"/>
@@ -5875,11 +6120,11 @@
       <w:sz w:val="21"/>
     </w:rPr>
   </w:style>
-  <w:style w:type="paragraph" w:styleId="ad">
+  <w:style w:type="paragraph" w:styleId="af0">
     <w:name w:val="annotation subject"/>
-    <w:basedOn w:val="ac"/>
-    <w:next w:val="ac"/>
-    <w:link w:val="Char2"/>
+    <w:basedOn w:val="ae"/>
+    <w:next w:val="ae"/>
+    <w:link w:val="af1"/>
     <w:uiPriority w:val="99"/>
     <w:semiHidden/>
     <w:unhideWhenUsed/>
@@ -5889,10 +6134,10 @@
       <w:bCs/>
     </w:rPr>
   </w:style>
-  <w:style w:type="character" w:customStyle="1" w:styleId="Char2">
-    <w:name w:val="批注主题 Char"/>
-    <w:basedOn w:val="Char1"/>
-    <w:link w:val="ad"/>
+  <w:style w:type="character" w:customStyle="1" w:styleId="af1">
+    <w:name w:val="コメント内容 (文字)"/>
+    <w:basedOn w:val="af"/>
+    <w:link w:val="af0"/>
     <w:uiPriority w:val="99"/>
     <w:semiHidden/>
     <w:rsid w:val="00C03FD7"/>
@@ -5903,7 +6148,7 @@
       <w:sz w:val="21"/>
     </w:rPr>
   </w:style>
-  <w:style w:type="paragraph" w:styleId="ae">
+  <w:style w:type="paragraph" w:styleId="af2">
     <w:name w:val="Revision"/>
     <w:hidden/>
     <w:uiPriority w:val="99"/>
@@ -5914,399 +6159,8 @@
       <w:sz w:val="21"/>
     </w:rPr>
   </w:style>
-  <w:style w:type="character" w:customStyle="1" w:styleId="UnresolvedMention">
-    <w:name w:val="Unresolved Mention"/>
-    <w:basedOn w:val="a0"/>
-    <w:uiPriority w:val="99"/>
-    <w:semiHidden/>
-    <w:unhideWhenUsed/>
-    <w:rsid w:val="009D6722"/>
-    <w:rPr>
-      <w:color w:val="605E5C"/>
-      <w:shd w:val="clear" w:color="auto" w:fill="E1DFDD"/>
-    </w:rPr>
-  </w:style>
-</w:styles>
-</file>
-
-<file path=word/stylesWithEffects.xml><?xml version="1.0" encoding="utf-8"?>
-<w:styles xmlns:wpc="http://schemas.microsoft.com/office/word/2010/wordprocessingCanvas" xmlns:mc="http://schemas.openxmlformats.org/markup-compatibility/2006" xmlns:o="urn:schemas-microsoft-com:office:office" xmlns:r="http://schemas.openxmlformats.org/officeDocument/2006/relationships" xmlns:m="http://schemas.openxmlformats.org/officeDocument/2006/math" xmlns:v="urn:schemas-microsoft-com:vml" xmlns:wp14="http://schemas.microsoft.com/office/word/2010/wordprocessingDrawing" xmlns:wp="http://schemas.openxmlformats.org/drawingml/2006/wordprocessingDrawing" xmlns:w10="urn:schemas-microsoft-com:office:word" xmlns:w="http://schemas.openxmlformats.org/wordprocessingml/2006/main" xmlns:w14="http://schemas.microsoft.com/office/word/2010/wordml" xmlns:wpg="http://schemas.microsoft.com/office/word/2010/wordprocessingGroup" xmlns:wpi="http://schemas.microsoft.com/office/word/2010/wordprocessingInk" xmlns:wne="http://schemas.microsoft.com/office/word/2006/wordml" xmlns:wps="http://schemas.microsoft.com/office/word/2010/wordprocessingShape" mc:Ignorable="w14 wp14">
-  <w:docDefaults>
-    <w:rPrDefault>
-      <w:rPr>
-        <w:rFonts w:ascii="Century" w:eastAsia="ＭＳ 明朝" w:hAnsi="Century" w:cs="Times New Roman"/>
-        <w:lang w:val="en-US" w:eastAsia="ja-JP" w:bidi="ar-SA"/>
-      </w:rPr>
-    </w:rPrDefault>
-    <w:pPrDefault/>
-  </w:docDefaults>
-  <w:latentStyles w:defLockedState="0" w:defUIPriority="99" w:defSemiHidden="1" w:defUnhideWhenUsed="1" w:defQFormat="0" w:count="267">
-    <w:lsdException w:name="Normal" w:semiHidden="0" w:uiPriority="0" w:unhideWhenUsed="0" w:qFormat="1"/>
-    <w:lsdException w:name="heading 1" w:semiHidden="0" w:uiPriority="9" w:unhideWhenUsed="0" w:qFormat="1"/>
-    <w:lsdException w:name="heading 2" w:uiPriority="9" w:qFormat="1"/>
-    <w:lsdException w:name="heading 3" w:uiPriority="9" w:qFormat="1"/>
-    <w:lsdException w:name="heading 4" w:uiPriority="9" w:qFormat="1"/>
-    <w:lsdException w:name="heading 5" w:uiPriority="9" w:qFormat="1"/>
-    <w:lsdException w:name="heading 6" w:uiPriority="9" w:qFormat="1"/>
-    <w:lsdException w:name="heading 7" w:uiPriority="9" w:qFormat="1"/>
-    <w:lsdException w:name="heading 8" w:uiPriority="9" w:qFormat="1"/>
-    <w:lsdException w:name="heading 9" w:uiPriority="9" w:qFormat="1"/>
-    <w:lsdException w:name="toc 1" w:uiPriority="39"/>
-    <w:lsdException w:name="toc 2" w:uiPriority="39"/>
-    <w:lsdException w:name="toc 3" w:uiPriority="39"/>
-    <w:lsdException w:name="toc 4" w:uiPriority="39"/>
-    <w:lsdException w:name="toc 5" w:uiPriority="39"/>
-    <w:lsdException w:name="toc 6" w:uiPriority="39"/>
-    <w:lsdException w:name="toc 7" w:uiPriority="39"/>
-    <w:lsdException w:name="toc 8" w:uiPriority="39"/>
-    <w:lsdException w:name="toc 9" w:uiPriority="39"/>
-    <w:lsdException w:name="header" w:uiPriority="0"/>
-    <w:lsdException w:name="caption" w:uiPriority="35" w:qFormat="1"/>
-    <w:lsdException w:name="Title" w:semiHidden="0" w:uiPriority="10" w:unhideWhenUsed="0" w:qFormat="1"/>
-    <w:lsdException w:name="Default Paragraph Font" w:uiPriority="1"/>
-    <w:lsdException w:name="Subtitle" w:semiHidden="0" w:uiPriority="11" w:unhideWhenUsed="0" w:qFormat="1"/>
-    <w:lsdException w:name="Strong" w:semiHidden="0" w:uiPriority="22" w:unhideWhenUsed="0" w:qFormat="1"/>
-    <w:lsdException w:name="Emphasis" w:semiHidden="0" w:uiPriority="20" w:unhideWhenUsed="0" w:qFormat="1"/>
-    <w:lsdException w:name="Table Grid" w:semiHidden="0" w:uiPriority="59" w:unhideWhenUsed="0"/>
-    <w:lsdException w:name="Placeholder Text" w:unhideWhenUsed="0"/>
-    <w:lsdException w:name="No Spacing" w:semiHidden="0" w:uiPriority="1" w:unhideWhenUsed="0" w:qFormat="1"/>
-    <w:lsdException w:name="Light Shading" w:semiHidden="0" w:uiPriority="60" w:unhideWhenUsed="0"/>
-    <w:lsdException w:name="Light List" w:semiHidden="0" w:uiPriority="61" w:unhideWhenUsed="0"/>
-    <w:lsdException w:name="Light Grid" w:semiHidden="0" w:uiPriority="62" w:unhideWhenUsed="0"/>
-    <w:lsdException w:name="Medium Shading 1" w:semiHidden="0" w:uiPriority="63" w:unhideWhenUsed="0"/>
-    <w:lsdException w:name="Medium Shading 2" w:semiHidden="0" w:uiPriority="64" w:unhideWhenUsed="0"/>
-    <w:lsdException w:name="Medium List 1" w:semiHidden="0" w:uiPriority="65" w:unhideWhenUsed="0"/>
-    <w:lsdException w:name="Medium List 2" w:semiHidden="0" w:uiPriority="66" w:unhideWhenUsed="0"/>
-    <w:lsdException w:name="Medium Grid 1" w:semiHidden="0" w:uiPriority="67" w:unhideWhenUsed="0"/>
-    <w:lsdException w:name="Medium Grid 2" w:semiHidden="0" w:uiPriority="68" w:unhideWhenUsed="0"/>
-    <w:lsdException w:name="Medium Grid 3" w:semiHidden="0" w:uiPriority="69" w:unhideWhenUsed="0"/>
-    <w:lsdException w:name="Dark List" w:semiHidden="0" w:uiPriority="70" w:unhideWhenUsed="0"/>
-    <w:lsdException w:name="Colorful Shading" w:semiHidden="0" w:uiPriority="71" w:unhideWhenUsed="0"/>
-    <w:lsdException w:name="Colorful List" w:semiHidden="0" w:uiPriority="72" w:unhideWhenUsed="0"/>
-    <w:lsdException w:name="Colorful Grid" w:semiHidden="0" w:uiPriority="73" w:unhideWhenUsed="0"/>
-    <w:lsdException w:name="Light Shading Accent 1" w:semiHidden="0" w:uiPriority="60" w:unhideWhenUsed="0"/>
-    <w:lsdException w:name="Light List Accent 1" w:semiHidden="0" w:uiPriority="61" w:unhideWhenUsed="0"/>
-    <w:lsdException w:name="Light Grid Accent 1" w:semiHidden="0" w:uiPriority="62" w:unhideWhenUsed="0"/>
-    <w:lsdException w:name="Medium Shading 1 Accent 1" w:semiHidden="0" w:uiPriority="63" w:unhideWhenUsed="0"/>
-    <w:lsdException w:name="Medium Shading 2 Accent 1" w:semiHidden="0" w:uiPriority="64" w:unhideWhenUsed="0"/>
-    <w:lsdException w:name="Medium List 1 Accent 1" w:semiHidden="0" w:uiPriority="65" w:unhideWhenUsed="0"/>
-    <w:lsdException w:name="Revision" w:unhideWhenUsed="0"/>
-    <w:lsdException w:name="List Paragraph" w:semiHidden="0" w:uiPriority="34" w:unhideWhenUsed="0" w:qFormat="1"/>
-    <w:lsdException w:name="Quote" w:semiHidden="0" w:uiPriority="29" w:unhideWhenUsed="0" w:qFormat="1"/>
-    <w:lsdException w:name="Intense Quote" w:semiHidden="0" w:uiPriority="30" w:unhideWhenUsed="0" w:qFormat="1"/>
-    <w:lsdException w:name="Medium List 2 Accent 1" w:semiHidden="0" w:uiPriority="66" w:unhideWhenUsed="0"/>
-    <w:lsdException w:name="Medium Grid 1 Accent 1" w:semiHidden="0" w:uiPriority="67" w:unhideWhenUsed="0"/>
-    <w:lsdException w:name="Medium Grid 2 Accent 1" w:semiHidden="0" w:uiPriority="68" w:unhideWhenUsed="0"/>
-    <w:lsdException w:name="Medium Grid 3 Accent 1" w:semiHidden="0" w:uiPriority="69" w:unhideWhenUsed="0"/>
-    <w:lsdException w:name="Dark List Accent 1" w:semiHidden="0" w:uiPriority="70" w:unhideWhenUsed="0"/>
-    <w:lsdException w:name="Colorful Shading Accent 1" w:semiHidden="0" w:uiPriority="71" w:unhideWhenUsed="0"/>
-    <w:lsdException w:name="Colorful List Accent 1" w:semiHidden="0" w:uiPriority="72" w:unhideWhenUsed="0"/>
-    <w:lsdException w:name="Colorful Grid Accent 1" w:semiHidden="0" w:uiPriority="73" w:unhideWhenUsed="0"/>
-    <w:lsdException w:name="Light Shading Accent 2" w:semiHidden="0" w:uiPriority="60" w:unhideWhenUsed="0"/>
-    <w:lsdException w:name="Light List Accent 2" w:semiHidden="0" w:uiPriority="61" w:unhideWhenUsed="0"/>
-    <w:lsdException w:name="Light Grid Accent 2" w:semiHidden="0" w:uiPriority="62" w:unhideWhenUsed="0"/>
-    <w:lsdException w:name="Medium Shading 1 Accent 2" w:semiHidden="0" w:uiPriority="63" w:unhideWhenUsed="0"/>
-    <w:lsdException w:name="Medium Shading 2 Accent 2" w:semiHidden="0" w:uiPriority="64" w:unhideWhenUsed="0"/>
-    <w:lsdException w:name="Medium List 1 Accent 2" w:semiHidden="0" w:uiPriority="65" w:unhideWhenUsed="0"/>
-    <w:lsdException w:name="Medium List 2 Accent 2" w:semiHidden="0" w:uiPriority="66" w:unhideWhenUsed="0"/>
-    <w:lsdException w:name="Medium Grid 1 Accent 2" w:semiHidden="0" w:uiPriority="67" w:unhideWhenUsed="0"/>
-    <w:lsdException w:name="Medium Grid 2 Accent 2" w:semiHidden="0" w:uiPriority="68" w:unhideWhenUsed="0"/>
-    <w:lsdException w:name="Medium Grid 3 Accent 2" w:semiHidden="0" w:uiPriority="69" w:unhideWhenUsed="0"/>
-    <w:lsdException w:name="Dark List Accent 2" w:semiHidden="0" w:uiPriority="70" w:unhideWhenUsed="0"/>
-    <w:lsdException w:name="Colorful Shading Accent 2" w:semiHidden="0" w:uiPriority="71" w:unhideWhenUsed="0"/>
-    <w:lsdException w:name="Colorful List Accent 2" w:semiHidden="0" w:uiPriority="72" w:unhideWhenUsed="0"/>
-    <w:lsdException w:name="Colorful Grid Accent 2" w:semiHidden="0" w:uiPriority="73" w:unhideWhenUsed="0"/>
-    <w:lsdException w:name="Light Shading Accent 3" w:semiHidden="0" w:uiPriority="60" w:unhideWhenUsed="0"/>
-    <w:lsdException w:name="Light List Accent 3" w:semiHidden="0" w:uiPriority="61" w:unhideWhenUsed="0"/>
-    <w:lsdException w:name="Light Grid Accent 3" w:semiHidden="0" w:uiPriority="62" w:unhideWhenUsed="0"/>
-    <w:lsdException w:name="Medium Shading 1 Accent 3" w:semiHidden="0" w:uiPriority="63" w:unhideWhenUsed="0"/>
-    <w:lsdException w:name="Medium Shading 2 Accent 3" w:semiHidden="0" w:uiPriority="64" w:unhideWhenUsed="0"/>
-    <w:lsdException w:name="Medium List 1 Accent 3" w:semiHidden="0" w:uiPriority="65" w:unhideWhenUsed="0"/>
-    <w:lsdException w:name="Medium List 2 Accent 3" w:semiHidden="0" w:uiPriority="66" w:unhideWhenUsed="0"/>
-    <w:lsdException w:name="Medium Grid 1 Accent 3" w:semiHidden="0" w:uiPriority="67" w:unhideWhenUsed="0"/>
-    <w:lsdException w:name="Medium Grid 2 Accent 3" w:semiHidden="0" w:uiPriority="68" w:unhideWhenUsed="0"/>
-    <w:lsdException w:name="Medium Grid 3 Accent 3" w:semiHidden="0" w:uiPriority="69" w:unhideWhenUsed="0"/>
-    <w:lsdException w:name="Dark List Accent 3" w:semiHidden="0" w:uiPriority="70" w:unhideWhenUsed="0"/>
-    <w:lsdException w:name="Colorful Shading Accent 3" w:semiHidden="0" w:uiPriority="71" w:unhideWhenUsed="0"/>
-    <w:lsdException w:name="Colorful List Accent 3" w:semiHidden="0" w:uiPriority="72" w:unhideWhenUsed="0"/>
-    <w:lsdException w:name="Colorful Grid Accent 3" w:semiHidden="0" w:uiPriority="73" w:unhideWhenUsed="0"/>
-    <w:lsdException w:name="Light Shading Accent 4" w:semiHidden="0" w:uiPriority="60" w:unhideWhenUsed="0"/>
-    <w:lsdException w:name="Light List Accent 4" w:semiHidden="0" w:uiPriority="61" w:unhideWhenUsed="0"/>
-    <w:lsdException w:name="Light Grid Accent 4" w:semiHidden="0" w:uiPriority="62" w:unhideWhenUsed="0"/>
-    <w:lsdException w:name="Medium Shading 1 Accent 4" w:semiHidden="0" w:uiPriority="63" w:unhideWhenUsed="0"/>
-    <w:lsdException w:name="Medium Shading 2 Accent 4" w:semiHidden="0" w:uiPriority="64" w:unhideWhenUsed="0"/>
-    <w:lsdException w:name="Medium List 1 Accent 4" w:semiHidden="0" w:uiPriority="65" w:unhideWhenUsed="0"/>
-    <w:lsdException w:name="Medium List 2 Accent 4" w:semiHidden="0" w:uiPriority="66" w:unhideWhenUsed="0"/>
-    <w:lsdException w:name="Medium Grid 1 Accent 4" w:semiHidden="0" w:uiPriority="67" w:unhideWhenUsed="0"/>
-    <w:lsdException w:name="Medium Grid 2 Accent 4" w:semiHidden="0" w:uiPriority="68" w:unhideWhenUsed="0"/>
-    <w:lsdException w:name="Medium Grid 3 Accent 4" w:semiHidden="0" w:uiPriority="69" w:unhideWhenUsed="0"/>
-    <w:lsdException w:name="Dark List Accent 4" w:semiHidden="0" w:uiPriority="70" w:unhideWhenUsed="0"/>
-    <w:lsdException w:name="Colorful Shading Accent 4" w:semiHidden="0" w:uiPriority="71" w:unhideWhenUsed="0"/>
-    <w:lsdException w:name="Colorful List Accent 4" w:semiHidden="0" w:uiPriority="72" w:unhideWhenUsed="0"/>
-    <w:lsdException w:name="Colorful Grid Accent 4" w:semiHidden="0" w:uiPriority="73" w:unhideWhenUsed="0"/>
-    <w:lsdException w:name="Light Shading Accent 5" w:semiHidden="0" w:uiPriority="60" w:unhideWhenUsed="0"/>
-    <w:lsdException w:name="Light List Accent 5" w:semiHidden="0" w:uiPriority="61" w:unhideWhenUsed="0"/>
-    <w:lsdException w:name="Light Grid Accent 5" w:semiHidden="0" w:uiPriority="62" w:unhideWhenUsed="0"/>
-    <w:lsdException w:name="Medium Shading 1 Accent 5" w:semiHidden="0" w:uiPriority="63" w:unhideWhenUsed="0"/>
-    <w:lsdException w:name="Medium Shading 2 Accent 5" w:semiHidden="0" w:uiPriority="64" w:unhideWhenUsed="0"/>
-    <w:lsdException w:name="Medium List 1 Accent 5" w:semiHidden="0" w:uiPriority="65" w:unhideWhenUsed="0"/>
-    <w:lsdException w:name="Medium List 2 Accent 5" w:semiHidden="0" w:uiPriority="66" w:unhideWhenUsed="0"/>
-    <w:lsdException w:name="Medium Grid 1 Accent 5" w:semiHidden="0" w:uiPriority="67" w:unhideWhenUsed="0"/>
-    <w:lsdException w:name="Medium Grid 2 Accent 5" w:semiHidden="0" w:uiPriority="68" w:unhideWhenUsed="0"/>
-    <w:lsdException w:name="Medium Grid 3 Accent 5" w:semiHidden="0" w:uiPriority="69" w:unhideWhenUsed="0"/>
-    <w:lsdException w:name="Dark List Accent 5" w:semiHidden="0" w:uiPriority="70" w:unhideWhenUsed="0"/>
-    <w:lsdException w:name="Colorful Shading Accent 5" w:semiHidden="0" w:uiPriority="71" w:unhideWhenUsed="0"/>
-    <w:lsdException w:name="Colorful List Accent 5" w:semiHidden="0" w:uiPriority="72" w:unhideWhenUsed="0"/>
-    <w:lsdException w:name="Colorful Grid Accent 5" w:semiHidden="0" w:uiPriority="73" w:unhideWhenUsed="0"/>
-    <w:lsdException w:name="Light Shading Accent 6" w:semiHidden="0" w:uiPriority="60" w:unhideWhenUsed="0"/>
-    <w:lsdException w:name="Light List Accent 6" w:semiHidden="0" w:uiPriority="61" w:unhideWhenUsed="0"/>
-    <w:lsdException w:name="Light Grid Accent 6" w:semiHidden="0" w:uiPriority="62" w:unhideWhenUsed="0"/>
-    <w:lsdException w:name="Medium Shading 1 Accent 6" w:semiHidden="0" w:uiPriority="63" w:unhideWhenUsed="0"/>
-    <w:lsdException w:name="Medium Shading 2 Accent 6" w:semiHidden="0" w:uiPriority="64" w:unhideWhenUsed="0"/>
-    <w:lsdException w:name="Medium List 1 Accent 6" w:semiHidden="0" w:uiPriority="65" w:unhideWhenUsed="0"/>
-    <w:lsdException w:name="Medium List 2 Accent 6" w:semiHidden="0" w:uiPriority="66" w:unhideWhenUsed="0"/>
-    <w:lsdException w:name="Medium Grid 1 Accent 6" w:semiHidden="0" w:uiPriority="67" w:unhideWhenUsed="0"/>
-    <w:lsdException w:name="Medium Grid 2 Accent 6" w:semiHidden="0" w:uiPriority="68" w:unhideWhenUsed="0"/>
-    <w:lsdException w:name="Medium Grid 3 Accent 6" w:semiHidden="0" w:uiPriority="69" w:unhideWhenUsed="0"/>
-    <w:lsdException w:name="Dark List Accent 6" w:semiHidden="0" w:uiPriority="70" w:unhideWhenUsed="0"/>
-    <w:lsdException w:name="Colorful Shading Accent 6" w:semiHidden="0" w:uiPriority="71" w:unhideWhenUsed="0"/>
-    <w:lsdException w:name="Colorful List Accent 6" w:semiHidden="0" w:uiPriority="72" w:unhideWhenUsed="0"/>
-    <w:lsdException w:name="Colorful Grid Accent 6" w:semiHidden="0" w:uiPriority="73" w:unhideWhenUsed="0"/>
-    <w:lsdException w:name="Subtle Emphasis" w:semiHidden="0" w:uiPriority="19" w:unhideWhenUsed="0" w:qFormat="1"/>
-    <w:lsdException w:name="Intense Emphasis" w:semiHidden="0" w:uiPriority="21" w:unhideWhenUsed="0" w:qFormat="1"/>
-    <w:lsdException w:name="Subtle Reference" w:semiHidden="0" w:uiPriority="31" w:unhideWhenUsed="0" w:qFormat="1"/>
-    <w:lsdException w:name="Intense Reference" w:semiHidden="0" w:uiPriority="32" w:unhideWhenUsed="0" w:qFormat="1"/>
-    <w:lsdException w:name="Book Title" w:semiHidden="0" w:uiPriority="33" w:unhideWhenUsed="0" w:qFormat="1"/>
-    <w:lsdException w:name="Bibliography" w:uiPriority="37"/>
-    <w:lsdException w:name="TOC Heading" w:uiPriority="39" w:qFormat="1"/>
-  </w:latentStyles>
-  <w:style w:type="paragraph" w:default="1" w:styleId="a">
-    <w:name w:val="Normal"/>
-    <w:qFormat/>
-    <w:rsid w:val="00820DCF"/>
-    <w:pPr>
-      <w:widowControl w:val="0"/>
-      <w:jc w:val="both"/>
-    </w:pPr>
-    <w:rPr>
-      <w:kern w:val="2"/>
-      <w:sz w:val="21"/>
-    </w:rPr>
-  </w:style>
-  <w:style w:type="character" w:default="1" w:styleId="a0">
-    <w:name w:val="Default Paragraph Font"/>
-    <w:uiPriority w:val="1"/>
-    <w:semiHidden/>
-    <w:unhideWhenUsed/>
-  </w:style>
-  <w:style w:type="table" w:default="1" w:styleId="a1">
-    <w:name w:val="Normal Table"/>
-    <w:uiPriority w:val="99"/>
-    <w:semiHidden/>
-    <w:unhideWhenUsed/>
-    <w:tblPr>
-      <w:tblInd w:w="0" w:type="dxa"/>
-      <w:tblCellMar>
-        <w:top w:w="0" w:type="dxa"/>
-        <w:left w:w="108" w:type="dxa"/>
-        <w:bottom w:w="0" w:type="dxa"/>
-        <w:right w:w="108" w:type="dxa"/>
-      </w:tblCellMar>
-    </w:tblPr>
-  </w:style>
-  <w:style w:type="numbering" w:default="1" w:styleId="a2">
-    <w:name w:val="No List"/>
-    <w:uiPriority w:val="99"/>
-    <w:semiHidden/>
-    <w:unhideWhenUsed/>
-  </w:style>
-  <w:style w:type="paragraph" w:styleId="a3">
-    <w:name w:val="Date"/>
-    <w:basedOn w:val="a"/>
-    <w:next w:val="a"/>
-    <w:rPr>
-      <w:b/>
-    </w:rPr>
-  </w:style>
-  <w:style w:type="character" w:styleId="a4">
-    <w:name w:val="Hyperlink"/>
-    <w:rPr>
-      <w:color w:val="0000FF"/>
-      <w:u w:val="single"/>
-    </w:rPr>
-  </w:style>
-  <w:style w:type="paragraph" w:styleId="a5">
-    <w:name w:val="Balloon Text"/>
-    <w:basedOn w:val="a"/>
-    <w:semiHidden/>
-    <w:rPr>
-      <w:rFonts w:ascii="Arial" w:eastAsia="ＭＳ ゴシック" w:hAnsi="Arial"/>
-      <w:sz w:val="18"/>
-      <w:szCs w:val="18"/>
-    </w:rPr>
-  </w:style>
-  <w:style w:type="character" w:styleId="a6">
-    <w:name w:val="FollowedHyperlink"/>
-    <w:rPr>
-      <w:color w:val="800080"/>
-      <w:u w:val="single"/>
-    </w:rPr>
-  </w:style>
-  <w:style w:type="table" w:styleId="a7">
-    <w:name w:val="Table Grid"/>
-    <w:basedOn w:val="a1"/>
-    <w:rsid w:val="00280A4F"/>
-    <w:pPr>
-      <w:widowControl w:val="0"/>
-      <w:jc w:val="both"/>
-    </w:pPr>
-    <w:tblPr>
-      <w:tblBorders>
-        <w:top w:val="single" w:sz="4" w:space="0" w:color="auto"/>
-        <w:left w:val="single" w:sz="4" w:space="0" w:color="auto"/>
-        <w:bottom w:val="single" w:sz="4" w:space="0" w:color="auto"/>
-        <w:right w:val="single" w:sz="4" w:space="0" w:color="auto"/>
-        <w:insideH w:val="single" w:sz="4" w:space="0" w:color="auto"/>
-        <w:insideV w:val="single" w:sz="4" w:space="0" w:color="auto"/>
-      </w:tblBorders>
-    </w:tblPr>
-  </w:style>
-  <w:style w:type="paragraph" w:styleId="a8">
-    <w:name w:val="header"/>
-    <w:basedOn w:val="a"/>
-    <w:link w:val="Char"/>
-    <w:unhideWhenUsed/>
-    <w:rsid w:val="00BA6CD3"/>
-    <w:pPr>
-      <w:tabs>
-        <w:tab w:val="center" w:pos="4252"/>
-        <w:tab w:val="right" w:pos="8504"/>
-      </w:tabs>
-      <w:snapToGrid w:val="0"/>
-    </w:pPr>
-  </w:style>
-  <w:style w:type="character" w:customStyle="1" w:styleId="Char">
-    <w:name w:val="页眉 Char"/>
-    <w:link w:val="a8"/>
-    <w:uiPriority w:val="99"/>
-    <w:rsid w:val="00BA6CD3"/>
-    <w:rPr>
-      <w:kern w:val="2"/>
-      <w:sz w:val="21"/>
-    </w:rPr>
-  </w:style>
-  <w:style w:type="paragraph" w:styleId="a9">
-    <w:name w:val="footer"/>
-    <w:basedOn w:val="a"/>
-    <w:link w:val="Char0"/>
-    <w:uiPriority w:val="99"/>
-    <w:unhideWhenUsed/>
-    <w:rsid w:val="00BA6CD3"/>
-    <w:pPr>
-      <w:tabs>
-        <w:tab w:val="center" w:pos="4252"/>
-        <w:tab w:val="right" w:pos="8504"/>
-      </w:tabs>
-      <w:snapToGrid w:val="0"/>
-    </w:pPr>
-  </w:style>
-  <w:style w:type="character" w:customStyle="1" w:styleId="Char0">
-    <w:name w:val="页脚 Char"/>
-    <w:link w:val="a9"/>
-    <w:uiPriority w:val="99"/>
-    <w:rsid w:val="00BA6CD3"/>
-    <w:rPr>
-      <w:kern w:val="2"/>
-      <w:sz w:val="21"/>
-    </w:rPr>
-  </w:style>
-  <w:style w:type="paragraph" w:styleId="aa">
-    <w:name w:val="List Paragraph"/>
-    <w:basedOn w:val="a"/>
-    <w:uiPriority w:val="34"/>
-    <w:qFormat/>
-    <w:rsid w:val="00893523"/>
-    <w:pPr>
-      <w:ind w:leftChars="400" w:left="840"/>
-    </w:pPr>
-  </w:style>
-  <w:style w:type="character" w:styleId="ab">
-    <w:name w:val="annotation reference"/>
-    <w:basedOn w:val="a0"/>
-    <w:uiPriority w:val="99"/>
-    <w:semiHidden/>
-    <w:unhideWhenUsed/>
-    <w:rsid w:val="00C03FD7"/>
-    <w:rPr>
-      <w:sz w:val="18"/>
-      <w:szCs w:val="18"/>
-    </w:rPr>
-  </w:style>
-  <w:style w:type="paragraph" w:styleId="ac">
-    <w:name w:val="annotation text"/>
-    <w:basedOn w:val="a"/>
-    <w:link w:val="Char1"/>
-    <w:uiPriority w:val="99"/>
-    <w:semiHidden/>
-    <w:unhideWhenUsed/>
-    <w:rsid w:val="00C03FD7"/>
-    <w:pPr>
-      <w:jc w:val="left"/>
-    </w:pPr>
-  </w:style>
-  <w:style w:type="character" w:customStyle="1" w:styleId="Char1">
-    <w:name w:val="批注文字 Char"/>
-    <w:basedOn w:val="a0"/>
-    <w:link w:val="ac"/>
-    <w:uiPriority w:val="99"/>
-    <w:semiHidden/>
-    <w:rsid w:val="00C03FD7"/>
-    <w:rPr>
-      <w:kern w:val="2"/>
-      <w:sz w:val="21"/>
-    </w:rPr>
-  </w:style>
-  <w:style w:type="paragraph" w:styleId="ad">
-    <w:name w:val="annotation subject"/>
-    <w:basedOn w:val="ac"/>
-    <w:next w:val="ac"/>
-    <w:link w:val="Char2"/>
-    <w:uiPriority w:val="99"/>
-    <w:semiHidden/>
-    <w:unhideWhenUsed/>
-    <w:rsid w:val="00C03FD7"/>
-    <w:rPr>
-      <w:b/>
-      <w:bCs/>
-    </w:rPr>
-  </w:style>
-  <w:style w:type="character" w:customStyle="1" w:styleId="Char2">
-    <w:name w:val="批注主题 Char"/>
-    <w:basedOn w:val="Char1"/>
-    <w:link w:val="ad"/>
-    <w:uiPriority w:val="99"/>
-    <w:semiHidden/>
-    <w:rsid w:val="00C03FD7"/>
-    <w:rPr>
-      <w:b/>
-      <w:bCs/>
-      <w:kern w:val="2"/>
-      <w:sz w:val="21"/>
-    </w:rPr>
-  </w:style>
-  <w:style w:type="paragraph" w:styleId="ae">
-    <w:name w:val="Revision"/>
-    <w:hidden/>
-    <w:uiPriority w:val="99"/>
-    <w:semiHidden/>
-    <w:rsid w:val="00F94ECA"/>
-    <w:rPr>
-      <w:kern w:val="2"/>
-      <w:sz w:val="21"/>
-    </w:rPr>
-  </w:style>
-  <w:style w:type="character" w:customStyle="1" w:styleId="UnresolvedMention">
-    <w:name w:val="Unresolved Mention"/>
+  <w:style w:type="character" w:customStyle="1" w:styleId="1">
+    <w:name w:val="未解決のメンション1"/>
     <w:basedOn w:val="a0"/>
     <w:uiPriority w:val="99"/>
     <w:semiHidden/>
@@ -6609,7 +6463,7 @@
   <a:extraClrSchemeLst/>
   <a:extLst>
     <a:ext uri="{05A4C25C-085E-4340-85A3-A5531E510DB2}">
-      <thm15:themeFamily xmlns="" xmlns:thm15="http://schemas.microsoft.com/office/thememl/2012/main" name="Office Theme" id="{62F939B6-93AF-4DB8-9C6B-D6C7DFDC589F}" vid="{4A3C46E8-61CC-4603-A589-7422A47A8E4A}"/>
+      <thm15:themeFamily xmlns:thm15="http://schemas.microsoft.com/office/thememl/2012/main" name="Office Theme" id="{62F939B6-93AF-4DB8-9C6B-D6C7DFDC589F}" vid="{4A3C46E8-61CC-4603-A589-7422A47A8E4A}"/>
     </a:ext>
   </a:extLst>
 </a:theme>

--- a/日本語履歴書.docx
+++ b/日本語履歴書.docx
@@ -1,6 +1,6 @@
 
 <file path=word/document.xml><?xml version="1.0" encoding="utf-8"?>
-<w:document xmlns:wpc="http://schemas.microsoft.com/office/word/2010/wordprocessingCanvas" xmlns:cx="http://schemas.microsoft.com/office/drawing/2014/chartex" xmlns:cx1="http://schemas.microsoft.com/office/drawing/2015/9/8/chartex" xmlns:cx2="http://schemas.microsoft.com/office/drawing/2015/10/21/chartex" xmlns:cx3="http://schemas.microsoft.com/office/drawing/2016/5/9/chartex" xmlns:cx4="http://schemas.microsoft.com/office/drawing/2016/5/10/chartex" xmlns:cx5="http://schemas.microsoft.com/office/drawing/2016/5/11/chartex" xmlns:cx6="http://schemas.microsoft.com/office/drawing/2016/5/12/chartex" xmlns:cx7="http://schemas.microsoft.com/office/drawing/2016/5/13/chartex" xmlns:cx8="http://schemas.microsoft.com/office/drawing/2016/5/14/chartex" xmlns:mc="http://schemas.openxmlformats.org/markup-compatibility/2006" xmlns:aink="http://schemas.microsoft.com/office/drawing/2016/ink" xmlns:am3d="http://schemas.microsoft.com/office/drawing/2017/model3d" xmlns:o="urn:schemas-microsoft-com:office:office" xmlns:oel="http://schemas.microsoft.com/office/2019/extlst" xmlns:r="http://schemas.openxmlformats.org/officeDocument/2006/relationships" xmlns:m="http://schemas.openxmlformats.org/officeDocument/2006/math" xmlns:v="urn:schemas-microsoft-com:vml" xmlns:wp14="http://schemas.microsoft.com/office/word/2010/wordprocessingDrawing" xmlns:wp="http://schemas.openxmlformats.org/drawingml/2006/wordprocessingDrawing" xmlns:w10="urn:schemas-microsoft-com:office:word" xmlns:w="http://schemas.openxmlformats.org/wordprocessingml/2006/main" xmlns:w14="http://schemas.microsoft.com/office/word/2010/wordml" xmlns:w15="http://schemas.microsoft.com/office/word/2012/wordml" xmlns:w16cex="http://schemas.microsoft.com/office/word/2018/wordml/cex" xmlns:w16cid="http://schemas.microsoft.com/office/word/2016/wordml/cid" xmlns:w16="http://schemas.microsoft.com/office/word/2018/wordml" xmlns:w16du="http://schemas.microsoft.com/office/word/2023/wordml/word16du" xmlns:w16sdtdh="http://schemas.microsoft.com/office/word/2020/wordml/sdtdatahash" xmlns:w16sdtfl="http://schemas.microsoft.com/office/word/2024/wordml/sdtformatlock" xmlns:w16se="http://schemas.microsoft.com/office/word/2015/wordml/symex" xmlns:wpg="http://schemas.microsoft.com/office/word/2010/wordprocessingGroup" xmlns:wpi="http://schemas.microsoft.com/office/word/2010/wordprocessingInk" xmlns:wne="http://schemas.microsoft.com/office/word/2006/wordml" xmlns:wps="http://schemas.microsoft.com/office/word/2010/wordprocessingShape" mc:Ignorable="w14 w15 w16se w16cid w16 w16cex w16sdtdh w16sdtfl w16du wp14">
+<w:document xmlns:wpc="http://schemas.microsoft.com/office/word/2010/wordprocessingCanvas" xmlns:mc="http://schemas.openxmlformats.org/markup-compatibility/2006" xmlns:o="urn:schemas-microsoft-com:office:office" xmlns:r="http://schemas.openxmlformats.org/officeDocument/2006/relationships" xmlns:m="http://schemas.openxmlformats.org/officeDocument/2006/math" xmlns:v="urn:schemas-microsoft-com:vml" xmlns:wp14="http://schemas.microsoft.com/office/word/2010/wordprocessingDrawing" xmlns:wp="http://schemas.openxmlformats.org/drawingml/2006/wordprocessingDrawing" xmlns:w10="urn:schemas-microsoft-com:office:word" xmlns:w="http://schemas.openxmlformats.org/wordprocessingml/2006/main" xmlns:w14="http://schemas.microsoft.com/office/word/2010/wordml" xmlns:wpg="http://schemas.microsoft.com/office/word/2010/wordprocessingGroup" xmlns:wpi="http://schemas.microsoft.com/office/word/2010/wordprocessingInk" xmlns:wne="http://schemas.microsoft.com/office/word/2006/wordml" xmlns:wps="http://schemas.microsoft.com/office/word/2010/wordprocessingShape" mc:Ignorable="w14 wp14">
   <w:body>
     <w:tbl>
       <w:tblPr>
@@ -107,6 +107,8 @@
               </w:rPr>
               <w:t>書</w:t>
             </w:r>
+            <w:bookmarkStart w:id="0" w:name="_GoBack"/>
+            <w:bookmarkEnd w:id="0"/>
           </w:p>
         </w:tc>
         <w:tc>
@@ -164,7 +166,7 @@
                           </pic:cNvPicPr>
                         </pic:nvPicPr>
                         <pic:blipFill>
-                          <a:blip r:embed="rId8" cstate="print">
+                          <a:blip r:embed="rId9" cstate="print">
                             <a:extLst>
                               <a:ext uri="{28A0092B-C50C-407E-A947-70E740481C1C}">
                                 <a14:useLocalDpi xmlns:a14="http://schemas.microsoft.com/office/drawing/2010/main" val="0"/>
@@ -1485,7 +1487,7 @@
               </wp:anchor>
             </w:drawing>
           </mc:Choice>
-          <mc:Fallback>
+          <mc:Fallback xmlns:w16se="http://schemas.microsoft.com/office/word/2015/wordml/symex" xmlns:w16sdtfl="http://schemas.microsoft.com/office/word/2024/wordml/sdtformatlock" xmlns:w16sdtdh="http://schemas.microsoft.com/office/word/2020/wordml/sdtdatahash" xmlns:w16du="http://schemas.microsoft.com/office/word/2023/wordml/word16du" xmlns:w16="http://schemas.microsoft.com/office/word/2018/wordml" xmlns:w16cid="http://schemas.microsoft.com/office/word/2016/wordml/cid" xmlns:w16cex="http://schemas.microsoft.com/office/word/2018/wordml/cex" xmlns:w15="http://schemas.microsoft.com/office/word/2012/wordml" xmlns:oel="http://schemas.microsoft.com/office/2019/extlst" xmlns:am3d="http://schemas.microsoft.com/office/drawing/2017/model3d" xmlns:aink="http://schemas.microsoft.com/office/drawing/2016/ink" xmlns:cx8="http://schemas.microsoft.com/office/drawing/2016/5/14/chartex" xmlns:cx7="http://schemas.microsoft.com/office/drawing/2016/5/13/chartex" xmlns:cx6="http://schemas.microsoft.com/office/drawing/2016/5/12/chartex" xmlns:cx5="http://schemas.microsoft.com/office/drawing/2016/5/11/chartex" xmlns:cx4="http://schemas.microsoft.com/office/drawing/2016/5/10/chartex" xmlns:cx3="http://schemas.microsoft.com/office/drawing/2016/5/9/chartex" xmlns:cx2="http://schemas.microsoft.com/office/drawing/2015/10/21/chartex" xmlns:cx1="http://schemas.microsoft.com/office/drawing/2015/9/8/chartex" xmlns:cx="http://schemas.microsoft.com/office/drawing/2014/chartex">
             <w:pict>
               <v:rect w14:anchorId="181CCB12" id="Rectangle 83" o:spid="_x0000_s1026" style="position:absolute;left:0;text-align:left;margin-left:425.5pt;margin-top:-278.5pt;width:82.9pt;height:110.55pt;z-index:251657728;visibility:visible;mso-wrap-style:square;mso-width-percent:0;mso-height-percent:0;mso-wrap-distance-left:9pt;mso-wrap-distance-top:0;mso-wrap-distance-right:9pt;mso-wrap-distance-bottom:0;mso-position-horizontal:absolute;mso-position-horizontal-relative:text;mso-position-vertical:absolute;mso-position-vertical-relative:text;mso-width-percent:0;mso-height-percent:0;mso-width-relative:page;mso-height-relative:page;v-text-anchor:middle" o:gfxdata="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" strokeweight=".5pt">
                 <v:stroke dashstyle="1 1"/>
@@ -3813,18 +3815,6 @@
               <w:rPr>
                 <w:rFonts w:ascii="ＭＳ 明朝" w:hAnsi="ＭＳ 明朝" w:hint="eastAsia"/>
               </w:rPr>
-              <w:t xml:space="preserve"> – Associate</w:t>
-            </w:r>
-            <w:r>
-              <w:rPr>
-                <w:rFonts w:ascii="ＭＳ 明朝" w:hAnsi="ＭＳ 明朝" w:hint="eastAsia"/>
-              </w:rPr>
-              <w:t xml:space="preserve"> </w:t>
-            </w:r>
-            <w:r>
-              <w:rPr>
-                <w:rFonts w:ascii="ＭＳ 明朝" w:hAnsi="ＭＳ 明朝" w:hint="eastAsia"/>
-              </w:rPr>
               <w:t>取得</w:t>
             </w:r>
           </w:p>
@@ -3911,18 +3901,6 @@
                 <w:rFonts w:ascii="ＭＳ 明朝" w:hAnsi="ＭＳ 明朝" w:hint="eastAsia"/>
               </w:rPr>
               <w:t>AWS認定機械学習エンジニア – アソシエイト</w:t>
-            </w:r>
-            <w:r>
-              <w:rPr>
-                <w:rFonts w:ascii="ＭＳ 明朝" w:hAnsi="ＭＳ 明朝" w:hint="eastAsia"/>
-              </w:rPr>
-              <w:t xml:space="preserve"> – Associate</w:t>
-            </w:r>
-            <w:r>
-              <w:rPr>
-                <w:rFonts w:ascii="ＭＳ 明朝" w:hAnsi="ＭＳ 明朝" w:hint="eastAsia"/>
-              </w:rPr>
-              <w:t xml:space="preserve"> </w:t>
             </w:r>
             <w:r>
               <w:rPr>
@@ -4646,7 +4624,7 @@
               </w:rPr>
               <w:t xml:space="preserve"> </w:t>
             </w:r>
-            <w:hyperlink r:id="rId9" w:tgtFrame="_blank" w:history="1">
+            <w:hyperlink r:id="rId10" w:tgtFrame="_blank" w:history="1">
               <w:r>
                 <w:rPr>
                   <w:rStyle w:val="a4"/>
@@ -4698,7 +4676,7 @@
               </w:rPr>
               <w:t xml:space="preserve"> </w:t>
             </w:r>
-            <w:hyperlink r:id="rId10" w:anchor="/qrlogin?mobile=13211111111" w:tgtFrame="_blank" w:history="1">
+            <w:hyperlink r:id="rId11" w:anchor="/qrlogin?mobile=13211111111" w:tgtFrame="_blank" w:history="1">
               <w:r>
                 <w:rPr>
                   <w:rStyle w:val="a4"/>
@@ -4868,7 +4846,11 @@
               <w:t>希望年収：</w:t>
             </w:r>
             <w:r>
-              <w:t>460</w:t>
+              <w:rPr>
+                <w:rFonts w:eastAsia="DengXian" w:hint="eastAsia"/>
+                <w:lang w:eastAsia="zh-CN"/>
+              </w:rPr>
+              <w:t>500</w:t>
             </w:r>
             <w:r>
               <w:rPr>
@@ -4877,7 +4859,17 @@
               <w:t>万〜</w:t>
             </w:r>
             <w:r>
-              <w:t>500</w:t>
+              <w:t>5</w:t>
+            </w:r>
+            <w:r>
+              <w:rPr>
+                <w:rFonts w:eastAsia="DengXian" w:hint="eastAsia"/>
+                <w:lang w:eastAsia="zh-CN"/>
+              </w:rPr>
+              <w:t>2</w:t>
+            </w:r>
+            <w:r>
+              <w:t>0</w:t>
             </w:r>
             <w:r>
               <w:rPr>
@@ -4950,6 +4942,7 @@
             <w:r>
               <w:rPr>
                 <w:rFonts w:ascii="ＭＳ 明朝" w:eastAsia="SimSun" w:hAnsi="ＭＳ 明朝" w:cs="ＭＳ 明朝" w:hint="eastAsia"/>
+                <w:lang w:eastAsia="zh-CN"/>
               </w:rPr>
               <w:t>5</w:t>
             </w:r>
@@ -5003,9 +4996,16 @@
             </w:r>
             <w:r>
               <w:rPr>
+                <w:rFonts w:ascii="ＭＳ 明朝" w:eastAsia="DengXian" w:hAnsi="ＭＳ 明朝" w:cs="ＭＳ 明朝" w:hint="eastAsia"/>
+                <w:lang w:eastAsia="zh-CN"/>
+              </w:rPr>
+              <w:t>3</w:t>
+            </w:r>
+            <w:r>
+              <w:rPr>
                 <w:rFonts w:ascii="ＭＳ 明朝" w:hAnsi="ＭＳ 明朝" w:cs="ＭＳ 明朝" w:hint="eastAsia"/>
               </w:rPr>
-              <w:t>2年フロントエンド開発経験（</w:t>
+              <w:t>年フロントエンド開発経験（</w:t>
             </w:r>
             <w:r>
               <w:rPr>
@@ -5028,8 +5028,9 @@
             <w:r>
               <w:rPr>
                 <w:rFonts w:ascii="ＭＳ 明朝" w:eastAsia="SimSun" w:hAnsi="ＭＳ 明朝" w:cs="ＭＳ 明朝" w:hint="eastAsia"/>
-              </w:rPr>
-              <w:t>2</w:t>
+                <w:lang w:eastAsia="zh-CN"/>
+              </w:rPr>
+              <w:t>3</w:t>
             </w:r>
             <w:r>
               <w:rPr>
@@ -5072,7 +5073,7 @@
 </file>
 
 <file path=word/endnotes.xml><?xml version="1.0" encoding="utf-8"?>
-<w:endnotes xmlns:wpc="http://schemas.microsoft.com/office/word/2010/wordprocessingCanvas" xmlns:cx="http://schemas.microsoft.com/office/drawing/2014/chartex" xmlns:cx1="http://schemas.microsoft.com/office/drawing/2015/9/8/chartex" xmlns:cx2="http://schemas.microsoft.com/office/drawing/2015/10/21/chartex" xmlns:cx3="http://schemas.microsoft.com/office/drawing/2016/5/9/chartex" xmlns:cx4="http://schemas.microsoft.com/office/drawing/2016/5/10/chartex" xmlns:cx5="http://schemas.microsoft.com/office/drawing/2016/5/11/chartex" xmlns:cx6="http://schemas.microsoft.com/office/drawing/2016/5/12/chartex" xmlns:cx7="http://schemas.microsoft.com/office/drawing/2016/5/13/chartex" xmlns:cx8="http://schemas.microsoft.com/office/drawing/2016/5/14/chartex" xmlns:mc="http://schemas.openxmlformats.org/markup-compatibility/2006" xmlns:aink="http://schemas.microsoft.com/office/drawing/2016/ink" xmlns:am3d="http://schemas.microsoft.com/office/drawing/2017/model3d" xmlns:o="urn:schemas-microsoft-com:office:office" xmlns:oel="http://schemas.microsoft.com/office/2019/extlst" xmlns:r="http://schemas.openxmlformats.org/officeDocument/2006/relationships" xmlns:m="http://schemas.openxmlformats.org/officeDocument/2006/math" xmlns:v="urn:schemas-microsoft-com:vml" xmlns:wp14="http://schemas.microsoft.com/office/word/2010/wordprocessingDrawing" xmlns:wp="http://schemas.openxmlformats.org/drawingml/2006/wordprocessingDrawing" xmlns:w10="urn:schemas-microsoft-com:office:word" xmlns:w="http://schemas.openxmlformats.org/wordprocessingml/2006/main" xmlns:w14="http://schemas.microsoft.com/office/word/2010/wordml" xmlns:w15="http://schemas.microsoft.com/office/word/2012/wordml" xmlns:w16cex="http://schemas.microsoft.com/office/word/2018/wordml/cex" xmlns:w16cid="http://schemas.microsoft.com/office/word/2016/wordml/cid" xmlns:w16="http://schemas.microsoft.com/office/word/2018/wordml" xmlns:w16du="http://schemas.microsoft.com/office/word/2023/wordml/word16du" xmlns:w16sdtdh="http://schemas.microsoft.com/office/word/2020/wordml/sdtdatahash" xmlns:w16sdtfl="http://schemas.microsoft.com/office/word/2024/wordml/sdtformatlock" xmlns:w16se="http://schemas.microsoft.com/office/word/2015/wordml/symex" xmlns:wpg="http://schemas.microsoft.com/office/word/2010/wordprocessingGroup" xmlns:wpi="http://schemas.microsoft.com/office/word/2010/wordprocessingInk" xmlns:wne="http://schemas.microsoft.com/office/word/2006/wordml" xmlns:wps="http://schemas.microsoft.com/office/word/2010/wordprocessingShape" mc:Ignorable="w14 w15 w16se w16cid w16 w16cex w16sdtdh w16sdtfl w16du wp14">
+<w:endnotes xmlns:wpc="http://schemas.microsoft.com/office/word/2010/wordprocessingCanvas" xmlns:mc="http://schemas.openxmlformats.org/markup-compatibility/2006" xmlns:o="urn:schemas-microsoft-com:office:office" xmlns:r="http://schemas.openxmlformats.org/officeDocument/2006/relationships" xmlns:m="http://schemas.openxmlformats.org/officeDocument/2006/math" xmlns:v="urn:schemas-microsoft-com:vml" xmlns:wp14="http://schemas.microsoft.com/office/word/2010/wordprocessingDrawing" xmlns:wp="http://schemas.openxmlformats.org/drawingml/2006/wordprocessingDrawing" xmlns:w10="urn:schemas-microsoft-com:office:word" xmlns:w="http://schemas.openxmlformats.org/wordprocessingml/2006/main" xmlns:w14="http://schemas.microsoft.com/office/word/2010/wordml" xmlns:wpg="http://schemas.microsoft.com/office/word/2010/wordprocessingGroup" xmlns:wpi="http://schemas.microsoft.com/office/word/2010/wordprocessingInk" xmlns:wne="http://schemas.microsoft.com/office/word/2006/wordml" xmlns:wps="http://schemas.microsoft.com/office/word/2010/wordprocessingShape" mc:Ignorable="w14 wp14">
   <w:endnote w:type="separator" w:id="-1">
     <w:p>
       <w:r>
@@ -5091,7 +5092,7 @@
 </file>
 
 <file path=word/footnotes.xml><?xml version="1.0" encoding="utf-8"?>
-<w:footnotes xmlns:wpc="http://schemas.microsoft.com/office/word/2010/wordprocessingCanvas" xmlns:cx="http://schemas.microsoft.com/office/drawing/2014/chartex" xmlns:cx1="http://schemas.microsoft.com/office/drawing/2015/9/8/chartex" xmlns:cx2="http://schemas.microsoft.com/office/drawing/2015/10/21/chartex" xmlns:cx3="http://schemas.microsoft.com/office/drawing/2016/5/9/chartex" xmlns:cx4="http://schemas.microsoft.com/office/drawing/2016/5/10/chartex" xmlns:cx5="http://schemas.microsoft.com/office/drawing/2016/5/11/chartex" xmlns:cx6="http://schemas.microsoft.com/office/drawing/2016/5/12/chartex" xmlns:cx7="http://schemas.microsoft.com/office/drawing/2016/5/13/chartex" xmlns:cx8="http://schemas.microsoft.com/office/drawing/2016/5/14/chartex" xmlns:mc="http://schemas.openxmlformats.org/markup-compatibility/2006" xmlns:aink="http://schemas.microsoft.com/office/drawing/2016/ink" xmlns:am3d="http://schemas.microsoft.com/office/drawing/2017/model3d" xmlns:o="urn:schemas-microsoft-com:office:office" xmlns:oel="http://schemas.microsoft.com/office/2019/extlst" xmlns:r="http://schemas.openxmlformats.org/officeDocument/2006/relationships" xmlns:m="http://schemas.openxmlformats.org/officeDocument/2006/math" xmlns:v="urn:schemas-microsoft-com:vml" xmlns:wp14="http://schemas.microsoft.com/office/word/2010/wordprocessingDrawing" xmlns:wp="http://schemas.openxmlformats.org/drawingml/2006/wordprocessingDrawing" xmlns:w10="urn:schemas-microsoft-com:office:word" xmlns:w="http://schemas.openxmlformats.org/wordprocessingml/2006/main" xmlns:w14="http://schemas.microsoft.com/office/word/2010/wordml" xmlns:w15="http://schemas.microsoft.com/office/word/2012/wordml" xmlns:w16cex="http://schemas.microsoft.com/office/word/2018/wordml/cex" xmlns:w16cid="http://schemas.microsoft.com/office/word/2016/wordml/cid" xmlns:w16="http://schemas.microsoft.com/office/word/2018/wordml" xmlns:w16du="http://schemas.microsoft.com/office/word/2023/wordml/word16du" xmlns:w16sdtdh="http://schemas.microsoft.com/office/word/2020/wordml/sdtdatahash" xmlns:w16sdtfl="http://schemas.microsoft.com/office/word/2024/wordml/sdtformatlock" xmlns:w16se="http://schemas.microsoft.com/office/word/2015/wordml/symex" xmlns:wpg="http://schemas.microsoft.com/office/word/2010/wordprocessingGroup" xmlns:wpi="http://schemas.microsoft.com/office/word/2010/wordprocessingInk" xmlns:wne="http://schemas.microsoft.com/office/word/2006/wordml" xmlns:wps="http://schemas.microsoft.com/office/word/2010/wordprocessingShape" mc:Ignorable="w14 w15 w16se w16cid w16 w16cex w16sdtdh w16sdtfl w16du wp14">
+<w:footnotes xmlns:wpc="http://schemas.microsoft.com/office/word/2010/wordprocessingCanvas" xmlns:mc="http://schemas.openxmlformats.org/markup-compatibility/2006" xmlns:o="urn:schemas-microsoft-com:office:office" xmlns:r="http://schemas.openxmlformats.org/officeDocument/2006/relationships" xmlns:m="http://schemas.openxmlformats.org/officeDocument/2006/math" xmlns:v="urn:schemas-microsoft-com:vml" xmlns:wp14="http://schemas.microsoft.com/office/word/2010/wordprocessingDrawing" xmlns:wp="http://schemas.openxmlformats.org/drawingml/2006/wordprocessingDrawing" xmlns:w10="urn:schemas-microsoft-com:office:word" xmlns:w="http://schemas.openxmlformats.org/wordprocessingml/2006/main" xmlns:w14="http://schemas.microsoft.com/office/word/2010/wordml" xmlns:wpg="http://schemas.microsoft.com/office/word/2010/wordprocessingGroup" xmlns:wpi="http://schemas.microsoft.com/office/word/2010/wordprocessingInk" xmlns:wne="http://schemas.microsoft.com/office/word/2006/wordml" xmlns:wps="http://schemas.microsoft.com/office/word/2010/wordprocessingShape" mc:Ignorable="w14 wp14">
   <w:footnote w:type="separator" w:id="-1">
     <w:p>
       <w:r>
@@ -5110,8 +5111,8 @@
 </file>
 
 <file path=word/numbering.xml><?xml version="1.0" encoding="utf-8"?>
-<w:numbering xmlns:wpc="http://schemas.microsoft.com/office/word/2010/wordprocessingCanvas" xmlns:cx="http://schemas.microsoft.com/office/drawing/2014/chartex" xmlns:cx1="http://schemas.microsoft.com/office/drawing/2015/9/8/chartex" xmlns:cx2="http://schemas.microsoft.com/office/drawing/2015/10/21/chartex" xmlns:cx3="http://schemas.microsoft.com/office/drawing/2016/5/9/chartex" xmlns:cx4="http://schemas.microsoft.com/office/drawing/2016/5/10/chartex" xmlns:cx5="http://schemas.microsoft.com/office/drawing/2016/5/11/chartex" xmlns:cx6="http://schemas.microsoft.com/office/drawing/2016/5/12/chartex" xmlns:cx7="http://schemas.microsoft.com/office/drawing/2016/5/13/chartex" xmlns:cx8="http://schemas.microsoft.com/office/drawing/2016/5/14/chartex" xmlns:mc="http://schemas.openxmlformats.org/markup-compatibility/2006" xmlns:aink="http://schemas.microsoft.com/office/drawing/2016/ink" xmlns:am3d="http://schemas.microsoft.com/office/drawing/2017/model3d" xmlns:o="urn:schemas-microsoft-com:office:office" xmlns:oel="http://schemas.microsoft.com/office/2019/extlst" xmlns:r="http://schemas.openxmlformats.org/officeDocument/2006/relationships" xmlns:m="http://schemas.openxmlformats.org/officeDocument/2006/math" xmlns:v="urn:schemas-microsoft-com:vml" xmlns:wp14="http://schemas.microsoft.com/office/word/2010/wordprocessingDrawing" xmlns:wp="http://schemas.openxmlformats.org/drawingml/2006/wordprocessingDrawing" xmlns:w10="urn:schemas-microsoft-com:office:word" xmlns:w="http://schemas.openxmlformats.org/wordprocessingml/2006/main" xmlns:w14="http://schemas.microsoft.com/office/word/2010/wordml" xmlns:w15="http://schemas.microsoft.com/office/word/2012/wordml" xmlns:w16cex="http://schemas.microsoft.com/office/word/2018/wordml/cex" xmlns:w16cid="http://schemas.microsoft.com/office/word/2016/wordml/cid" xmlns:w16="http://schemas.microsoft.com/office/word/2018/wordml" xmlns:w16du="http://schemas.microsoft.com/office/word/2023/wordml/word16du" xmlns:w16sdtdh="http://schemas.microsoft.com/office/word/2020/wordml/sdtdatahash" xmlns:w16sdtfl="http://schemas.microsoft.com/office/word/2024/wordml/sdtformatlock" xmlns:w16se="http://schemas.microsoft.com/office/word/2015/wordml/symex" xmlns:wpg="http://schemas.microsoft.com/office/word/2010/wordprocessingGroup" xmlns:wpi="http://schemas.microsoft.com/office/word/2010/wordprocessingInk" xmlns:wne="http://schemas.microsoft.com/office/word/2006/wordml" xmlns:wps="http://schemas.microsoft.com/office/word/2010/wordprocessingShape" mc:Ignorable="w14 w15 w16se w16cid w16 w16cex w16sdtdh w16sdtfl w16du wp14">
-  <w:abstractNum w:abstractNumId="0" w15:restartNumberingAfterBreak="0">
+<w:numbering xmlns:wpc="http://schemas.microsoft.com/office/word/2010/wordprocessingCanvas" xmlns:mc="http://schemas.openxmlformats.org/markup-compatibility/2006" xmlns:o="urn:schemas-microsoft-com:office:office" xmlns:r="http://schemas.openxmlformats.org/officeDocument/2006/relationships" xmlns:m="http://schemas.openxmlformats.org/officeDocument/2006/math" xmlns:v="urn:schemas-microsoft-com:vml" xmlns:wp14="http://schemas.microsoft.com/office/word/2010/wordprocessingDrawing" xmlns:wp="http://schemas.openxmlformats.org/drawingml/2006/wordprocessingDrawing" xmlns:w10="urn:schemas-microsoft-com:office:word" xmlns:w="http://schemas.openxmlformats.org/wordprocessingml/2006/main" xmlns:w14="http://schemas.microsoft.com/office/word/2010/wordml" xmlns:wpg="http://schemas.microsoft.com/office/word/2010/wordprocessingGroup" xmlns:wpi="http://schemas.microsoft.com/office/word/2010/wordprocessingInk" xmlns:wne="http://schemas.microsoft.com/office/word/2006/wordml" xmlns:wps="http://schemas.microsoft.com/office/word/2010/wordprocessingShape" mc:Ignorable="w14 wp14">
+  <w:abstractNum w:abstractNumId="0">
     <w:nsid w:val="01EF4D1B"/>
     <w:multiLevelType w:val="multilevel"/>
     <w:tmpl w:val="955A11D4"/>
@@ -5260,7 +5261,7 @@
       </w:rPr>
     </w:lvl>
   </w:abstractNum>
-  <w:abstractNum w:abstractNumId="1" w15:restartNumberingAfterBreak="0">
+  <w:abstractNum w:abstractNumId="1">
     <w:nsid w:val="0FA275BF"/>
     <w:multiLevelType w:val="singleLevel"/>
     <w:tmpl w:val="EA3A3D82"/>
@@ -5280,7 +5281,7 @@
       </w:rPr>
     </w:lvl>
   </w:abstractNum>
-  <w:abstractNum w:abstractNumId="2" w15:restartNumberingAfterBreak="0">
+  <w:abstractNum w:abstractNumId="2">
     <w:nsid w:val="12365A25"/>
     <w:multiLevelType w:val="singleLevel"/>
     <w:tmpl w:val="01463C56"/>
@@ -5299,7 +5300,7 @@
       </w:rPr>
     </w:lvl>
   </w:abstractNum>
-  <w:abstractNum w:abstractNumId="3" w15:restartNumberingAfterBreak="0">
+  <w:abstractNum w:abstractNumId="3">
     <w:nsid w:val="1C00645D"/>
     <w:multiLevelType w:val="hybridMultilevel"/>
     <w:tmpl w:val="265CDEF2"/>
@@ -5412,7 +5413,7 @@
       </w:rPr>
     </w:lvl>
   </w:abstractNum>
-  <w:abstractNum w:abstractNumId="4" w15:restartNumberingAfterBreak="0">
+  <w:abstractNum w:abstractNumId="4">
     <w:nsid w:val="3E2A19E6"/>
     <w:multiLevelType w:val="hybridMultilevel"/>
     <w:tmpl w:val="42C02FF4"/>
@@ -5527,26 +5528,26 @@
       </w:rPr>
     </w:lvl>
   </w:abstractNum>
-  <w:num w:numId="1" w16cid:durableId="944461318">
+  <w:num w:numId="1">
     <w:abstractNumId w:val="2"/>
   </w:num>
-  <w:num w:numId="2" w16cid:durableId="1282540081">
+  <w:num w:numId="2">
     <w:abstractNumId w:val="1"/>
   </w:num>
-  <w:num w:numId="3" w16cid:durableId="1887450963">
+  <w:num w:numId="3">
     <w:abstractNumId w:val="3"/>
   </w:num>
-  <w:num w:numId="4" w16cid:durableId="17774707">
+  <w:num w:numId="4">
     <w:abstractNumId w:val="4"/>
   </w:num>
-  <w:num w:numId="5" w16cid:durableId="405879222">
+  <w:num w:numId="5">
     <w:abstractNumId w:val="0"/>
   </w:num>
 </w:numbering>
 </file>
 
 <file path=word/styles.xml><?xml version="1.0" encoding="utf-8"?>
-<w:styles xmlns:mc="http://schemas.openxmlformats.org/markup-compatibility/2006" xmlns:r="http://schemas.openxmlformats.org/officeDocument/2006/relationships" xmlns:w="http://schemas.openxmlformats.org/wordprocessingml/2006/main" xmlns:w14="http://schemas.microsoft.com/office/word/2010/wordml" xmlns:w15="http://schemas.microsoft.com/office/word/2012/wordml" xmlns:w16cex="http://schemas.microsoft.com/office/word/2018/wordml/cex" xmlns:w16cid="http://schemas.microsoft.com/office/word/2016/wordml/cid" xmlns:w16="http://schemas.microsoft.com/office/word/2018/wordml" xmlns:w16du="http://schemas.microsoft.com/office/word/2023/wordml/word16du" xmlns:w16sdtdh="http://schemas.microsoft.com/office/word/2020/wordml/sdtdatahash" xmlns:w16sdtfl="http://schemas.microsoft.com/office/word/2024/wordml/sdtformatlock" xmlns:w16se="http://schemas.microsoft.com/office/word/2015/wordml/symex" mc:Ignorable="w14 w15 w16se w16cid w16 w16cex w16sdtdh w16sdtfl w16du">
+<w:styles xmlns:mc="http://schemas.openxmlformats.org/markup-compatibility/2006" xmlns:r="http://schemas.openxmlformats.org/officeDocument/2006/relationships" xmlns:w="http://schemas.openxmlformats.org/wordprocessingml/2006/main" xmlns:w14="http://schemas.microsoft.com/office/word/2010/wordml" mc:Ignorable="w14">
   <w:docDefaults>
     <w:rPrDefault>
       <w:rPr>
@@ -5556,383 +5557,145 @@
     </w:rPrDefault>
     <w:pPrDefault/>
   </w:docDefaults>
-  <w:latentStyles w:defLockedState="0" w:defUIPriority="99" w:defSemiHidden="0" w:defUnhideWhenUsed="0" w:defQFormat="0" w:count="376">
-    <w:lsdException w:name="Normal" w:uiPriority="0" w:qFormat="1"/>
-    <w:lsdException w:name="heading 1" w:uiPriority="9" w:qFormat="1"/>
-    <w:lsdException w:name="heading 2" w:semiHidden="1" w:uiPriority="9" w:unhideWhenUsed="1" w:qFormat="1"/>
-    <w:lsdException w:name="heading 3" w:semiHidden="1" w:uiPriority="9" w:unhideWhenUsed="1" w:qFormat="1"/>
-    <w:lsdException w:name="heading 4" w:semiHidden="1" w:uiPriority="9" w:unhideWhenUsed="1" w:qFormat="1"/>
-    <w:lsdException w:name="heading 5" w:semiHidden="1" w:uiPriority="9" w:unhideWhenUsed="1" w:qFormat="1"/>
-    <w:lsdException w:name="heading 6" w:semiHidden="1" w:uiPriority="9" w:unhideWhenUsed="1" w:qFormat="1"/>
-    <w:lsdException w:name="heading 7" w:semiHidden="1" w:uiPriority="9" w:unhideWhenUsed="1" w:qFormat="1"/>
-    <w:lsdException w:name="heading 8" w:semiHidden="1" w:uiPriority="9" w:unhideWhenUsed="1" w:qFormat="1"/>
-    <w:lsdException w:name="heading 9" w:semiHidden="1" w:uiPriority="9" w:unhideWhenUsed="1" w:qFormat="1"/>
-    <w:lsdException w:name="index 1" w:semiHidden="1" w:unhideWhenUsed="1"/>
-    <w:lsdException w:name="index 2" w:semiHidden="1" w:unhideWhenUsed="1"/>
-    <w:lsdException w:name="index 3" w:semiHidden="1" w:unhideWhenUsed="1"/>
-    <w:lsdException w:name="index 4" w:semiHidden="1" w:unhideWhenUsed="1"/>
-    <w:lsdException w:name="index 5" w:semiHidden="1" w:unhideWhenUsed="1"/>
-    <w:lsdException w:name="index 6" w:semiHidden="1" w:unhideWhenUsed="1"/>
-    <w:lsdException w:name="index 7" w:semiHidden="1" w:unhideWhenUsed="1"/>
-    <w:lsdException w:name="index 8" w:semiHidden="1" w:unhideWhenUsed="1"/>
-    <w:lsdException w:name="index 9" w:semiHidden="1" w:unhideWhenUsed="1"/>
-    <w:lsdException w:name="toc 1" w:semiHidden="1" w:uiPriority="39" w:unhideWhenUsed="1"/>
-    <w:lsdException w:name="toc 2" w:semiHidden="1" w:uiPriority="39" w:unhideWhenUsed="1"/>
-    <w:lsdException w:name="toc 3" w:semiHidden="1" w:uiPriority="39" w:unhideWhenUsed="1"/>
-    <w:lsdException w:name="toc 4" w:semiHidden="1" w:uiPriority="39" w:unhideWhenUsed="1"/>
-    <w:lsdException w:name="toc 5" w:semiHidden="1" w:uiPriority="39" w:unhideWhenUsed="1"/>
-    <w:lsdException w:name="toc 6" w:semiHidden="1" w:uiPriority="39" w:unhideWhenUsed="1"/>
-    <w:lsdException w:name="toc 7" w:semiHidden="1" w:uiPriority="39" w:unhideWhenUsed="1"/>
-    <w:lsdException w:name="toc 8" w:semiHidden="1" w:uiPriority="39" w:unhideWhenUsed="1"/>
-    <w:lsdException w:name="toc 9" w:semiHidden="1" w:uiPriority="39" w:unhideWhenUsed="1"/>
-    <w:lsdException w:name="Normal Indent" w:semiHidden="1" w:unhideWhenUsed="1"/>
-    <w:lsdException w:name="footnote text" w:semiHidden="1" w:unhideWhenUsed="1"/>
-    <w:lsdException w:name="annotation text" w:semiHidden="1" w:unhideWhenUsed="1"/>
-    <w:lsdException w:name="header" w:semiHidden="1" w:uiPriority="0" w:unhideWhenUsed="1"/>
-    <w:lsdException w:name="footer" w:semiHidden="1" w:unhideWhenUsed="1"/>
-    <w:lsdException w:name="index heading" w:semiHidden="1" w:unhideWhenUsed="1"/>
-    <w:lsdException w:name="caption" w:semiHidden="1" w:uiPriority="35" w:unhideWhenUsed="1" w:qFormat="1"/>
-    <w:lsdException w:name="table of figures" w:semiHidden="1" w:unhideWhenUsed="1"/>
-    <w:lsdException w:name="envelope address" w:semiHidden="1" w:unhideWhenUsed="1"/>
-    <w:lsdException w:name="envelope return" w:semiHidden="1" w:unhideWhenUsed="1"/>
-    <w:lsdException w:name="footnote reference" w:semiHidden="1" w:unhideWhenUsed="1"/>
-    <w:lsdException w:name="annotation reference" w:semiHidden="1" w:unhideWhenUsed="1"/>
-    <w:lsdException w:name="line number" w:semiHidden="1" w:unhideWhenUsed="1"/>
-    <w:lsdException w:name="page number" w:semiHidden="1" w:unhideWhenUsed="1"/>
-    <w:lsdException w:name="endnote reference" w:semiHidden="1" w:unhideWhenUsed="1"/>
-    <w:lsdException w:name="endnote text" w:semiHidden="1" w:unhideWhenUsed="1"/>
-    <w:lsdException w:name="table of authorities" w:semiHidden="1" w:unhideWhenUsed="1"/>
-    <w:lsdException w:name="macro" w:semiHidden="1" w:unhideWhenUsed="1"/>
-    <w:lsdException w:name="toa heading" w:semiHidden="1" w:unhideWhenUsed="1"/>
-    <w:lsdException w:name="List" w:semiHidden="1" w:unhideWhenUsed="1"/>
-    <w:lsdException w:name="List Bullet" w:semiHidden="1" w:unhideWhenUsed="1"/>
-    <w:lsdException w:name="List Number" w:semiHidden="1" w:unhideWhenUsed="1"/>
-    <w:lsdException w:name="List 2" w:semiHidden="1" w:unhideWhenUsed="1"/>
-    <w:lsdException w:name="List 3" w:semiHidden="1" w:unhideWhenUsed="1"/>
-    <w:lsdException w:name="List 4" w:semiHidden="1" w:unhideWhenUsed="1"/>
-    <w:lsdException w:name="List 5" w:semiHidden="1" w:unhideWhenUsed="1"/>
-    <w:lsdException w:name="List Bullet 2" w:semiHidden="1" w:unhideWhenUsed="1"/>
-    <w:lsdException w:name="List Bullet 3" w:semiHidden="1" w:unhideWhenUsed="1"/>
-    <w:lsdException w:name="List Bullet 4" w:semiHidden="1" w:unhideWhenUsed="1"/>
-    <w:lsdException w:name="List Bullet 5" w:semiHidden="1" w:unhideWhenUsed="1"/>
-    <w:lsdException w:name="List Number 2" w:semiHidden="1" w:unhideWhenUsed="1"/>
-    <w:lsdException w:name="List Number 3" w:semiHidden="1" w:unhideWhenUsed="1"/>
-    <w:lsdException w:name="List Number 4" w:semiHidden="1" w:unhideWhenUsed="1"/>
-    <w:lsdException w:name="List Number 5" w:semiHidden="1" w:unhideWhenUsed="1"/>
-    <w:lsdException w:name="Title" w:uiPriority="10" w:qFormat="1"/>
-    <w:lsdException w:name="Closing" w:semiHidden="1" w:unhideWhenUsed="1"/>
-    <w:lsdException w:name="Signature" w:semiHidden="1" w:unhideWhenUsed="1"/>
-    <w:lsdException w:name="Default Paragraph Font" w:semiHidden="1" w:uiPriority="1" w:unhideWhenUsed="1"/>
-    <w:lsdException w:name="Body Text" w:semiHidden="1" w:unhideWhenUsed="1"/>
-    <w:lsdException w:name="Body Text Indent" w:semiHidden="1" w:unhideWhenUsed="1"/>
-    <w:lsdException w:name="List Continue" w:semiHidden="1" w:unhideWhenUsed="1"/>
-    <w:lsdException w:name="List Continue 2" w:semiHidden="1" w:unhideWhenUsed="1"/>
-    <w:lsdException w:name="List Continue 3" w:semiHidden="1" w:unhideWhenUsed="1"/>
-    <w:lsdException w:name="List Continue 4" w:semiHidden="1" w:unhideWhenUsed="1"/>
-    <w:lsdException w:name="List Continue 5" w:semiHidden="1" w:unhideWhenUsed="1"/>
-    <w:lsdException w:name="Message Header" w:semiHidden="1" w:unhideWhenUsed="1"/>
-    <w:lsdException w:name="Subtitle" w:uiPriority="11" w:qFormat="1"/>
-    <w:lsdException w:name="Salutation" w:semiHidden="1" w:unhideWhenUsed="1"/>
-    <w:lsdException w:name="Date" w:semiHidden="1" w:unhideWhenUsed="1"/>
-    <w:lsdException w:name="Body Text First Indent" w:semiHidden="1" w:unhideWhenUsed="1"/>
-    <w:lsdException w:name="Body Text First Indent 2" w:semiHidden="1" w:unhideWhenUsed="1"/>
-    <w:lsdException w:name="Note Heading" w:semiHidden="1" w:unhideWhenUsed="1"/>
-    <w:lsdException w:name="Body Text 2" w:semiHidden="1" w:unhideWhenUsed="1"/>
-    <w:lsdException w:name="Body Text 3" w:semiHidden="1" w:unhideWhenUsed="1"/>
-    <w:lsdException w:name="Body Text Indent 2" w:semiHidden="1" w:unhideWhenUsed="1"/>
-    <w:lsdException w:name="Body Text Indent 3" w:semiHidden="1" w:unhideWhenUsed="1"/>
-    <w:lsdException w:name="Block Text" w:semiHidden="1" w:unhideWhenUsed="1"/>
-    <w:lsdException w:name="Hyperlink" w:semiHidden="1" w:unhideWhenUsed="1"/>
-    <w:lsdException w:name="FollowedHyperlink" w:semiHidden="1" w:unhideWhenUsed="1"/>
-    <w:lsdException w:name="Strong" w:uiPriority="22" w:qFormat="1"/>
-    <w:lsdException w:name="Emphasis" w:uiPriority="20" w:qFormat="1"/>
-    <w:lsdException w:name="Document Map" w:semiHidden="1" w:unhideWhenUsed="1"/>
-    <w:lsdException w:name="Plain Text" w:semiHidden="1" w:unhideWhenUsed="1"/>
-    <w:lsdException w:name="E-mail Signature" w:semiHidden="1" w:unhideWhenUsed="1"/>
-    <w:lsdException w:name="HTML Top of Form" w:semiHidden="1" w:unhideWhenUsed="1"/>
-    <w:lsdException w:name="HTML Bottom of Form" w:semiHidden="1" w:unhideWhenUsed="1"/>
-    <w:lsdException w:name="Normal (Web)" w:semiHidden="1" w:unhideWhenUsed="1"/>
-    <w:lsdException w:name="HTML Acronym" w:semiHidden="1" w:unhideWhenUsed="1"/>
-    <w:lsdException w:name="HTML Address" w:semiHidden="1" w:unhideWhenUsed="1"/>
-    <w:lsdException w:name="HTML Cite" w:semiHidden="1" w:unhideWhenUsed="1"/>
-    <w:lsdException w:name="HTML Code" w:semiHidden="1" w:unhideWhenUsed="1"/>
-    <w:lsdException w:name="HTML Definition" w:semiHidden="1" w:unhideWhenUsed="1"/>
-    <w:lsdException w:name="HTML Keyboard" w:semiHidden="1" w:unhideWhenUsed="1"/>
-    <w:lsdException w:name="HTML Preformatted" w:semiHidden="1" w:unhideWhenUsed="1"/>
-    <w:lsdException w:name="HTML Sample" w:semiHidden="1" w:unhideWhenUsed="1"/>
-    <w:lsdException w:name="HTML Typewriter" w:semiHidden="1" w:unhideWhenUsed="1"/>
-    <w:lsdException w:name="HTML Variable" w:semiHidden="1" w:unhideWhenUsed="1"/>
-    <w:lsdException w:name="Normal Table" w:semiHidden="1" w:unhideWhenUsed="1"/>
-    <w:lsdException w:name="annotation subject" w:semiHidden="1" w:unhideWhenUsed="1"/>
-    <w:lsdException w:name="No List" w:semiHidden="1" w:unhideWhenUsed="1"/>
-    <w:lsdException w:name="Outline List 1" w:semiHidden="1" w:unhideWhenUsed="1"/>
-    <w:lsdException w:name="Outline List 2" w:semiHidden="1" w:unhideWhenUsed="1"/>
-    <w:lsdException w:name="Outline List 3" w:semiHidden="1" w:unhideWhenUsed="1"/>
-    <w:lsdException w:name="Table Simple 1" w:semiHidden="1" w:unhideWhenUsed="1"/>
-    <w:lsdException w:name="Table Simple 2" w:semiHidden="1" w:unhideWhenUsed="1"/>
-    <w:lsdException w:name="Table Simple 3" w:semiHidden="1" w:unhideWhenUsed="1"/>
-    <w:lsdException w:name="Table Classic 1" w:semiHidden="1" w:unhideWhenUsed="1"/>
-    <w:lsdException w:name="Table Classic 2" w:semiHidden="1" w:unhideWhenUsed="1"/>
-    <w:lsdException w:name="Table Classic 3" w:semiHidden="1" w:unhideWhenUsed="1"/>
-    <w:lsdException w:name="Table Classic 4" w:semiHidden="1" w:unhideWhenUsed="1"/>
-    <w:lsdException w:name="Table Colorful 1" w:semiHidden="1" w:unhideWhenUsed="1"/>
-    <w:lsdException w:name="Table Colorful 2" w:semiHidden="1" w:unhideWhenUsed="1"/>
-    <w:lsdException w:name="Table Colorful 3" w:semiHidden="1" w:unhideWhenUsed="1"/>
-    <w:lsdException w:name="Table Columns 1" w:semiHidden="1" w:unhideWhenUsed="1"/>
-    <w:lsdException w:name="Table Columns 2" w:semiHidden="1" w:unhideWhenUsed="1"/>
-    <w:lsdException w:name="Table Columns 3" w:semiHidden="1" w:unhideWhenUsed="1"/>
-    <w:lsdException w:name="Table Columns 4" w:semiHidden="1" w:unhideWhenUsed="1"/>
-    <w:lsdException w:name="Table Columns 5" w:semiHidden="1" w:unhideWhenUsed="1"/>
-    <w:lsdException w:name="Table Grid 1" w:semiHidden="1" w:unhideWhenUsed="1"/>
-    <w:lsdException w:name="Table Grid 2" w:semiHidden="1" w:unhideWhenUsed="1"/>
-    <w:lsdException w:name="Table Grid 3" w:semiHidden="1" w:unhideWhenUsed="1"/>
-    <w:lsdException w:name="Table Grid 4" w:semiHidden="1" w:unhideWhenUsed="1"/>
-    <w:lsdException w:name="Table Grid 5" w:semiHidden="1" w:unhideWhenUsed="1"/>
-    <w:lsdException w:name="Table Grid 6" w:semiHidden="1" w:unhideWhenUsed="1"/>
-    <w:lsdException w:name="Table Grid 7" w:semiHidden="1" w:unhideWhenUsed="1"/>
-    <w:lsdException w:name="Table Grid 8" w:semiHidden="1" w:unhideWhenUsed="1"/>
-    <w:lsdException w:name="Table List 1" w:semiHidden="1" w:unhideWhenUsed="1"/>
-    <w:lsdException w:name="Table List 2" w:semiHidden="1" w:unhideWhenUsed="1"/>
-    <w:lsdException w:name="Table List 3" w:semiHidden="1" w:unhideWhenUsed="1"/>
-    <w:lsdException w:name="Table List 4" w:semiHidden="1" w:unhideWhenUsed="1"/>
-    <w:lsdException w:name="Table List 5" w:semiHidden="1" w:unhideWhenUsed="1"/>
-    <w:lsdException w:name="Table List 6" w:semiHidden="1" w:unhideWhenUsed="1"/>
-    <w:lsdException w:name="Table List 7" w:semiHidden="1" w:unhideWhenUsed="1"/>
-    <w:lsdException w:name="Table List 8" w:semiHidden="1" w:unhideWhenUsed="1"/>
-    <w:lsdException w:name="Table 3D effects 1" w:semiHidden="1" w:unhideWhenUsed="1"/>
-    <w:lsdException w:name="Table 3D effects 2" w:semiHidden="1" w:unhideWhenUsed="1"/>
-    <w:lsdException w:name="Table 3D effects 3" w:semiHidden="1" w:unhideWhenUsed="1"/>
-    <w:lsdException w:name="Table Contemporary" w:semiHidden="1" w:unhideWhenUsed="1"/>
-    <w:lsdException w:name="Table Elegant" w:semiHidden="1" w:unhideWhenUsed="1"/>
-    <w:lsdException w:name="Table Professional" w:semiHidden="1" w:unhideWhenUsed="1"/>
-    <w:lsdException w:name="Table Subtle 1" w:semiHidden="1" w:unhideWhenUsed="1"/>
-    <w:lsdException w:name="Table Subtle 2" w:semiHidden="1" w:unhideWhenUsed="1"/>
-    <w:lsdException w:name="Table Web 1" w:semiHidden="1" w:unhideWhenUsed="1"/>
-    <w:lsdException w:name="Table Web 2" w:semiHidden="1" w:unhideWhenUsed="1"/>
-    <w:lsdException w:name="Table Web 3" w:semiHidden="1" w:unhideWhenUsed="1"/>
-    <w:lsdException w:name="Balloon Text" w:semiHidden="1" w:unhideWhenUsed="1"/>
-    <w:lsdException w:name="Table Grid" w:uiPriority="59"/>
-    <w:lsdException w:name="Table Theme" w:semiHidden="1" w:unhideWhenUsed="1"/>
-    <w:lsdException w:name="Placeholder Text" w:semiHidden="1"/>
-    <w:lsdException w:name="No Spacing" w:uiPriority="1" w:qFormat="1"/>
-    <w:lsdException w:name="Light Shading" w:uiPriority="60"/>
-    <w:lsdException w:name="Light List" w:uiPriority="61"/>
-    <w:lsdException w:name="Light Grid" w:uiPriority="62"/>
-    <w:lsdException w:name="Medium Shading 1" w:uiPriority="63"/>
-    <w:lsdException w:name="Medium Shading 2" w:uiPriority="64"/>
-    <w:lsdException w:name="Medium List 1" w:uiPriority="65"/>
-    <w:lsdException w:name="Medium List 2" w:uiPriority="66"/>
-    <w:lsdException w:name="Medium Grid 1" w:uiPriority="67"/>
-    <w:lsdException w:name="Medium Grid 2" w:uiPriority="68"/>
-    <w:lsdException w:name="Medium Grid 3" w:uiPriority="69"/>
-    <w:lsdException w:name="Dark List" w:uiPriority="70"/>
-    <w:lsdException w:name="Colorful Shading" w:uiPriority="71"/>
-    <w:lsdException w:name="Colorful List" w:uiPriority="72"/>
-    <w:lsdException w:name="Colorful Grid" w:uiPriority="73"/>
-    <w:lsdException w:name="Light Shading Accent 1" w:uiPriority="60"/>
-    <w:lsdException w:name="Light List Accent 1" w:uiPriority="61"/>
-    <w:lsdException w:name="Light Grid Accent 1" w:uiPriority="62"/>
-    <w:lsdException w:name="Medium Shading 1 Accent 1" w:uiPriority="63"/>
-    <w:lsdException w:name="Medium Shading 2 Accent 1" w:uiPriority="64"/>
-    <w:lsdException w:name="Medium List 1 Accent 1" w:uiPriority="65"/>
-    <w:lsdException w:name="Revision" w:semiHidden="1"/>
-    <w:lsdException w:name="List Paragraph" w:uiPriority="34" w:qFormat="1"/>
-    <w:lsdException w:name="Quote" w:uiPriority="29" w:qFormat="1"/>
-    <w:lsdException w:name="Intense Quote" w:uiPriority="30" w:qFormat="1"/>
-    <w:lsdException w:name="Medium List 2 Accent 1" w:uiPriority="66"/>
-    <w:lsdException w:name="Medium Grid 1 Accent 1" w:uiPriority="67"/>
-    <w:lsdException w:name="Medium Grid 2 Accent 1" w:uiPriority="68"/>
-    <w:lsdException w:name="Medium Grid 3 Accent 1" w:uiPriority="69"/>
-    <w:lsdException w:name="Dark List Accent 1" w:uiPriority="70"/>
-    <w:lsdException w:name="Colorful Shading Accent 1" w:uiPriority="71"/>
-    <w:lsdException w:name="Colorful List Accent 1" w:uiPriority="72"/>
-    <w:lsdException w:name="Colorful Grid Accent 1" w:uiPriority="73"/>
-    <w:lsdException w:name="Light Shading Accent 2" w:uiPriority="60"/>
-    <w:lsdException w:name="Light List Accent 2" w:uiPriority="61"/>
-    <w:lsdException w:name="Light Grid Accent 2" w:uiPriority="62"/>
-    <w:lsdException w:name="Medium Shading 1 Accent 2" w:uiPriority="63"/>
-    <w:lsdException w:name="Medium Shading 2 Accent 2" w:uiPriority="64"/>
-    <w:lsdException w:name="Medium List 1 Accent 2" w:uiPriority="65"/>
-    <w:lsdException w:name="Medium List 2 Accent 2" w:uiPriority="66"/>
-    <w:lsdException w:name="Medium Grid 1 Accent 2" w:uiPriority="67"/>
-    <w:lsdException w:name="Medium Grid 2 Accent 2" w:uiPriority="68"/>
-    <w:lsdException w:name="Medium Grid 3 Accent 2" w:uiPriority="69"/>
-    <w:lsdException w:name="Dark List Accent 2" w:uiPriority="70"/>
-    <w:lsdException w:name="Colorful Shading Accent 2" w:uiPriority="71"/>
-    <w:lsdException w:name="Colorful List Accent 2" w:uiPriority="72"/>
-    <w:lsdException w:name="Colorful Grid Accent 2" w:uiPriority="73"/>
-    <w:lsdException w:name="Light Shading Accent 3" w:uiPriority="60"/>
-    <w:lsdException w:name="Light List Accent 3" w:uiPriority="61"/>
-    <w:lsdException w:name="Light Grid Accent 3" w:uiPriority="62"/>
-    <w:lsdException w:name="Medium Shading 1 Accent 3" w:uiPriority="63"/>
-    <w:lsdException w:name="Medium Shading 2 Accent 3" w:uiPriority="64"/>
-    <w:lsdException w:name="Medium List 1 Accent 3" w:uiPriority="65"/>
-    <w:lsdException w:name="Medium List 2 Accent 3" w:uiPriority="66"/>
-    <w:lsdException w:name="Medium Grid 1 Accent 3" w:uiPriority="67"/>
-    <w:lsdException w:name="Medium Grid 2 Accent 3" w:uiPriority="68"/>
-    <w:lsdException w:name="Medium Grid 3 Accent 3" w:uiPriority="69"/>
-    <w:lsdException w:name="Dark List Accent 3" w:uiPriority="70"/>
-    <w:lsdException w:name="Colorful Shading Accent 3" w:uiPriority="71"/>
-    <w:lsdException w:name="Colorful List Accent 3" w:uiPriority="72"/>
-    <w:lsdException w:name="Colorful Grid Accent 3" w:uiPriority="73"/>
-    <w:lsdException w:name="Light Shading Accent 4" w:uiPriority="60"/>
-    <w:lsdException w:name="Light List Accent 4" w:uiPriority="61"/>
-    <w:lsdException w:name="Light Grid Accent 4" w:uiPriority="62"/>
-    <w:lsdException w:name="Medium Shading 1 Accent 4" w:uiPriority="63"/>
-    <w:lsdException w:name="Medium Shading 2 Accent 4" w:uiPriority="64"/>
-    <w:lsdException w:name="Medium List 1 Accent 4" w:uiPriority="65"/>
-    <w:lsdException w:name="Medium List 2 Accent 4" w:uiPriority="66"/>
-    <w:lsdException w:name="Medium Grid 1 Accent 4" w:uiPriority="67"/>
-    <w:lsdException w:name="Medium Grid 2 Accent 4" w:uiPriority="68"/>
-    <w:lsdException w:name="Medium Grid 3 Accent 4" w:uiPriority="69"/>
-    <w:lsdException w:name="Dark List Accent 4" w:uiPriority="70"/>
-    <w:lsdException w:name="Colorful Shading Accent 4" w:uiPriority="71"/>
-    <w:lsdException w:name="Colorful List Accent 4" w:uiPriority="72"/>
-    <w:lsdException w:name="Colorful Grid Accent 4" w:uiPriority="73"/>
-    <w:lsdException w:name="Light Shading Accent 5" w:uiPriority="60"/>
-    <w:lsdException w:name="Light List Accent 5" w:uiPriority="61"/>
-    <w:lsdException w:name="Light Grid Accent 5" w:uiPriority="62"/>
-    <w:lsdException w:name="Medium Shading 1 Accent 5" w:uiPriority="63"/>
-    <w:lsdException w:name="Medium Shading 2 Accent 5" w:uiPriority="64"/>
-    <w:lsdException w:name="Medium List 1 Accent 5" w:uiPriority="65"/>
-    <w:lsdException w:name="Medium List 2 Accent 5" w:uiPriority="66"/>
-    <w:lsdException w:name="Medium Grid 1 Accent 5" w:uiPriority="67"/>
-    <w:lsdException w:name="Medium Grid 2 Accent 5" w:uiPriority="68"/>
-    <w:lsdException w:name="Medium Grid 3 Accent 5" w:uiPriority="69"/>
-    <w:lsdException w:name="Dark List Accent 5" w:uiPriority="70"/>
-    <w:lsdException w:name="Colorful Shading Accent 5" w:uiPriority="71"/>
-    <w:lsdException w:name="Colorful List Accent 5" w:uiPriority="72"/>
-    <w:lsdException w:name="Colorful Grid Accent 5" w:uiPriority="73"/>
-    <w:lsdException w:name="Light Shading Accent 6" w:uiPriority="60"/>
-    <w:lsdException w:name="Light List Accent 6" w:uiPriority="61"/>
-    <w:lsdException w:name="Light Grid Accent 6" w:uiPriority="62"/>
-    <w:lsdException w:name="Medium Shading 1 Accent 6" w:uiPriority="63"/>
-    <w:lsdException w:name="Medium Shading 2 Accent 6" w:uiPriority="64"/>
-    <w:lsdException w:name="Medium List 1 Accent 6" w:uiPriority="65"/>
-    <w:lsdException w:name="Medium List 2 Accent 6" w:uiPriority="66"/>
-    <w:lsdException w:name="Medium Grid 1 Accent 6" w:uiPriority="67"/>
-    <w:lsdException w:name="Medium Grid 2 Accent 6" w:uiPriority="68"/>
-    <w:lsdException w:name="Medium Grid 3 Accent 6" w:uiPriority="69"/>
-    <w:lsdException w:name="Dark List Accent 6" w:uiPriority="70"/>
-    <w:lsdException w:name="Colorful Shading Accent 6" w:uiPriority="71"/>
-    <w:lsdException w:name="Colorful List Accent 6" w:uiPriority="72"/>
-    <w:lsdException w:name="Colorful Grid Accent 6" w:uiPriority="73"/>
-    <w:lsdException w:name="Subtle Emphasis" w:uiPriority="19" w:qFormat="1"/>
-    <w:lsdException w:name="Intense Emphasis" w:uiPriority="21" w:qFormat="1"/>
-    <w:lsdException w:name="Subtle Reference" w:uiPriority="31" w:qFormat="1"/>
-    <w:lsdException w:name="Intense Reference" w:uiPriority="32" w:qFormat="1"/>
-    <w:lsdException w:name="Book Title" w:uiPriority="33" w:qFormat="1"/>
-    <w:lsdException w:name="Bibliography" w:semiHidden="1" w:uiPriority="37" w:unhideWhenUsed="1"/>
-    <w:lsdException w:name="TOC Heading" w:semiHidden="1" w:uiPriority="39" w:unhideWhenUsed="1" w:qFormat="1"/>
-    <w:lsdException w:name="Plain Table 1" w:uiPriority="41"/>
-    <w:lsdException w:name="Plain Table 2" w:uiPriority="42"/>
-    <w:lsdException w:name="Plain Table 3" w:uiPriority="43"/>
-    <w:lsdException w:name="Plain Table 4" w:uiPriority="44"/>
-    <w:lsdException w:name="Plain Table 5" w:uiPriority="45"/>
-    <w:lsdException w:name="Grid Table Light" w:uiPriority="40"/>
-    <w:lsdException w:name="Grid Table 1 Light" w:uiPriority="46"/>
-    <w:lsdException w:name="Grid Table 2" w:uiPriority="47"/>
-    <w:lsdException w:name="Grid Table 3" w:uiPriority="48"/>
-    <w:lsdException w:name="Grid Table 4" w:uiPriority="49"/>
-    <w:lsdException w:name="Grid Table 5 Dark" w:uiPriority="50"/>
-    <w:lsdException w:name="Grid Table 6 Colorful" w:uiPriority="51"/>
-    <w:lsdException w:name="Grid Table 7 Colorful" w:uiPriority="52"/>
-    <w:lsdException w:name="Grid Table 1 Light Accent 1" w:uiPriority="46"/>
-    <w:lsdException w:name="Grid Table 2 Accent 1" w:uiPriority="47"/>
-    <w:lsdException w:name="Grid Table 3 Accent 1" w:uiPriority="48"/>
-    <w:lsdException w:name="Grid Table 4 Accent 1" w:uiPriority="49"/>
-    <w:lsdException w:name="Grid Table 5 Dark Accent 1" w:uiPriority="50"/>
-    <w:lsdException w:name="Grid Table 6 Colorful Accent 1" w:uiPriority="51"/>
-    <w:lsdException w:name="Grid Table 7 Colorful Accent 1" w:uiPriority="52"/>
-    <w:lsdException w:name="Grid Table 1 Light Accent 2" w:uiPriority="46"/>
-    <w:lsdException w:name="Grid Table 2 Accent 2" w:uiPriority="47"/>
-    <w:lsdException w:name="Grid Table 3 Accent 2" w:uiPriority="48"/>
-    <w:lsdException w:name="Grid Table 4 Accent 2" w:uiPriority="49"/>
-    <w:lsdException w:name="Grid Table 5 Dark Accent 2" w:uiPriority="50"/>
-    <w:lsdException w:name="Grid Table 6 Colorful Accent 2" w:uiPriority="51"/>
-    <w:lsdException w:name="Grid Table 7 Colorful Accent 2" w:uiPriority="52"/>
-    <w:lsdException w:name="Grid Table 1 Light Accent 3" w:uiPriority="46"/>
-    <w:lsdException w:name="Grid Table 2 Accent 3" w:uiPriority="47"/>
-    <w:lsdException w:name="Grid Table 3 Accent 3" w:uiPriority="48"/>
-    <w:lsdException w:name="Grid Table 4 Accent 3" w:uiPriority="49"/>
-    <w:lsdException w:name="Grid Table 5 Dark Accent 3" w:uiPriority="50"/>
-    <w:lsdException w:name="Grid Table 6 Colorful Accent 3" w:uiPriority="51"/>
-    <w:lsdException w:name="Grid Table 7 Colorful Accent 3" w:uiPriority="52"/>
-    <w:lsdException w:name="Grid Table 1 Light Accent 4" w:uiPriority="46"/>
-    <w:lsdException w:name="Grid Table 2 Accent 4" w:uiPriority="47"/>
-    <w:lsdException w:name="Grid Table 3 Accent 4" w:uiPriority="48"/>
-    <w:lsdException w:name="Grid Table 4 Accent 4" w:uiPriority="49"/>
-    <w:lsdException w:name="Grid Table 5 Dark Accent 4" w:uiPriority="50"/>
-    <w:lsdException w:name="Grid Table 6 Colorful Accent 4" w:uiPriority="51"/>
-    <w:lsdException w:name="Grid Table 7 Colorful Accent 4" w:uiPriority="52"/>
-    <w:lsdException w:name="Grid Table 1 Light Accent 5" w:uiPriority="46"/>
-    <w:lsdException w:name="Grid Table 2 Accent 5" w:uiPriority="47"/>
-    <w:lsdException w:name="Grid Table 3 Accent 5" w:uiPriority="48"/>
-    <w:lsdException w:name="Grid Table 4 Accent 5" w:uiPriority="49"/>
-    <w:lsdException w:name="Grid Table 5 Dark Accent 5" w:uiPriority="50"/>
-    <w:lsdException w:name="Grid Table 6 Colorful Accent 5" w:uiPriority="51"/>
-    <w:lsdException w:name="Grid Table 7 Colorful Accent 5" w:uiPriority="52"/>
-    <w:lsdException w:name="Grid Table 1 Light Accent 6" w:uiPriority="46"/>
-    <w:lsdException w:name="Grid Table 2 Accent 6" w:uiPriority="47"/>
-    <w:lsdException w:name="Grid Table 3 Accent 6" w:uiPriority="48"/>
-    <w:lsdException w:name="Grid Table 4 Accent 6" w:uiPriority="49"/>
-    <w:lsdException w:name="Grid Table 5 Dark Accent 6" w:uiPriority="50"/>
-    <w:lsdException w:name="Grid Table 6 Colorful Accent 6" w:uiPriority="51"/>
-    <w:lsdException w:name="Grid Table 7 Colorful Accent 6" w:uiPriority="52"/>
-    <w:lsdException w:name="List Table 1 Light" w:uiPriority="46"/>
-    <w:lsdException w:name="List Table 2" w:uiPriority="47"/>
-    <w:lsdException w:name="List Table 3" w:uiPriority="48"/>
-    <w:lsdException w:name="List Table 4" w:uiPriority="49"/>
-    <w:lsdException w:name="List Table 5 Dark" w:uiPriority="50"/>
-    <w:lsdException w:name="List Table 6 Colorful" w:uiPriority="51"/>
-    <w:lsdException w:name="List Table 7 Colorful" w:uiPriority="52"/>
-    <w:lsdException w:name="List Table 1 Light Accent 1" w:uiPriority="46"/>
-    <w:lsdException w:name="List Table 2 Accent 1" w:uiPriority="47"/>
-    <w:lsdException w:name="List Table 3 Accent 1" w:uiPriority="48"/>
-    <w:lsdException w:name="List Table 4 Accent 1" w:uiPriority="49"/>
-    <w:lsdException w:name="List Table 5 Dark Accent 1" w:uiPriority="50"/>
-    <w:lsdException w:name="List Table 6 Colorful Accent 1" w:uiPriority="51"/>
-    <w:lsdException w:name="List Table 7 Colorful Accent 1" w:uiPriority="52"/>
-    <w:lsdException w:name="List Table 1 Light Accent 2" w:uiPriority="46"/>
-    <w:lsdException w:name="List Table 2 Accent 2" w:uiPriority="47"/>
-    <w:lsdException w:name="List Table 3 Accent 2" w:uiPriority="48"/>
-    <w:lsdException w:name="List Table 4 Accent 2" w:uiPriority="49"/>
-    <w:lsdException w:name="List Table 5 Dark Accent 2" w:uiPriority="50"/>
-    <w:lsdException w:name="List Table 6 Colorful Accent 2" w:uiPriority="51"/>
-    <w:lsdException w:name="List Table 7 Colorful Accent 2" w:uiPriority="52"/>
-    <w:lsdException w:name="List Table 1 Light Accent 3" w:uiPriority="46"/>
-    <w:lsdException w:name="List Table 2 Accent 3" w:uiPriority="47"/>
-    <w:lsdException w:name="List Table 3 Accent 3" w:uiPriority="48"/>
-    <w:lsdException w:name="List Table 4 Accent 3" w:uiPriority="49"/>
-    <w:lsdException w:name="List Table 5 Dark Accent 3" w:uiPriority="50"/>
-    <w:lsdException w:name="List Table 6 Colorful Accent 3" w:uiPriority="51"/>
-    <w:lsdException w:name="List Table 7 Colorful Accent 3" w:uiPriority="52"/>
-    <w:lsdException w:name="List Table 1 Light Accent 4" w:uiPriority="46"/>
-    <w:lsdException w:name="List Table 2 Accent 4" w:uiPriority="47"/>
-    <w:lsdException w:name="List Table 3 Accent 4" w:uiPriority="48"/>
-    <w:lsdException w:name="List Table 4 Accent 4" w:uiPriority="49"/>
-    <w:lsdException w:name="List Table 5 Dark Accent 4" w:uiPriority="50"/>
-    <w:lsdException w:name="List Table 6 Colorful Accent 4" w:uiPriority="51"/>
-    <w:lsdException w:name="List Table 7 Colorful Accent 4" w:uiPriority="52"/>
-    <w:lsdException w:name="List Table 1 Light Accent 5" w:uiPriority="46"/>
-    <w:lsdException w:name="List Table 2 Accent 5" w:uiPriority="47"/>
-    <w:lsdException w:name="List Table 3 Accent 5" w:uiPriority="48"/>
-    <w:lsdException w:name="List Table 4 Accent 5" w:uiPriority="49"/>
-    <w:lsdException w:name="List Table 5 Dark Accent 5" w:uiPriority="50"/>
-    <w:lsdException w:name="List Table 6 Colorful Accent 5" w:uiPriority="51"/>
-    <w:lsdException w:name="List Table 7 Colorful Accent 5" w:uiPriority="52"/>
-    <w:lsdException w:name="List Table 1 Light Accent 6" w:uiPriority="46"/>
-    <w:lsdException w:name="List Table 2 Accent 6" w:uiPriority="47"/>
-    <w:lsdException w:name="List Table 3 Accent 6" w:uiPriority="48"/>
-    <w:lsdException w:name="List Table 4 Accent 6" w:uiPriority="49"/>
-    <w:lsdException w:name="List Table 5 Dark Accent 6" w:uiPriority="50"/>
-    <w:lsdException w:name="List Table 6 Colorful Accent 6" w:uiPriority="51"/>
-    <w:lsdException w:name="List Table 7 Colorful Accent 6" w:uiPriority="52"/>
-    <w:lsdException w:name="Mention" w:semiHidden="1" w:unhideWhenUsed="1"/>
-    <w:lsdException w:name="Smart Hyperlink" w:semiHidden="1" w:unhideWhenUsed="1"/>
-    <w:lsdException w:name="Hashtag" w:semiHidden="1" w:unhideWhenUsed="1"/>
-    <w:lsdException w:name="Unresolved Mention" w:semiHidden="1" w:unhideWhenUsed="1"/>
-    <w:lsdException w:name="Smart Link" w:semiHidden="1" w:unhideWhenUsed="1"/>
+  <w:latentStyles w:defLockedState="0" w:defUIPriority="99" w:defSemiHidden="1" w:defUnhideWhenUsed="1" w:defQFormat="0" w:count="267">
+    <w:lsdException w:name="Normal" w:semiHidden="0" w:uiPriority="0" w:unhideWhenUsed="0" w:qFormat="1"/>
+    <w:lsdException w:name="heading 1" w:semiHidden="0" w:uiPriority="9" w:unhideWhenUsed="0" w:qFormat="1"/>
+    <w:lsdException w:name="heading 2" w:uiPriority="9" w:qFormat="1"/>
+    <w:lsdException w:name="heading 3" w:uiPriority="9" w:qFormat="1"/>
+    <w:lsdException w:name="heading 4" w:uiPriority="9" w:qFormat="1"/>
+    <w:lsdException w:name="heading 5" w:uiPriority="9" w:qFormat="1"/>
+    <w:lsdException w:name="heading 6" w:uiPriority="9" w:qFormat="1"/>
+    <w:lsdException w:name="heading 7" w:uiPriority="9" w:qFormat="1"/>
+    <w:lsdException w:name="heading 8" w:uiPriority="9" w:qFormat="1"/>
+    <w:lsdException w:name="heading 9" w:uiPriority="9" w:qFormat="1"/>
+    <w:lsdException w:name="toc 1" w:uiPriority="39"/>
+    <w:lsdException w:name="toc 2" w:uiPriority="39"/>
+    <w:lsdException w:name="toc 3" w:uiPriority="39"/>
+    <w:lsdException w:name="toc 4" w:uiPriority="39"/>
+    <w:lsdException w:name="toc 5" w:uiPriority="39"/>
+    <w:lsdException w:name="toc 6" w:uiPriority="39"/>
+    <w:lsdException w:name="toc 7" w:uiPriority="39"/>
+    <w:lsdException w:name="toc 8" w:uiPriority="39"/>
+    <w:lsdException w:name="toc 9" w:uiPriority="39"/>
+    <w:lsdException w:name="header" w:uiPriority="0"/>
+    <w:lsdException w:name="caption" w:uiPriority="35" w:qFormat="1"/>
+    <w:lsdException w:name="Title" w:semiHidden="0" w:uiPriority="10" w:unhideWhenUsed="0" w:qFormat="1"/>
+    <w:lsdException w:name="Default Paragraph Font" w:uiPriority="1"/>
+    <w:lsdException w:name="Subtitle" w:semiHidden="0" w:uiPriority="11" w:unhideWhenUsed="0" w:qFormat="1"/>
+    <w:lsdException w:name="Strong" w:semiHidden="0" w:uiPriority="22" w:unhideWhenUsed="0" w:qFormat="1"/>
+    <w:lsdException w:name="Emphasis" w:semiHidden="0" w:uiPriority="20" w:unhideWhenUsed="0" w:qFormat="1"/>
+    <w:lsdException w:name="Table Grid" w:semiHidden="0" w:uiPriority="59" w:unhideWhenUsed="0"/>
+    <w:lsdException w:name="Placeholder Text" w:unhideWhenUsed="0"/>
+    <w:lsdException w:name="No Spacing" w:semiHidden="0" w:uiPriority="1" w:unhideWhenUsed="0" w:qFormat="1"/>
+    <w:lsdException w:name="Light Shading" w:semiHidden="0" w:uiPriority="60" w:unhideWhenUsed="0"/>
+    <w:lsdException w:name="Light List" w:semiHidden="0" w:uiPriority="61" w:unhideWhenUsed="0"/>
+    <w:lsdException w:name="Light Grid" w:semiHidden="0" w:uiPriority="62" w:unhideWhenUsed="0"/>
+    <w:lsdException w:name="Medium Shading 1" w:semiHidden="0" w:uiPriority="63" w:unhideWhenUsed="0"/>
+    <w:lsdException w:name="Medium Shading 2" w:semiHidden="0" w:uiPriority="64" w:unhideWhenUsed="0"/>
+    <w:lsdException w:name="Medium List 1" w:semiHidden="0" w:uiPriority="65" w:unhideWhenUsed="0"/>
+    <w:lsdException w:name="Medium List 2" w:semiHidden="0" w:uiPriority="66" w:unhideWhenUsed="0"/>
+    <w:lsdException w:name="Medium Grid 1" w:semiHidden="0" w:uiPriority="67" w:unhideWhenUsed="0"/>
+    <w:lsdException w:name="Medium Grid 2" w:semiHidden="0" w:uiPriority="68" w:unhideWhenUsed="0"/>
+    <w:lsdException w:name="Medium Grid 3" w:semiHidden="0" w:uiPriority="69" w:unhideWhenUsed="0"/>
+    <w:lsdException w:name="Dark List" w:semiHidden="0" w:uiPriority="70" w:unhideWhenUsed="0"/>
+    <w:lsdException w:name="Colorful Shading" w:semiHidden="0" w:uiPriority="71" w:unhideWhenUsed="0"/>
+    <w:lsdException w:name="Colorful List" w:semiHidden="0" w:uiPriority="72" w:unhideWhenUsed="0"/>
+    <w:lsdException w:name="Colorful Grid" w:semiHidden="0" w:uiPriority="73" w:unhideWhenUsed="0"/>
+    <w:lsdException w:name="Light Shading Accent 1" w:semiHidden="0" w:uiPriority="60" w:unhideWhenUsed="0"/>
+    <w:lsdException w:name="Light List Accent 1" w:semiHidden="0" w:uiPriority="61" w:unhideWhenUsed="0"/>
+    <w:lsdException w:name="Light Grid Accent 1" w:semiHidden="0" w:uiPriority="62" w:unhideWhenUsed="0"/>
+    <w:lsdException w:name="Medium Shading 1 Accent 1" w:semiHidden="0" w:uiPriority="63" w:unhideWhenUsed="0"/>
+    <w:lsdException w:name="Medium Shading 2 Accent 1" w:semiHidden="0" w:uiPriority="64" w:unhideWhenUsed="0"/>
+    <w:lsdException w:name="Medium List 1 Accent 1" w:semiHidden="0" w:uiPriority="65" w:unhideWhenUsed="0"/>
+    <w:lsdException w:name="Revision" w:unhideWhenUsed="0"/>
+    <w:lsdException w:name="List Paragraph" w:semiHidden="0" w:uiPriority="34" w:unhideWhenUsed="0" w:qFormat="1"/>
+    <w:lsdException w:name="Quote" w:semiHidden="0" w:uiPriority="29" w:unhideWhenUsed="0" w:qFormat="1"/>
+    <w:lsdException w:name="Intense Quote" w:semiHidden="0" w:uiPriority="30" w:unhideWhenUsed="0" w:qFormat="1"/>
+    <w:lsdException w:name="Medium List 2 Accent 1" w:semiHidden="0" w:uiPriority="66" w:unhideWhenUsed="0"/>
+    <w:lsdException w:name="Medium Grid 1 Accent 1" w:semiHidden="0" w:uiPriority="67" w:unhideWhenUsed="0"/>
+    <w:lsdException w:name="Medium Grid 2 Accent 1" w:semiHidden="0" w:uiPriority="68" w:unhideWhenUsed="0"/>
+    <w:lsdException w:name="Medium Grid 3 Accent 1" w:semiHidden="0" w:uiPriority="69" w:unhideWhenUsed="0"/>
+    <w:lsdException w:name="Dark List Accent 1" w:semiHidden="0" w:uiPriority="70" w:unhideWhenUsed="0"/>
+    <w:lsdException w:name="Colorful Shading Accent 1" w:semiHidden="0" w:uiPriority="71" w:unhideWhenUsed="0"/>
+    <w:lsdException w:name="Colorful List Accent 1" w:semiHidden="0" w:uiPriority="72" w:unhideWhenUsed="0"/>
+    <w:lsdException w:name="Colorful Grid Accent 1" w:semiHidden="0" w:uiPriority="73" w:unhideWhenUsed="0"/>
+    <w:lsdException w:name="Light Shading Accent 2" w:semiHidden="0" w:uiPriority="60" w:unhideWhenUsed="0"/>
+    <w:lsdException w:name="Light List Accent 2" w:semiHidden="0" w:uiPriority="61" w:unhideWhenUsed="0"/>
+    <w:lsdException w:name="Light Grid Accent 2" w:semiHidden="0" w:uiPriority="62" w:unhideWhenUsed="0"/>
+    <w:lsdException w:name="Medium Shading 1 Accent 2" w:semiHidden="0" w:uiPriority="63" w:unhideWhenUsed="0"/>
+    <w:lsdException w:name="Medium Shading 2 Accent 2" w:semiHidden="0" w:uiPriority="64" w:unhideWhenUsed="0"/>
+    <w:lsdException w:name="Medium List 1 Accent 2" w:semiHidden="0" w:uiPriority="65" w:unhideWhenUsed="0"/>
+    <w:lsdException w:name="Medium List 2 Accent 2" w:semiHidden="0" w:uiPriority="66" w:unhideWhenUsed="0"/>
+    <w:lsdException w:name="Medium Grid 1 Accent 2" w:semiHidden="0" w:uiPriority="67" w:unhideWhenUsed="0"/>
+    <w:lsdException w:name="Medium Grid 2 Accent 2" w:semiHidden="0" w:uiPriority="68" w:unhideWhenUsed="0"/>
+    <w:lsdException w:name="Medium Grid 3 Accent 2" w:semiHidden="0" w:uiPriority="69" w:unhideWhenUsed="0"/>
+    <w:lsdException w:name="Dark List Accent 2" w:semiHidden="0" w:uiPriority="70" w:unhideWhenUsed="0"/>
+    <w:lsdException w:name="Colorful Shading Accent 2" w:semiHidden="0" w:uiPriority="71" w:unhideWhenUsed="0"/>
+    <w:lsdException w:name="Colorful List Accent 2" w:semiHidden="0" w:uiPriority="72" w:unhideWhenUsed="0"/>
+    <w:lsdException w:name="Colorful Grid Accent 2" w:semiHidden="0" w:uiPriority="73" w:unhideWhenUsed="0"/>
+    <w:lsdException w:name="Light Shading Accent 3" w:semiHidden="0" w:uiPriority="60" w:unhideWhenUsed="0"/>
+    <w:lsdException w:name="Light List Accent 3" w:semiHidden="0" w:uiPriority="61" w:unhideWhenUsed="0"/>
+    <w:lsdException w:name="Light Grid Accent 3" w:semiHidden="0" w:uiPriority="62" w:unhideWhenUsed="0"/>
+    <w:lsdException w:name="Medium Shading 1 Accent 3" w:semiHidden="0" w:uiPriority="63" w:unhideWhenUsed="0"/>
+    <w:lsdException w:name="Medium Shading 2 Accent 3" w:semiHidden="0" w:uiPriority="64" w:unhideWhenUsed="0"/>
+    <w:lsdException w:name="Medium List 1 Accent 3" w:semiHidden="0" w:uiPriority="65" w:unhideWhenUsed="0"/>
+    <w:lsdException w:name="Medium List 2 Accent 3" w:semiHidden="0" w:uiPriority="66" w:unhideWhenUsed="0"/>
+    <w:lsdException w:name="Medium Grid 1 Accent 3" w:semiHidden="0" w:uiPriority="67" w:unhideWhenUsed="0"/>
+    <w:lsdException w:name="Medium Grid 2 Accent 3" w:semiHidden="0" w:uiPriority="68" w:unhideWhenUsed="0"/>
+    <w:lsdException w:name="Medium Grid 3 Accent 3" w:semiHidden="0" w:uiPriority="69" w:unhideWhenUsed="0"/>
+    <w:lsdException w:name="Dark List Accent 3" w:semiHidden="0" w:uiPriority="70" w:unhideWhenUsed="0"/>
+    <w:lsdException w:name="Colorful Shading Accent 3" w:semiHidden="0" w:uiPriority="71" w:unhideWhenUsed="0"/>
+    <w:lsdException w:name="Colorful List Accent 3" w:semiHidden="0" w:uiPriority="72" w:unhideWhenUsed="0"/>
+    <w:lsdException w:name="Colorful Grid Accent 3" w:semiHidden="0" w:uiPriority="73" w:unhideWhenUsed="0"/>
+    <w:lsdException w:name="Light Shading Accent 4" w:semiHidden="0" w:uiPriority="60" w:unhideWhenUsed="0"/>
+    <w:lsdException w:name="Light List Accent 4" w:semiHidden="0" w:uiPriority="61" w:unhideWhenUsed="0"/>
+    <w:lsdException w:name="Light Grid Accent 4" w:semiHidden="0" w:uiPriority="62" w:unhideWhenUsed="0"/>
+    <w:lsdException w:name="Medium Shading 1 Accent 4" w:semiHidden="0" w:uiPriority="63" w:unhideWhenUsed="0"/>
+    <w:lsdException w:name="Medium Shading 2 Accent 4" w:semiHidden="0" w:uiPriority="64" w:unhideWhenUsed="0"/>
+    <w:lsdException w:name="Medium List 1 Accent 4" w:semiHidden="0" w:uiPriority="65" w:unhideWhenUsed="0"/>
+    <w:lsdException w:name="Medium List 2 Accent 4" w:semiHidden="0" w:uiPriority="66" w:unhideWhenUsed="0"/>
+    <w:lsdException w:name="Medium Grid 1 Accent 4" w:semiHidden="0" w:uiPriority="67" w:unhideWhenUsed="0"/>
+    <w:lsdException w:name="Medium Grid 2 Accent 4" w:semiHidden="0" w:uiPriority="68" w:unhideWhenUsed="0"/>
+    <w:lsdException w:name="Medium Grid 3 Accent 4" w:semiHidden="0" w:uiPriority="69" w:unhideWhenUsed="0"/>
+    <w:lsdException w:name="Dark List Accent 4" w:semiHidden="0" w:uiPriority="70" w:unhideWhenUsed="0"/>
+    <w:lsdException w:name="Colorful Shading Accent 4" w:semiHidden="0" w:uiPriority="71" w:unhideWhenUsed="0"/>
+    <w:lsdException w:name="Colorful List Accent 4" w:semiHidden="0" w:uiPriority="72" w:unhideWhenUsed="0"/>
+    <w:lsdException w:name="Colorful Grid Accent 4" w:semiHidden="0" w:uiPriority="73" w:unhideWhenUsed="0"/>
+    <w:lsdException w:name="Light Shading Accent 5" w:semiHidden="0" w:uiPriority="60" w:unhideWhenUsed="0"/>
+    <w:lsdException w:name="Light List Accent 5" w:semiHidden="0" w:uiPriority="61" w:unhideWhenUsed="0"/>
+    <w:lsdException w:name="Light Grid Accent 5" w:semiHidden="0" w:uiPriority="62" w:unhideWhenUsed="0"/>
+    <w:lsdException w:name="Medium Shading 1 Accent 5" w:semiHidden="0" w:uiPriority="63" w:unhideWhenUsed="0"/>
+    <w:lsdException w:name="Medium Shading 2 Accent 5" w:semiHidden="0" w:uiPriority="64" w:unhideWhenUsed="0"/>
+    <w:lsdException w:name="Medium List 1 Accent 5" w:semiHidden="0" w:uiPriority="65" w:unhideWhenUsed="0"/>
+    <w:lsdException w:name="Medium List 2 Accent 5" w:semiHidden="0" w:uiPriority="66" w:unhideWhenUsed="0"/>
+    <w:lsdException w:name="Medium Grid 1 Accent 5" w:semiHidden="0" w:uiPriority="67" w:unhideWhenUsed="0"/>
+    <w:lsdException w:name="Medium Grid 2 Accent 5" w:semiHidden="0" w:uiPriority="68" w:unhideWhenUsed="0"/>
+    <w:lsdException w:name="Medium Grid 3 Accent 5" w:semiHidden="0" w:uiPriority="69" w:unhideWhenUsed="0"/>
+    <w:lsdException w:name="Dark List Accent 5" w:semiHidden="0" w:uiPriority="70" w:unhideWhenUsed="0"/>
+    <w:lsdException w:name="Colorful Shading Accent 5" w:semiHidden="0" w:uiPriority="71" w:unhideWhenUsed="0"/>
+    <w:lsdException w:name="Colorful List Accent 5" w:semiHidden="0" w:uiPriority="72" w:unhideWhenUsed="0"/>
+    <w:lsdException w:name="Colorful Grid Accent 5" w:semiHidden="0" w:uiPriority="73" w:unhideWhenUsed="0"/>
+    <w:lsdException w:name="Light Shading Accent 6" w:semiHidden="0" w:uiPriority="60" w:unhideWhenUsed="0"/>
+    <w:lsdException w:name="Light List Accent 6" w:semiHidden="0" w:uiPriority="61" w:unhideWhenUsed="0"/>
+    <w:lsdException w:name="Light Grid Accent 6" w:semiHidden="0" w:uiPriority="62" w:unhideWhenUsed="0"/>
+    <w:lsdException w:name="Medium Shading 1 Accent 6" w:semiHidden="0" w:uiPriority="63" w:unhideWhenUsed="0"/>
+    <w:lsdException w:name="Medium Shading 2 Accent 6" w:semiHidden="0" w:uiPriority="64" w:unhideWhenUsed="0"/>
+    <w:lsdException w:name="Medium List 1 Accent 6" w:semiHidden="0" w:uiPriority="65" w:unhideWhenUsed="0"/>
+    <w:lsdException w:name="Medium List 2 Accent 6" w:semiHidden="0" w:uiPriority="66" w:unhideWhenUsed="0"/>
+    <w:lsdException w:name="Medium Grid 1 Accent 6" w:semiHidden="0" w:uiPriority="67" w:unhideWhenUsed="0"/>
+    <w:lsdException w:name="Medium Grid 2 Accent 6" w:semiHidden="0" w:uiPriority="68" w:unhideWhenUsed="0"/>
+    <w:lsdException w:name="Medium Grid 3 Accent 6" w:semiHidden="0" w:uiPriority="69" w:unhideWhenUsed="0"/>
+    <w:lsdException w:name="Dark List Accent 6" w:semiHidden="0" w:uiPriority="70" w:unhideWhenUsed="0"/>
+    <w:lsdException w:name="Colorful Shading Accent 6" w:semiHidden="0" w:uiPriority="71" w:unhideWhenUsed="0"/>
+    <w:lsdException w:name="Colorful List Accent 6" w:semiHidden="0" w:uiPriority="72" w:unhideWhenUsed="0"/>
+    <w:lsdException w:name="Colorful Grid Accent 6" w:semiHidden="0" w:uiPriority="73" w:unhideWhenUsed="0"/>
+    <w:lsdException w:name="Subtle Emphasis" w:semiHidden="0" w:uiPriority="19" w:unhideWhenUsed="0" w:qFormat="1"/>
+    <w:lsdException w:name="Intense Emphasis" w:semiHidden="0" w:uiPriority="21" w:unhideWhenUsed="0" w:qFormat="1"/>
+    <w:lsdException w:name="Subtle Reference" w:semiHidden="0" w:uiPriority="31" w:unhideWhenUsed="0" w:qFormat="1"/>
+    <w:lsdException w:name="Intense Reference" w:semiHidden="0" w:uiPriority="32" w:unhideWhenUsed="0" w:qFormat="1"/>
+    <w:lsdException w:name="Book Title" w:semiHidden="0" w:uiPriority="33" w:unhideWhenUsed="0" w:qFormat="1"/>
+    <w:lsdException w:name="Bibliography" w:uiPriority="37"/>
+    <w:lsdException w:name="TOC Heading" w:uiPriority="39" w:qFormat="1"/>
   </w:latentStyles>
   <w:style w:type="paragraph" w:default="1" w:styleId="a">
     <w:name w:val="Normal"/>
@@ -6028,7 +5791,7 @@
   <w:style w:type="paragraph" w:styleId="a8">
     <w:name w:val="header"/>
     <w:basedOn w:val="a"/>
-    <w:link w:val="a9"/>
+    <w:link w:val="Char"/>
     <w:unhideWhenUsed/>
     <w:rsid w:val="00BA6CD3"/>
     <w:pPr>
@@ -6039,8 +5802,8 @@
       <w:snapToGrid w:val="0"/>
     </w:pPr>
   </w:style>
-  <w:style w:type="character" w:customStyle="1" w:styleId="a9">
-    <w:name w:val="ヘッダー (文字)"/>
+  <w:style w:type="character" w:customStyle="1" w:styleId="Char">
+    <w:name w:val="页眉 Char"/>
     <w:link w:val="a8"/>
     <w:uiPriority w:val="99"/>
     <w:rsid w:val="00BA6CD3"/>
@@ -6049,10 +5812,10 @@
       <w:sz w:val="21"/>
     </w:rPr>
   </w:style>
-  <w:style w:type="paragraph" w:styleId="aa">
+  <w:style w:type="paragraph" w:styleId="a9">
     <w:name w:val="footer"/>
     <w:basedOn w:val="a"/>
-    <w:link w:val="ab"/>
+    <w:link w:val="Char0"/>
     <w:uiPriority w:val="99"/>
     <w:unhideWhenUsed/>
     <w:rsid w:val="00BA6CD3"/>
@@ -6064,9 +5827,9 @@
       <w:snapToGrid w:val="0"/>
     </w:pPr>
   </w:style>
-  <w:style w:type="character" w:customStyle="1" w:styleId="ab">
-    <w:name w:val="フッター (文字)"/>
-    <w:link w:val="aa"/>
+  <w:style w:type="character" w:customStyle="1" w:styleId="Char0">
+    <w:name w:val="页脚 Char"/>
+    <w:link w:val="a9"/>
     <w:uiPriority w:val="99"/>
     <w:rsid w:val="00BA6CD3"/>
     <w:rPr>
@@ -6074,7 +5837,7 @@
       <w:sz w:val="21"/>
     </w:rPr>
   </w:style>
-  <w:style w:type="paragraph" w:styleId="ac">
+  <w:style w:type="paragraph" w:styleId="aa">
     <w:name w:val="List Paragraph"/>
     <w:basedOn w:val="a"/>
     <w:uiPriority w:val="34"/>
@@ -6084,7 +5847,7 @@
       <w:ind w:leftChars="400" w:left="840"/>
     </w:pPr>
   </w:style>
-  <w:style w:type="character" w:styleId="ad">
+  <w:style w:type="character" w:styleId="ab">
     <w:name w:val="annotation reference"/>
     <w:basedOn w:val="a0"/>
     <w:uiPriority w:val="99"/>
@@ -6096,10 +5859,10 @@
       <w:szCs w:val="18"/>
     </w:rPr>
   </w:style>
-  <w:style w:type="paragraph" w:styleId="ae">
+  <w:style w:type="paragraph" w:styleId="ac">
     <w:name w:val="annotation text"/>
     <w:basedOn w:val="a"/>
-    <w:link w:val="af"/>
+    <w:link w:val="Char1"/>
     <w:uiPriority w:val="99"/>
     <w:semiHidden/>
     <w:unhideWhenUsed/>
@@ -6108,10 +5871,10 @@
       <w:jc w:val="left"/>
     </w:pPr>
   </w:style>
-  <w:style w:type="character" w:customStyle="1" w:styleId="af">
-    <w:name w:val="コメント文字列 (文字)"/>
+  <w:style w:type="character" w:customStyle="1" w:styleId="Char1">
+    <w:name w:val="批注文字 Char"/>
     <w:basedOn w:val="a0"/>
-    <w:link w:val="ae"/>
+    <w:link w:val="ac"/>
     <w:uiPriority w:val="99"/>
     <w:semiHidden/>
     <w:rsid w:val="00C03FD7"/>
@@ -6120,11 +5883,11 @@
       <w:sz w:val="21"/>
     </w:rPr>
   </w:style>
-  <w:style w:type="paragraph" w:styleId="af0">
+  <w:style w:type="paragraph" w:styleId="ad">
     <w:name w:val="annotation subject"/>
-    <w:basedOn w:val="ae"/>
-    <w:next w:val="ae"/>
-    <w:link w:val="af1"/>
+    <w:basedOn w:val="ac"/>
+    <w:next w:val="ac"/>
+    <w:link w:val="Char2"/>
     <w:uiPriority w:val="99"/>
     <w:semiHidden/>
     <w:unhideWhenUsed/>
@@ -6134,10 +5897,10 @@
       <w:bCs/>
     </w:rPr>
   </w:style>
-  <w:style w:type="character" w:customStyle="1" w:styleId="af1">
-    <w:name w:val="コメント内容 (文字)"/>
-    <w:basedOn w:val="af"/>
-    <w:link w:val="af0"/>
+  <w:style w:type="character" w:customStyle="1" w:styleId="Char2">
+    <w:name w:val="批注主题 Char"/>
+    <w:basedOn w:val="Char1"/>
+    <w:link w:val="ad"/>
     <w:uiPriority w:val="99"/>
     <w:semiHidden/>
     <w:rsid w:val="00C03FD7"/>
@@ -6148,7 +5911,398 @@
       <w:sz w:val="21"/>
     </w:rPr>
   </w:style>
-  <w:style w:type="paragraph" w:styleId="af2">
+  <w:style w:type="paragraph" w:styleId="ae">
+    <w:name w:val="Revision"/>
+    <w:hidden/>
+    <w:uiPriority w:val="99"/>
+    <w:semiHidden/>
+    <w:rsid w:val="00F94ECA"/>
+    <w:rPr>
+      <w:kern w:val="2"/>
+      <w:sz w:val="21"/>
+    </w:rPr>
+  </w:style>
+  <w:style w:type="character" w:customStyle="1" w:styleId="1">
+    <w:name w:val="未解決のメンション1"/>
+    <w:basedOn w:val="a0"/>
+    <w:uiPriority w:val="99"/>
+    <w:semiHidden/>
+    <w:unhideWhenUsed/>
+    <w:rsid w:val="009D6722"/>
+    <w:rPr>
+      <w:color w:val="605E5C"/>
+      <w:shd w:val="clear" w:color="auto" w:fill="E1DFDD"/>
+    </w:rPr>
+  </w:style>
+</w:styles>
+</file>
+
+<file path=word/stylesWithEffects.xml><?xml version="1.0" encoding="utf-8"?>
+<w:styles xmlns:wpc="http://schemas.microsoft.com/office/word/2010/wordprocessingCanvas" xmlns:mc="http://schemas.openxmlformats.org/markup-compatibility/2006" xmlns:o="urn:schemas-microsoft-com:office:office" xmlns:r="http://schemas.openxmlformats.org/officeDocument/2006/relationships" xmlns:m="http://schemas.openxmlformats.org/officeDocument/2006/math" xmlns:v="urn:schemas-microsoft-com:vml" xmlns:wp14="http://schemas.microsoft.com/office/word/2010/wordprocessingDrawing" xmlns:wp="http://schemas.openxmlformats.org/drawingml/2006/wordprocessingDrawing" xmlns:w10="urn:schemas-microsoft-com:office:word" xmlns:w="http://schemas.openxmlformats.org/wordprocessingml/2006/main" xmlns:w14="http://schemas.microsoft.com/office/word/2010/wordml" xmlns:wpg="http://schemas.microsoft.com/office/word/2010/wordprocessingGroup" xmlns:wpi="http://schemas.microsoft.com/office/word/2010/wordprocessingInk" xmlns:wne="http://schemas.microsoft.com/office/word/2006/wordml" xmlns:wps="http://schemas.microsoft.com/office/word/2010/wordprocessingShape" mc:Ignorable="w14 wp14">
+  <w:docDefaults>
+    <w:rPrDefault>
+      <w:rPr>
+        <w:rFonts w:ascii="Century" w:eastAsia="ＭＳ 明朝" w:hAnsi="Century" w:cs="Times New Roman"/>
+        <w:lang w:val="en-US" w:eastAsia="ja-JP" w:bidi="ar-SA"/>
+      </w:rPr>
+    </w:rPrDefault>
+    <w:pPrDefault/>
+  </w:docDefaults>
+  <w:latentStyles w:defLockedState="0" w:defUIPriority="99" w:defSemiHidden="1" w:defUnhideWhenUsed="1" w:defQFormat="0" w:count="267">
+    <w:lsdException w:name="Normal" w:semiHidden="0" w:uiPriority="0" w:unhideWhenUsed="0" w:qFormat="1"/>
+    <w:lsdException w:name="heading 1" w:semiHidden="0" w:uiPriority="9" w:unhideWhenUsed="0" w:qFormat="1"/>
+    <w:lsdException w:name="heading 2" w:uiPriority="9" w:qFormat="1"/>
+    <w:lsdException w:name="heading 3" w:uiPriority="9" w:qFormat="1"/>
+    <w:lsdException w:name="heading 4" w:uiPriority="9" w:qFormat="1"/>
+    <w:lsdException w:name="heading 5" w:uiPriority="9" w:qFormat="1"/>
+    <w:lsdException w:name="heading 6" w:uiPriority="9" w:qFormat="1"/>
+    <w:lsdException w:name="heading 7" w:uiPriority="9" w:qFormat="1"/>
+    <w:lsdException w:name="heading 8" w:uiPriority="9" w:qFormat="1"/>
+    <w:lsdException w:name="heading 9" w:uiPriority="9" w:qFormat="1"/>
+    <w:lsdException w:name="toc 1" w:uiPriority="39"/>
+    <w:lsdException w:name="toc 2" w:uiPriority="39"/>
+    <w:lsdException w:name="toc 3" w:uiPriority="39"/>
+    <w:lsdException w:name="toc 4" w:uiPriority="39"/>
+    <w:lsdException w:name="toc 5" w:uiPriority="39"/>
+    <w:lsdException w:name="toc 6" w:uiPriority="39"/>
+    <w:lsdException w:name="toc 7" w:uiPriority="39"/>
+    <w:lsdException w:name="toc 8" w:uiPriority="39"/>
+    <w:lsdException w:name="toc 9" w:uiPriority="39"/>
+    <w:lsdException w:name="header" w:uiPriority="0"/>
+    <w:lsdException w:name="caption" w:uiPriority="35" w:qFormat="1"/>
+    <w:lsdException w:name="Title" w:semiHidden="0" w:uiPriority="10" w:unhideWhenUsed="0" w:qFormat="1"/>
+    <w:lsdException w:name="Default Paragraph Font" w:uiPriority="1"/>
+    <w:lsdException w:name="Subtitle" w:semiHidden="0" w:uiPriority="11" w:unhideWhenUsed="0" w:qFormat="1"/>
+    <w:lsdException w:name="Strong" w:semiHidden="0" w:uiPriority="22" w:unhideWhenUsed="0" w:qFormat="1"/>
+    <w:lsdException w:name="Emphasis" w:semiHidden="0" w:uiPriority="20" w:unhideWhenUsed="0" w:qFormat="1"/>
+    <w:lsdException w:name="Table Grid" w:semiHidden="0" w:uiPriority="59" w:unhideWhenUsed="0"/>
+    <w:lsdException w:name="Placeholder Text" w:unhideWhenUsed="0"/>
+    <w:lsdException w:name="No Spacing" w:semiHidden="0" w:uiPriority="1" w:unhideWhenUsed="0" w:qFormat="1"/>
+    <w:lsdException w:name="Light Shading" w:semiHidden="0" w:uiPriority="60" w:unhideWhenUsed="0"/>
+    <w:lsdException w:name="Light List" w:semiHidden="0" w:uiPriority="61" w:unhideWhenUsed="0"/>
+    <w:lsdException w:name="Light Grid" w:semiHidden="0" w:uiPriority="62" w:unhideWhenUsed="0"/>
+    <w:lsdException w:name="Medium Shading 1" w:semiHidden="0" w:uiPriority="63" w:unhideWhenUsed="0"/>
+    <w:lsdException w:name="Medium Shading 2" w:semiHidden="0" w:uiPriority="64" w:unhideWhenUsed="0"/>
+    <w:lsdException w:name="Medium List 1" w:semiHidden="0" w:uiPriority="65" w:unhideWhenUsed="0"/>
+    <w:lsdException w:name="Medium List 2" w:semiHidden="0" w:uiPriority="66" w:unhideWhenUsed="0"/>
+    <w:lsdException w:name="Medium Grid 1" w:semiHidden="0" w:uiPriority="67" w:unhideWhenUsed="0"/>
+    <w:lsdException w:name="Medium Grid 2" w:semiHidden="0" w:uiPriority="68" w:unhideWhenUsed="0"/>
+    <w:lsdException w:name="Medium Grid 3" w:semiHidden="0" w:uiPriority="69" w:unhideWhenUsed="0"/>
+    <w:lsdException w:name="Dark List" w:semiHidden="0" w:uiPriority="70" w:unhideWhenUsed="0"/>
+    <w:lsdException w:name="Colorful Shading" w:semiHidden="0" w:uiPriority="71" w:unhideWhenUsed="0"/>
+    <w:lsdException w:name="Colorful List" w:semiHidden="0" w:uiPriority="72" w:unhideWhenUsed="0"/>
+    <w:lsdException w:name="Colorful Grid" w:semiHidden="0" w:uiPriority="73" w:unhideWhenUsed="0"/>
+    <w:lsdException w:name="Light Shading Accent 1" w:semiHidden="0" w:uiPriority="60" w:unhideWhenUsed="0"/>
+    <w:lsdException w:name="Light List Accent 1" w:semiHidden="0" w:uiPriority="61" w:unhideWhenUsed="0"/>
+    <w:lsdException w:name="Light Grid Accent 1" w:semiHidden="0" w:uiPriority="62" w:unhideWhenUsed="0"/>
+    <w:lsdException w:name="Medium Shading 1 Accent 1" w:semiHidden="0" w:uiPriority="63" w:unhideWhenUsed="0"/>
+    <w:lsdException w:name="Medium Shading 2 Accent 1" w:semiHidden="0" w:uiPriority="64" w:unhideWhenUsed="0"/>
+    <w:lsdException w:name="Medium List 1 Accent 1" w:semiHidden="0" w:uiPriority="65" w:unhideWhenUsed="0"/>
+    <w:lsdException w:name="Revision" w:unhideWhenUsed="0"/>
+    <w:lsdException w:name="List Paragraph" w:semiHidden="0" w:uiPriority="34" w:unhideWhenUsed="0" w:qFormat="1"/>
+    <w:lsdException w:name="Quote" w:semiHidden="0" w:uiPriority="29" w:unhideWhenUsed="0" w:qFormat="1"/>
+    <w:lsdException w:name="Intense Quote" w:semiHidden="0" w:uiPriority="30" w:unhideWhenUsed="0" w:qFormat="1"/>
+    <w:lsdException w:name="Medium List 2 Accent 1" w:semiHidden="0" w:uiPriority="66" w:unhideWhenUsed="0"/>
+    <w:lsdException w:name="Medium Grid 1 Accent 1" w:semiHidden="0" w:uiPriority="67" w:unhideWhenUsed="0"/>
+    <w:lsdException w:name="Medium Grid 2 Accent 1" w:semiHidden="0" w:uiPriority="68" w:unhideWhenUsed="0"/>
+    <w:lsdException w:name="Medium Grid 3 Accent 1" w:semiHidden="0" w:uiPriority="69" w:unhideWhenUsed="0"/>
+    <w:lsdException w:name="Dark List Accent 1" w:semiHidden="0" w:uiPriority="70" w:unhideWhenUsed="0"/>
+    <w:lsdException w:name="Colorful Shading Accent 1" w:semiHidden="0" w:uiPriority="71" w:unhideWhenUsed="0"/>
+    <w:lsdException w:name="Colorful List Accent 1" w:semiHidden="0" w:uiPriority="72" w:unhideWhenUsed="0"/>
+    <w:lsdException w:name="Colorful Grid Accent 1" w:semiHidden="0" w:uiPriority="73" w:unhideWhenUsed="0"/>
+    <w:lsdException w:name="Light Shading Accent 2" w:semiHidden="0" w:uiPriority="60" w:unhideWhenUsed="0"/>
+    <w:lsdException w:name="Light List Accent 2" w:semiHidden="0" w:uiPriority="61" w:unhideWhenUsed="0"/>
+    <w:lsdException w:name="Light Grid Accent 2" w:semiHidden="0" w:uiPriority="62" w:unhideWhenUsed="0"/>
+    <w:lsdException w:name="Medium Shading 1 Accent 2" w:semiHidden="0" w:uiPriority="63" w:unhideWhenUsed="0"/>
+    <w:lsdException w:name="Medium Shading 2 Accent 2" w:semiHidden="0" w:uiPriority="64" w:unhideWhenUsed="0"/>
+    <w:lsdException w:name="Medium List 1 Accent 2" w:semiHidden="0" w:uiPriority="65" w:unhideWhenUsed="0"/>
+    <w:lsdException w:name="Medium List 2 Accent 2" w:semiHidden="0" w:uiPriority="66" w:unhideWhenUsed="0"/>
+    <w:lsdException w:name="Medium Grid 1 Accent 2" w:semiHidden="0" w:uiPriority="67" w:unhideWhenUsed="0"/>
+    <w:lsdException w:name="Medium Grid 2 Accent 2" w:semiHidden="0" w:uiPriority="68" w:unhideWhenUsed="0"/>
+    <w:lsdException w:name="Medium Grid 3 Accent 2" w:semiHidden="0" w:uiPriority="69" w:unhideWhenUsed="0"/>
+    <w:lsdException w:name="Dark List Accent 2" w:semiHidden="0" w:uiPriority="70" w:unhideWhenUsed="0"/>
+    <w:lsdException w:name="Colorful Shading Accent 2" w:semiHidden="0" w:uiPriority="71" w:unhideWhenUsed="0"/>
+    <w:lsdException w:name="Colorful List Accent 2" w:semiHidden="0" w:uiPriority="72" w:unhideWhenUsed="0"/>
+    <w:lsdException w:name="Colorful Grid Accent 2" w:semiHidden="0" w:uiPriority="73" w:unhideWhenUsed="0"/>
+    <w:lsdException w:name="Light Shading Accent 3" w:semiHidden="0" w:uiPriority="60" w:unhideWhenUsed="0"/>
+    <w:lsdException w:name="Light List Accent 3" w:semiHidden="0" w:uiPriority="61" w:unhideWhenUsed="0"/>
+    <w:lsdException w:name="Light Grid Accent 3" w:semiHidden="0" w:uiPriority="62" w:unhideWhenUsed="0"/>
+    <w:lsdException w:name="Medium Shading 1 Accent 3" w:semiHidden="0" w:uiPriority="63" w:unhideWhenUsed="0"/>
+    <w:lsdException w:name="Medium Shading 2 Accent 3" w:semiHidden="0" w:uiPriority="64" w:unhideWhenUsed="0"/>
+    <w:lsdException w:name="Medium List 1 Accent 3" w:semiHidden="0" w:uiPriority="65" w:unhideWhenUsed="0"/>
+    <w:lsdException w:name="Medium List 2 Accent 3" w:semiHidden="0" w:uiPriority="66" w:unhideWhenUsed="0"/>
+    <w:lsdException w:name="Medium Grid 1 Accent 3" w:semiHidden="0" w:uiPriority="67" w:unhideWhenUsed="0"/>
+    <w:lsdException w:name="Medium Grid 2 Accent 3" w:semiHidden="0" w:uiPriority="68" w:unhideWhenUsed="0"/>
+    <w:lsdException w:name="Medium Grid 3 Accent 3" w:semiHidden="0" w:uiPriority="69" w:unhideWhenUsed="0"/>
+    <w:lsdException w:name="Dark List Accent 3" w:semiHidden="0" w:uiPriority="70" w:unhideWhenUsed="0"/>
+    <w:lsdException w:name="Colorful Shading Accent 3" w:semiHidden="0" w:uiPriority="71" w:unhideWhenUsed="0"/>
+    <w:lsdException w:name="Colorful List Accent 3" w:semiHidden="0" w:uiPriority="72" w:unhideWhenUsed="0"/>
+    <w:lsdException w:name="Colorful Grid Accent 3" w:semiHidden="0" w:uiPriority="73" w:unhideWhenUsed="0"/>
+    <w:lsdException w:name="Light Shading Accent 4" w:semiHidden="0" w:uiPriority="60" w:unhideWhenUsed="0"/>
+    <w:lsdException w:name="Light List Accent 4" w:semiHidden="0" w:uiPriority="61" w:unhideWhenUsed="0"/>
+    <w:lsdException w:name="Light Grid Accent 4" w:semiHidden="0" w:uiPriority="62" w:unhideWhenUsed="0"/>
+    <w:lsdException w:name="Medium Shading 1 Accent 4" w:semiHidden="0" w:uiPriority="63" w:unhideWhenUsed="0"/>
+    <w:lsdException w:name="Medium Shading 2 Accent 4" w:semiHidden="0" w:uiPriority="64" w:unhideWhenUsed="0"/>
+    <w:lsdException w:name="Medium List 1 Accent 4" w:semiHidden="0" w:uiPriority="65" w:unhideWhenUsed="0"/>
+    <w:lsdException w:name="Medium List 2 Accent 4" w:semiHidden="0" w:uiPriority="66" w:unhideWhenUsed="0"/>
+    <w:lsdException w:name="Medium Grid 1 Accent 4" w:semiHidden="0" w:uiPriority="67" w:unhideWhenUsed="0"/>
+    <w:lsdException w:name="Medium Grid 2 Accent 4" w:semiHidden="0" w:uiPriority="68" w:unhideWhenUsed="0"/>
+    <w:lsdException w:name="Medium Grid 3 Accent 4" w:semiHidden="0" w:uiPriority="69" w:unhideWhenUsed="0"/>
+    <w:lsdException w:name="Dark List Accent 4" w:semiHidden="0" w:uiPriority="70" w:unhideWhenUsed="0"/>
+    <w:lsdException w:name="Colorful Shading Accent 4" w:semiHidden="0" w:uiPriority="71" w:unhideWhenUsed="0"/>
+    <w:lsdException w:name="Colorful List Accent 4" w:semiHidden="0" w:uiPriority="72" w:unhideWhenUsed="0"/>
+    <w:lsdException w:name="Colorful Grid Accent 4" w:semiHidden="0" w:uiPriority="73" w:unhideWhenUsed="0"/>
+    <w:lsdException w:name="Light Shading Accent 5" w:semiHidden="0" w:uiPriority="60" w:unhideWhenUsed="0"/>
+    <w:lsdException w:name="Light List Accent 5" w:semiHidden="0" w:uiPriority="61" w:unhideWhenUsed="0"/>
+    <w:lsdException w:name="Light Grid Accent 5" w:semiHidden="0" w:uiPriority="62" w:unhideWhenUsed="0"/>
+    <w:lsdException w:name="Medium Shading 1 Accent 5" w:semiHidden="0" w:uiPriority="63" w:unhideWhenUsed="0"/>
+    <w:lsdException w:name="Medium Shading 2 Accent 5" w:semiHidden="0" w:uiPriority="64" w:unhideWhenUsed="0"/>
+    <w:lsdException w:name="Medium List 1 Accent 5" w:semiHidden="0" w:uiPriority="65" w:unhideWhenUsed="0"/>
+    <w:lsdException w:name="Medium List 2 Accent 5" w:semiHidden="0" w:uiPriority="66" w:unhideWhenUsed="0"/>
+    <w:lsdException w:name="Medium Grid 1 Accent 5" w:semiHidden="0" w:uiPriority="67" w:unhideWhenUsed="0"/>
+    <w:lsdException w:name="Medium Grid 2 Accent 5" w:semiHidden="0" w:uiPriority="68" w:unhideWhenUsed="0"/>
+    <w:lsdException w:name="Medium Grid 3 Accent 5" w:semiHidden="0" w:uiPriority="69" w:unhideWhenUsed="0"/>
+    <w:lsdException w:name="Dark List Accent 5" w:semiHidden="0" w:uiPriority="70" w:unhideWhenUsed="0"/>
+    <w:lsdException w:name="Colorful Shading Accent 5" w:semiHidden="0" w:uiPriority="71" w:unhideWhenUsed="0"/>
+    <w:lsdException w:name="Colorful List Accent 5" w:semiHidden="0" w:uiPriority="72" w:unhideWhenUsed="0"/>
+    <w:lsdException w:name="Colorful Grid Accent 5" w:semiHidden="0" w:uiPriority="73" w:unhideWhenUsed="0"/>
+    <w:lsdException w:name="Light Shading Accent 6" w:semiHidden="0" w:uiPriority="60" w:unhideWhenUsed="0"/>
+    <w:lsdException w:name="Light List Accent 6" w:semiHidden="0" w:uiPriority="61" w:unhideWhenUsed="0"/>
+    <w:lsdException w:name="Light Grid Accent 6" w:semiHidden="0" w:uiPriority="62" w:unhideWhenUsed="0"/>
+    <w:lsdException w:name="Medium Shading 1 Accent 6" w:semiHidden="0" w:uiPriority="63" w:unhideWhenUsed="0"/>
+    <w:lsdException w:name="Medium Shading 2 Accent 6" w:semiHidden="0" w:uiPriority="64" w:unhideWhenUsed="0"/>
+    <w:lsdException w:name="Medium List 1 Accent 6" w:semiHidden="0" w:uiPriority="65" w:unhideWhenUsed="0"/>
+    <w:lsdException w:name="Medium List 2 Accent 6" w:semiHidden="0" w:uiPriority="66" w:unhideWhenUsed="0"/>
+    <w:lsdException w:name="Medium Grid 1 Accent 6" w:semiHidden="0" w:uiPriority="67" w:unhideWhenUsed="0"/>
+    <w:lsdException w:name="Medium Grid 2 Accent 6" w:semiHidden="0" w:uiPriority="68" w:unhideWhenUsed="0"/>
+    <w:lsdException w:name="Medium Grid 3 Accent 6" w:semiHidden="0" w:uiPriority="69" w:unhideWhenUsed="0"/>
+    <w:lsdException w:name="Dark List Accent 6" w:semiHidden="0" w:uiPriority="70" w:unhideWhenUsed="0"/>
+    <w:lsdException w:name="Colorful Shading Accent 6" w:semiHidden="0" w:uiPriority="71" w:unhideWhenUsed="0"/>
+    <w:lsdException w:name="Colorful List Accent 6" w:semiHidden="0" w:uiPriority="72" w:unhideWhenUsed="0"/>
+    <w:lsdException w:name="Colorful Grid Accent 6" w:semiHidden="0" w:uiPriority="73" w:unhideWhenUsed="0"/>
+    <w:lsdException w:name="Subtle Emphasis" w:semiHidden="0" w:uiPriority="19" w:unhideWhenUsed="0" w:qFormat="1"/>
+    <w:lsdException w:name="Intense Emphasis" w:semiHidden="0" w:uiPriority="21" w:unhideWhenUsed="0" w:qFormat="1"/>
+    <w:lsdException w:name="Subtle Reference" w:semiHidden="0" w:uiPriority="31" w:unhideWhenUsed="0" w:qFormat="1"/>
+    <w:lsdException w:name="Intense Reference" w:semiHidden="0" w:uiPriority="32" w:unhideWhenUsed="0" w:qFormat="1"/>
+    <w:lsdException w:name="Book Title" w:semiHidden="0" w:uiPriority="33" w:unhideWhenUsed="0" w:qFormat="1"/>
+    <w:lsdException w:name="Bibliography" w:uiPriority="37"/>
+    <w:lsdException w:name="TOC Heading" w:uiPriority="39" w:qFormat="1"/>
+  </w:latentStyles>
+  <w:style w:type="paragraph" w:default="1" w:styleId="a">
+    <w:name w:val="Normal"/>
+    <w:qFormat/>
+    <w:rsid w:val="00820DCF"/>
+    <w:pPr>
+      <w:widowControl w:val="0"/>
+      <w:jc w:val="both"/>
+    </w:pPr>
+    <w:rPr>
+      <w:kern w:val="2"/>
+      <w:sz w:val="21"/>
+    </w:rPr>
+  </w:style>
+  <w:style w:type="character" w:default="1" w:styleId="a0">
+    <w:name w:val="Default Paragraph Font"/>
+    <w:uiPriority w:val="1"/>
+    <w:semiHidden/>
+    <w:unhideWhenUsed/>
+  </w:style>
+  <w:style w:type="table" w:default="1" w:styleId="a1">
+    <w:name w:val="Normal Table"/>
+    <w:uiPriority w:val="99"/>
+    <w:semiHidden/>
+    <w:unhideWhenUsed/>
+    <w:tblPr>
+      <w:tblInd w:w="0" w:type="dxa"/>
+      <w:tblCellMar>
+        <w:top w:w="0" w:type="dxa"/>
+        <w:left w:w="108" w:type="dxa"/>
+        <w:bottom w:w="0" w:type="dxa"/>
+        <w:right w:w="108" w:type="dxa"/>
+      </w:tblCellMar>
+    </w:tblPr>
+  </w:style>
+  <w:style w:type="numbering" w:default="1" w:styleId="a2">
+    <w:name w:val="No List"/>
+    <w:uiPriority w:val="99"/>
+    <w:semiHidden/>
+    <w:unhideWhenUsed/>
+  </w:style>
+  <w:style w:type="paragraph" w:styleId="a3">
+    <w:name w:val="Date"/>
+    <w:basedOn w:val="a"/>
+    <w:next w:val="a"/>
+    <w:rPr>
+      <w:b/>
+    </w:rPr>
+  </w:style>
+  <w:style w:type="character" w:styleId="a4">
+    <w:name w:val="Hyperlink"/>
+    <w:rPr>
+      <w:color w:val="0000FF"/>
+      <w:u w:val="single"/>
+    </w:rPr>
+  </w:style>
+  <w:style w:type="paragraph" w:styleId="a5">
+    <w:name w:val="Balloon Text"/>
+    <w:basedOn w:val="a"/>
+    <w:semiHidden/>
+    <w:rPr>
+      <w:rFonts w:ascii="Arial" w:eastAsia="ＭＳ ゴシック" w:hAnsi="Arial"/>
+      <w:sz w:val="18"/>
+      <w:szCs w:val="18"/>
+    </w:rPr>
+  </w:style>
+  <w:style w:type="character" w:styleId="a6">
+    <w:name w:val="FollowedHyperlink"/>
+    <w:rPr>
+      <w:color w:val="800080"/>
+      <w:u w:val="single"/>
+    </w:rPr>
+  </w:style>
+  <w:style w:type="table" w:styleId="a7">
+    <w:name w:val="Table Grid"/>
+    <w:basedOn w:val="a1"/>
+    <w:rsid w:val="00280A4F"/>
+    <w:pPr>
+      <w:widowControl w:val="0"/>
+      <w:jc w:val="both"/>
+    </w:pPr>
+    <w:tblPr>
+      <w:tblBorders>
+        <w:top w:val="single" w:sz="4" w:space="0" w:color="auto"/>
+        <w:left w:val="single" w:sz="4" w:space="0" w:color="auto"/>
+        <w:bottom w:val="single" w:sz="4" w:space="0" w:color="auto"/>
+        <w:right w:val="single" w:sz="4" w:space="0" w:color="auto"/>
+        <w:insideH w:val="single" w:sz="4" w:space="0" w:color="auto"/>
+        <w:insideV w:val="single" w:sz="4" w:space="0" w:color="auto"/>
+      </w:tblBorders>
+    </w:tblPr>
+  </w:style>
+  <w:style w:type="paragraph" w:styleId="a8">
+    <w:name w:val="header"/>
+    <w:basedOn w:val="a"/>
+    <w:link w:val="Char"/>
+    <w:unhideWhenUsed/>
+    <w:rsid w:val="00BA6CD3"/>
+    <w:pPr>
+      <w:tabs>
+        <w:tab w:val="center" w:pos="4252"/>
+        <w:tab w:val="right" w:pos="8504"/>
+      </w:tabs>
+      <w:snapToGrid w:val="0"/>
+    </w:pPr>
+  </w:style>
+  <w:style w:type="character" w:customStyle="1" w:styleId="Char">
+    <w:name w:val="页眉 Char"/>
+    <w:link w:val="a8"/>
+    <w:uiPriority w:val="99"/>
+    <w:rsid w:val="00BA6CD3"/>
+    <w:rPr>
+      <w:kern w:val="2"/>
+      <w:sz w:val="21"/>
+    </w:rPr>
+  </w:style>
+  <w:style w:type="paragraph" w:styleId="a9">
+    <w:name w:val="footer"/>
+    <w:basedOn w:val="a"/>
+    <w:link w:val="Char0"/>
+    <w:uiPriority w:val="99"/>
+    <w:unhideWhenUsed/>
+    <w:rsid w:val="00BA6CD3"/>
+    <w:pPr>
+      <w:tabs>
+        <w:tab w:val="center" w:pos="4252"/>
+        <w:tab w:val="right" w:pos="8504"/>
+      </w:tabs>
+      <w:snapToGrid w:val="0"/>
+    </w:pPr>
+  </w:style>
+  <w:style w:type="character" w:customStyle="1" w:styleId="Char0">
+    <w:name w:val="页脚 Char"/>
+    <w:link w:val="a9"/>
+    <w:uiPriority w:val="99"/>
+    <w:rsid w:val="00BA6CD3"/>
+    <w:rPr>
+      <w:kern w:val="2"/>
+      <w:sz w:val="21"/>
+    </w:rPr>
+  </w:style>
+  <w:style w:type="paragraph" w:styleId="aa">
+    <w:name w:val="List Paragraph"/>
+    <w:basedOn w:val="a"/>
+    <w:uiPriority w:val="34"/>
+    <w:qFormat/>
+    <w:rsid w:val="00893523"/>
+    <w:pPr>
+      <w:ind w:leftChars="400" w:left="840"/>
+    </w:pPr>
+  </w:style>
+  <w:style w:type="character" w:styleId="ab">
+    <w:name w:val="annotation reference"/>
+    <w:basedOn w:val="a0"/>
+    <w:uiPriority w:val="99"/>
+    <w:semiHidden/>
+    <w:unhideWhenUsed/>
+    <w:rsid w:val="00C03FD7"/>
+    <w:rPr>
+      <w:sz w:val="18"/>
+      <w:szCs w:val="18"/>
+    </w:rPr>
+  </w:style>
+  <w:style w:type="paragraph" w:styleId="ac">
+    <w:name w:val="annotation text"/>
+    <w:basedOn w:val="a"/>
+    <w:link w:val="Char1"/>
+    <w:uiPriority w:val="99"/>
+    <w:semiHidden/>
+    <w:unhideWhenUsed/>
+    <w:rsid w:val="00C03FD7"/>
+    <w:pPr>
+      <w:jc w:val="left"/>
+    </w:pPr>
+  </w:style>
+  <w:style w:type="character" w:customStyle="1" w:styleId="Char1">
+    <w:name w:val="批注文字 Char"/>
+    <w:basedOn w:val="a0"/>
+    <w:link w:val="ac"/>
+    <w:uiPriority w:val="99"/>
+    <w:semiHidden/>
+    <w:rsid w:val="00C03FD7"/>
+    <w:rPr>
+      <w:kern w:val="2"/>
+      <w:sz w:val="21"/>
+    </w:rPr>
+  </w:style>
+  <w:style w:type="paragraph" w:styleId="ad">
+    <w:name w:val="annotation subject"/>
+    <w:basedOn w:val="ac"/>
+    <w:next w:val="ac"/>
+    <w:link w:val="Char2"/>
+    <w:uiPriority w:val="99"/>
+    <w:semiHidden/>
+    <w:unhideWhenUsed/>
+    <w:rsid w:val="00C03FD7"/>
+    <w:rPr>
+      <w:b/>
+      <w:bCs/>
+    </w:rPr>
+  </w:style>
+  <w:style w:type="character" w:customStyle="1" w:styleId="Char2">
+    <w:name w:val="批注主题 Char"/>
+    <w:basedOn w:val="Char1"/>
+    <w:link w:val="ad"/>
+    <w:uiPriority w:val="99"/>
+    <w:semiHidden/>
+    <w:rsid w:val="00C03FD7"/>
+    <w:rPr>
+      <w:b/>
+      <w:bCs/>
+      <w:kern w:val="2"/>
+      <w:sz w:val="21"/>
+    </w:rPr>
+  </w:style>
+  <w:style w:type="paragraph" w:styleId="ae">
     <w:name w:val="Revision"/>
     <w:hidden/>
     <w:uiPriority w:val="99"/>
@@ -6463,7 +6617,7 @@
   <a:extraClrSchemeLst/>
   <a:extLst>
     <a:ext uri="{05A4C25C-085E-4340-85A3-A5531E510DB2}">
-      <thm15:themeFamily xmlns:thm15="http://schemas.microsoft.com/office/thememl/2012/main" name="Office Theme" id="{62F939B6-93AF-4DB8-9C6B-D6C7DFDC589F}" vid="{4A3C46E8-61CC-4603-A589-7422A47A8E4A}"/>
+      <thm15:themeFamily xmlns:thm15="http://schemas.microsoft.com/office/thememl/2012/main" xmlns="" name="Office Theme" id="{62F939B6-93AF-4DB8-9C6B-D6C7DFDC589F}" vid="{4A3C46E8-61CC-4603-A589-7422A47A8E4A}"/>
     </a:ext>
   </a:extLst>
 </a:theme>
@@ -6474,7 +6628,7 @@
 </file>
 
 <file path=customXml/itemProps1.xml><?xml version="1.0" encoding="utf-8"?>
-<ds:datastoreItem xmlns:ds="http://schemas.openxmlformats.org/officeDocument/2006/customXml" ds:itemID="{AAA3ADB0-F24F-4E6A-BB5A-8BC15692A755}">
+<ds:datastoreItem xmlns:ds="http://schemas.openxmlformats.org/officeDocument/2006/customXml" ds:itemID="{9F11BBC7-3DFE-48DD-A4A1-2AD513A5AEFF}">
   <ds:schemaRefs>
     <ds:schemaRef ds:uri="http://schemas.openxmlformats.org/officeDocument/2006/bibliography"/>
   </ds:schemaRefs>
